--- a/static/Project4_Report.docx
+++ b/static/Project4_Report.docx
@@ -329,7 +329,7 @@
           <w:sz w:val="24"/>
           <w:szCs w:val="24"/>
         </w:rPr>
-        <w:t xml:space="preserve">. </w:t>
+        <w:t>.</w:t>
       </w:r>
       <w:r>
         <w:rPr>

--- a/static/Project4_Report.docx
+++ b/static/Project4_Report.docx
@@ -25,61 +25,7 @@
           <w:bCs/>
           <w:lang w:val="tr-TR"/>
         </w:rPr>
-        <w:t>– Human-</w:t>
-      </w:r>
-      <w:proofErr w:type="spellStart"/>
-      <w:r>
-        <w:rPr>
-          <w:b/>
-          <w:bCs/>
-          <w:lang w:val="tr-TR"/>
-        </w:rPr>
-        <w:t>Centric</w:t>
-      </w:r>
-      <w:proofErr w:type="spellEnd"/>
-      <w:r>
-        <w:rPr>
-          <w:b/>
-          <w:bCs/>
-          <w:lang w:val="tr-TR"/>
-        </w:rPr>
-        <w:t xml:space="preserve"> </w:t>
-      </w:r>
-      <w:proofErr w:type="spellStart"/>
-      <w:r>
-        <w:rPr>
-          <w:b/>
-          <w:bCs/>
-          <w:lang w:val="tr-TR"/>
-        </w:rPr>
-        <w:t>Artificial</w:t>
-      </w:r>
-      <w:proofErr w:type="spellEnd"/>
-      <w:r>
-        <w:rPr>
-          <w:b/>
-          <w:bCs/>
-          <w:lang w:val="tr-TR"/>
-        </w:rPr>
-        <w:t xml:space="preserve"> </w:t>
-      </w:r>
-      <w:proofErr w:type="spellStart"/>
-      <w:r>
-        <w:rPr>
-          <w:b/>
-          <w:bCs/>
-          <w:lang w:val="tr-TR"/>
-        </w:rPr>
-        <w:t>Intelligence</w:t>
-      </w:r>
-      <w:proofErr w:type="spellEnd"/>
-      <w:r>
-        <w:rPr>
-          <w:b/>
-          <w:bCs/>
-          <w:lang w:val="tr-TR"/>
-        </w:rPr>
-        <w:t xml:space="preserve"> (HCAI)</w:t>
+        <w:t>– Human-Centric Artificial Intelligence (HCAI)</w:t>
       </w:r>
     </w:p>
     <w:p>
@@ -95,25 +41,7 @@
           <w:bCs/>
           <w:lang w:val="tr-TR"/>
         </w:rPr>
-        <w:t xml:space="preserve">Name – </w:t>
-      </w:r>
-      <w:proofErr w:type="spellStart"/>
-      <w:r>
-        <w:rPr>
-          <w:b/>
-          <w:bCs/>
-          <w:lang w:val="tr-TR"/>
-        </w:rPr>
-        <w:t>Surname</w:t>
-      </w:r>
-      <w:proofErr w:type="spellEnd"/>
-      <w:r>
-        <w:rPr>
-          <w:b/>
-          <w:bCs/>
-          <w:lang w:val="tr-TR"/>
-        </w:rPr>
-        <w:t xml:space="preserve">: </w:t>
+        <w:t xml:space="preserve">Name – Surname: </w:t>
       </w:r>
       <w:r>
         <w:rPr>
@@ -129,59 +57,13 @@
           <w:lang w:val="tr-TR"/>
         </w:rPr>
       </w:pPr>
-      <w:proofErr w:type="spellStart"/>
-      <w:r>
-        <w:rPr>
-          <w:b/>
-          <w:bCs/>
-          <w:lang w:val="tr-TR"/>
-        </w:rPr>
-        <w:t>Matriculation</w:t>
-      </w:r>
-      <w:proofErr w:type="spellEnd"/>
-      <w:r>
-        <w:rPr>
-          <w:b/>
-          <w:bCs/>
-          <w:lang w:val="tr-TR"/>
-        </w:rPr>
-        <w:t xml:space="preserve"> </w:t>
-      </w:r>
-      <w:proofErr w:type="spellStart"/>
-      <w:r>
-        <w:rPr>
-          <w:b/>
-          <w:bCs/>
-          <w:lang w:val="tr-TR"/>
-        </w:rPr>
-        <w:t>Number</w:t>
-      </w:r>
-      <w:proofErr w:type="spellEnd"/>
-      <w:r>
-        <w:rPr>
-          <w:b/>
-          <w:bCs/>
-          <w:lang w:val="tr-TR"/>
-        </w:rPr>
-        <w:t xml:space="preserve"> (</w:t>
-      </w:r>
-      <w:proofErr w:type="spellStart"/>
-      <w:r>
-        <w:rPr>
-          <w:b/>
-          <w:bCs/>
-          <w:lang w:val="tr-TR"/>
-        </w:rPr>
-        <w:t>Matrikelnummer</w:t>
-      </w:r>
-      <w:proofErr w:type="spellEnd"/>
-      <w:r>
-        <w:rPr>
-          <w:b/>
-          <w:bCs/>
-          <w:lang w:val="tr-TR"/>
-        </w:rPr>
-        <w:t>)</w:t>
+      <w:r>
+        <w:rPr>
+          <w:b/>
+          <w:bCs/>
+          <w:lang w:val="tr-TR"/>
+        </w:rPr>
+        <w:t>Matriculation Number (Matrikelnummer)</w:t>
       </w:r>
       <w:r>
         <w:rPr>
@@ -209,7 +91,6 @@
           <w:lang w:val="tr-TR"/>
         </w:rPr>
       </w:pPr>
-      <w:proofErr w:type="spellStart"/>
       <w:r>
         <w:rPr>
           <w:rFonts w:ascii="Times New Roman" w:hAnsi="Times New Roman" w:cs="Times New Roman"/>
@@ -218,18 +99,7 @@
           <w:u w:val="single"/>
           <w:lang w:val="tr-TR"/>
         </w:rPr>
-        <w:t>Task</w:t>
-      </w:r>
-      <w:proofErr w:type="spellEnd"/>
-      <w:r>
-        <w:rPr>
-          <w:rFonts w:ascii="Times New Roman" w:hAnsi="Times New Roman" w:cs="Times New Roman"/>
-          <w:b/>
-          <w:bCs/>
-          <w:u w:val="single"/>
-          <w:lang w:val="tr-TR"/>
-        </w:rPr>
-        <w:t xml:space="preserve"> 1: </w:t>
+        <w:t xml:space="preserve">Task 1: </w:t>
       </w:r>
     </w:p>
     <w:p>
@@ -1669,7 +1539,6 @@
           <w:lang w:val="tr-TR"/>
         </w:rPr>
       </w:pPr>
-      <w:proofErr w:type="spellStart"/>
       <w:r>
         <w:rPr>
           <w:b/>
@@ -1677,17 +1546,7 @@
           <w:u w:val="single"/>
           <w:lang w:val="tr-TR"/>
         </w:rPr>
-        <w:t>Task</w:t>
-      </w:r>
-      <w:proofErr w:type="spellEnd"/>
-      <w:r>
-        <w:rPr>
-          <w:b/>
-          <w:bCs/>
-          <w:u w:val="single"/>
-          <w:lang w:val="tr-TR"/>
-        </w:rPr>
-        <w:t xml:space="preserve"> 2: </w:t>
+        <w:t xml:space="preserve">Task 2: </w:t>
       </w:r>
     </w:p>
     <w:p>
@@ -5982,428 +5841,40 @@
           <w:lang w:val="tr-TR"/>
         </w:rPr>
       </w:pPr>
-      <w:proofErr w:type="spellStart"/>
       <w:r>
         <w:rPr>
           <w:rFonts w:ascii="Times New Roman" w:hAnsi="Times New Roman" w:cs="Times New Roman"/>
           <w:lang w:val="tr-TR"/>
         </w:rPr>
-        <w:t>So</w:t>
-      </w:r>
-      <w:proofErr w:type="spellEnd"/>
+        <w:t>So,</w:t>
+      </w:r>
       <w:r>
         <w:rPr>
           <w:rFonts w:ascii="Times New Roman" w:hAnsi="Times New Roman" w:cs="Times New Roman"/>
           <w:lang w:val="tr-TR"/>
         </w:rPr>
-        <w:t>,</w:t>
+        <w:t xml:space="preserve"> at the end, this formula is equal to the </w:t>
       </w:r>
       <w:r>
         <w:rPr>
           <w:rFonts w:ascii="Times New Roman" w:hAnsi="Times New Roman" w:cs="Times New Roman"/>
           <w:lang w:val="tr-TR"/>
         </w:rPr>
-        <w:t xml:space="preserve"> at </w:t>
-      </w:r>
-      <w:proofErr w:type="spellStart"/>
+        <w:t>formula that I have used in my first design implementation, which is the</w:t>
+      </w:r>
       <w:r>
         <w:rPr>
           <w:rFonts w:ascii="Times New Roman" w:hAnsi="Times New Roman" w:cs="Times New Roman"/>
           <w:lang w:val="tr-TR"/>
         </w:rPr>
-        <w:t>the</w:t>
-      </w:r>
-      <w:proofErr w:type="spellEnd"/>
+        <w:t xml:space="preserve"> calculation of the probability of </w:t>
+      </w:r>
       <w:r>
         <w:rPr>
           <w:rFonts w:ascii="Times New Roman" w:hAnsi="Times New Roman" w:cs="Times New Roman"/>
           <w:lang w:val="tr-TR"/>
         </w:rPr>
-        <w:t xml:space="preserve"> </w:t>
-      </w:r>
-      <w:proofErr w:type="spellStart"/>
-      <w:r>
-        <w:rPr>
-          <w:rFonts w:ascii="Times New Roman" w:hAnsi="Times New Roman" w:cs="Times New Roman"/>
-          <w:lang w:val="tr-TR"/>
-        </w:rPr>
-        <w:t>end</w:t>
-      </w:r>
-      <w:proofErr w:type="spellEnd"/>
-      <w:r>
-        <w:rPr>
-          <w:rFonts w:ascii="Times New Roman" w:hAnsi="Times New Roman" w:cs="Times New Roman"/>
-          <w:lang w:val="tr-TR"/>
-        </w:rPr>
-        <w:t xml:space="preserve">, </w:t>
-      </w:r>
-      <w:proofErr w:type="spellStart"/>
-      <w:r>
-        <w:rPr>
-          <w:rFonts w:ascii="Times New Roman" w:hAnsi="Times New Roman" w:cs="Times New Roman"/>
-          <w:lang w:val="tr-TR"/>
-        </w:rPr>
-        <w:t>this</w:t>
-      </w:r>
-      <w:proofErr w:type="spellEnd"/>
-      <w:r>
-        <w:rPr>
-          <w:rFonts w:ascii="Times New Roman" w:hAnsi="Times New Roman" w:cs="Times New Roman"/>
-          <w:lang w:val="tr-TR"/>
-        </w:rPr>
-        <w:t xml:space="preserve"> </w:t>
-      </w:r>
-      <w:proofErr w:type="spellStart"/>
-      <w:r>
-        <w:rPr>
-          <w:rFonts w:ascii="Times New Roman" w:hAnsi="Times New Roman" w:cs="Times New Roman"/>
-          <w:lang w:val="tr-TR"/>
-        </w:rPr>
-        <w:t>formula</w:t>
-      </w:r>
-      <w:proofErr w:type="spellEnd"/>
-      <w:r>
-        <w:rPr>
-          <w:rFonts w:ascii="Times New Roman" w:hAnsi="Times New Roman" w:cs="Times New Roman"/>
-          <w:lang w:val="tr-TR"/>
-        </w:rPr>
-        <w:t xml:space="preserve"> is </w:t>
-      </w:r>
-      <w:proofErr w:type="spellStart"/>
-      <w:r>
-        <w:rPr>
-          <w:rFonts w:ascii="Times New Roman" w:hAnsi="Times New Roman" w:cs="Times New Roman"/>
-          <w:lang w:val="tr-TR"/>
-        </w:rPr>
-        <w:t>equal</w:t>
-      </w:r>
-      <w:proofErr w:type="spellEnd"/>
-      <w:r>
-        <w:rPr>
-          <w:rFonts w:ascii="Times New Roman" w:hAnsi="Times New Roman" w:cs="Times New Roman"/>
-          <w:lang w:val="tr-TR"/>
-        </w:rPr>
-        <w:t xml:space="preserve"> </w:t>
-      </w:r>
-      <w:proofErr w:type="spellStart"/>
-      <w:r>
-        <w:rPr>
-          <w:rFonts w:ascii="Times New Roman" w:hAnsi="Times New Roman" w:cs="Times New Roman"/>
-          <w:lang w:val="tr-TR"/>
-        </w:rPr>
-        <w:t>to</w:t>
-      </w:r>
-      <w:proofErr w:type="spellEnd"/>
-      <w:r>
-        <w:rPr>
-          <w:rFonts w:ascii="Times New Roman" w:hAnsi="Times New Roman" w:cs="Times New Roman"/>
-          <w:lang w:val="tr-TR"/>
-        </w:rPr>
-        <w:t xml:space="preserve"> </w:t>
-      </w:r>
-      <w:proofErr w:type="spellStart"/>
-      <w:r>
-        <w:rPr>
-          <w:rFonts w:ascii="Times New Roman" w:hAnsi="Times New Roman" w:cs="Times New Roman"/>
-          <w:lang w:val="tr-TR"/>
-        </w:rPr>
-        <w:t>the</w:t>
-      </w:r>
-      <w:proofErr w:type="spellEnd"/>
-      <w:r>
-        <w:rPr>
-          <w:rFonts w:ascii="Times New Roman" w:hAnsi="Times New Roman" w:cs="Times New Roman"/>
-          <w:lang w:val="tr-TR"/>
-        </w:rPr>
-        <w:t xml:space="preserve"> </w:t>
-      </w:r>
-      <w:proofErr w:type="spellStart"/>
-      <w:r>
-        <w:rPr>
-          <w:rFonts w:ascii="Times New Roman" w:hAnsi="Times New Roman" w:cs="Times New Roman"/>
-          <w:lang w:val="tr-TR"/>
-        </w:rPr>
-        <w:t>formula</w:t>
-      </w:r>
-      <w:proofErr w:type="spellEnd"/>
-      <w:r>
-        <w:rPr>
-          <w:rFonts w:ascii="Times New Roman" w:hAnsi="Times New Roman" w:cs="Times New Roman"/>
-          <w:lang w:val="tr-TR"/>
-        </w:rPr>
-        <w:t xml:space="preserve"> </w:t>
-      </w:r>
-      <w:proofErr w:type="spellStart"/>
-      <w:r>
-        <w:rPr>
-          <w:rFonts w:ascii="Times New Roman" w:hAnsi="Times New Roman" w:cs="Times New Roman"/>
-          <w:lang w:val="tr-TR"/>
-        </w:rPr>
-        <w:t>that</w:t>
-      </w:r>
-      <w:proofErr w:type="spellEnd"/>
-      <w:r>
-        <w:rPr>
-          <w:rFonts w:ascii="Times New Roman" w:hAnsi="Times New Roman" w:cs="Times New Roman"/>
-          <w:lang w:val="tr-TR"/>
-        </w:rPr>
-        <w:t xml:space="preserve"> I </w:t>
-      </w:r>
-      <w:proofErr w:type="spellStart"/>
-      <w:r>
-        <w:rPr>
-          <w:rFonts w:ascii="Times New Roman" w:hAnsi="Times New Roman" w:cs="Times New Roman"/>
-          <w:lang w:val="tr-TR"/>
-        </w:rPr>
-        <w:t>have</w:t>
-      </w:r>
-      <w:proofErr w:type="spellEnd"/>
-      <w:r>
-        <w:rPr>
-          <w:rFonts w:ascii="Times New Roman" w:hAnsi="Times New Roman" w:cs="Times New Roman"/>
-          <w:lang w:val="tr-TR"/>
-        </w:rPr>
-        <w:t xml:space="preserve"> </w:t>
-      </w:r>
-      <w:proofErr w:type="spellStart"/>
-      <w:r>
-        <w:rPr>
-          <w:rFonts w:ascii="Times New Roman" w:hAnsi="Times New Roman" w:cs="Times New Roman"/>
-          <w:lang w:val="tr-TR"/>
-        </w:rPr>
-        <w:t>used</w:t>
-      </w:r>
-      <w:proofErr w:type="spellEnd"/>
-      <w:r>
-        <w:rPr>
-          <w:rFonts w:ascii="Times New Roman" w:hAnsi="Times New Roman" w:cs="Times New Roman"/>
-          <w:lang w:val="tr-TR"/>
-        </w:rPr>
-        <w:t xml:space="preserve"> in </w:t>
-      </w:r>
-      <w:proofErr w:type="spellStart"/>
-      <w:r>
-        <w:rPr>
-          <w:rFonts w:ascii="Times New Roman" w:hAnsi="Times New Roman" w:cs="Times New Roman"/>
-          <w:lang w:val="tr-TR"/>
-        </w:rPr>
-        <w:t>my</w:t>
-      </w:r>
-      <w:proofErr w:type="spellEnd"/>
-      <w:r>
-        <w:rPr>
-          <w:rFonts w:ascii="Times New Roman" w:hAnsi="Times New Roman" w:cs="Times New Roman"/>
-          <w:lang w:val="tr-TR"/>
-        </w:rPr>
-        <w:t xml:space="preserve"> </w:t>
-      </w:r>
-      <w:proofErr w:type="spellStart"/>
-      <w:r>
-        <w:rPr>
-          <w:rFonts w:ascii="Times New Roman" w:hAnsi="Times New Roman" w:cs="Times New Roman"/>
-          <w:lang w:val="tr-TR"/>
-        </w:rPr>
-        <w:t>first</w:t>
-      </w:r>
-      <w:proofErr w:type="spellEnd"/>
-      <w:r>
-        <w:rPr>
-          <w:rFonts w:ascii="Times New Roman" w:hAnsi="Times New Roman" w:cs="Times New Roman"/>
-          <w:lang w:val="tr-TR"/>
-        </w:rPr>
-        <w:t xml:space="preserve"> </w:t>
-      </w:r>
-      <w:proofErr w:type="spellStart"/>
-      <w:r>
-        <w:rPr>
-          <w:rFonts w:ascii="Times New Roman" w:hAnsi="Times New Roman" w:cs="Times New Roman"/>
-          <w:lang w:val="tr-TR"/>
-        </w:rPr>
-        <w:t>design</w:t>
-      </w:r>
-      <w:proofErr w:type="spellEnd"/>
-      <w:r>
-        <w:rPr>
-          <w:rFonts w:ascii="Times New Roman" w:hAnsi="Times New Roman" w:cs="Times New Roman"/>
-          <w:lang w:val="tr-TR"/>
-        </w:rPr>
-        <w:t xml:space="preserve"> </w:t>
-      </w:r>
-      <w:proofErr w:type="spellStart"/>
-      <w:r>
-        <w:rPr>
-          <w:rFonts w:ascii="Times New Roman" w:hAnsi="Times New Roman" w:cs="Times New Roman"/>
-          <w:lang w:val="tr-TR"/>
-        </w:rPr>
-        <w:t>implementation</w:t>
-      </w:r>
-      <w:proofErr w:type="spellEnd"/>
-      <w:r>
-        <w:rPr>
-          <w:rFonts w:ascii="Times New Roman" w:hAnsi="Times New Roman" w:cs="Times New Roman"/>
-          <w:lang w:val="tr-TR"/>
-        </w:rPr>
-        <w:t xml:space="preserve">, </w:t>
-      </w:r>
-      <w:proofErr w:type="spellStart"/>
-      <w:r>
-        <w:rPr>
-          <w:rFonts w:ascii="Times New Roman" w:hAnsi="Times New Roman" w:cs="Times New Roman"/>
-          <w:lang w:val="tr-TR"/>
-        </w:rPr>
-        <w:t>which</w:t>
-      </w:r>
-      <w:proofErr w:type="spellEnd"/>
-      <w:r>
-        <w:rPr>
-          <w:rFonts w:ascii="Times New Roman" w:hAnsi="Times New Roman" w:cs="Times New Roman"/>
-          <w:lang w:val="tr-TR"/>
-        </w:rPr>
-        <w:t xml:space="preserve"> is </w:t>
-      </w:r>
-      <w:proofErr w:type="spellStart"/>
-      <w:r>
-        <w:rPr>
-          <w:rFonts w:ascii="Times New Roman" w:hAnsi="Times New Roman" w:cs="Times New Roman"/>
-          <w:lang w:val="tr-TR"/>
-        </w:rPr>
-        <w:t>the</w:t>
-      </w:r>
-      <w:proofErr w:type="spellEnd"/>
-      <w:r>
-        <w:rPr>
-          <w:rFonts w:ascii="Times New Roman" w:hAnsi="Times New Roman" w:cs="Times New Roman"/>
-          <w:lang w:val="tr-TR"/>
-        </w:rPr>
-        <w:t xml:space="preserve"> </w:t>
-      </w:r>
-      <w:proofErr w:type="spellStart"/>
-      <w:r>
-        <w:rPr>
-          <w:rFonts w:ascii="Times New Roman" w:hAnsi="Times New Roman" w:cs="Times New Roman"/>
-          <w:lang w:val="tr-TR"/>
-        </w:rPr>
-        <w:t>calculation</w:t>
-      </w:r>
-      <w:proofErr w:type="spellEnd"/>
-      <w:r>
-        <w:rPr>
-          <w:rFonts w:ascii="Times New Roman" w:hAnsi="Times New Roman" w:cs="Times New Roman"/>
-          <w:lang w:val="tr-TR"/>
-        </w:rPr>
-        <w:t xml:space="preserve"> of </w:t>
-      </w:r>
-      <w:proofErr w:type="spellStart"/>
-      <w:r>
-        <w:rPr>
-          <w:rFonts w:ascii="Times New Roman" w:hAnsi="Times New Roman" w:cs="Times New Roman"/>
-          <w:lang w:val="tr-TR"/>
-        </w:rPr>
-        <w:t>the</w:t>
-      </w:r>
-      <w:proofErr w:type="spellEnd"/>
-      <w:r>
-        <w:rPr>
-          <w:rFonts w:ascii="Times New Roman" w:hAnsi="Times New Roman" w:cs="Times New Roman"/>
-          <w:lang w:val="tr-TR"/>
-        </w:rPr>
-        <w:t xml:space="preserve"> </w:t>
-      </w:r>
-      <w:proofErr w:type="spellStart"/>
-      <w:r>
-        <w:rPr>
-          <w:rFonts w:ascii="Times New Roman" w:hAnsi="Times New Roman" w:cs="Times New Roman"/>
-          <w:lang w:val="tr-TR"/>
-        </w:rPr>
-        <w:t>probability</w:t>
-      </w:r>
-      <w:proofErr w:type="spellEnd"/>
-      <w:r>
-        <w:rPr>
-          <w:rFonts w:ascii="Times New Roman" w:hAnsi="Times New Roman" w:cs="Times New Roman"/>
-          <w:lang w:val="tr-TR"/>
-        </w:rPr>
-        <w:t xml:space="preserve"> of </w:t>
-      </w:r>
-      <w:proofErr w:type="spellStart"/>
-      <w:r>
-        <w:rPr>
-          <w:rFonts w:ascii="Times New Roman" w:hAnsi="Times New Roman" w:cs="Times New Roman"/>
-          <w:lang w:val="tr-TR"/>
-        </w:rPr>
-        <w:t>pairwise</w:t>
-      </w:r>
-      <w:proofErr w:type="spellEnd"/>
-      <w:r>
-        <w:rPr>
-          <w:rFonts w:ascii="Times New Roman" w:hAnsi="Times New Roman" w:cs="Times New Roman"/>
-          <w:lang w:val="tr-TR"/>
-        </w:rPr>
-        <w:t xml:space="preserve"> </w:t>
-      </w:r>
-      <w:proofErr w:type="spellStart"/>
-      <w:r>
-        <w:rPr>
-          <w:rFonts w:ascii="Times New Roman" w:hAnsi="Times New Roman" w:cs="Times New Roman"/>
-          <w:lang w:val="tr-TR"/>
-        </w:rPr>
-        <w:t>item</w:t>
-      </w:r>
-      <w:proofErr w:type="spellEnd"/>
-      <w:r>
-        <w:rPr>
-          <w:rFonts w:ascii="Times New Roman" w:hAnsi="Times New Roman" w:cs="Times New Roman"/>
-          <w:lang w:val="tr-TR"/>
-        </w:rPr>
-        <w:t xml:space="preserve"> </w:t>
-      </w:r>
-      <w:proofErr w:type="spellStart"/>
-      <w:r>
-        <w:rPr>
-          <w:rFonts w:ascii="Times New Roman" w:hAnsi="Times New Roman" w:cs="Times New Roman"/>
-          <w:lang w:val="tr-TR"/>
-        </w:rPr>
-        <w:t>comparison</w:t>
-      </w:r>
-      <w:proofErr w:type="spellEnd"/>
-      <w:r>
-        <w:rPr>
-          <w:rFonts w:ascii="Times New Roman" w:hAnsi="Times New Roman" w:cs="Times New Roman"/>
-          <w:lang w:val="tr-TR"/>
-        </w:rPr>
-        <w:t xml:space="preserve"> </w:t>
-      </w:r>
-      <w:proofErr w:type="spellStart"/>
-      <w:r>
-        <w:rPr>
-          <w:rFonts w:ascii="Times New Roman" w:hAnsi="Times New Roman" w:cs="Times New Roman"/>
-          <w:lang w:val="tr-TR"/>
-        </w:rPr>
-        <w:t>using</w:t>
-      </w:r>
-      <w:proofErr w:type="spellEnd"/>
-      <w:r>
-        <w:rPr>
-          <w:rFonts w:ascii="Times New Roman" w:hAnsi="Times New Roman" w:cs="Times New Roman"/>
-          <w:lang w:val="tr-TR"/>
-        </w:rPr>
-        <w:t xml:space="preserve"> </w:t>
-      </w:r>
-      <w:proofErr w:type="spellStart"/>
-      <w:r>
-        <w:rPr>
-          <w:rFonts w:ascii="Times New Roman" w:hAnsi="Times New Roman" w:cs="Times New Roman"/>
-          <w:lang w:val="tr-TR"/>
-        </w:rPr>
-        <w:t>the</w:t>
-      </w:r>
-      <w:proofErr w:type="spellEnd"/>
-      <w:r>
-        <w:rPr>
-          <w:rFonts w:ascii="Times New Roman" w:hAnsi="Times New Roman" w:cs="Times New Roman"/>
-          <w:lang w:val="tr-TR"/>
-        </w:rPr>
-        <w:t xml:space="preserve"> Bradley-Terry model. </w:t>
+        <w:t xml:space="preserve">pairwise item comparison using the Bradley-Terry model. </w:t>
       </w:r>
     </w:p>
     <w:p>
@@ -6415,7 +5886,6 @@
           <w:lang w:val="tr-TR"/>
         </w:rPr>
       </w:pPr>
-      <w:proofErr w:type="spellStart"/>
       <w:r>
         <w:rPr>
           <w:rFonts w:ascii="Times New Roman" w:hAnsi="Times New Roman" w:cs="Times New Roman"/>
@@ -6426,7 +5896,6 @@
         </w:rPr>
         <w:t>Note</w:t>
       </w:r>
-      <w:proofErr w:type="spellEnd"/>
       <w:r>
         <w:rPr>
           <w:rFonts w:ascii="Times New Roman" w:hAnsi="Times New Roman" w:cs="Times New Roman"/>
@@ -6442,1044 +5911,60 @@
           <w:rFonts w:ascii="Times New Roman" w:hAnsi="Times New Roman" w:cs="Times New Roman"/>
           <w:lang w:val="tr-TR"/>
         </w:rPr>
+        <w:t xml:space="preserve"> Please note that </w:t>
+      </w:r>
+      <w:r>
+        <w:rPr>
+          <w:rFonts w:ascii="Times New Roman" w:hAnsi="Times New Roman" w:cs="Times New Roman"/>
+          <w:lang w:val="tr-TR"/>
+        </w:rPr>
+        <w:t>the full ranking of the set of ten movies is implemented in the second design</w:t>
+      </w:r>
+      <w:r>
+        <w:rPr>
+          <w:rFonts w:ascii="Times New Roman" w:hAnsi="Times New Roman" w:cs="Times New Roman"/>
+          <w:lang w:val="tr-TR"/>
+        </w:rPr>
+        <w:t>,</w:t>
+      </w:r>
+      <w:r>
+        <w:rPr>
+          <w:rFonts w:ascii="Times New Roman" w:hAnsi="Times New Roman" w:cs="Times New Roman"/>
+          <w:lang w:val="tr-TR"/>
+        </w:rPr>
+        <w:t xml:space="preserve"> which operates on multi-item lists that contain more than 2 movie items. However, this can be reduced to partial ranking of multiple items, where we, for instance, rank top-k movies out of the n movies in total, where 0 &lt; k &lt; n, from the most preferred movie to the least preferred one (For example: k = 6 and n = 10). </w:t>
+      </w:r>
+      <w:r>
+        <w:rPr>
+          <w:rFonts w:ascii="Times New Roman" w:hAnsi="Times New Roman" w:cs="Times New Roman"/>
+          <w:lang w:val="tr-TR"/>
+        </w:rPr>
+        <w:t xml:space="preserve">In my implementation, I have used the </w:t>
+      </w:r>
+      <w:r>
+        <w:rPr>
+          <w:rFonts w:ascii="Times New Roman" w:hAnsi="Times New Roman" w:cs="Times New Roman"/>
+          <w:b/>
+          <w:bCs/>
+          <w:lang w:val="tr-TR"/>
+        </w:rPr>
+        <w:t>‘top_n’</w:t>
+      </w:r>
+      <w:r>
+        <w:rPr>
+          <w:rFonts w:ascii="Times New Roman" w:hAnsi="Times New Roman" w:cs="Times New Roman"/>
+          <w:b/>
+          <w:bCs/>
+          <w:lang w:val="tr-TR"/>
+        </w:rPr>
         <w:t xml:space="preserve"> </w:t>
       </w:r>
-      <w:proofErr w:type="spellStart"/>
       <w:r>
         <w:rPr>
           <w:rFonts w:ascii="Times New Roman" w:hAnsi="Times New Roman" w:cs="Times New Roman"/>
           <w:lang w:val="tr-TR"/>
         </w:rPr>
-        <w:t>Please</w:t>
-      </w:r>
-      <w:proofErr w:type="spellEnd"/>
-      <w:r>
-        <w:rPr>
-          <w:rFonts w:ascii="Times New Roman" w:hAnsi="Times New Roman" w:cs="Times New Roman"/>
-          <w:lang w:val="tr-TR"/>
-        </w:rPr>
-        <w:t xml:space="preserve"> </w:t>
-      </w:r>
-      <w:proofErr w:type="spellStart"/>
-      <w:r>
-        <w:rPr>
-          <w:rFonts w:ascii="Times New Roman" w:hAnsi="Times New Roman" w:cs="Times New Roman"/>
-          <w:lang w:val="tr-TR"/>
-        </w:rPr>
-        <w:t>note</w:t>
-      </w:r>
-      <w:proofErr w:type="spellEnd"/>
-      <w:r>
-        <w:rPr>
-          <w:rFonts w:ascii="Times New Roman" w:hAnsi="Times New Roman" w:cs="Times New Roman"/>
-          <w:lang w:val="tr-TR"/>
-        </w:rPr>
-        <w:t xml:space="preserve"> </w:t>
-      </w:r>
-      <w:proofErr w:type="spellStart"/>
-      <w:r>
-        <w:rPr>
-          <w:rFonts w:ascii="Times New Roman" w:hAnsi="Times New Roman" w:cs="Times New Roman"/>
-          <w:lang w:val="tr-TR"/>
-        </w:rPr>
-        <w:t>that</w:t>
-      </w:r>
-      <w:proofErr w:type="spellEnd"/>
-      <w:r>
-        <w:rPr>
-          <w:rFonts w:ascii="Times New Roman" w:hAnsi="Times New Roman" w:cs="Times New Roman"/>
-          <w:lang w:val="tr-TR"/>
-        </w:rPr>
-        <w:t xml:space="preserve"> </w:t>
-      </w:r>
-      <w:proofErr w:type="spellStart"/>
-      <w:r>
-        <w:rPr>
-          <w:rFonts w:ascii="Times New Roman" w:hAnsi="Times New Roman" w:cs="Times New Roman"/>
-          <w:lang w:val="tr-TR"/>
-        </w:rPr>
-        <w:t>the</w:t>
-      </w:r>
-      <w:proofErr w:type="spellEnd"/>
-      <w:r>
-        <w:rPr>
-          <w:rFonts w:ascii="Times New Roman" w:hAnsi="Times New Roman" w:cs="Times New Roman"/>
-          <w:lang w:val="tr-TR"/>
-        </w:rPr>
-        <w:t xml:space="preserve"> </w:t>
-      </w:r>
-      <w:proofErr w:type="spellStart"/>
-      <w:r>
-        <w:rPr>
-          <w:rFonts w:ascii="Times New Roman" w:hAnsi="Times New Roman" w:cs="Times New Roman"/>
-          <w:lang w:val="tr-TR"/>
-        </w:rPr>
-        <w:t>full</w:t>
-      </w:r>
-      <w:proofErr w:type="spellEnd"/>
-      <w:r>
-        <w:rPr>
-          <w:rFonts w:ascii="Times New Roman" w:hAnsi="Times New Roman" w:cs="Times New Roman"/>
-          <w:lang w:val="tr-TR"/>
-        </w:rPr>
-        <w:t xml:space="preserve"> </w:t>
-      </w:r>
-      <w:proofErr w:type="spellStart"/>
-      <w:r>
-        <w:rPr>
-          <w:rFonts w:ascii="Times New Roman" w:hAnsi="Times New Roman" w:cs="Times New Roman"/>
-          <w:lang w:val="tr-TR"/>
-        </w:rPr>
-        <w:t>ranking</w:t>
-      </w:r>
-      <w:proofErr w:type="spellEnd"/>
-      <w:r>
-        <w:rPr>
-          <w:rFonts w:ascii="Times New Roman" w:hAnsi="Times New Roman" w:cs="Times New Roman"/>
-          <w:lang w:val="tr-TR"/>
-        </w:rPr>
-        <w:t xml:space="preserve"> of </w:t>
-      </w:r>
-      <w:proofErr w:type="spellStart"/>
-      <w:r>
-        <w:rPr>
-          <w:rFonts w:ascii="Times New Roman" w:hAnsi="Times New Roman" w:cs="Times New Roman"/>
-          <w:lang w:val="tr-TR"/>
-        </w:rPr>
-        <w:t>the</w:t>
-      </w:r>
-      <w:proofErr w:type="spellEnd"/>
-      <w:r>
-        <w:rPr>
-          <w:rFonts w:ascii="Times New Roman" w:hAnsi="Times New Roman" w:cs="Times New Roman"/>
-          <w:lang w:val="tr-TR"/>
-        </w:rPr>
-        <w:t xml:space="preserve"> set of ten </w:t>
-      </w:r>
-      <w:proofErr w:type="spellStart"/>
-      <w:r>
-        <w:rPr>
-          <w:rFonts w:ascii="Times New Roman" w:hAnsi="Times New Roman" w:cs="Times New Roman"/>
-          <w:lang w:val="tr-TR"/>
-        </w:rPr>
-        <w:t>movies</w:t>
-      </w:r>
-      <w:proofErr w:type="spellEnd"/>
-      <w:r>
-        <w:rPr>
-          <w:rFonts w:ascii="Times New Roman" w:hAnsi="Times New Roman" w:cs="Times New Roman"/>
-          <w:lang w:val="tr-TR"/>
-        </w:rPr>
-        <w:t xml:space="preserve"> is </w:t>
-      </w:r>
-      <w:proofErr w:type="spellStart"/>
-      <w:r>
-        <w:rPr>
-          <w:rFonts w:ascii="Times New Roman" w:hAnsi="Times New Roman" w:cs="Times New Roman"/>
-          <w:lang w:val="tr-TR"/>
-        </w:rPr>
-        <w:t>implemented</w:t>
-      </w:r>
-      <w:proofErr w:type="spellEnd"/>
-      <w:r>
-        <w:rPr>
-          <w:rFonts w:ascii="Times New Roman" w:hAnsi="Times New Roman" w:cs="Times New Roman"/>
-          <w:lang w:val="tr-TR"/>
-        </w:rPr>
-        <w:t xml:space="preserve"> in </w:t>
-      </w:r>
-      <w:proofErr w:type="spellStart"/>
-      <w:r>
-        <w:rPr>
-          <w:rFonts w:ascii="Times New Roman" w:hAnsi="Times New Roman" w:cs="Times New Roman"/>
-          <w:lang w:val="tr-TR"/>
-        </w:rPr>
-        <w:t>the</w:t>
-      </w:r>
-      <w:proofErr w:type="spellEnd"/>
-      <w:r>
-        <w:rPr>
-          <w:rFonts w:ascii="Times New Roman" w:hAnsi="Times New Roman" w:cs="Times New Roman"/>
-          <w:lang w:val="tr-TR"/>
-        </w:rPr>
-        <w:t xml:space="preserve"> </w:t>
-      </w:r>
-      <w:proofErr w:type="spellStart"/>
-      <w:r>
-        <w:rPr>
-          <w:rFonts w:ascii="Times New Roman" w:hAnsi="Times New Roman" w:cs="Times New Roman"/>
-          <w:lang w:val="tr-TR"/>
-        </w:rPr>
-        <w:t>second</w:t>
-      </w:r>
-      <w:proofErr w:type="spellEnd"/>
-      <w:r>
-        <w:rPr>
-          <w:rFonts w:ascii="Times New Roman" w:hAnsi="Times New Roman" w:cs="Times New Roman"/>
-          <w:lang w:val="tr-TR"/>
-        </w:rPr>
-        <w:t xml:space="preserve"> </w:t>
-      </w:r>
-      <w:proofErr w:type="spellStart"/>
-      <w:r>
-        <w:rPr>
-          <w:rFonts w:ascii="Times New Roman" w:hAnsi="Times New Roman" w:cs="Times New Roman"/>
-          <w:lang w:val="tr-TR"/>
-        </w:rPr>
-        <w:t>design</w:t>
-      </w:r>
-      <w:proofErr w:type="spellEnd"/>
-      <w:r>
-        <w:rPr>
-          <w:rFonts w:ascii="Times New Roman" w:hAnsi="Times New Roman" w:cs="Times New Roman"/>
-          <w:lang w:val="tr-TR"/>
-        </w:rPr>
-        <w:t>,</w:t>
-      </w:r>
-      <w:r>
-        <w:rPr>
-          <w:rFonts w:ascii="Times New Roman" w:hAnsi="Times New Roman" w:cs="Times New Roman"/>
-          <w:lang w:val="tr-TR"/>
-        </w:rPr>
-        <w:t xml:space="preserve"> </w:t>
-      </w:r>
-      <w:proofErr w:type="spellStart"/>
-      <w:r>
-        <w:rPr>
-          <w:rFonts w:ascii="Times New Roman" w:hAnsi="Times New Roman" w:cs="Times New Roman"/>
-          <w:lang w:val="tr-TR"/>
-        </w:rPr>
-        <w:t>which</w:t>
-      </w:r>
-      <w:proofErr w:type="spellEnd"/>
-      <w:r>
-        <w:rPr>
-          <w:rFonts w:ascii="Times New Roman" w:hAnsi="Times New Roman" w:cs="Times New Roman"/>
-          <w:lang w:val="tr-TR"/>
-        </w:rPr>
-        <w:t xml:space="preserve"> </w:t>
-      </w:r>
-      <w:proofErr w:type="spellStart"/>
-      <w:r>
-        <w:rPr>
-          <w:rFonts w:ascii="Times New Roman" w:hAnsi="Times New Roman" w:cs="Times New Roman"/>
-          <w:lang w:val="tr-TR"/>
-        </w:rPr>
-        <w:t>operates</w:t>
-      </w:r>
-      <w:proofErr w:type="spellEnd"/>
-      <w:r>
-        <w:rPr>
-          <w:rFonts w:ascii="Times New Roman" w:hAnsi="Times New Roman" w:cs="Times New Roman"/>
-          <w:lang w:val="tr-TR"/>
-        </w:rPr>
-        <w:t xml:space="preserve"> on </w:t>
-      </w:r>
-      <w:proofErr w:type="spellStart"/>
-      <w:r>
-        <w:rPr>
-          <w:rFonts w:ascii="Times New Roman" w:hAnsi="Times New Roman" w:cs="Times New Roman"/>
-          <w:lang w:val="tr-TR"/>
-        </w:rPr>
-        <w:t>multi-item</w:t>
-      </w:r>
-      <w:proofErr w:type="spellEnd"/>
-      <w:r>
-        <w:rPr>
-          <w:rFonts w:ascii="Times New Roman" w:hAnsi="Times New Roman" w:cs="Times New Roman"/>
-          <w:lang w:val="tr-TR"/>
-        </w:rPr>
-        <w:t xml:space="preserve"> </w:t>
-      </w:r>
-      <w:proofErr w:type="spellStart"/>
-      <w:r>
-        <w:rPr>
-          <w:rFonts w:ascii="Times New Roman" w:hAnsi="Times New Roman" w:cs="Times New Roman"/>
-          <w:lang w:val="tr-TR"/>
-        </w:rPr>
-        <w:t>lists</w:t>
-      </w:r>
-      <w:proofErr w:type="spellEnd"/>
-      <w:r>
-        <w:rPr>
-          <w:rFonts w:ascii="Times New Roman" w:hAnsi="Times New Roman" w:cs="Times New Roman"/>
-          <w:lang w:val="tr-TR"/>
-        </w:rPr>
-        <w:t xml:space="preserve"> </w:t>
-      </w:r>
-      <w:proofErr w:type="spellStart"/>
-      <w:r>
-        <w:rPr>
-          <w:rFonts w:ascii="Times New Roman" w:hAnsi="Times New Roman" w:cs="Times New Roman"/>
-          <w:lang w:val="tr-TR"/>
-        </w:rPr>
-        <w:t>that</w:t>
-      </w:r>
-      <w:proofErr w:type="spellEnd"/>
-      <w:r>
-        <w:rPr>
-          <w:rFonts w:ascii="Times New Roman" w:hAnsi="Times New Roman" w:cs="Times New Roman"/>
-          <w:lang w:val="tr-TR"/>
-        </w:rPr>
-        <w:t xml:space="preserve"> </w:t>
-      </w:r>
-      <w:proofErr w:type="spellStart"/>
-      <w:r>
-        <w:rPr>
-          <w:rFonts w:ascii="Times New Roman" w:hAnsi="Times New Roman" w:cs="Times New Roman"/>
-          <w:lang w:val="tr-TR"/>
-        </w:rPr>
-        <w:t>contain</w:t>
-      </w:r>
-      <w:proofErr w:type="spellEnd"/>
-      <w:r>
-        <w:rPr>
-          <w:rFonts w:ascii="Times New Roman" w:hAnsi="Times New Roman" w:cs="Times New Roman"/>
-          <w:lang w:val="tr-TR"/>
-        </w:rPr>
-        <w:t xml:space="preserve"> </w:t>
-      </w:r>
-      <w:proofErr w:type="spellStart"/>
-      <w:r>
-        <w:rPr>
-          <w:rFonts w:ascii="Times New Roman" w:hAnsi="Times New Roman" w:cs="Times New Roman"/>
-          <w:lang w:val="tr-TR"/>
-        </w:rPr>
-        <w:t>more</w:t>
-      </w:r>
-      <w:proofErr w:type="spellEnd"/>
-      <w:r>
-        <w:rPr>
-          <w:rFonts w:ascii="Times New Roman" w:hAnsi="Times New Roman" w:cs="Times New Roman"/>
-          <w:lang w:val="tr-TR"/>
-        </w:rPr>
-        <w:t xml:space="preserve"> </w:t>
-      </w:r>
-      <w:proofErr w:type="spellStart"/>
-      <w:r>
-        <w:rPr>
-          <w:rFonts w:ascii="Times New Roman" w:hAnsi="Times New Roman" w:cs="Times New Roman"/>
-          <w:lang w:val="tr-TR"/>
-        </w:rPr>
-        <w:t>than</w:t>
-      </w:r>
-      <w:proofErr w:type="spellEnd"/>
-      <w:r>
-        <w:rPr>
-          <w:rFonts w:ascii="Times New Roman" w:hAnsi="Times New Roman" w:cs="Times New Roman"/>
-          <w:lang w:val="tr-TR"/>
-        </w:rPr>
-        <w:t xml:space="preserve"> 2 </w:t>
-      </w:r>
-      <w:proofErr w:type="spellStart"/>
-      <w:r>
-        <w:rPr>
-          <w:rFonts w:ascii="Times New Roman" w:hAnsi="Times New Roman" w:cs="Times New Roman"/>
-          <w:lang w:val="tr-TR"/>
-        </w:rPr>
-        <w:t>movie</w:t>
-      </w:r>
-      <w:proofErr w:type="spellEnd"/>
-      <w:r>
-        <w:rPr>
-          <w:rFonts w:ascii="Times New Roman" w:hAnsi="Times New Roman" w:cs="Times New Roman"/>
-          <w:lang w:val="tr-TR"/>
-        </w:rPr>
-        <w:t xml:space="preserve"> </w:t>
-      </w:r>
-      <w:proofErr w:type="spellStart"/>
-      <w:r>
-        <w:rPr>
-          <w:rFonts w:ascii="Times New Roman" w:hAnsi="Times New Roman" w:cs="Times New Roman"/>
-          <w:lang w:val="tr-TR"/>
-        </w:rPr>
-        <w:t>items</w:t>
-      </w:r>
-      <w:proofErr w:type="spellEnd"/>
-      <w:r>
-        <w:rPr>
-          <w:rFonts w:ascii="Times New Roman" w:hAnsi="Times New Roman" w:cs="Times New Roman"/>
-          <w:lang w:val="tr-TR"/>
-        </w:rPr>
-        <w:t xml:space="preserve">. </w:t>
-      </w:r>
-      <w:proofErr w:type="spellStart"/>
-      <w:r>
-        <w:rPr>
-          <w:rFonts w:ascii="Times New Roman" w:hAnsi="Times New Roman" w:cs="Times New Roman"/>
-          <w:lang w:val="tr-TR"/>
-        </w:rPr>
-        <w:t>However</w:t>
-      </w:r>
-      <w:proofErr w:type="spellEnd"/>
-      <w:r>
-        <w:rPr>
-          <w:rFonts w:ascii="Times New Roman" w:hAnsi="Times New Roman" w:cs="Times New Roman"/>
-          <w:lang w:val="tr-TR"/>
-        </w:rPr>
-        <w:t xml:space="preserve">, </w:t>
-      </w:r>
-      <w:proofErr w:type="spellStart"/>
-      <w:r>
-        <w:rPr>
-          <w:rFonts w:ascii="Times New Roman" w:hAnsi="Times New Roman" w:cs="Times New Roman"/>
-          <w:lang w:val="tr-TR"/>
-        </w:rPr>
-        <w:t>this</w:t>
-      </w:r>
-      <w:proofErr w:type="spellEnd"/>
-      <w:r>
-        <w:rPr>
-          <w:rFonts w:ascii="Times New Roman" w:hAnsi="Times New Roman" w:cs="Times New Roman"/>
-          <w:lang w:val="tr-TR"/>
-        </w:rPr>
-        <w:t xml:space="preserve"> can be </w:t>
-      </w:r>
-      <w:proofErr w:type="spellStart"/>
-      <w:r>
-        <w:rPr>
-          <w:rFonts w:ascii="Times New Roman" w:hAnsi="Times New Roman" w:cs="Times New Roman"/>
-          <w:lang w:val="tr-TR"/>
-        </w:rPr>
-        <w:t>reduced</w:t>
-      </w:r>
-      <w:proofErr w:type="spellEnd"/>
-      <w:r>
-        <w:rPr>
-          <w:rFonts w:ascii="Times New Roman" w:hAnsi="Times New Roman" w:cs="Times New Roman"/>
-          <w:lang w:val="tr-TR"/>
-        </w:rPr>
-        <w:t xml:space="preserve"> </w:t>
-      </w:r>
-      <w:proofErr w:type="spellStart"/>
-      <w:r>
-        <w:rPr>
-          <w:rFonts w:ascii="Times New Roman" w:hAnsi="Times New Roman" w:cs="Times New Roman"/>
-          <w:lang w:val="tr-TR"/>
-        </w:rPr>
-        <w:t>to</w:t>
-      </w:r>
-      <w:proofErr w:type="spellEnd"/>
-      <w:r>
-        <w:rPr>
-          <w:rFonts w:ascii="Times New Roman" w:hAnsi="Times New Roman" w:cs="Times New Roman"/>
-          <w:lang w:val="tr-TR"/>
-        </w:rPr>
-        <w:t xml:space="preserve"> </w:t>
-      </w:r>
-      <w:proofErr w:type="spellStart"/>
-      <w:r>
-        <w:rPr>
-          <w:rFonts w:ascii="Times New Roman" w:hAnsi="Times New Roman" w:cs="Times New Roman"/>
-          <w:lang w:val="tr-TR"/>
-        </w:rPr>
-        <w:t>partial</w:t>
-      </w:r>
-      <w:proofErr w:type="spellEnd"/>
-      <w:r>
-        <w:rPr>
-          <w:rFonts w:ascii="Times New Roman" w:hAnsi="Times New Roman" w:cs="Times New Roman"/>
-          <w:lang w:val="tr-TR"/>
-        </w:rPr>
-        <w:t xml:space="preserve"> </w:t>
-      </w:r>
-      <w:proofErr w:type="spellStart"/>
-      <w:r>
-        <w:rPr>
-          <w:rFonts w:ascii="Times New Roman" w:hAnsi="Times New Roman" w:cs="Times New Roman"/>
-          <w:lang w:val="tr-TR"/>
-        </w:rPr>
-        <w:t>ranking</w:t>
-      </w:r>
-      <w:proofErr w:type="spellEnd"/>
-      <w:r>
-        <w:rPr>
-          <w:rFonts w:ascii="Times New Roman" w:hAnsi="Times New Roman" w:cs="Times New Roman"/>
-          <w:lang w:val="tr-TR"/>
-        </w:rPr>
-        <w:t xml:space="preserve"> of multiple </w:t>
-      </w:r>
-      <w:proofErr w:type="spellStart"/>
-      <w:r>
-        <w:rPr>
-          <w:rFonts w:ascii="Times New Roman" w:hAnsi="Times New Roman" w:cs="Times New Roman"/>
-          <w:lang w:val="tr-TR"/>
-        </w:rPr>
-        <w:t>items</w:t>
-      </w:r>
-      <w:proofErr w:type="spellEnd"/>
-      <w:r>
-        <w:rPr>
-          <w:rFonts w:ascii="Times New Roman" w:hAnsi="Times New Roman" w:cs="Times New Roman"/>
-          <w:lang w:val="tr-TR"/>
-        </w:rPr>
-        <w:t xml:space="preserve">, </w:t>
-      </w:r>
-      <w:proofErr w:type="spellStart"/>
-      <w:r>
-        <w:rPr>
-          <w:rFonts w:ascii="Times New Roman" w:hAnsi="Times New Roman" w:cs="Times New Roman"/>
-          <w:lang w:val="tr-TR"/>
-        </w:rPr>
-        <w:t>where</w:t>
-      </w:r>
-      <w:proofErr w:type="spellEnd"/>
-      <w:r>
-        <w:rPr>
-          <w:rFonts w:ascii="Times New Roman" w:hAnsi="Times New Roman" w:cs="Times New Roman"/>
-          <w:lang w:val="tr-TR"/>
-        </w:rPr>
-        <w:t xml:space="preserve"> </w:t>
-      </w:r>
-      <w:proofErr w:type="spellStart"/>
-      <w:r>
-        <w:rPr>
-          <w:rFonts w:ascii="Times New Roman" w:hAnsi="Times New Roman" w:cs="Times New Roman"/>
-          <w:lang w:val="tr-TR"/>
-        </w:rPr>
-        <w:t>we</w:t>
-      </w:r>
-      <w:proofErr w:type="spellEnd"/>
-      <w:r>
-        <w:rPr>
-          <w:rFonts w:ascii="Times New Roman" w:hAnsi="Times New Roman" w:cs="Times New Roman"/>
-          <w:lang w:val="tr-TR"/>
-        </w:rPr>
-        <w:t xml:space="preserve">, </w:t>
-      </w:r>
-      <w:proofErr w:type="spellStart"/>
-      <w:r>
-        <w:rPr>
-          <w:rFonts w:ascii="Times New Roman" w:hAnsi="Times New Roman" w:cs="Times New Roman"/>
-          <w:lang w:val="tr-TR"/>
-        </w:rPr>
-        <w:t>for</w:t>
-      </w:r>
-      <w:proofErr w:type="spellEnd"/>
-      <w:r>
-        <w:rPr>
-          <w:rFonts w:ascii="Times New Roman" w:hAnsi="Times New Roman" w:cs="Times New Roman"/>
-          <w:lang w:val="tr-TR"/>
-        </w:rPr>
-        <w:t xml:space="preserve"> </w:t>
-      </w:r>
-      <w:proofErr w:type="spellStart"/>
-      <w:r>
-        <w:rPr>
-          <w:rFonts w:ascii="Times New Roman" w:hAnsi="Times New Roman" w:cs="Times New Roman"/>
-          <w:lang w:val="tr-TR"/>
-        </w:rPr>
-        <w:t>instance</w:t>
-      </w:r>
-      <w:proofErr w:type="spellEnd"/>
-      <w:r>
-        <w:rPr>
-          <w:rFonts w:ascii="Times New Roman" w:hAnsi="Times New Roman" w:cs="Times New Roman"/>
-          <w:lang w:val="tr-TR"/>
-        </w:rPr>
-        <w:t xml:space="preserve">, </w:t>
-      </w:r>
-      <w:proofErr w:type="spellStart"/>
-      <w:r>
-        <w:rPr>
-          <w:rFonts w:ascii="Times New Roman" w:hAnsi="Times New Roman" w:cs="Times New Roman"/>
-          <w:lang w:val="tr-TR"/>
-        </w:rPr>
-        <w:t>rank</w:t>
-      </w:r>
-      <w:proofErr w:type="spellEnd"/>
-      <w:r>
-        <w:rPr>
-          <w:rFonts w:ascii="Times New Roman" w:hAnsi="Times New Roman" w:cs="Times New Roman"/>
-          <w:lang w:val="tr-TR"/>
-        </w:rPr>
-        <w:t xml:space="preserve"> top-k </w:t>
-      </w:r>
-      <w:proofErr w:type="spellStart"/>
-      <w:r>
-        <w:rPr>
-          <w:rFonts w:ascii="Times New Roman" w:hAnsi="Times New Roman" w:cs="Times New Roman"/>
-          <w:lang w:val="tr-TR"/>
-        </w:rPr>
-        <w:t>movies</w:t>
-      </w:r>
-      <w:proofErr w:type="spellEnd"/>
-      <w:r>
-        <w:rPr>
-          <w:rFonts w:ascii="Times New Roman" w:hAnsi="Times New Roman" w:cs="Times New Roman"/>
-          <w:lang w:val="tr-TR"/>
-        </w:rPr>
-        <w:t xml:space="preserve"> </w:t>
-      </w:r>
-      <w:proofErr w:type="spellStart"/>
-      <w:r>
-        <w:rPr>
-          <w:rFonts w:ascii="Times New Roman" w:hAnsi="Times New Roman" w:cs="Times New Roman"/>
-          <w:lang w:val="tr-TR"/>
-        </w:rPr>
-        <w:t>out</w:t>
-      </w:r>
-      <w:proofErr w:type="spellEnd"/>
-      <w:r>
-        <w:rPr>
-          <w:rFonts w:ascii="Times New Roman" w:hAnsi="Times New Roman" w:cs="Times New Roman"/>
-          <w:lang w:val="tr-TR"/>
-        </w:rPr>
-        <w:t xml:space="preserve"> of </w:t>
-      </w:r>
-      <w:proofErr w:type="spellStart"/>
-      <w:r>
-        <w:rPr>
-          <w:rFonts w:ascii="Times New Roman" w:hAnsi="Times New Roman" w:cs="Times New Roman"/>
-          <w:lang w:val="tr-TR"/>
-        </w:rPr>
-        <w:t>the</w:t>
-      </w:r>
-      <w:proofErr w:type="spellEnd"/>
-      <w:r>
-        <w:rPr>
-          <w:rFonts w:ascii="Times New Roman" w:hAnsi="Times New Roman" w:cs="Times New Roman"/>
-          <w:lang w:val="tr-TR"/>
-        </w:rPr>
-        <w:t xml:space="preserve"> n </w:t>
-      </w:r>
-      <w:proofErr w:type="spellStart"/>
-      <w:r>
-        <w:rPr>
-          <w:rFonts w:ascii="Times New Roman" w:hAnsi="Times New Roman" w:cs="Times New Roman"/>
-          <w:lang w:val="tr-TR"/>
-        </w:rPr>
-        <w:t>movies</w:t>
-      </w:r>
-      <w:proofErr w:type="spellEnd"/>
-      <w:r>
-        <w:rPr>
-          <w:rFonts w:ascii="Times New Roman" w:hAnsi="Times New Roman" w:cs="Times New Roman"/>
-          <w:lang w:val="tr-TR"/>
-        </w:rPr>
-        <w:t xml:space="preserve"> in total, </w:t>
-      </w:r>
-      <w:proofErr w:type="spellStart"/>
-      <w:r>
-        <w:rPr>
-          <w:rFonts w:ascii="Times New Roman" w:hAnsi="Times New Roman" w:cs="Times New Roman"/>
-          <w:lang w:val="tr-TR"/>
-        </w:rPr>
-        <w:t>where</w:t>
-      </w:r>
-      <w:proofErr w:type="spellEnd"/>
-      <w:r>
-        <w:rPr>
-          <w:rFonts w:ascii="Times New Roman" w:hAnsi="Times New Roman" w:cs="Times New Roman"/>
-          <w:lang w:val="tr-TR"/>
-        </w:rPr>
-        <w:t xml:space="preserve"> 0 </w:t>
-      </w:r>
-      <w:proofErr w:type="gramStart"/>
-      <w:r>
-        <w:rPr>
-          <w:rFonts w:ascii="Times New Roman" w:hAnsi="Times New Roman" w:cs="Times New Roman"/>
-          <w:lang w:val="tr-TR"/>
-        </w:rPr>
-        <w:t>&lt; k</w:t>
-      </w:r>
-      <w:proofErr w:type="gramEnd"/>
-      <w:r>
-        <w:rPr>
-          <w:rFonts w:ascii="Times New Roman" w:hAnsi="Times New Roman" w:cs="Times New Roman"/>
-          <w:lang w:val="tr-TR"/>
-        </w:rPr>
-        <w:t xml:space="preserve"> </w:t>
-      </w:r>
-      <w:proofErr w:type="gramStart"/>
-      <w:r>
-        <w:rPr>
-          <w:rFonts w:ascii="Times New Roman" w:hAnsi="Times New Roman" w:cs="Times New Roman"/>
-          <w:lang w:val="tr-TR"/>
-        </w:rPr>
-        <w:t>&lt; n</w:t>
-      </w:r>
-      <w:proofErr w:type="gramEnd"/>
-      <w:r>
-        <w:rPr>
-          <w:rFonts w:ascii="Times New Roman" w:hAnsi="Times New Roman" w:cs="Times New Roman"/>
-          <w:lang w:val="tr-TR"/>
-        </w:rPr>
-        <w:t xml:space="preserve">, </w:t>
-      </w:r>
-      <w:proofErr w:type="spellStart"/>
-      <w:r>
-        <w:rPr>
-          <w:rFonts w:ascii="Times New Roman" w:hAnsi="Times New Roman" w:cs="Times New Roman"/>
-          <w:lang w:val="tr-TR"/>
-        </w:rPr>
-        <w:t>from</w:t>
-      </w:r>
-      <w:proofErr w:type="spellEnd"/>
-      <w:r>
-        <w:rPr>
-          <w:rFonts w:ascii="Times New Roman" w:hAnsi="Times New Roman" w:cs="Times New Roman"/>
-          <w:lang w:val="tr-TR"/>
-        </w:rPr>
-        <w:t xml:space="preserve"> </w:t>
-      </w:r>
-      <w:proofErr w:type="spellStart"/>
-      <w:r>
-        <w:rPr>
-          <w:rFonts w:ascii="Times New Roman" w:hAnsi="Times New Roman" w:cs="Times New Roman"/>
-          <w:lang w:val="tr-TR"/>
-        </w:rPr>
-        <w:t>the</w:t>
-      </w:r>
-      <w:proofErr w:type="spellEnd"/>
-      <w:r>
-        <w:rPr>
-          <w:rFonts w:ascii="Times New Roman" w:hAnsi="Times New Roman" w:cs="Times New Roman"/>
-          <w:lang w:val="tr-TR"/>
-        </w:rPr>
-        <w:t xml:space="preserve"> </w:t>
-      </w:r>
-      <w:proofErr w:type="spellStart"/>
-      <w:r>
-        <w:rPr>
-          <w:rFonts w:ascii="Times New Roman" w:hAnsi="Times New Roman" w:cs="Times New Roman"/>
-          <w:lang w:val="tr-TR"/>
-        </w:rPr>
-        <w:t>most</w:t>
-      </w:r>
-      <w:proofErr w:type="spellEnd"/>
-      <w:r>
-        <w:rPr>
-          <w:rFonts w:ascii="Times New Roman" w:hAnsi="Times New Roman" w:cs="Times New Roman"/>
-          <w:lang w:val="tr-TR"/>
-        </w:rPr>
-        <w:t xml:space="preserve"> </w:t>
-      </w:r>
-      <w:proofErr w:type="spellStart"/>
-      <w:r>
-        <w:rPr>
-          <w:rFonts w:ascii="Times New Roman" w:hAnsi="Times New Roman" w:cs="Times New Roman"/>
-          <w:lang w:val="tr-TR"/>
-        </w:rPr>
-        <w:t>preferred</w:t>
-      </w:r>
-      <w:proofErr w:type="spellEnd"/>
-      <w:r>
-        <w:rPr>
-          <w:rFonts w:ascii="Times New Roman" w:hAnsi="Times New Roman" w:cs="Times New Roman"/>
-          <w:lang w:val="tr-TR"/>
-        </w:rPr>
-        <w:t xml:space="preserve"> </w:t>
-      </w:r>
-      <w:proofErr w:type="spellStart"/>
-      <w:r>
-        <w:rPr>
-          <w:rFonts w:ascii="Times New Roman" w:hAnsi="Times New Roman" w:cs="Times New Roman"/>
-          <w:lang w:val="tr-TR"/>
-        </w:rPr>
-        <w:t>movie</w:t>
-      </w:r>
-      <w:proofErr w:type="spellEnd"/>
-      <w:r>
-        <w:rPr>
-          <w:rFonts w:ascii="Times New Roman" w:hAnsi="Times New Roman" w:cs="Times New Roman"/>
-          <w:lang w:val="tr-TR"/>
-        </w:rPr>
-        <w:t xml:space="preserve"> </w:t>
-      </w:r>
-      <w:proofErr w:type="spellStart"/>
-      <w:r>
-        <w:rPr>
-          <w:rFonts w:ascii="Times New Roman" w:hAnsi="Times New Roman" w:cs="Times New Roman"/>
-          <w:lang w:val="tr-TR"/>
-        </w:rPr>
-        <w:t>to</w:t>
-      </w:r>
-      <w:proofErr w:type="spellEnd"/>
-      <w:r>
-        <w:rPr>
-          <w:rFonts w:ascii="Times New Roman" w:hAnsi="Times New Roman" w:cs="Times New Roman"/>
-          <w:lang w:val="tr-TR"/>
-        </w:rPr>
-        <w:t xml:space="preserve"> </w:t>
-      </w:r>
-      <w:proofErr w:type="spellStart"/>
-      <w:r>
-        <w:rPr>
-          <w:rFonts w:ascii="Times New Roman" w:hAnsi="Times New Roman" w:cs="Times New Roman"/>
-          <w:lang w:val="tr-TR"/>
-        </w:rPr>
-        <w:t>the</w:t>
-      </w:r>
-      <w:proofErr w:type="spellEnd"/>
-      <w:r>
-        <w:rPr>
-          <w:rFonts w:ascii="Times New Roman" w:hAnsi="Times New Roman" w:cs="Times New Roman"/>
-          <w:lang w:val="tr-TR"/>
-        </w:rPr>
-        <w:t xml:space="preserve"> </w:t>
-      </w:r>
-      <w:proofErr w:type="spellStart"/>
-      <w:r>
-        <w:rPr>
-          <w:rFonts w:ascii="Times New Roman" w:hAnsi="Times New Roman" w:cs="Times New Roman"/>
-          <w:lang w:val="tr-TR"/>
-        </w:rPr>
-        <w:t>least</w:t>
-      </w:r>
-      <w:proofErr w:type="spellEnd"/>
-      <w:r>
-        <w:rPr>
-          <w:rFonts w:ascii="Times New Roman" w:hAnsi="Times New Roman" w:cs="Times New Roman"/>
-          <w:lang w:val="tr-TR"/>
-        </w:rPr>
-        <w:t xml:space="preserve"> </w:t>
-      </w:r>
-      <w:proofErr w:type="spellStart"/>
-      <w:r>
-        <w:rPr>
-          <w:rFonts w:ascii="Times New Roman" w:hAnsi="Times New Roman" w:cs="Times New Roman"/>
-          <w:lang w:val="tr-TR"/>
-        </w:rPr>
-        <w:t>preferred</w:t>
-      </w:r>
-      <w:proofErr w:type="spellEnd"/>
-      <w:r>
-        <w:rPr>
-          <w:rFonts w:ascii="Times New Roman" w:hAnsi="Times New Roman" w:cs="Times New Roman"/>
-          <w:lang w:val="tr-TR"/>
-        </w:rPr>
-        <w:t xml:space="preserve"> </w:t>
-      </w:r>
-      <w:proofErr w:type="spellStart"/>
-      <w:r>
-        <w:rPr>
-          <w:rFonts w:ascii="Times New Roman" w:hAnsi="Times New Roman" w:cs="Times New Roman"/>
-          <w:lang w:val="tr-TR"/>
-        </w:rPr>
-        <w:t>one</w:t>
-      </w:r>
-      <w:proofErr w:type="spellEnd"/>
-      <w:r>
-        <w:rPr>
-          <w:rFonts w:ascii="Times New Roman" w:hAnsi="Times New Roman" w:cs="Times New Roman"/>
-          <w:lang w:val="tr-TR"/>
-        </w:rPr>
-        <w:t xml:space="preserve"> (</w:t>
-      </w:r>
-      <w:proofErr w:type="spellStart"/>
-      <w:r>
-        <w:rPr>
-          <w:rFonts w:ascii="Times New Roman" w:hAnsi="Times New Roman" w:cs="Times New Roman"/>
-          <w:lang w:val="tr-TR"/>
-        </w:rPr>
-        <w:t>For</w:t>
-      </w:r>
-      <w:proofErr w:type="spellEnd"/>
-      <w:r>
-        <w:rPr>
-          <w:rFonts w:ascii="Times New Roman" w:hAnsi="Times New Roman" w:cs="Times New Roman"/>
-          <w:lang w:val="tr-TR"/>
-        </w:rPr>
-        <w:t xml:space="preserve"> </w:t>
-      </w:r>
-      <w:proofErr w:type="spellStart"/>
-      <w:r>
-        <w:rPr>
-          <w:rFonts w:ascii="Times New Roman" w:hAnsi="Times New Roman" w:cs="Times New Roman"/>
-          <w:lang w:val="tr-TR"/>
-        </w:rPr>
-        <w:t>example</w:t>
-      </w:r>
-      <w:proofErr w:type="spellEnd"/>
-      <w:r>
-        <w:rPr>
-          <w:rFonts w:ascii="Times New Roman" w:hAnsi="Times New Roman" w:cs="Times New Roman"/>
-          <w:lang w:val="tr-TR"/>
-        </w:rPr>
-        <w:t xml:space="preserve">: k = 6 </w:t>
-      </w:r>
-      <w:proofErr w:type="spellStart"/>
-      <w:r>
-        <w:rPr>
-          <w:rFonts w:ascii="Times New Roman" w:hAnsi="Times New Roman" w:cs="Times New Roman"/>
-          <w:lang w:val="tr-TR"/>
-        </w:rPr>
-        <w:t>and</w:t>
-      </w:r>
-      <w:proofErr w:type="spellEnd"/>
-      <w:r>
-        <w:rPr>
-          <w:rFonts w:ascii="Times New Roman" w:hAnsi="Times New Roman" w:cs="Times New Roman"/>
-          <w:lang w:val="tr-TR"/>
-        </w:rPr>
-        <w:t xml:space="preserve"> n = 10). </w:t>
-      </w:r>
-      <w:proofErr w:type="spellStart"/>
-      <w:r>
-        <w:rPr>
-          <w:rFonts w:ascii="Times New Roman" w:hAnsi="Times New Roman" w:cs="Times New Roman"/>
-          <w:lang w:val="tr-TR"/>
-        </w:rPr>
-        <w:t>In</w:t>
-      </w:r>
-      <w:proofErr w:type="spellEnd"/>
-      <w:r>
-        <w:rPr>
-          <w:rFonts w:ascii="Times New Roman" w:hAnsi="Times New Roman" w:cs="Times New Roman"/>
-          <w:lang w:val="tr-TR"/>
-        </w:rPr>
-        <w:t xml:space="preserve"> </w:t>
-      </w:r>
-      <w:proofErr w:type="spellStart"/>
-      <w:r>
-        <w:rPr>
-          <w:rFonts w:ascii="Times New Roman" w:hAnsi="Times New Roman" w:cs="Times New Roman"/>
-          <w:lang w:val="tr-TR"/>
-        </w:rPr>
-        <w:t>my</w:t>
-      </w:r>
-      <w:proofErr w:type="spellEnd"/>
-      <w:r>
-        <w:rPr>
-          <w:rFonts w:ascii="Times New Roman" w:hAnsi="Times New Roman" w:cs="Times New Roman"/>
-          <w:lang w:val="tr-TR"/>
-        </w:rPr>
-        <w:t xml:space="preserve"> </w:t>
-      </w:r>
-      <w:proofErr w:type="spellStart"/>
-      <w:r>
-        <w:rPr>
-          <w:rFonts w:ascii="Times New Roman" w:hAnsi="Times New Roman" w:cs="Times New Roman"/>
-          <w:lang w:val="tr-TR"/>
-        </w:rPr>
-        <w:t>implementation</w:t>
-      </w:r>
-      <w:proofErr w:type="spellEnd"/>
-      <w:r>
-        <w:rPr>
-          <w:rFonts w:ascii="Times New Roman" w:hAnsi="Times New Roman" w:cs="Times New Roman"/>
-          <w:lang w:val="tr-TR"/>
-        </w:rPr>
-        <w:t xml:space="preserve">, I </w:t>
-      </w:r>
-      <w:proofErr w:type="spellStart"/>
-      <w:r>
-        <w:rPr>
-          <w:rFonts w:ascii="Times New Roman" w:hAnsi="Times New Roman" w:cs="Times New Roman"/>
-          <w:lang w:val="tr-TR"/>
-        </w:rPr>
-        <w:t>have</w:t>
-      </w:r>
-      <w:proofErr w:type="spellEnd"/>
-      <w:r>
-        <w:rPr>
-          <w:rFonts w:ascii="Times New Roman" w:hAnsi="Times New Roman" w:cs="Times New Roman"/>
-          <w:lang w:val="tr-TR"/>
-        </w:rPr>
-        <w:t xml:space="preserve"> </w:t>
-      </w:r>
-      <w:proofErr w:type="spellStart"/>
-      <w:r>
-        <w:rPr>
-          <w:rFonts w:ascii="Times New Roman" w:hAnsi="Times New Roman" w:cs="Times New Roman"/>
-          <w:lang w:val="tr-TR"/>
-        </w:rPr>
-        <w:t>used</w:t>
-      </w:r>
-      <w:proofErr w:type="spellEnd"/>
-      <w:r>
-        <w:rPr>
-          <w:rFonts w:ascii="Times New Roman" w:hAnsi="Times New Roman" w:cs="Times New Roman"/>
-          <w:lang w:val="tr-TR"/>
-        </w:rPr>
-        <w:t xml:space="preserve"> </w:t>
-      </w:r>
-      <w:proofErr w:type="spellStart"/>
-      <w:r>
-        <w:rPr>
-          <w:rFonts w:ascii="Times New Roman" w:hAnsi="Times New Roman" w:cs="Times New Roman"/>
-          <w:lang w:val="tr-TR"/>
-        </w:rPr>
-        <w:t>the</w:t>
-      </w:r>
-      <w:proofErr w:type="spellEnd"/>
-      <w:r>
-        <w:rPr>
-          <w:rFonts w:ascii="Times New Roman" w:hAnsi="Times New Roman" w:cs="Times New Roman"/>
-          <w:lang w:val="tr-TR"/>
-        </w:rPr>
-        <w:t xml:space="preserve"> </w:t>
-      </w:r>
-      <w:r>
-        <w:rPr>
-          <w:rFonts w:ascii="Times New Roman" w:hAnsi="Times New Roman" w:cs="Times New Roman"/>
-          <w:b/>
-          <w:bCs/>
-          <w:lang w:val="tr-TR"/>
-        </w:rPr>
-        <w:t>‘</w:t>
-      </w:r>
-      <w:proofErr w:type="spellStart"/>
-      <w:r>
-        <w:rPr>
-          <w:rFonts w:ascii="Times New Roman" w:hAnsi="Times New Roman" w:cs="Times New Roman"/>
-          <w:b/>
-          <w:bCs/>
-          <w:lang w:val="tr-TR"/>
-        </w:rPr>
-        <w:t>top_n</w:t>
-      </w:r>
-      <w:proofErr w:type="spellEnd"/>
-      <w:r>
-        <w:rPr>
-          <w:rFonts w:ascii="Times New Roman" w:hAnsi="Times New Roman" w:cs="Times New Roman"/>
-          <w:b/>
-          <w:bCs/>
-          <w:lang w:val="tr-TR"/>
-        </w:rPr>
-        <w:t>’</w:t>
-      </w:r>
-      <w:r>
-        <w:rPr>
-          <w:rFonts w:ascii="Times New Roman" w:hAnsi="Times New Roman" w:cs="Times New Roman"/>
-          <w:b/>
-          <w:bCs/>
-          <w:lang w:val="tr-TR"/>
-        </w:rPr>
-        <w:t xml:space="preserve"> </w:t>
-      </w:r>
-      <w:proofErr w:type="spellStart"/>
-      <w:r>
-        <w:rPr>
-          <w:rFonts w:ascii="Times New Roman" w:hAnsi="Times New Roman" w:cs="Times New Roman"/>
-          <w:lang w:val="tr-TR"/>
-        </w:rPr>
-        <w:t>parameter</w:t>
-      </w:r>
-      <w:proofErr w:type="spellEnd"/>
-      <w:r>
-        <w:rPr>
-          <w:rFonts w:ascii="Times New Roman" w:hAnsi="Times New Roman" w:cs="Times New Roman"/>
-          <w:lang w:val="tr-TR"/>
-        </w:rPr>
-        <w:t xml:space="preserve"> in </w:t>
-      </w:r>
-      <w:proofErr w:type="spellStart"/>
-      <w:r>
-        <w:rPr>
-          <w:rFonts w:ascii="Times New Roman" w:hAnsi="Times New Roman" w:cs="Times New Roman"/>
-          <w:lang w:val="tr-TR"/>
-        </w:rPr>
-        <w:t>the</w:t>
-      </w:r>
-      <w:proofErr w:type="spellEnd"/>
-      <w:r>
-        <w:rPr>
-          <w:rFonts w:ascii="Times New Roman" w:hAnsi="Times New Roman" w:cs="Times New Roman"/>
-          <w:lang w:val="tr-TR"/>
-        </w:rPr>
-        <w:t xml:space="preserve"> </w:t>
+        <w:t xml:space="preserve">parameter in the </w:t>
       </w:r>
       <w:r>
         <w:rPr>
@@ -7490,150 +5975,91 @@
           <w:iCs/>
           <w:lang w:val="tr-TR"/>
         </w:rPr>
-        <w:t>‘</w:t>
-      </w:r>
-      <w:proofErr w:type="spellStart"/>
+        <w:t>‘recommendations_view’</w:t>
+      </w:r>
       <w:r>
         <w:rPr>
           <w:rFonts w:ascii="Times New Roman" w:hAnsi="Times New Roman" w:cs="Times New Roman"/>
-          <w:b/>
-          <w:bCs/>
-          <w:i/>
-          <w:iCs/>
-          <w:lang w:val="tr-TR"/>
-        </w:rPr>
-        <w:t>recommendations_view</w:t>
-      </w:r>
-      <w:proofErr w:type="spellEnd"/>
+          <w:lang w:val="tr-TR"/>
+        </w:rPr>
+        <w:t xml:space="preserve"> function to decide how many movies will </w:t>
+      </w:r>
       <w:r>
         <w:rPr>
           <w:rFonts w:ascii="Times New Roman" w:hAnsi="Times New Roman" w:cs="Times New Roman"/>
-          <w:b/>
-          <w:bCs/>
-          <w:i/>
-          <w:iCs/>
-          <w:lang w:val="tr-TR"/>
-        </w:rPr>
-        <w:t>’</w:t>
+          <w:lang w:val="tr-TR"/>
+        </w:rPr>
+        <w:t xml:space="preserve">finally be </w:t>
       </w:r>
       <w:r>
         <w:rPr>
           <w:rFonts w:ascii="Times New Roman" w:hAnsi="Times New Roman" w:cs="Times New Roman"/>
           <w:lang w:val="tr-TR"/>
         </w:rPr>
+        <w:t>recommended</w:t>
+      </w:r>
+      <w:r>
+        <w:rPr>
+          <w:rFonts w:ascii="Times New Roman" w:hAnsi="Times New Roman" w:cs="Times New Roman"/>
+          <w:lang w:val="tr-TR"/>
+        </w:rPr>
+        <w:t>, and it is set to 10. However, this parameter can be se</w:t>
+      </w:r>
+      <w:r>
+        <w:rPr>
+          <w:rFonts w:ascii="Times New Roman" w:hAnsi="Times New Roman" w:cs="Times New Roman"/>
+          <w:lang w:val="tr-TR"/>
+        </w:rPr>
+        <w:t>t</w:t>
+      </w:r>
+      <w:r>
+        <w:rPr>
+          <w:rFonts w:ascii="Times New Roman" w:hAnsi="Times New Roman" w:cs="Times New Roman"/>
+          <w:lang w:val="tr-TR"/>
+        </w:rPr>
         <w:t xml:space="preserve"> </w:t>
       </w:r>
-      <w:proofErr w:type="spellStart"/>
       <w:r>
         <w:rPr>
           <w:rFonts w:ascii="Times New Roman" w:hAnsi="Times New Roman" w:cs="Times New Roman"/>
           <w:lang w:val="tr-TR"/>
         </w:rPr>
-        <w:t>function</w:t>
-      </w:r>
-      <w:proofErr w:type="spellEnd"/>
+        <w:t>to</w:t>
+      </w:r>
       <w:r>
         <w:rPr>
           <w:rFonts w:ascii="Times New Roman" w:hAnsi="Times New Roman" w:cs="Times New Roman"/>
           <w:lang w:val="tr-TR"/>
         </w:rPr>
-        <w:t xml:space="preserve"> </w:t>
-      </w:r>
-      <w:proofErr w:type="spellStart"/>
+        <w:t xml:space="preserve"> any</w:t>
+      </w:r>
       <w:r>
         <w:rPr>
           <w:rFonts w:ascii="Times New Roman" w:hAnsi="Times New Roman" w:cs="Times New Roman"/>
           <w:lang w:val="tr-TR"/>
         </w:rPr>
-        <w:t>to</w:t>
-      </w:r>
-      <w:proofErr w:type="spellEnd"/>
+        <w:t xml:space="preserve"> positive integer</w:t>
+      </w:r>
       <w:r>
         <w:rPr>
           <w:rFonts w:ascii="Times New Roman" w:hAnsi="Times New Roman" w:cs="Times New Roman"/>
           <w:lang w:val="tr-TR"/>
         </w:rPr>
-        <w:t xml:space="preserve"> </w:t>
-      </w:r>
-      <w:proofErr w:type="spellStart"/>
+        <w:t xml:space="preserve">, depending on how many movies are </w:t>
+      </w:r>
       <w:r>
         <w:rPr>
           <w:rFonts w:ascii="Times New Roman" w:hAnsi="Times New Roman" w:cs="Times New Roman"/>
           <w:lang w:val="tr-TR"/>
         </w:rPr>
-        <w:t>decide</w:t>
-      </w:r>
-      <w:proofErr w:type="spellEnd"/>
+        <w:t>desired/needed</w:t>
+      </w:r>
       <w:r>
         <w:rPr>
           <w:rFonts w:ascii="Times New Roman" w:hAnsi="Times New Roman" w:cs="Times New Roman"/>
           <w:lang w:val="tr-TR"/>
         </w:rPr>
-        <w:t xml:space="preserve"> how </w:t>
-      </w:r>
-      <w:proofErr w:type="spellStart"/>
-      <w:r>
-        <w:rPr>
-          <w:rFonts w:ascii="Times New Roman" w:hAnsi="Times New Roman" w:cs="Times New Roman"/>
-          <w:lang w:val="tr-TR"/>
-        </w:rPr>
-        <w:t>many</w:t>
-      </w:r>
-      <w:proofErr w:type="spellEnd"/>
-      <w:r>
-        <w:rPr>
-          <w:rFonts w:ascii="Times New Roman" w:hAnsi="Times New Roman" w:cs="Times New Roman"/>
-          <w:lang w:val="tr-TR"/>
-        </w:rPr>
-        <w:t xml:space="preserve"> </w:t>
-      </w:r>
-      <w:proofErr w:type="spellStart"/>
-      <w:r>
-        <w:rPr>
-          <w:rFonts w:ascii="Times New Roman" w:hAnsi="Times New Roman" w:cs="Times New Roman"/>
-          <w:lang w:val="tr-TR"/>
-        </w:rPr>
-        <w:t>movies</w:t>
-      </w:r>
-      <w:proofErr w:type="spellEnd"/>
-      <w:r>
-        <w:rPr>
-          <w:rFonts w:ascii="Times New Roman" w:hAnsi="Times New Roman" w:cs="Times New Roman"/>
-          <w:lang w:val="tr-TR"/>
-        </w:rPr>
-        <w:t xml:space="preserve"> </w:t>
-      </w:r>
-      <w:proofErr w:type="spellStart"/>
-      <w:r>
-        <w:rPr>
-          <w:rFonts w:ascii="Times New Roman" w:hAnsi="Times New Roman" w:cs="Times New Roman"/>
-          <w:lang w:val="tr-TR"/>
-        </w:rPr>
-        <w:t>will</w:t>
-      </w:r>
-      <w:proofErr w:type="spellEnd"/>
-      <w:r>
-        <w:rPr>
-          <w:rFonts w:ascii="Times New Roman" w:hAnsi="Times New Roman" w:cs="Times New Roman"/>
-          <w:lang w:val="tr-TR"/>
-        </w:rPr>
-        <w:t xml:space="preserve"> be </w:t>
-      </w:r>
-      <w:proofErr w:type="spellStart"/>
-      <w:r>
-        <w:rPr>
-          <w:rFonts w:ascii="Times New Roman" w:hAnsi="Times New Roman" w:cs="Times New Roman"/>
-          <w:lang w:val="tr-TR"/>
-        </w:rPr>
-        <w:t>recommended</w:t>
-      </w:r>
-      <w:proofErr w:type="spellEnd"/>
-      <w:r>
-        <w:rPr>
-          <w:rFonts w:ascii="Times New Roman" w:hAnsi="Times New Roman" w:cs="Times New Roman"/>
-          <w:lang w:val="tr-TR"/>
-        </w:rPr>
-        <w:t xml:space="preserve">. </w:t>
+        <w:t xml:space="preserve"> to be recommended.</w:t>
       </w:r>
     </w:p>
     <w:p>
@@ -7648,7 +6074,6 @@
           <w:lang w:val="tr-TR"/>
         </w:rPr>
       </w:pPr>
-      <w:proofErr w:type="spellStart"/>
       <w:r>
         <w:rPr>
           <w:rFonts w:ascii="Times New Roman" w:hAnsi="Times New Roman" w:cs="Times New Roman"/>
@@ -7657,106 +6082,7 @@
           <w:u w:val="single"/>
           <w:lang w:val="tr-TR"/>
         </w:rPr>
-        <w:t>The</w:t>
-      </w:r>
-      <w:proofErr w:type="spellEnd"/>
-      <w:r>
-        <w:rPr>
-          <w:rFonts w:ascii="Times New Roman" w:hAnsi="Times New Roman" w:cs="Times New Roman"/>
-          <w:b/>
-          <w:bCs/>
-          <w:u w:val="single"/>
-          <w:lang w:val="tr-TR"/>
-        </w:rPr>
-        <w:t xml:space="preserve"> </w:t>
-      </w:r>
-      <w:proofErr w:type="spellStart"/>
-      <w:r>
-        <w:rPr>
-          <w:rFonts w:ascii="Times New Roman" w:hAnsi="Times New Roman" w:cs="Times New Roman"/>
-          <w:b/>
-          <w:bCs/>
-          <w:u w:val="single"/>
-          <w:lang w:val="tr-TR"/>
-        </w:rPr>
-        <w:t>Difference</w:t>
-      </w:r>
-      <w:proofErr w:type="spellEnd"/>
-      <w:r>
-        <w:rPr>
-          <w:rFonts w:ascii="Times New Roman" w:hAnsi="Times New Roman" w:cs="Times New Roman"/>
-          <w:b/>
-          <w:bCs/>
-          <w:u w:val="single"/>
-          <w:lang w:val="tr-TR"/>
-        </w:rPr>
-        <w:t xml:space="preserve"> of </w:t>
-      </w:r>
-      <w:proofErr w:type="spellStart"/>
-      <w:r>
-        <w:rPr>
-          <w:rFonts w:ascii="Times New Roman" w:hAnsi="Times New Roman" w:cs="Times New Roman"/>
-          <w:b/>
-          <w:bCs/>
-          <w:u w:val="single"/>
-          <w:lang w:val="tr-TR"/>
-        </w:rPr>
-        <w:t>the</w:t>
-      </w:r>
-      <w:proofErr w:type="spellEnd"/>
-      <w:r>
-        <w:rPr>
-          <w:rFonts w:ascii="Times New Roman" w:hAnsi="Times New Roman" w:cs="Times New Roman"/>
-          <w:b/>
-          <w:bCs/>
-          <w:u w:val="single"/>
-          <w:lang w:val="tr-TR"/>
-        </w:rPr>
-        <w:t xml:space="preserve"> Learning </w:t>
-      </w:r>
-      <w:proofErr w:type="spellStart"/>
-      <w:r>
-        <w:rPr>
-          <w:rFonts w:ascii="Times New Roman" w:hAnsi="Times New Roman" w:cs="Times New Roman"/>
-          <w:b/>
-          <w:bCs/>
-          <w:u w:val="single"/>
-          <w:lang w:val="tr-TR"/>
-        </w:rPr>
-        <w:t>Rates</w:t>
-      </w:r>
-      <w:proofErr w:type="spellEnd"/>
-      <w:r>
-        <w:rPr>
-          <w:rFonts w:ascii="Times New Roman" w:hAnsi="Times New Roman" w:cs="Times New Roman"/>
-          <w:b/>
-          <w:bCs/>
-          <w:u w:val="single"/>
-          <w:lang w:val="tr-TR"/>
-        </w:rPr>
-        <w:t xml:space="preserve"> of Design 1 </w:t>
-      </w:r>
-      <w:proofErr w:type="spellStart"/>
-      <w:r>
-        <w:rPr>
-          <w:rFonts w:ascii="Times New Roman" w:hAnsi="Times New Roman" w:cs="Times New Roman"/>
-          <w:b/>
-          <w:bCs/>
-          <w:u w:val="single"/>
-          <w:lang w:val="tr-TR"/>
-        </w:rPr>
-        <w:t>and</w:t>
-      </w:r>
-      <w:proofErr w:type="spellEnd"/>
-      <w:r>
-        <w:rPr>
-          <w:rFonts w:ascii="Times New Roman" w:hAnsi="Times New Roman" w:cs="Times New Roman"/>
-          <w:b/>
-          <w:bCs/>
-          <w:u w:val="single"/>
-          <w:lang w:val="tr-TR"/>
-        </w:rPr>
-        <w:t xml:space="preserve"> Design 2</w:t>
+        <w:t>The Difference of the Learning Rates of Design 1 and Design 2</w:t>
       </w:r>
     </w:p>
     <w:p>
@@ -7768,7 +6094,6 @@
           <w:lang w:val="tr-TR"/>
         </w:rPr>
       </w:pPr>
-      <w:proofErr w:type="spellStart"/>
       <w:r>
         <w:rPr>
           <w:rFonts w:ascii="Times New Roman" w:hAnsi="Times New Roman" w:cs="Times New Roman"/>
@@ -7776,37 +6101,7 @@
           <w:bCs/>
           <w:lang w:val="tr-TR"/>
         </w:rPr>
-        <w:t>The</w:t>
-      </w:r>
-      <w:proofErr w:type="spellEnd"/>
-      <w:r>
-        <w:rPr>
-          <w:rFonts w:ascii="Times New Roman" w:hAnsi="Times New Roman" w:cs="Times New Roman"/>
-          <w:b/>
-          <w:bCs/>
-          <w:lang w:val="tr-TR"/>
-        </w:rPr>
-        <w:t xml:space="preserve"> </w:t>
-      </w:r>
-      <w:proofErr w:type="spellStart"/>
-      <w:r>
-        <w:rPr>
-          <w:rFonts w:ascii="Times New Roman" w:hAnsi="Times New Roman" w:cs="Times New Roman"/>
-          <w:b/>
-          <w:bCs/>
-          <w:lang w:val="tr-TR"/>
-        </w:rPr>
-        <w:t>learning</w:t>
-      </w:r>
-      <w:proofErr w:type="spellEnd"/>
-      <w:r>
-        <w:rPr>
-          <w:rFonts w:ascii="Times New Roman" w:hAnsi="Times New Roman" w:cs="Times New Roman"/>
-          <w:b/>
-          <w:bCs/>
-          <w:lang w:val="tr-TR"/>
-        </w:rPr>
-        <w:t xml:space="preserve"> rate of Design 1: </w:t>
+        <w:t xml:space="preserve">The learning rate of Design 1: </w:t>
       </w:r>
       <w:r>
         <w:rPr>
@@ -7825,7 +6120,6 @@
           <w:lang w:val="tr-TR"/>
         </w:rPr>
       </w:pPr>
-      <w:proofErr w:type="spellStart"/>
       <w:r>
         <w:rPr>
           <w:rFonts w:ascii="Times New Roman" w:hAnsi="Times New Roman" w:cs="Times New Roman"/>
@@ -7833,37 +6127,7 @@
           <w:bCs/>
           <w:lang w:val="tr-TR"/>
         </w:rPr>
-        <w:t>The</w:t>
-      </w:r>
-      <w:proofErr w:type="spellEnd"/>
-      <w:r>
-        <w:rPr>
-          <w:rFonts w:ascii="Times New Roman" w:hAnsi="Times New Roman" w:cs="Times New Roman"/>
-          <w:b/>
-          <w:bCs/>
-          <w:lang w:val="tr-TR"/>
-        </w:rPr>
-        <w:t xml:space="preserve"> </w:t>
-      </w:r>
-      <w:proofErr w:type="spellStart"/>
-      <w:r>
-        <w:rPr>
-          <w:rFonts w:ascii="Times New Roman" w:hAnsi="Times New Roman" w:cs="Times New Roman"/>
-          <w:b/>
-          <w:bCs/>
-          <w:lang w:val="tr-TR"/>
-        </w:rPr>
-        <w:t>learning</w:t>
-      </w:r>
-      <w:proofErr w:type="spellEnd"/>
-      <w:r>
-        <w:rPr>
-          <w:rFonts w:ascii="Times New Roman" w:hAnsi="Times New Roman" w:cs="Times New Roman"/>
-          <w:b/>
-          <w:bCs/>
-          <w:lang w:val="tr-TR"/>
-        </w:rPr>
-        <w:t xml:space="preserve"> rate of Design 2: </w:t>
+        <w:t xml:space="preserve">The learning rate of Design 2: </w:t>
       </w:r>
       <w:r>
         <w:rPr>
@@ -7894,2975 +6158,304 @@
           <w:rFonts w:ascii="Times New Roman" w:hAnsi="Times New Roman" w:cs="Times New Roman"/>
           <w:lang w:val="tr-TR"/>
         </w:rPr>
-        <w:t xml:space="preserve">I </w:t>
-      </w:r>
-      <w:proofErr w:type="spellStart"/>
+        <w:t xml:space="preserve">I have selected the learning rate of Design 1 to be </w:t>
+      </w:r>
       <w:r>
         <w:rPr>
           <w:rFonts w:ascii="Times New Roman" w:hAnsi="Times New Roman" w:cs="Times New Roman"/>
           <w:lang w:val="tr-TR"/>
         </w:rPr>
-        <w:t>have</w:t>
-      </w:r>
-      <w:proofErr w:type="spellEnd"/>
+        <w:t>greater than the learning rate of Design 2</w:t>
+      </w:r>
       <w:r>
         <w:rPr>
           <w:rFonts w:ascii="Times New Roman" w:hAnsi="Times New Roman" w:cs="Times New Roman"/>
           <w:lang w:val="tr-TR"/>
         </w:rPr>
+        <w:t xml:space="preserve"> because of the differences in information content extracted per movie </w:t>
+      </w:r>
+      <w:r>
+        <w:rPr>
+          <w:rFonts w:ascii="Times New Roman" w:hAnsi="Times New Roman" w:cs="Times New Roman"/>
+          <w:lang w:val="tr-TR"/>
+        </w:rPr>
+        <w:lastRenderedPageBreak/>
+        <w:t xml:space="preserve">recommendation vector update and the gradient accumulation amounts. </w:t>
+      </w:r>
+      <w:r>
+        <w:rPr>
+          <w:rFonts w:ascii="Times New Roman" w:hAnsi="Times New Roman" w:cs="Times New Roman"/>
+          <w:lang w:val="tr-TR"/>
+        </w:rPr>
+        <w:t xml:space="preserve">Design 1 operates just on 1 pair of movie items, whereas Design 2 operates on a set of 10 movies. Therefore, this means that Design 1 calculates the gradient value in just 1 iteration, while Design 2 calculates the gradient value by looping through 10 iterations and </w:t>
+      </w:r>
+      <w:r>
+        <w:rPr>
+          <w:rFonts w:ascii="Times New Roman" w:hAnsi="Times New Roman" w:cs="Times New Roman"/>
+          <w:lang w:val="tr-TR"/>
+        </w:rPr>
+        <w:t>adding</w:t>
+      </w:r>
+      <w:r>
+        <w:rPr>
+          <w:rFonts w:ascii="Times New Roman" w:hAnsi="Times New Roman" w:cs="Times New Roman"/>
+          <w:lang w:val="tr-TR"/>
+        </w:rPr>
+        <w:t xml:space="preserve"> up 10 different difference vectors</w:t>
+      </w:r>
+      <w:r>
+        <w:rPr>
+          <w:rFonts w:ascii="Times New Roman" w:hAnsi="Times New Roman" w:cs="Times New Roman"/>
+          <w:lang w:val="tr-TR"/>
+        </w:rPr>
+        <w:t xml:space="preserve"> into the gradient vector to calculate the final gradient value. As a result, this makes the gradient calculated in Design 2 greater than the gradient calculated in Design 1. </w:t>
+      </w:r>
+      <w:r>
+        <w:rPr>
+          <w:rFonts w:ascii="Times New Roman" w:hAnsi="Times New Roman" w:cs="Times New Roman"/>
+          <w:lang w:val="tr-TR"/>
+        </w:rPr>
+        <w:t xml:space="preserve">Moreover, </w:t>
+      </w:r>
+      <w:r>
+        <w:rPr>
+          <w:rFonts w:ascii="Times New Roman" w:hAnsi="Times New Roman" w:cs="Times New Roman"/>
+          <w:lang w:val="tr-TR"/>
+        </w:rPr>
+        <w:t xml:space="preserve">a single step of the binary movie selection </w:t>
+      </w:r>
+      <w:r>
+        <w:rPr>
+          <w:rFonts w:ascii="Times New Roman" w:hAnsi="Times New Roman" w:cs="Times New Roman"/>
+          <w:lang w:val="tr-TR"/>
+        </w:rPr>
+        <w:t>makes t</w:t>
+      </w:r>
+      <w:r>
+        <w:rPr>
+          <w:rFonts w:ascii="Times New Roman" w:hAnsi="Times New Roman" w:cs="Times New Roman"/>
+          <w:lang w:val="tr-TR"/>
+        </w:rPr>
+        <w:t>he gradient lower-value</w:t>
+      </w:r>
+      <w:r>
+        <w:rPr>
+          <w:rFonts w:ascii="Times New Roman" w:hAnsi="Times New Roman" w:cs="Times New Roman"/>
+          <w:lang w:val="tr-TR"/>
+        </w:rPr>
+        <w:t>d</w:t>
+      </w:r>
+      <w:r>
+        <w:rPr>
+          <w:rFonts w:ascii="Times New Roman" w:hAnsi="Times New Roman" w:cs="Times New Roman"/>
+          <w:lang w:val="tr-TR"/>
+        </w:rPr>
+        <w:t>, lower-density</w:t>
+      </w:r>
+      <w:r>
+        <w:rPr>
+          <w:rFonts w:ascii="Times New Roman" w:hAnsi="Times New Roman" w:cs="Times New Roman"/>
+          <w:lang w:val="tr-TR"/>
+        </w:rPr>
+        <w:t xml:space="preserve">, and </w:t>
+      </w:r>
+      <w:r>
+        <w:rPr>
+          <w:rFonts w:ascii="Times New Roman" w:hAnsi="Times New Roman" w:cs="Times New Roman"/>
+          <w:lang w:val="tr-TR"/>
+        </w:rPr>
+        <w:t xml:space="preserve">noisier. On the other hand, ranking 10 movie items from the most preferred to the least preferred one brings </w:t>
+      </w:r>
+      <w:r>
+        <w:rPr>
+          <w:rFonts w:ascii="Times New Roman" w:hAnsi="Times New Roman" w:cs="Times New Roman"/>
+          <w:lang w:val="tr-TR"/>
+        </w:rPr>
+        <w:t xml:space="preserve">a </w:t>
+      </w:r>
+      <w:r>
+        <w:rPr>
+          <w:rFonts w:ascii="Times New Roman" w:hAnsi="Times New Roman" w:cs="Times New Roman"/>
+          <w:lang w:val="tr-TR"/>
+        </w:rPr>
+        <w:t>higher-valued, higher-density, and less noisy</w:t>
+      </w:r>
+      <w:r>
+        <w:rPr>
+          <w:rFonts w:ascii="Times New Roman" w:hAnsi="Times New Roman" w:cs="Times New Roman"/>
+          <w:lang w:val="tr-TR"/>
+        </w:rPr>
+        <w:t xml:space="preserve"> gradient</w:t>
+      </w:r>
+      <w:r>
+        <w:rPr>
+          <w:rFonts w:ascii="Times New Roman" w:hAnsi="Times New Roman" w:cs="Times New Roman"/>
+          <w:lang w:val="tr-TR"/>
+        </w:rPr>
+        <w:t xml:space="preserve">. </w:t>
+      </w:r>
+      <w:r>
+        <w:rPr>
+          <w:rFonts w:ascii="Times New Roman" w:hAnsi="Times New Roman" w:cs="Times New Roman"/>
+          <w:lang w:val="tr-TR"/>
+        </w:rPr>
+        <w:t>Therefore, t</w:t>
+      </w:r>
+      <w:r>
+        <w:rPr>
+          <w:rFonts w:ascii="Times New Roman" w:hAnsi="Times New Roman" w:cs="Times New Roman"/>
+          <w:lang w:val="tr-TR"/>
+        </w:rPr>
+        <w:t>o stabilize the updates of the preference vector w (</w:t>
+      </w:r>
+      <w:r>
+        <w:rPr>
+          <w:rFonts w:ascii="Times New Roman" w:hAnsi="Times New Roman" w:cs="Times New Roman"/>
+          <w:lang w:val="tr-TR"/>
+        </w:rPr>
+        <w:t xml:space="preserve">to </w:t>
+      </w:r>
+      <w:r>
+        <w:rPr>
+          <w:rFonts w:ascii="Times New Roman" w:hAnsi="Times New Roman" w:cs="Times New Roman"/>
+          <w:lang w:val="tr-TR"/>
+        </w:rPr>
+        <w:t>avoid</w:t>
+      </w:r>
+      <w:r>
+        <w:rPr>
+          <w:rFonts w:ascii="Times New Roman" w:hAnsi="Times New Roman" w:cs="Times New Roman"/>
+          <w:lang w:val="tr-TR"/>
+        </w:rPr>
+        <w:t xml:space="preserve"> an overly large amount of update step) and prevent overfitting </w:t>
+      </w:r>
+      <w:r>
+        <w:rPr>
+          <w:rFonts w:ascii="Times New Roman" w:hAnsi="Times New Roman" w:cs="Times New Roman"/>
+          <w:b/>
+          <w:bCs/>
+          <w:lang w:val="tr-TR"/>
+        </w:rPr>
+        <w:t xml:space="preserve">(learning the existing movies a lot and not being able to </w:t>
+      </w:r>
+      <w:r>
+        <w:rPr>
+          <w:rFonts w:ascii="Times New Roman" w:hAnsi="Times New Roman" w:cs="Times New Roman"/>
+          <w:b/>
+          <w:bCs/>
+          <w:lang w:val="tr-TR"/>
+        </w:rPr>
+        <w:t xml:space="preserve">(adequately) </w:t>
+      </w:r>
+      <w:r>
+        <w:rPr>
+          <w:rFonts w:ascii="Times New Roman" w:hAnsi="Times New Roman" w:cs="Times New Roman"/>
+          <w:b/>
+          <w:bCs/>
+          <w:lang w:val="tr-TR"/>
+        </w:rPr>
+        <w:t>adapt t</w:t>
+      </w:r>
+      <w:r>
+        <w:rPr>
+          <w:rFonts w:ascii="Times New Roman" w:hAnsi="Times New Roman" w:cs="Times New Roman"/>
+          <w:b/>
+          <w:bCs/>
+          <w:lang w:val="tr-TR"/>
+        </w:rPr>
+        <w:t>o</w:t>
+      </w:r>
+      <w:r>
+        <w:rPr>
+          <w:rFonts w:ascii="Times New Roman" w:hAnsi="Times New Roman" w:cs="Times New Roman"/>
+          <w:b/>
+          <w:bCs/>
+          <w:lang w:val="tr-TR"/>
+        </w:rPr>
+        <w:t xml:space="preserve"> randomly and newly chosen movies from the dataset)</w:t>
+      </w:r>
+      <w:r>
+        <w:rPr>
+          <w:rFonts w:ascii="Times New Roman" w:hAnsi="Times New Roman" w:cs="Times New Roman"/>
+          <w:lang w:val="tr-TR"/>
+        </w:rPr>
         <w:t xml:space="preserve"> </w:t>
       </w:r>
-      <w:proofErr w:type="spellStart"/>
       <w:r>
         <w:rPr>
           <w:rFonts w:ascii="Times New Roman" w:hAnsi="Times New Roman" w:cs="Times New Roman"/>
           <w:lang w:val="tr-TR"/>
         </w:rPr>
-        <w:t>selected</w:t>
-      </w:r>
-      <w:proofErr w:type="spellEnd"/>
+        <w:t xml:space="preserve">and </w:t>
+      </w:r>
       <w:r>
         <w:rPr>
           <w:rFonts w:ascii="Times New Roman" w:hAnsi="Times New Roman" w:cs="Times New Roman"/>
           <w:lang w:val="tr-TR"/>
         </w:rPr>
+        <w:t xml:space="preserve">overshooting </w:t>
+      </w:r>
+      <w:r>
+        <w:rPr>
+          <w:rFonts w:ascii="Times New Roman" w:hAnsi="Times New Roman" w:cs="Times New Roman"/>
+          <w:b/>
+          <w:bCs/>
+          <w:lang w:val="tr-TR"/>
+        </w:rPr>
+        <w:t>(divergence, significant increases, or significant fluctuations)</w:t>
+      </w:r>
+      <w:r>
+        <w:rPr>
+          <w:rFonts w:ascii="Times New Roman" w:hAnsi="Times New Roman" w:cs="Times New Roman"/>
+          <w:lang w:val="tr-TR"/>
+        </w:rPr>
+        <w:t xml:space="preserve">, </w:t>
+      </w:r>
+      <w:r>
+        <w:rPr>
+          <w:rFonts w:ascii="Times New Roman" w:hAnsi="Times New Roman" w:cs="Times New Roman"/>
+          <w:lang w:val="tr-TR"/>
+        </w:rPr>
+        <w:t xml:space="preserve">I have </w:t>
+      </w:r>
+      <w:r>
+        <w:rPr>
+          <w:rFonts w:ascii="Times New Roman" w:hAnsi="Times New Roman" w:cs="Times New Roman"/>
+          <w:lang w:val="tr-TR"/>
+        </w:rPr>
+        <w:t>chose</w:t>
+      </w:r>
+      <w:r>
+        <w:rPr>
+          <w:rFonts w:ascii="Times New Roman" w:hAnsi="Times New Roman" w:cs="Times New Roman"/>
+          <w:lang w:val="tr-TR"/>
+        </w:rPr>
+        <w:t xml:space="preserve">n the learning rate of Design 1 </w:t>
+      </w:r>
+      <w:r>
+        <w:rPr>
+          <w:rFonts w:ascii="Times New Roman" w:hAnsi="Times New Roman" w:cs="Times New Roman"/>
+          <w:b/>
+          <w:bCs/>
+          <w:lang w:val="tr-TR"/>
+        </w:rPr>
+        <w:t>(0.05)</w:t>
+      </w:r>
+      <w:r>
+        <w:rPr>
+          <w:rFonts w:ascii="Times New Roman" w:hAnsi="Times New Roman" w:cs="Times New Roman"/>
+          <w:b/>
+          <w:bCs/>
+          <w:lang w:val="tr-TR"/>
+        </w:rPr>
         <w:t xml:space="preserve"> </w:t>
       </w:r>
-      <w:proofErr w:type="spellStart"/>
       <w:r>
         <w:rPr>
           <w:rFonts w:ascii="Times New Roman" w:hAnsi="Times New Roman" w:cs="Times New Roman"/>
           <w:lang w:val="tr-TR"/>
         </w:rPr>
-        <w:t>the</w:t>
-      </w:r>
-      <w:proofErr w:type="spellEnd"/>
-      <w:r>
-        <w:rPr>
-          <w:rFonts w:ascii="Times New Roman" w:hAnsi="Times New Roman" w:cs="Times New Roman"/>
-          <w:lang w:val="tr-TR"/>
-        </w:rPr>
-        <w:t xml:space="preserve"> </w:t>
-      </w:r>
-      <w:proofErr w:type="spellStart"/>
-      <w:r>
-        <w:rPr>
-          <w:rFonts w:ascii="Times New Roman" w:hAnsi="Times New Roman" w:cs="Times New Roman"/>
-          <w:lang w:val="tr-TR"/>
-        </w:rPr>
-        <w:t>learning</w:t>
-      </w:r>
-      <w:proofErr w:type="spellEnd"/>
-      <w:r>
-        <w:rPr>
-          <w:rFonts w:ascii="Times New Roman" w:hAnsi="Times New Roman" w:cs="Times New Roman"/>
-          <w:lang w:val="tr-TR"/>
-        </w:rPr>
-        <w:t xml:space="preserve"> rate of Design 1 </w:t>
-      </w:r>
-      <w:proofErr w:type="spellStart"/>
-      <w:r>
-        <w:rPr>
-          <w:rFonts w:ascii="Times New Roman" w:hAnsi="Times New Roman" w:cs="Times New Roman"/>
-          <w:lang w:val="tr-TR"/>
-        </w:rPr>
-        <w:t>to</w:t>
-      </w:r>
-      <w:proofErr w:type="spellEnd"/>
-      <w:r>
-        <w:rPr>
-          <w:rFonts w:ascii="Times New Roman" w:hAnsi="Times New Roman" w:cs="Times New Roman"/>
-          <w:lang w:val="tr-TR"/>
-        </w:rPr>
-        <w:t xml:space="preserve"> be </w:t>
-      </w:r>
-      <w:proofErr w:type="spellStart"/>
-      <w:r>
-        <w:rPr>
-          <w:rFonts w:ascii="Times New Roman" w:hAnsi="Times New Roman" w:cs="Times New Roman"/>
-          <w:lang w:val="tr-TR"/>
-        </w:rPr>
-        <w:t>greater</w:t>
-      </w:r>
-      <w:proofErr w:type="spellEnd"/>
-      <w:r>
-        <w:rPr>
-          <w:rFonts w:ascii="Times New Roman" w:hAnsi="Times New Roman" w:cs="Times New Roman"/>
-          <w:lang w:val="tr-TR"/>
-        </w:rPr>
-        <w:t xml:space="preserve"> </w:t>
-      </w:r>
-      <w:proofErr w:type="spellStart"/>
-      <w:r>
-        <w:rPr>
-          <w:rFonts w:ascii="Times New Roman" w:hAnsi="Times New Roman" w:cs="Times New Roman"/>
-          <w:lang w:val="tr-TR"/>
-        </w:rPr>
-        <w:t>than</w:t>
-      </w:r>
-      <w:proofErr w:type="spellEnd"/>
-      <w:r>
-        <w:rPr>
-          <w:rFonts w:ascii="Times New Roman" w:hAnsi="Times New Roman" w:cs="Times New Roman"/>
-          <w:lang w:val="tr-TR"/>
-        </w:rPr>
-        <w:t xml:space="preserve"> </w:t>
-      </w:r>
-      <w:proofErr w:type="spellStart"/>
-      <w:r>
-        <w:rPr>
-          <w:rFonts w:ascii="Times New Roman" w:hAnsi="Times New Roman" w:cs="Times New Roman"/>
-          <w:lang w:val="tr-TR"/>
-        </w:rPr>
-        <w:t>the</w:t>
-      </w:r>
-      <w:proofErr w:type="spellEnd"/>
-      <w:r>
-        <w:rPr>
-          <w:rFonts w:ascii="Times New Roman" w:hAnsi="Times New Roman" w:cs="Times New Roman"/>
-          <w:lang w:val="tr-TR"/>
-        </w:rPr>
-        <w:t xml:space="preserve"> </w:t>
-      </w:r>
-      <w:proofErr w:type="spellStart"/>
-      <w:r>
-        <w:rPr>
-          <w:rFonts w:ascii="Times New Roman" w:hAnsi="Times New Roman" w:cs="Times New Roman"/>
-          <w:lang w:val="tr-TR"/>
-        </w:rPr>
-        <w:t>learning</w:t>
-      </w:r>
-      <w:proofErr w:type="spellEnd"/>
-      <w:r>
-        <w:rPr>
-          <w:rFonts w:ascii="Times New Roman" w:hAnsi="Times New Roman" w:cs="Times New Roman"/>
-          <w:lang w:val="tr-TR"/>
-        </w:rPr>
-        <w:t xml:space="preserve"> rate of Design 2</w:t>
-      </w:r>
-      <w:r>
-        <w:rPr>
-          <w:rFonts w:ascii="Times New Roman" w:hAnsi="Times New Roman" w:cs="Times New Roman"/>
-          <w:lang w:val="tr-TR"/>
-        </w:rPr>
-        <w:t xml:space="preserve"> </w:t>
-      </w:r>
-      <w:proofErr w:type="spellStart"/>
-      <w:r>
-        <w:rPr>
-          <w:rFonts w:ascii="Times New Roman" w:hAnsi="Times New Roman" w:cs="Times New Roman"/>
-          <w:lang w:val="tr-TR"/>
-        </w:rPr>
-        <w:t>because</w:t>
-      </w:r>
-      <w:proofErr w:type="spellEnd"/>
-      <w:r>
-        <w:rPr>
-          <w:rFonts w:ascii="Times New Roman" w:hAnsi="Times New Roman" w:cs="Times New Roman"/>
-          <w:lang w:val="tr-TR"/>
-        </w:rPr>
-        <w:t xml:space="preserve"> of </w:t>
-      </w:r>
-      <w:proofErr w:type="spellStart"/>
-      <w:r>
-        <w:rPr>
-          <w:rFonts w:ascii="Times New Roman" w:hAnsi="Times New Roman" w:cs="Times New Roman"/>
-          <w:lang w:val="tr-TR"/>
-        </w:rPr>
-        <w:t>the</w:t>
-      </w:r>
-      <w:proofErr w:type="spellEnd"/>
-      <w:r>
-        <w:rPr>
-          <w:rFonts w:ascii="Times New Roman" w:hAnsi="Times New Roman" w:cs="Times New Roman"/>
-          <w:lang w:val="tr-TR"/>
-        </w:rPr>
-        <w:t xml:space="preserve"> </w:t>
-      </w:r>
-      <w:proofErr w:type="spellStart"/>
-      <w:r>
-        <w:rPr>
-          <w:rFonts w:ascii="Times New Roman" w:hAnsi="Times New Roman" w:cs="Times New Roman"/>
-          <w:lang w:val="tr-TR"/>
-        </w:rPr>
-        <w:t>differences</w:t>
-      </w:r>
-      <w:proofErr w:type="spellEnd"/>
-      <w:r>
-        <w:rPr>
-          <w:rFonts w:ascii="Times New Roman" w:hAnsi="Times New Roman" w:cs="Times New Roman"/>
-          <w:lang w:val="tr-TR"/>
-        </w:rPr>
-        <w:t xml:space="preserve"> in </w:t>
-      </w:r>
-      <w:proofErr w:type="spellStart"/>
-      <w:r>
-        <w:rPr>
-          <w:rFonts w:ascii="Times New Roman" w:hAnsi="Times New Roman" w:cs="Times New Roman"/>
-          <w:lang w:val="tr-TR"/>
-        </w:rPr>
-        <w:t>information</w:t>
-      </w:r>
-      <w:proofErr w:type="spellEnd"/>
-      <w:r>
-        <w:rPr>
-          <w:rFonts w:ascii="Times New Roman" w:hAnsi="Times New Roman" w:cs="Times New Roman"/>
-          <w:lang w:val="tr-TR"/>
-        </w:rPr>
-        <w:t xml:space="preserve"> </w:t>
-      </w:r>
-      <w:proofErr w:type="spellStart"/>
-      <w:r>
-        <w:rPr>
-          <w:rFonts w:ascii="Times New Roman" w:hAnsi="Times New Roman" w:cs="Times New Roman"/>
-          <w:lang w:val="tr-TR"/>
-        </w:rPr>
-        <w:t>content</w:t>
-      </w:r>
-      <w:proofErr w:type="spellEnd"/>
-      <w:r>
-        <w:rPr>
-          <w:rFonts w:ascii="Times New Roman" w:hAnsi="Times New Roman" w:cs="Times New Roman"/>
-          <w:lang w:val="tr-TR"/>
-        </w:rPr>
-        <w:t xml:space="preserve"> </w:t>
-      </w:r>
-      <w:proofErr w:type="spellStart"/>
-      <w:r>
-        <w:rPr>
-          <w:rFonts w:ascii="Times New Roman" w:hAnsi="Times New Roman" w:cs="Times New Roman"/>
-          <w:lang w:val="tr-TR"/>
-        </w:rPr>
-        <w:t>extracted</w:t>
-      </w:r>
-      <w:proofErr w:type="spellEnd"/>
-      <w:r>
-        <w:rPr>
-          <w:rFonts w:ascii="Times New Roman" w:hAnsi="Times New Roman" w:cs="Times New Roman"/>
-          <w:lang w:val="tr-TR"/>
-        </w:rPr>
-        <w:t xml:space="preserve"> </w:t>
-      </w:r>
-      <w:proofErr w:type="spellStart"/>
-      <w:r>
-        <w:rPr>
-          <w:rFonts w:ascii="Times New Roman" w:hAnsi="Times New Roman" w:cs="Times New Roman"/>
-          <w:lang w:val="tr-TR"/>
-        </w:rPr>
-        <w:t>per</w:t>
-      </w:r>
-      <w:proofErr w:type="spellEnd"/>
-      <w:r>
-        <w:rPr>
-          <w:rFonts w:ascii="Times New Roman" w:hAnsi="Times New Roman" w:cs="Times New Roman"/>
-          <w:lang w:val="tr-TR"/>
-        </w:rPr>
-        <w:t xml:space="preserve"> </w:t>
-      </w:r>
-      <w:proofErr w:type="spellStart"/>
-      <w:r>
-        <w:rPr>
-          <w:rFonts w:ascii="Times New Roman" w:hAnsi="Times New Roman" w:cs="Times New Roman"/>
-          <w:lang w:val="tr-TR"/>
-        </w:rPr>
-        <w:t>movie</w:t>
-      </w:r>
-      <w:proofErr w:type="spellEnd"/>
-      <w:r>
-        <w:rPr>
-          <w:rFonts w:ascii="Times New Roman" w:hAnsi="Times New Roman" w:cs="Times New Roman"/>
-          <w:lang w:val="tr-TR"/>
-        </w:rPr>
-        <w:t xml:space="preserve"> </w:t>
-      </w:r>
-      <w:proofErr w:type="spellStart"/>
-      <w:r>
-        <w:rPr>
-          <w:rFonts w:ascii="Times New Roman" w:hAnsi="Times New Roman" w:cs="Times New Roman"/>
-          <w:lang w:val="tr-TR"/>
-        </w:rPr>
-        <w:t>recommendation</w:t>
-      </w:r>
-      <w:proofErr w:type="spellEnd"/>
-      <w:r>
-        <w:rPr>
-          <w:rFonts w:ascii="Times New Roman" w:hAnsi="Times New Roman" w:cs="Times New Roman"/>
-          <w:lang w:val="tr-TR"/>
-        </w:rPr>
-        <w:t xml:space="preserve"> </w:t>
-      </w:r>
-      <w:proofErr w:type="spellStart"/>
-      <w:r>
-        <w:rPr>
-          <w:rFonts w:ascii="Times New Roman" w:hAnsi="Times New Roman" w:cs="Times New Roman"/>
-          <w:lang w:val="tr-TR"/>
-        </w:rPr>
-        <w:t>vector</w:t>
-      </w:r>
-      <w:proofErr w:type="spellEnd"/>
-      <w:r>
-        <w:rPr>
-          <w:rFonts w:ascii="Times New Roman" w:hAnsi="Times New Roman" w:cs="Times New Roman"/>
-          <w:lang w:val="tr-TR"/>
-        </w:rPr>
-        <w:t xml:space="preserve"> </w:t>
-      </w:r>
-      <w:proofErr w:type="spellStart"/>
-      <w:r>
-        <w:rPr>
-          <w:rFonts w:ascii="Times New Roman" w:hAnsi="Times New Roman" w:cs="Times New Roman"/>
-          <w:lang w:val="tr-TR"/>
-        </w:rPr>
-        <w:t>update</w:t>
-      </w:r>
-      <w:proofErr w:type="spellEnd"/>
-      <w:r>
-        <w:rPr>
-          <w:rFonts w:ascii="Times New Roman" w:hAnsi="Times New Roman" w:cs="Times New Roman"/>
-          <w:lang w:val="tr-TR"/>
-        </w:rPr>
-        <w:t xml:space="preserve"> </w:t>
-      </w:r>
-      <w:proofErr w:type="spellStart"/>
-      <w:r>
-        <w:rPr>
-          <w:rFonts w:ascii="Times New Roman" w:hAnsi="Times New Roman" w:cs="Times New Roman"/>
-          <w:lang w:val="tr-TR"/>
-        </w:rPr>
-        <w:t>and</w:t>
-      </w:r>
-      <w:proofErr w:type="spellEnd"/>
-      <w:r>
-        <w:rPr>
-          <w:rFonts w:ascii="Times New Roman" w:hAnsi="Times New Roman" w:cs="Times New Roman"/>
-          <w:lang w:val="tr-TR"/>
-        </w:rPr>
-        <w:t xml:space="preserve"> </w:t>
-      </w:r>
-      <w:proofErr w:type="spellStart"/>
-      <w:r>
-        <w:rPr>
-          <w:rFonts w:ascii="Times New Roman" w:hAnsi="Times New Roman" w:cs="Times New Roman"/>
-          <w:lang w:val="tr-TR"/>
-        </w:rPr>
-        <w:t>the</w:t>
-      </w:r>
-      <w:proofErr w:type="spellEnd"/>
-      <w:r>
-        <w:rPr>
-          <w:rFonts w:ascii="Times New Roman" w:hAnsi="Times New Roman" w:cs="Times New Roman"/>
-          <w:lang w:val="tr-TR"/>
-        </w:rPr>
-        <w:t xml:space="preserve"> </w:t>
-      </w:r>
-      <w:proofErr w:type="spellStart"/>
-      <w:r>
-        <w:rPr>
-          <w:rFonts w:ascii="Times New Roman" w:hAnsi="Times New Roman" w:cs="Times New Roman"/>
-          <w:lang w:val="tr-TR"/>
-        </w:rPr>
-        <w:t>gradient</w:t>
-      </w:r>
-      <w:proofErr w:type="spellEnd"/>
-      <w:r>
-        <w:rPr>
-          <w:rFonts w:ascii="Times New Roman" w:hAnsi="Times New Roman" w:cs="Times New Roman"/>
-          <w:lang w:val="tr-TR"/>
-        </w:rPr>
-        <w:t xml:space="preserve"> </w:t>
-      </w:r>
-      <w:proofErr w:type="spellStart"/>
-      <w:r>
-        <w:rPr>
-          <w:rFonts w:ascii="Times New Roman" w:hAnsi="Times New Roman" w:cs="Times New Roman"/>
-          <w:lang w:val="tr-TR"/>
-        </w:rPr>
-        <w:t>accumulation</w:t>
-      </w:r>
-      <w:proofErr w:type="spellEnd"/>
-      <w:r>
-        <w:rPr>
-          <w:rFonts w:ascii="Times New Roman" w:hAnsi="Times New Roman" w:cs="Times New Roman"/>
-          <w:lang w:val="tr-TR"/>
-        </w:rPr>
-        <w:t xml:space="preserve"> </w:t>
-      </w:r>
-      <w:proofErr w:type="spellStart"/>
-      <w:r>
-        <w:rPr>
-          <w:rFonts w:ascii="Times New Roman" w:hAnsi="Times New Roman" w:cs="Times New Roman"/>
-          <w:lang w:val="tr-TR"/>
-        </w:rPr>
-        <w:t>amounts</w:t>
-      </w:r>
-      <w:proofErr w:type="spellEnd"/>
-      <w:r>
-        <w:rPr>
-          <w:rFonts w:ascii="Times New Roman" w:hAnsi="Times New Roman" w:cs="Times New Roman"/>
-          <w:lang w:val="tr-TR"/>
-        </w:rPr>
-        <w:t xml:space="preserve">. </w:t>
-      </w:r>
-      <w:r>
-        <w:rPr>
-          <w:rFonts w:ascii="Times New Roman" w:hAnsi="Times New Roman" w:cs="Times New Roman"/>
-          <w:lang w:val="tr-TR"/>
-        </w:rPr>
-        <w:t xml:space="preserve">Design 1 </w:t>
-      </w:r>
-      <w:proofErr w:type="spellStart"/>
-      <w:r>
-        <w:rPr>
-          <w:rFonts w:ascii="Times New Roman" w:hAnsi="Times New Roman" w:cs="Times New Roman"/>
-          <w:lang w:val="tr-TR"/>
-        </w:rPr>
-        <w:t>operates</w:t>
-      </w:r>
-      <w:proofErr w:type="spellEnd"/>
-      <w:r>
-        <w:rPr>
-          <w:rFonts w:ascii="Times New Roman" w:hAnsi="Times New Roman" w:cs="Times New Roman"/>
-          <w:lang w:val="tr-TR"/>
-        </w:rPr>
-        <w:t xml:space="preserve"> </w:t>
-      </w:r>
-      <w:proofErr w:type="spellStart"/>
-      <w:r>
-        <w:rPr>
-          <w:rFonts w:ascii="Times New Roman" w:hAnsi="Times New Roman" w:cs="Times New Roman"/>
-          <w:lang w:val="tr-TR"/>
-        </w:rPr>
-        <w:t>just</w:t>
-      </w:r>
-      <w:proofErr w:type="spellEnd"/>
-      <w:r>
-        <w:rPr>
-          <w:rFonts w:ascii="Times New Roman" w:hAnsi="Times New Roman" w:cs="Times New Roman"/>
-          <w:lang w:val="tr-TR"/>
-        </w:rPr>
-        <w:t xml:space="preserve"> on 1 </w:t>
-      </w:r>
-      <w:proofErr w:type="spellStart"/>
-      <w:r>
-        <w:rPr>
-          <w:rFonts w:ascii="Times New Roman" w:hAnsi="Times New Roman" w:cs="Times New Roman"/>
-          <w:lang w:val="tr-TR"/>
-        </w:rPr>
-        <w:t>pair</w:t>
-      </w:r>
-      <w:proofErr w:type="spellEnd"/>
-      <w:r>
-        <w:rPr>
-          <w:rFonts w:ascii="Times New Roman" w:hAnsi="Times New Roman" w:cs="Times New Roman"/>
-          <w:lang w:val="tr-TR"/>
-        </w:rPr>
-        <w:t xml:space="preserve"> of </w:t>
-      </w:r>
-      <w:proofErr w:type="spellStart"/>
-      <w:r>
-        <w:rPr>
-          <w:rFonts w:ascii="Times New Roman" w:hAnsi="Times New Roman" w:cs="Times New Roman"/>
-          <w:lang w:val="tr-TR"/>
-        </w:rPr>
-        <w:t>movie</w:t>
-      </w:r>
-      <w:proofErr w:type="spellEnd"/>
-      <w:r>
-        <w:rPr>
-          <w:rFonts w:ascii="Times New Roman" w:hAnsi="Times New Roman" w:cs="Times New Roman"/>
-          <w:lang w:val="tr-TR"/>
-        </w:rPr>
-        <w:t xml:space="preserve"> </w:t>
-      </w:r>
-      <w:proofErr w:type="spellStart"/>
-      <w:r>
-        <w:rPr>
-          <w:rFonts w:ascii="Times New Roman" w:hAnsi="Times New Roman" w:cs="Times New Roman"/>
-          <w:lang w:val="tr-TR"/>
-        </w:rPr>
-        <w:t>items</w:t>
-      </w:r>
-      <w:proofErr w:type="spellEnd"/>
-      <w:r>
-        <w:rPr>
-          <w:rFonts w:ascii="Times New Roman" w:hAnsi="Times New Roman" w:cs="Times New Roman"/>
-          <w:lang w:val="tr-TR"/>
-        </w:rPr>
-        <w:t xml:space="preserve">, </w:t>
-      </w:r>
-      <w:proofErr w:type="spellStart"/>
-      <w:r>
-        <w:rPr>
-          <w:rFonts w:ascii="Times New Roman" w:hAnsi="Times New Roman" w:cs="Times New Roman"/>
-          <w:lang w:val="tr-TR"/>
-        </w:rPr>
-        <w:t>whereas</w:t>
-      </w:r>
-      <w:proofErr w:type="spellEnd"/>
-      <w:r>
-        <w:rPr>
-          <w:rFonts w:ascii="Times New Roman" w:hAnsi="Times New Roman" w:cs="Times New Roman"/>
-          <w:lang w:val="tr-TR"/>
-        </w:rPr>
-        <w:t xml:space="preserve"> Design 2 </w:t>
-      </w:r>
-      <w:proofErr w:type="spellStart"/>
-      <w:r>
-        <w:rPr>
-          <w:rFonts w:ascii="Times New Roman" w:hAnsi="Times New Roman" w:cs="Times New Roman"/>
-          <w:lang w:val="tr-TR"/>
-        </w:rPr>
-        <w:t>operates</w:t>
-      </w:r>
-      <w:proofErr w:type="spellEnd"/>
-      <w:r>
-        <w:rPr>
-          <w:rFonts w:ascii="Times New Roman" w:hAnsi="Times New Roman" w:cs="Times New Roman"/>
-          <w:lang w:val="tr-TR"/>
-        </w:rPr>
-        <w:t xml:space="preserve"> on a set of 10 </w:t>
-      </w:r>
-      <w:proofErr w:type="spellStart"/>
-      <w:r>
-        <w:rPr>
-          <w:rFonts w:ascii="Times New Roman" w:hAnsi="Times New Roman" w:cs="Times New Roman"/>
-          <w:lang w:val="tr-TR"/>
-        </w:rPr>
-        <w:t>movies</w:t>
-      </w:r>
-      <w:proofErr w:type="spellEnd"/>
-      <w:r>
-        <w:rPr>
-          <w:rFonts w:ascii="Times New Roman" w:hAnsi="Times New Roman" w:cs="Times New Roman"/>
-          <w:lang w:val="tr-TR"/>
-        </w:rPr>
-        <w:t xml:space="preserve">. </w:t>
-      </w:r>
-      <w:proofErr w:type="spellStart"/>
-      <w:r>
-        <w:rPr>
-          <w:rFonts w:ascii="Times New Roman" w:hAnsi="Times New Roman" w:cs="Times New Roman"/>
-          <w:lang w:val="tr-TR"/>
-        </w:rPr>
-        <w:t>Therefore</w:t>
-      </w:r>
-      <w:proofErr w:type="spellEnd"/>
-      <w:r>
-        <w:rPr>
-          <w:rFonts w:ascii="Times New Roman" w:hAnsi="Times New Roman" w:cs="Times New Roman"/>
-          <w:lang w:val="tr-TR"/>
-        </w:rPr>
-        <w:t xml:space="preserve">, </w:t>
-      </w:r>
-      <w:proofErr w:type="spellStart"/>
-      <w:r>
-        <w:rPr>
-          <w:rFonts w:ascii="Times New Roman" w:hAnsi="Times New Roman" w:cs="Times New Roman"/>
-          <w:lang w:val="tr-TR"/>
-        </w:rPr>
-        <w:t>this</w:t>
-      </w:r>
-      <w:proofErr w:type="spellEnd"/>
-      <w:r>
-        <w:rPr>
-          <w:rFonts w:ascii="Times New Roman" w:hAnsi="Times New Roman" w:cs="Times New Roman"/>
-          <w:lang w:val="tr-TR"/>
-        </w:rPr>
-        <w:t xml:space="preserve"> </w:t>
-      </w:r>
-      <w:proofErr w:type="spellStart"/>
-      <w:r>
-        <w:rPr>
-          <w:rFonts w:ascii="Times New Roman" w:hAnsi="Times New Roman" w:cs="Times New Roman"/>
-          <w:lang w:val="tr-TR"/>
-        </w:rPr>
-        <w:lastRenderedPageBreak/>
-        <w:t>means</w:t>
-      </w:r>
-      <w:proofErr w:type="spellEnd"/>
-      <w:r>
-        <w:rPr>
-          <w:rFonts w:ascii="Times New Roman" w:hAnsi="Times New Roman" w:cs="Times New Roman"/>
-          <w:lang w:val="tr-TR"/>
-        </w:rPr>
-        <w:t xml:space="preserve"> </w:t>
-      </w:r>
-      <w:proofErr w:type="spellStart"/>
-      <w:r>
-        <w:rPr>
-          <w:rFonts w:ascii="Times New Roman" w:hAnsi="Times New Roman" w:cs="Times New Roman"/>
-          <w:lang w:val="tr-TR"/>
-        </w:rPr>
-        <w:t>that</w:t>
-      </w:r>
-      <w:proofErr w:type="spellEnd"/>
-      <w:r>
-        <w:rPr>
-          <w:rFonts w:ascii="Times New Roman" w:hAnsi="Times New Roman" w:cs="Times New Roman"/>
-          <w:lang w:val="tr-TR"/>
-        </w:rPr>
-        <w:t xml:space="preserve"> Design 1 </w:t>
-      </w:r>
-      <w:proofErr w:type="spellStart"/>
-      <w:r>
-        <w:rPr>
-          <w:rFonts w:ascii="Times New Roman" w:hAnsi="Times New Roman" w:cs="Times New Roman"/>
-          <w:lang w:val="tr-TR"/>
-        </w:rPr>
-        <w:t>calculates</w:t>
-      </w:r>
-      <w:proofErr w:type="spellEnd"/>
-      <w:r>
-        <w:rPr>
-          <w:rFonts w:ascii="Times New Roman" w:hAnsi="Times New Roman" w:cs="Times New Roman"/>
-          <w:lang w:val="tr-TR"/>
-        </w:rPr>
-        <w:t xml:space="preserve"> </w:t>
-      </w:r>
-      <w:proofErr w:type="spellStart"/>
-      <w:r>
-        <w:rPr>
-          <w:rFonts w:ascii="Times New Roman" w:hAnsi="Times New Roman" w:cs="Times New Roman"/>
-          <w:lang w:val="tr-TR"/>
-        </w:rPr>
-        <w:t>the</w:t>
-      </w:r>
-      <w:proofErr w:type="spellEnd"/>
-      <w:r>
-        <w:rPr>
-          <w:rFonts w:ascii="Times New Roman" w:hAnsi="Times New Roman" w:cs="Times New Roman"/>
-          <w:lang w:val="tr-TR"/>
-        </w:rPr>
-        <w:t xml:space="preserve"> </w:t>
-      </w:r>
-      <w:proofErr w:type="spellStart"/>
-      <w:r>
-        <w:rPr>
-          <w:rFonts w:ascii="Times New Roman" w:hAnsi="Times New Roman" w:cs="Times New Roman"/>
-          <w:lang w:val="tr-TR"/>
-        </w:rPr>
-        <w:t>gradient</w:t>
-      </w:r>
-      <w:proofErr w:type="spellEnd"/>
-      <w:r>
-        <w:rPr>
-          <w:rFonts w:ascii="Times New Roman" w:hAnsi="Times New Roman" w:cs="Times New Roman"/>
-          <w:lang w:val="tr-TR"/>
-        </w:rPr>
-        <w:t xml:space="preserve"> </w:t>
-      </w:r>
-      <w:proofErr w:type="spellStart"/>
-      <w:r>
-        <w:rPr>
-          <w:rFonts w:ascii="Times New Roman" w:hAnsi="Times New Roman" w:cs="Times New Roman"/>
-          <w:lang w:val="tr-TR"/>
-        </w:rPr>
-        <w:t>value</w:t>
-      </w:r>
-      <w:proofErr w:type="spellEnd"/>
-      <w:r>
-        <w:rPr>
-          <w:rFonts w:ascii="Times New Roman" w:hAnsi="Times New Roman" w:cs="Times New Roman"/>
-          <w:lang w:val="tr-TR"/>
-        </w:rPr>
-        <w:t xml:space="preserve"> in </w:t>
-      </w:r>
-      <w:proofErr w:type="spellStart"/>
-      <w:r>
-        <w:rPr>
-          <w:rFonts w:ascii="Times New Roman" w:hAnsi="Times New Roman" w:cs="Times New Roman"/>
-          <w:lang w:val="tr-TR"/>
-        </w:rPr>
-        <w:t>just</w:t>
-      </w:r>
-      <w:proofErr w:type="spellEnd"/>
-      <w:r>
-        <w:rPr>
-          <w:rFonts w:ascii="Times New Roman" w:hAnsi="Times New Roman" w:cs="Times New Roman"/>
-          <w:lang w:val="tr-TR"/>
-        </w:rPr>
-        <w:t xml:space="preserve"> 1 </w:t>
-      </w:r>
-      <w:proofErr w:type="spellStart"/>
-      <w:r>
-        <w:rPr>
-          <w:rFonts w:ascii="Times New Roman" w:hAnsi="Times New Roman" w:cs="Times New Roman"/>
-          <w:lang w:val="tr-TR"/>
-        </w:rPr>
-        <w:t>iteration</w:t>
-      </w:r>
-      <w:proofErr w:type="spellEnd"/>
-      <w:r>
-        <w:rPr>
-          <w:rFonts w:ascii="Times New Roman" w:hAnsi="Times New Roman" w:cs="Times New Roman"/>
-          <w:lang w:val="tr-TR"/>
-        </w:rPr>
-        <w:t xml:space="preserve">, </w:t>
-      </w:r>
-      <w:proofErr w:type="spellStart"/>
-      <w:r>
-        <w:rPr>
-          <w:rFonts w:ascii="Times New Roman" w:hAnsi="Times New Roman" w:cs="Times New Roman"/>
-          <w:lang w:val="tr-TR"/>
-        </w:rPr>
-        <w:t>while</w:t>
-      </w:r>
-      <w:proofErr w:type="spellEnd"/>
-      <w:r>
-        <w:rPr>
-          <w:rFonts w:ascii="Times New Roman" w:hAnsi="Times New Roman" w:cs="Times New Roman"/>
-          <w:lang w:val="tr-TR"/>
-        </w:rPr>
-        <w:t xml:space="preserve"> Design 2 </w:t>
-      </w:r>
-      <w:proofErr w:type="spellStart"/>
-      <w:r>
-        <w:rPr>
-          <w:rFonts w:ascii="Times New Roman" w:hAnsi="Times New Roman" w:cs="Times New Roman"/>
-          <w:lang w:val="tr-TR"/>
-        </w:rPr>
-        <w:t>calculates</w:t>
-      </w:r>
-      <w:proofErr w:type="spellEnd"/>
-      <w:r>
-        <w:rPr>
-          <w:rFonts w:ascii="Times New Roman" w:hAnsi="Times New Roman" w:cs="Times New Roman"/>
-          <w:lang w:val="tr-TR"/>
-        </w:rPr>
-        <w:t xml:space="preserve"> </w:t>
-      </w:r>
-      <w:proofErr w:type="spellStart"/>
-      <w:r>
-        <w:rPr>
-          <w:rFonts w:ascii="Times New Roman" w:hAnsi="Times New Roman" w:cs="Times New Roman"/>
-          <w:lang w:val="tr-TR"/>
-        </w:rPr>
-        <w:t>the</w:t>
-      </w:r>
-      <w:proofErr w:type="spellEnd"/>
-      <w:r>
-        <w:rPr>
-          <w:rFonts w:ascii="Times New Roman" w:hAnsi="Times New Roman" w:cs="Times New Roman"/>
-          <w:lang w:val="tr-TR"/>
-        </w:rPr>
-        <w:t xml:space="preserve"> </w:t>
-      </w:r>
-      <w:proofErr w:type="spellStart"/>
-      <w:r>
-        <w:rPr>
-          <w:rFonts w:ascii="Times New Roman" w:hAnsi="Times New Roman" w:cs="Times New Roman"/>
-          <w:lang w:val="tr-TR"/>
-        </w:rPr>
-        <w:t>gradient</w:t>
-      </w:r>
-      <w:proofErr w:type="spellEnd"/>
-      <w:r>
-        <w:rPr>
-          <w:rFonts w:ascii="Times New Roman" w:hAnsi="Times New Roman" w:cs="Times New Roman"/>
-          <w:lang w:val="tr-TR"/>
-        </w:rPr>
-        <w:t xml:space="preserve"> </w:t>
-      </w:r>
-      <w:proofErr w:type="spellStart"/>
-      <w:r>
-        <w:rPr>
-          <w:rFonts w:ascii="Times New Roman" w:hAnsi="Times New Roman" w:cs="Times New Roman"/>
-          <w:lang w:val="tr-TR"/>
-        </w:rPr>
-        <w:t>value</w:t>
-      </w:r>
-      <w:proofErr w:type="spellEnd"/>
-      <w:r>
-        <w:rPr>
-          <w:rFonts w:ascii="Times New Roman" w:hAnsi="Times New Roman" w:cs="Times New Roman"/>
-          <w:lang w:val="tr-TR"/>
-        </w:rPr>
-        <w:t xml:space="preserve"> </w:t>
-      </w:r>
-      <w:proofErr w:type="spellStart"/>
-      <w:r>
-        <w:rPr>
-          <w:rFonts w:ascii="Times New Roman" w:hAnsi="Times New Roman" w:cs="Times New Roman"/>
-          <w:lang w:val="tr-TR"/>
-        </w:rPr>
-        <w:t>by</w:t>
-      </w:r>
-      <w:proofErr w:type="spellEnd"/>
-      <w:r>
-        <w:rPr>
-          <w:rFonts w:ascii="Times New Roman" w:hAnsi="Times New Roman" w:cs="Times New Roman"/>
-          <w:lang w:val="tr-TR"/>
-        </w:rPr>
-        <w:t xml:space="preserve"> </w:t>
-      </w:r>
-      <w:proofErr w:type="spellStart"/>
-      <w:r>
-        <w:rPr>
-          <w:rFonts w:ascii="Times New Roman" w:hAnsi="Times New Roman" w:cs="Times New Roman"/>
-          <w:lang w:val="tr-TR"/>
-        </w:rPr>
-        <w:t>looping</w:t>
-      </w:r>
-      <w:proofErr w:type="spellEnd"/>
-      <w:r>
-        <w:rPr>
-          <w:rFonts w:ascii="Times New Roman" w:hAnsi="Times New Roman" w:cs="Times New Roman"/>
-          <w:lang w:val="tr-TR"/>
-        </w:rPr>
-        <w:t xml:space="preserve"> </w:t>
-      </w:r>
-      <w:proofErr w:type="spellStart"/>
-      <w:r>
-        <w:rPr>
-          <w:rFonts w:ascii="Times New Roman" w:hAnsi="Times New Roman" w:cs="Times New Roman"/>
-          <w:lang w:val="tr-TR"/>
-        </w:rPr>
-        <w:t>through</w:t>
-      </w:r>
-      <w:proofErr w:type="spellEnd"/>
-      <w:r>
-        <w:rPr>
-          <w:rFonts w:ascii="Times New Roman" w:hAnsi="Times New Roman" w:cs="Times New Roman"/>
-          <w:lang w:val="tr-TR"/>
-        </w:rPr>
-        <w:t xml:space="preserve"> 10 </w:t>
-      </w:r>
-      <w:proofErr w:type="spellStart"/>
-      <w:r>
-        <w:rPr>
-          <w:rFonts w:ascii="Times New Roman" w:hAnsi="Times New Roman" w:cs="Times New Roman"/>
-          <w:lang w:val="tr-TR"/>
-        </w:rPr>
-        <w:t>iterations</w:t>
-      </w:r>
-      <w:proofErr w:type="spellEnd"/>
-      <w:r>
-        <w:rPr>
-          <w:rFonts w:ascii="Times New Roman" w:hAnsi="Times New Roman" w:cs="Times New Roman"/>
-          <w:lang w:val="tr-TR"/>
-        </w:rPr>
-        <w:t xml:space="preserve"> </w:t>
-      </w:r>
-      <w:proofErr w:type="spellStart"/>
-      <w:r>
-        <w:rPr>
-          <w:rFonts w:ascii="Times New Roman" w:hAnsi="Times New Roman" w:cs="Times New Roman"/>
-          <w:lang w:val="tr-TR"/>
-        </w:rPr>
-        <w:t>and</w:t>
-      </w:r>
-      <w:proofErr w:type="spellEnd"/>
-      <w:r>
-        <w:rPr>
-          <w:rFonts w:ascii="Times New Roman" w:hAnsi="Times New Roman" w:cs="Times New Roman"/>
-          <w:lang w:val="tr-TR"/>
-        </w:rPr>
-        <w:t xml:space="preserve"> </w:t>
-      </w:r>
-      <w:proofErr w:type="spellStart"/>
-      <w:r>
-        <w:rPr>
-          <w:rFonts w:ascii="Times New Roman" w:hAnsi="Times New Roman" w:cs="Times New Roman"/>
-          <w:lang w:val="tr-TR"/>
-        </w:rPr>
-        <w:t>adding</w:t>
-      </w:r>
-      <w:proofErr w:type="spellEnd"/>
-      <w:r>
-        <w:rPr>
-          <w:rFonts w:ascii="Times New Roman" w:hAnsi="Times New Roman" w:cs="Times New Roman"/>
-          <w:lang w:val="tr-TR"/>
-        </w:rPr>
-        <w:t xml:space="preserve"> </w:t>
-      </w:r>
-      <w:proofErr w:type="spellStart"/>
-      <w:r>
-        <w:rPr>
-          <w:rFonts w:ascii="Times New Roman" w:hAnsi="Times New Roman" w:cs="Times New Roman"/>
-          <w:lang w:val="tr-TR"/>
-        </w:rPr>
-        <w:t>up</w:t>
-      </w:r>
-      <w:proofErr w:type="spellEnd"/>
-      <w:r>
-        <w:rPr>
-          <w:rFonts w:ascii="Times New Roman" w:hAnsi="Times New Roman" w:cs="Times New Roman"/>
-          <w:lang w:val="tr-TR"/>
-        </w:rPr>
-        <w:t xml:space="preserve"> 10 </w:t>
-      </w:r>
-      <w:proofErr w:type="spellStart"/>
-      <w:r>
-        <w:rPr>
-          <w:rFonts w:ascii="Times New Roman" w:hAnsi="Times New Roman" w:cs="Times New Roman"/>
-          <w:lang w:val="tr-TR"/>
-        </w:rPr>
-        <w:t>different</w:t>
-      </w:r>
-      <w:proofErr w:type="spellEnd"/>
-      <w:r>
-        <w:rPr>
-          <w:rFonts w:ascii="Times New Roman" w:hAnsi="Times New Roman" w:cs="Times New Roman"/>
-          <w:lang w:val="tr-TR"/>
-        </w:rPr>
-        <w:t xml:space="preserve"> </w:t>
-      </w:r>
-      <w:proofErr w:type="spellStart"/>
-      <w:r>
-        <w:rPr>
-          <w:rFonts w:ascii="Times New Roman" w:hAnsi="Times New Roman" w:cs="Times New Roman"/>
-          <w:lang w:val="tr-TR"/>
-        </w:rPr>
-        <w:t>difference</w:t>
-      </w:r>
-      <w:proofErr w:type="spellEnd"/>
-      <w:r>
-        <w:rPr>
-          <w:rFonts w:ascii="Times New Roman" w:hAnsi="Times New Roman" w:cs="Times New Roman"/>
-          <w:lang w:val="tr-TR"/>
-        </w:rPr>
-        <w:t xml:space="preserve"> </w:t>
-      </w:r>
-      <w:proofErr w:type="spellStart"/>
-      <w:r>
-        <w:rPr>
-          <w:rFonts w:ascii="Times New Roman" w:hAnsi="Times New Roman" w:cs="Times New Roman"/>
-          <w:lang w:val="tr-TR"/>
-        </w:rPr>
-        <w:t>vectors</w:t>
-      </w:r>
-      <w:proofErr w:type="spellEnd"/>
-      <w:r>
-        <w:rPr>
-          <w:rFonts w:ascii="Times New Roman" w:hAnsi="Times New Roman" w:cs="Times New Roman"/>
-          <w:lang w:val="tr-TR"/>
-        </w:rPr>
-        <w:t xml:space="preserve"> </w:t>
-      </w:r>
-      <w:proofErr w:type="spellStart"/>
-      <w:r>
-        <w:rPr>
-          <w:rFonts w:ascii="Times New Roman" w:hAnsi="Times New Roman" w:cs="Times New Roman"/>
-          <w:lang w:val="tr-TR"/>
-        </w:rPr>
-        <w:t>into</w:t>
-      </w:r>
-      <w:proofErr w:type="spellEnd"/>
-      <w:r>
-        <w:rPr>
-          <w:rFonts w:ascii="Times New Roman" w:hAnsi="Times New Roman" w:cs="Times New Roman"/>
-          <w:lang w:val="tr-TR"/>
-        </w:rPr>
-        <w:t xml:space="preserve"> </w:t>
-      </w:r>
-      <w:proofErr w:type="spellStart"/>
-      <w:r>
-        <w:rPr>
-          <w:rFonts w:ascii="Times New Roman" w:hAnsi="Times New Roman" w:cs="Times New Roman"/>
-          <w:lang w:val="tr-TR"/>
-        </w:rPr>
-        <w:t>the</w:t>
-      </w:r>
-      <w:proofErr w:type="spellEnd"/>
-      <w:r>
-        <w:rPr>
-          <w:rFonts w:ascii="Times New Roman" w:hAnsi="Times New Roman" w:cs="Times New Roman"/>
-          <w:lang w:val="tr-TR"/>
-        </w:rPr>
-        <w:t xml:space="preserve"> </w:t>
-      </w:r>
-      <w:proofErr w:type="spellStart"/>
-      <w:r>
-        <w:rPr>
-          <w:rFonts w:ascii="Times New Roman" w:hAnsi="Times New Roman" w:cs="Times New Roman"/>
-          <w:lang w:val="tr-TR"/>
-        </w:rPr>
-        <w:t>gradient</w:t>
-      </w:r>
-      <w:proofErr w:type="spellEnd"/>
-      <w:r>
-        <w:rPr>
-          <w:rFonts w:ascii="Times New Roman" w:hAnsi="Times New Roman" w:cs="Times New Roman"/>
-          <w:lang w:val="tr-TR"/>
-        </w:rPr>
-        <w:t xml:space="preserve"> </w:t>
-      </w:r>
-      <w:proofErr w:type="spellStart"/>
-      <w:r>
-        <w:rPr>
-          <w:rFonts w:ascii="Times New Roman" w:hAnsi="Times New Roman" w:cs="Times New Roman"/>
-          <w:lang w:val="tr-TR"/>
-        </w:rPr>
-        <w:t>vector</w:t>
-      </w:r>
-      <w:proofErr w:type="spellEnd"/>
-      <w:r>
-        <w:rPr>
-          <w:rFonts w:ascii="Times New Roman" w:hAnsi="Times New Roman" w:cs="Times New Roman"/>
-          <w:lang w:val="tr-TR"/>
-        </w:rPr>
-        <w:t xml:space="preserve"> </w:t>
-      </w:r>
-      <w:proofErr w:type="spellStart"/>
-      <w:r>
-        <w:rPr>
-          <w:rFonts w:ascii="Times New Roman" w:hAnsi="Times New Roman" w:cs="Times New Roman"/>
-          <w:lang w:val="tr-TR"/>
-        </w:rPr>
-        <w:t>to</w:t>
-      </w:r>
-      <w:proofErr w:type="spellEnd"/>
-      <w:r>
-        <w:rPr>
-          <w:rFonts w:ascii="Times New Roman" w:hAnsi="Times New Roman" w:cs="Times New Roman"/>
-          <w:lang w:val="tr-TR"/>
-        </w:rPr>
-        <w:t xml:space="preserve"> </w:t>
-      </w:r>
-      <w:proofErr w:type="spellStart"/>
-      <w:r>
-        <w:rPr>
-          <w:rFonts w:ascii="Times New Roman" w:hAnsi="Times New Roman" w:cs="Times New Roman"/>
-          <w:lang w:val="tr-TR"/>
-        </w:rPr>
-        <w:t>calculate</w:t>
-      </w:r>
-      <w:proofErr w:type="spellEnd"/>
-      <w:r>
-        <w:rPr>
-          <w:rFonts w:ascii="Times New Roman" w:hAnsi="Times New Roman" w:cs="Times New Roman"/>
-          <w:lang w:val="tr-TR"/>
-        </w:rPr>
-        <w:t xml:space="preserve"> </w:t>
-      </w:r>
-      <w:proofErr w:type="spellStart"/>
-      <w:r>
-        <w:rPr>
-          <w:rFonts w:ascii="Times New Roman" w:hAnsi="Times New Roman" w:cs="Times New Roman"/>
-          <w:lang w:val="tr-TR"/>
-        </w:rPr>
-        <w:t>the</w:t>
-      </w:r>
-      <w:proofErr w:type="spellEnd"/>
-      <w:r>
-        <w:rPr>
-          <w:rFonts w:ascii="Times New Roman" w:hAnsi="Times New Roman" w:cs="Times New Roman"/>
-          <w:lang w:val="tr-TR"/>
-        </w:rPr>
-        <w:t xml:space="preserve"> final </w:t>
-      </w:r>
-      <w:proofErr w:type="spellStart"/>
-      <w:r>
-        <w:rPr>
-          <w:rFonts w:ascii="Times New Roman" w:hAnsi="Times New Roman" w:cs="Times New Roman"/>
-          <w:lang w:val="tr-TR"/>
-        </w:rPr>
-        <w:t>gradient</w:t>
-      </w:r>
-      <w:proofErr w:type="spellEnd"/>
-      <w:r>
-        <w:rPr>
-          <w:rFonts w:ascii="Times New Roman" w:hAnsi="Times New Roman" w:cs="Times New Roman"/>
-          <w:lang w:val="tr-TR"/>
-        </w:rPr>
-        <w:t xml:space="preserve"> </w:t>
-      </w:r>
-      <w:proofErr w:type="spellStart"/>
-      <w:r>
-        <w:rPr>
-          <w:rFonts w:ascii="Times New Roman" w:hAnsi="Times New Roman" w:cs="Times New Roman"/>
-          <w:lang w:val="tr-TR"/>
-        </w:rPr>
-        <w:t>value</w:t>
-      </w:r>
-      <w:proofErr w:type="spellEnd"/>
-      <w:r>
-        <w:rPr>
-          <w:rFonts w:ascii="Times New Roman" w:hAnsi="Times New Roman" w:cs="Times New Roman"/>
-          <w:lang w:val="tr-TR"/>
-        </w:rPr>
-        <w:t xml:space="preserve">. As a </w:t>
-      </w:r>
-      <w:proofErr w:type="spellStart"/>
-      <w:r>
-        <w:rPr>
-          <w:rFonts w:ascii="Times New Roman" w:hAnsi="Times New Roman" w:cs="Times New Roman"/>
-          <w:lang w:val="tr-TR"/>
-        </w:rPr>
-        <w:t>result</w:t>
-      </w:r>
-      <w:proofErr w:type="spellEnd"/>
-      <w:r>
-        <w:rPr>
-          <w:rFonts w:ascii="Times New Roman" w:hAnsi="Times New Roman" w:cs="Times New Roman"/>
-          <w:lang w:val="tr-TR"/>
-        </w:rPr>
-        <w:t xml:space="preserve">, </w:t>
-      </w:r>
-      <w:proofErr w:type="spellStart"/>
-      <w:r>
-        <w:rPr>
-          <w:rFonts w:ascii="Times New Roman" w:hAnsi="Times New Roman" w:cs="Times New Roman"/>
-          <w:lang w:val="tr-TR"/>
-        </w:rPr>
-        <w:t>this</w:t>
-      </w:r>
-      <w:proofErr w:type="spellEnd"/>
-      <w:r>
-        <w:rPr>
-          <w:rFonts w:ascii="Times New Roman" w:hAnsi="Times New Roman" w:cs="Times New Roman"/>
-          <w:lang w:val="tr-TR"/>
-        </w:rPr>
-        <w:t xml:space="preserve"> </w:t>
-      </w:r>
-      <w:proofErr w:type="spellStart"/>
-      <w:r>
-        <w:rPr>
-          <w:rFonts w:ascii="Times New Roman" w:hAnsi="Times New Roman" w:cs="Times New Roman"/>
-          <w:lang w:val="tr-TR"/>
-        </w:rPr>
-        <w:t>makes</w:t>
-      </w:r>
-      <w:proofErr w:type="spellEnd"/>
-      <w:r>
-        <w:rPr>
-          <w:rFonts w:ascii="Times New Roman" w:hAnsi="Times New Roman" w:cs="Times New Roman"/>
-          <w:lang w:val="tr-TR"/>
-        </w:rPr>
-        <w:t xml:space="preserve"> </w:t>
-      </w:r>
-      <w:proofErr w:type="spellStart"/>
-      <w:r>
-        <w:rPr>
-          <w:rFonts w:ascii="Times New Roman" w:hAnsi="Times New Roman" w:cs="Times New Roman"/>
-          <w:lang w:val="tr-TR"/>
-        </w:rPr>
-        <w:t>the</w:t>
-      </w:r>
-      <w:proofErr w:type="spellEnd"/>
-      <w:r>
-        <w:rPr>
-          <w:rFonts w:ascii="Times New Roman" w:hAnsi="Times New Roman" w:cs="Times New Roman"/>
-          <w:lang w:val="tr-TR"/>
-        </w:rPr>
-        <w:t xml:space="preserve"> </w:t>
-      </w:r>
-      <w:proofErr w:type="spellStart"/>
-      <w:r>
-        <w:rPr>
-          <w:rFonts w:ascii="Times New Roman" w:hAnsi="Times New Roman" w:cs="Times New Roman"/>
-          <w:lang w:val="tr-TR"/>
-        </w:rPr>
-        <w:t>gradient</w:t>
-      </w:r>
-      <w:proofErr w:type="spellEnd"/>
-      <w:r>
-        <w:rPr>
-          <w:rFonts w:ascii="Times New Roman" w:hAnsi="Times New Roman" w:cs="Times New Roman"/>
-          <w:lang w:val="tr-TR"/>
-        </w:rPr>
-        <w:t xml:space="preserve"> </w:t>
-      </w:r>
-      <w:proofErr w:type="spellStart"/>
-      <w:r>
-        <w:rPr>
-          <w:rFonts w:ascii="Times New Roman" w:hAnsi="Times New Roman" w:cs="Times New Roman"/>
-          <w:lang w:val="tr-TR"/>
-        </w:rPr>
-        <w:t>calculated</w:t>
-      </w:r>
-      <w:proofErr w:type="spellEnd"/>
-      <w:r>
-        <w:rPr>
-          <w:rFonts w:ascii="Times New Roman" w:hAnsi="Times New Roman" w:cs="Times New Roman"/>
-          <w:lang w:val="tr-TR"/>
-        </w:rPr>
-        <w:t xml:space="preserve"> in Design 2 </w:t>
-      </w:r>
-      <w:proofErr w:type="spellStart"/>
-      <w:r>
-        <w:rPr>
-          <w:rFonts w:ascii="Times New Roman" w:hAnsi="Times New Roman" w:cs="Times New Roman"/>
-          <w:lang w:val="tr-TR"/>
-        </w:rPr>
-        <w:t>greater</w:t>
-      </w:r>
-      <w:proofErr w:type="spellEnd"/>
-      <w:r>
-        <w:rPr>
-          <w:rFonts w:ascii="Times New Roman" w:hAnsi="Times New Roman" w:cs="Times New Roman"/>
-          <w:lang w:val="tr-TR"/>
-        </w:rPr>
-        <w:t xml:space="preserve"> </w:t>
-      </w:r>
-      <w:proofErr w:type="spellStart"/>
-      <w:r>
-        <w:rPr>
-          <w:rFonts w:ascii="Times New Roman" w:hAnsi="Times New Roman" w:cs="Times New Roman"/>
-          <w:lang w:val="tr-TR"/>
-        </w:rPr>
-        <w:t>than</w:t>
-      </w:r>
-      <w:proofErr w:type="spellEnd"/>
-      <w:r>
-        <w:rPr>
-          <w:rFonts w:ascii="Times New Roman" w:hAnsi="Times New Roman" w:cs="Times New Roman"/>
-          <w:lang w:val="tr-TR"/>
-        </w:rPr>
-        <w:t xml:space="preserve"> </w:t>
-      </w:r>
-      <w:proofErr w:type="spellStart"/>
-      <w:r>
-        <w:rPr>
-          <w:rFonts w:ascii="Times New Roman" w:hAnsi="Times New Roman" w:cs="Times New Roman"/>
-          <w:lang w:val="tr-TR"/>
-        </w:rPr>
-        <w:t>the</w:t>
-      </w:r>
-      <w:proofErr w:type="spellEnd"/>
-      <w:r>
-        <w:rPr>
-          <w:rFonts w:ascii="Times New Roman" w:hAnsi="Times New Roman" w:cs="Times New Roman"/>
-          <w:lang w:val="tr-TR"/>
-        </w:rPr>
-        <w:t xml:space="preserve"> </w:t>
-      </w:r>
-      <w:proofErr w:type="spellStart"/>
-      <w:r>
-        <w:rPr>
-          <w:rFonts w:ascii="Times New Roman" w:hAnsi="Times New Roman" w:cs="Times New Roman"/>
-          <w:lang w:val="tr-TR"/>
-        </w:rPr>
-        <w:t>gradient</w:t>
-      </w:r>
-      <w:proofErr w:type="spellEnd"/>
-      <w:r>
-        <w:rPr>
-          <w:rFonts w:ascii="Times New Roman" w:hAnsi="Times New Roman" w:cs="Times New Roman"/>
-          <w:lang w:val="tr-TR"/>
-        </w:rPr>
-        <w:t xml:space="preserve"> </w:t>
-      </w:r>
-      <w:proofErr w:type="spellStart"/>
-      <w:r>
-        <w:rPr>
-          <w:rFonts w:ascii="Times New Roman" w:hAnsi="Times New Roman" w:cs="Times New Roman"/>
-          <w:lang w:val="tr-TR"/>
-        </w:rPr>
-        <w:t>calculated</w:t>
-      </w:r>
-      <w:proofErr w:type="spellEnd"/>
-      <w:r>
-        <w:rPr>
-          <w:rFonts w:ascii="Times New Roman" w:hAnsi="Times New Roman" w:cs="Times New Roman"/>
-          <w:lang w:val="tr-TR"/>
-        </w:rPr>
-        <w:t xml:space="preserve"> in Design 1. </w:t>
-      </w:r>
-      <w:proofErr w:type="spellStart"/>
-      <w:r>
-        <w:rPr>
-          <w:rFonts w:ascii="Times New Roman" w:hAnsi="Times New Roman" w:cs="Times New Roman"/>
-          <w:lang w:val="tr-TR"/>
-        </w:rPr>
-        <w:t>Moreover</w:t>
-      </w:r>
-      <w:proofErr w:type="spellEnd"/>
-      <w:r>
-        <w:rPr>
-          <w:rFonts w:ascii="Times New Roman" w:hAnsi="Times New Roman" w:cs="Times New Roman"/>
-          <w:lang w:val="tr-TR"/>
-        </w:rPr>
-        <w:t xml:space="preserve">, </w:t>
-      </w:r>
-      <w:r>
-        <w:rPr>
-          <w:rFonts w:ascii="Times New Roman" w:hAnsi="Times New Roman" w:cs="Times New Roman"/>
-          <w:lang w:val="tr-TR"/>
-        </w:rPr>
-        <w:t xml:space="preserve">a </w:t>
-      </w:r>
-      <w:proofErr w:type="spellStart"/>
-      <w:r>
-        <w:rPr>
-          <w:rFonts w:ascii="Times New Roman" w:hAnsi="Times New Roman" w:cs="Times New Roman"/>
-          <w:lang w:val="tr-TR"/>
-        </w:rPr>
-        <w:t>single</w:t>
-      </w:r>
-      <w:proofErr w:type="spellEnd"/>
-      <w:r>
-        <w:rPr>
-          <w:rFonts w:ascii="Times New Roman" w:hAnsi="Times New Roman" w:cs="Times New Roman"/>
-          <w:lang w:val="tr-TR"/>
-        </w:rPr>
-        <w:t xml:space="preserve"> step of </w:t>
-      </w:r>
-      <w:proofErr w:type="spellStart"/>
-      <w:r>
-        <w:rPr>
-          <w:rFonts w:ascii="Times New Roman" w:hAnsi="Times New Roman" w:cs="Times New Roman"/>
-          <w:lang w:val="tr-TR"/>
-        </w:rPr>
-        <w:t>the</w:t>
-      </w:r>
-      <w:proofErr w:type="spellEnd"/>
-      <w:r>
-        <w:rPr>
-          <w:rFonts w:ascii="Times New Roman" w:hAnsi="Times New Roman" w:cs="Times New Roman"/>
-          <w:lang w:val="tr-TR"/>
-        </w:rPr>
-        <w:t xml:space="preserve"> </w:t>
-      </w:r>
-      <w:proofErr w:type="spellStart"/>
-      <w:r>
-        <w:rPr>
-          <w:rFonts w:ascii="Times New Roman" w:hAnsi="Times New Roman" w:cs="Times New Roman"/>
-          <w:lang w:val="tr-TR"/>
-        </w:rPr>
-        <w:t>binary</w:t>
-      </w:r>
-      <w:proofErr w:type="spellEnd"/>
-      <w:r>
-        <w:rPr>
-          <w:rFonts w:ascii="Times New Roman" w:hAnsi="Times New Roman" w:cs="Times New Roman"/>
-          <w:lang w:val="tr-TR"/>
-        </w:rPr>
-        <w:t xml:space="preserve"> </w:t>
-      </w:r>
-      <w:proofErr w:type="spellStart"/>
-      <w:r>
-        <w:rPr>
-          <w:rFonts w:ascii="Times New Roman" w:hAnsi="Times New Roman" w:cs="Times New Roman"/>
-          <w:lang w:val="tr-TR"/>
-        </w:rPr>
-        <w:t>movie</w:t>
-      </w:r>
-      <w:proofErr w:type="spellEnd"/>
-      <w:r>
-        <w:rPr>
-          <w:rFonts w:ascii="Times New Roman" w:hAnsi="Times New Roman" w:cs="Times New Roman"/>
-          <w:lang w:val="tr-TR"/>
-        </w:rPr>
-        <w:t xml:space="preserve"> </w:t>
-      </w:r>
-      <w:proofErr w:type="spellStart"/>
-      <w:r>
-        <w:rPr>
-          <w:rFonts w:ascii="Times New Roman" w:hAnsi="Times New Roman" w:cs="Times New Roman"/>
-          <w:lang w:val="tr-TR"/>
-        </w:rPr>
-        <w:t>selection</w:t>
-      </w:r>
-      <w:proofErr w:type="spellEnd"/>
-      <w:r>
-        <w:rPr>
-          <w:rFonts w:ascii="Times New Roman" w:hAnsi="Times New Roman" w:cs="Times New Roman"/>
-          <w:lang w:val="tr-TR"/>
-        </w:rPr>
-        <w:t xml:space="preserve"> </w:t>
-      </w:r>
-      <w:proofErr w:type="spellStart"/>
-      <w:r>
-        <w:rPr>
-          <w:rFonts w:ascii="Times New Roman" w:hAnsi="Times New Roman" w:cs="Times New Roman"/>
-          <w:lang w:val="tr-TR"/>
-        </w:rPr>
-        <w:t>makes</w:t>
-      </w:r>
-      <w:proofErr w:type="spellEnd"/>
-      <w:r>
-        <w:rPr>
-          <w:rFonts w:ascii="Times New Roman" w:hAnsi="Times New Roman" w:cs="Times New Roman"/>
-          <w:lang w:val="tr-TR"/>
-        </w:rPr>
-        <w:t xml:space="preserve"> </w:t>
-      </w:r>
-      <w:proofErr w:type="spellStart"/>
-      <w:r>
-        <w:rPr>
-          <w:rFonts w:ascii="Times New Roman" w:hAnsi="Times New Roman" w:cs="Times New Roman"/>
-          <w:lang w:val="tr-TR"/>
-        </w:rPr>
-        <w:t>t</w:t>
-      </w:r>
-      <w:r>
-        <w:rPr>
-          <w:rFonts w:ascii="Times New Roman" w:hAnsi="Times New Roman" w:cs="Times New Roman"/>
-          <w:lang w:val="tr-TR"/>
-        </w:rPr>
-        <w:t>he</w:t>
-      </w:r>
-      <w:proofErr w:type="spellEnd"/>
-      <w:r>
-        <w:rPr>
-          <w:rFonts w:ascii="Times New Roman" w:hAnsi="Times New Roman" w:cs="Times New Roman"/>
-          <w:lang w:val="tr-TR"/>
-        </w:rPr>
-        <w:t xml:space="preserve"> </w:t>
-      </w:r>
-      <w:proofErr w:type="spellStart"/>
-      <w:r>
-        <w:rPr>
-          <w:rFonts w:ascii="Times New Roman" w:hAnsi="Times New Roman" w:cs="Times New Roman"/>
-          <w:lang w:val="tr-TR"/>
-        </w:rPr>
-        <w:t>gradient</w:t>
-      </w:r>
-      <w:proofErr w:type="spellEnd"/>
-      <w:r>
-        <w:rPr>
-          <w:rFonts w:ascii="Times New Roman" w:hAnsi="Times New Roman" w:cs="Times New Roman"/>
-          <w:lang w:val="tr-TR"/>
-        </w:rPr>
-        <w:t xml:space="preserve"> </w:t>
-      </w:r>
-      <w:proofErr w:type="spellStart"/>
-      <w:r>
-        <w:rPr>
-          <w:rFonts w:ascii="Times New Roman" w:hAnsi="Times New Roman" w:cs="Times New Roman"/>
-          <w:lang w:val="tr-TR"/>
-        </w:rPr>
-        <w:t>lower-value</w:t>
-      </w:r>
-      <w:r>
-        <w:rPr>
-          <w:rFonts w:ascii="Times New Roman" w:hAnsi="Times New Roman" w:cs="Times New Roman"/>
-          <w:lang w:val="tr-TR"/>
-        </w:rPr>
-        <w:t>d</w:t>
-      </w:r>
-      <w:proofErr w:type="spellEnd"/>
-      <w:r>
-        <w:rPr>
-          <w:rFonts w:ascii="Times New Roman" w:hAnsi="Times New Roman" w:cs="Times New Roman"/>
-          <w:lang w:val="tr-TR"/>
-        </w:rPr>
-        <w:t xml:space="preserve">, </w:t>
-      </w:r>
-      <w:proofErr w:type="spellStart"/>
-      <w:r>
-        <w:rPr>
-          <w:rFonts w:ascii="Times New Roman" w:hAnsi="Times New Roman" w:cs="Times New Roman"/>
-          <w:lang w:val="tr-TR"/>
-        </w:rPr>
-        <w:t>lower-density</w:t>
-      </w:r>
-      <w:proofErr w:type="spellEnd"/>
-      <w:r>
-        <w:rPr>
-          <w:rFonts w:ascii="Times New Roman" w:hAnsi="Times New Roman" w:cs="Times New Roman"/>
-          <w:lang w:val="tr-TR"/>
-        </w:rPr>
-        <w:t xml:space="preserve">, </w:t>
-      </w:r>
-      <w:proofErr w:type="spellStart"/>
-      <w:r>
-        <w:rPr>
-          <w:rFonts w:ascii="Times New Roman" w:hAnsi="Times New Roman" w:cs="Times New Roman"/>
-          <w:lang w:val="tr-TR"/>
-        </w:rPr>
-        <w:t>and</w:t>
-      </w:r>
-      <w:proofErr w:type="spellEnd"/>
-      <w:r>
-        <w:rPr>
-          <w:rFonts w:ascii="Times New Roman" w:hAnsi="Times New Roman" w:cs="Times New Roman"/>
-          <w:lang w:val="tr-TR"/>
-        </w:rPr>
-        <w:t xml:space="preserve"> </w:t>
-      </w:r>
-      <w:proofErr w:type="spellStart"/>
-      <w:r>
-        <w:rPr>
-          <w:rFonts w:ascii="Times New Roman" w:hAnsi="Times New Roman" w:cs="Times New Roman"/>
-          <w:lang w:val="tr-TR"/>
-        </w:rPr>
-        <w:t>noisier</w:t>
-      </w:r>
-      <w:proofErr w:type="spellEnd"/>
-      <w:r>
-        <w:rPr>
-          <w:rFonts w:ascii="Times New Roman" w:hAnsi="Times New Roman" w:cs="Times New Roman"/>
-          <w:lang w:val="tr-TR"/>
-        </w:rPr>
-        <w:t xml:space="preserve">. On </w:t>
-      </w:r>
-      <w:proofErr w:type="spellStart"/>
-      <w:r>
-        <w:rPr>
-          <w:rFonts w:ascii="Times New Roman" w:hAnsi="Times New Roman" w:cs="Times New Roman"/>
-          <w:lang w:val="tr-TR"/>
-        </w:rPr>
-        <w:t>the</w:t>
-      </w:r>
-      <w:proofErr w:type="spellEnd"/>
-      <w:r>
-        <w:rPr>
-          <w:rFonts w:ascii="Times New Roman" w:hAnsi="Times New Roman" w:cs="Times New Roman"/>
-          <w:lang w:val="tr-TR"/>
-        </w:rPr>
-        <w:t xml:space="preserve"> </w:t>
-      </w:r>
-      <w:proofErr w:type="spellStart"/>
-      <w:r>
-        <w:rPr>
-          <w:rFonts w:ascii="Times New Roman" w:hAnsi="Times New Roman" w:cs="Times New Roman"/>
-          <w:lang w:val="tr-TR"/>
-        </w:rPr>
-        <w:t>other</w:t>
-      </w:r>
-      <w:proofErr w:type="spellEnd"/>
-      <w:r>
-        <w:rPr>
-          <w:rFonts w:ascii="Times New Roman" w:hAnsi="Times New Roman" w:cs="Times New Roman"/>
-          <w:lang w:val="tr-TR"/>
-        </w:rPr>
-        <w:t xml:space="preserve"> </w:t>
-      </w:r>
-      <w:proofErr w:type="spellStart"/>
-      <w:r>
-        <w:rPr>
-          <w:rFonts w:ascii="Times New Roman" w:hAnsi="Times New Roman" w:cs="Times New Roman"/>
-          <w:lang w:val="tr-TR"/>
-        </w:rPr>
-        <w:t>hand</w:t>
-      </w:r>
-      <w:proofErr w:type="spellEnd"/>
-      <w:r>
-        <w:rPr>
-          <w:rFonts w:ascii="Times New Roman" w:hAnsi="Times New Roman" w:cs="Times New Roman"/>
-          <w:lang w:val="tr-TR"/>
-        </w:rPr>
-        <w:t xml:space="preserve">, </w:t>
-      </w:r>
-      <w:proofErr w:type="spellStart"/>
-      <w:r>
-        <w:rPr>
-          <w:rFonts w:ascii="Times New Roman" w:hAnsi="Times New Roman" w:cs="Times New Roman"/>
-          <w:lang w:val="tr-TR"/>
-        </w:rPr>
-        <w:t>ranking</w:t>
-      </w:r>
-      <w:proofErr w:type="spellEnd"/>
-      <w:r>
-        <w:rPr>
-          <w:rFonts w:ascii="Times New Roman" w:hAnsi="Times New Roman" w:cs="Times New Roman"/>
-          <w:lang w:val="tr-TR"/>
-        </w:rPr>
-        <w:t xml:space="preserve"> 10 </w:t>
-      </w:r>
-      <w:proofErr w:type="spellStart"/>
-      <w:r>
-        <w:rPr>
-          <w:rFonts w:ascii="Times New Roman" w:hAnsi="Times New Roman" w:cs="Times New Roman"/>
-          <w:lang w:val="tr-TR"/>
-        </w:rPr>
-        <w:t>movie</w:t>
-      </w:r>
-      <w:proofErr w:type="spellEnd"/>
-      <w:r>
-        <w:rPr>
-          <w:rFonts w:ascii="Times New Roman" w:hAnsi="Times New Roman" w:cs="Times New Roman"/>
-          <w:lang w:val="tr-TR"/>
-        </w:rPr>
-        <w:t xml:space="preserve"> </w:t>
-      </w:r>
-      <w:proofErr w:type="spellStart"/>
-      <w:r>
-        <w:rPr>
-          <w:rFonts w:ascii="Times New Roman" w:hAnsi="Times New Roman" w:cs="Times New Roman"/>
-          <w:lang w:val="tr-TR"/>
-        </w:rPr>
-        <w:t>items</w:t>
-      </w:r>
-      <w:proofErr w:type="spellEnd"/>
-      <w:r>
-        <w:rPr>
-          <w:rFonts w:ascii="Times New Roman" w:hAnsi="Times New Roman" w:cs="Times New Roman"/>
-          <w:lang w:val="tr-TR"/>
-        </w:rPr>
-        <w:t xml:space="preserve"> </w:t>
-      </w:r>
-      <w:proofErr w:type="spellStart"/>
-      <w:r>
-        <w:rPr>
-          <w:rFonts w:ascii="Times New Roman" w:hAnsi="Times New Roman" w:cs="Times New Roman"/>
-          <w:lang w:val="tr-TR"/>
-        </w:rPr>
-        <w:t>from</w:t>
-      </w:r>
-      <w:proofErr w:type="spellEnd"/>
-      <w:r>
-        <w:rPr>
-          <w:rFonts w:ascii="Times New Roman" w:hAnsi="Times New Roman" w:cs="Times New Roman"/>
-          <w:lang w:val="tr-TR"/>
-        </w:rPr>
-        <w:t xml:space="preserve"> </w:t>
-      </w:r>
-      <w:proofErr w:type="spellStart"/>
-      <w:r>
-        <w:rPr>
-          <w:rFonts w:ascii="Times New Roman" w:hAnsi="Times New Roman" w:cs="Times New Roman"/>
-          <w:lang w:val="tr-TR"/>
-        </w:rPr>
-        <w:t>the</w:t>
-      </w:r>
-      <w:proofErr w:type="spellEnd"/>
-      <w:r>
-        <w:rPr>
-          <w:rFonts w:ascii="Times New Roman" w:hAnsi="Times New Roman" w:cs="Times New Roman"/>
-          <w:lang w:val="tr-TR"/>
-        </w:rPr>
-        <w:t xml:space="preserve"> </w:t>
-      </w:r>
-      <w:proofErr w:type="spellStart"/>
-      <w:r>
-        <w:rPr>
-          <w:rFonts w:ascii="Times New Roman" w:hAnsi="Times New Roman" w:cs="Times New Roman"/>
-          <w:lang w:val="tr-TR"/>
-        </w:rPr>
-        <w:t>most</w:t>
-      </w:r>
-      <w:proofErr w:type="spellEnd"/>
-      <w:r>
-        <w:rPr>
-          <w:rFonts w:ascii="Times New Roman" w:hAnsi="Times New Roman" w:cs="Times New Roman"/>
-          <w:lang w:val="tr-TR"/>
-        </w:rPr>
-        <w:t xml:space="preserve"> </w:t>
-      </w:r>
-      <w:proofErr w:type="spellStart"/>
-      <w:r>
-        <w:rPr>
-          <w:rFonts w:ascii="Times New Roman" w:hAnsi="Times New Roman" w:cs="Times New Roman"/>
-          <w:lang w:val="tr-TR"/>
-        </w:rPr>
-        <w:t>preferred</w:t>
-      </w:r>
-      <w:proofErr w:type="spellEnd"/>
-      <w:r>
-        <w:rPr>
-          <w:rFonts w:ascii="Times New Roman" w:hAnsi="Times New Roman" w:cs="Times New Roman"/>
-          <w:lang w:val="tr-TR"/>
-        </w:rPr>
-        <w:t xml:space="preserve"> </w:t>
-      </w:r>
-      <w:proofErr w:type="spellStart"/>
-      <w:r>
-        <w:rPr>
-          <w:rFonts w:ascii="Times New Roman" w:hAnsi="Times New Roman" w:cs="Times New Roman"/>
-          <w:lang w:val="tr-TR"/>
-        </w:rPr>
-        <w:t>to</w:t>
-      </w:r>
-      <w:proofErr w:type="spellEnd"/>
-      <w:r>
-        <w:rPr>
-          <w:rFonts w:ascii="Times New Roman" w:hAnsi="Times New Roman" w:cs="Times New Roman"/>
-          <w:lang w:val="tr-TR"/>
-        </w:rPr>
-        <w:t xml:space="preserve"> </w:t>
-      </w:r>
-      <w:proofErr w:type="spellStart"/>
-      <w:r>
-        <w:rPr>
-          <w:rFonts w:ascii="Times New Roman" w:hAnsi="Times New Roman" w:cs="Times New Roman"/>
-          <w:lang w:val="tr-TR"/>
-        </w:rPr>
-        <w:t>the</w:t>
-      </w:r>
-      <w:proofErr w:type="spellEnd"/>
-      <w:r>
-        <w:rPr>
-          <w:rFonts w:ascii="Times New Roman" w:hAnsi="Times New Roman" w:cs="Times New Roman"/>
-          <w:lang w:val="tr-TR"/>
-        </w:rPr>
-        <w:t xml:space="preserve"> </w:t>
-      </w:r>
-      <w:proofErr w:type="spellStart"/>
-      <w:r>
-        <w:rPr>
-          <w:rFonts w:ascii="Times New Roman" w:hAnsi="Times New Roman" w:cs="Times New Roman"/>
-          <w:lang w:val="tr-TR"/>
-        </w:rPr>
-        <w:t>least</w:t>
-      </w:r>
-      <w:proofErr w:type="spellEnd"/>
-      <w:r>
-        <w:rPr>
-          <w:rFonts w:ascii="Times New Roman" w:hAnsi="Times New Roman" w:cs="Times New Roman"/>
-          <w:lang w:val="tr-TR"/>
-        </w:rPr>
-        <w:t xml:space="preserve"> </w:t>
-      </w:r>
-      <w:proofErr w:type="spellStart"/>
-      <w:r>
-        <w:rPr>
-          <w:rFonts w:ascii="Times New Roman" w:hAnsi="Times New Roman" w:cs="Times New Roman"/>
-          <w:lang w:val="tr-TR"/>
-        </w:rPr>
-        <w:t>preferred</w:t>
-      </w:r>
-      <w:proofErr w:type="spellEnd"/>
-      <w:r>
-        <w:rPr>
-          <w:rFonts w:ascii="Times New Roman" w:hAnsi="Times New Roman" w:cs="Times New Roman"/>
-          <w:lang w:val="tr-TR"/>
-        </w:rPr>
-        <w:t xml:space="preserve"> </w:t>
-      </w:r>
-      <w:proofErr w:type="spellStart"/>
-      <w:r>
-        <w:rPr>
-          <w:rFonts w:ascii="Times New Roman" w:hAnsi="Times New Roman" w:cs="Times New Roman"/>
-          <w:lang w:val="tr-TR"/>
-        </w:rPr>
-        <w:t>one</w:t>
-      </w:r>
-      <w:proofErr w:type="spellEnd"/>
-      <w:r>
-        <w:rPr>
-          <w:rFonts w:ascii="Times New Roman" w:hAnsi="Times New Roman" w:cs="Times New Roman"/>
-          <w:lang w:val="tr-TR"/>
-        </w:rPr>
-        <w:t xml:space="preserve"> </w:t>
-      </w:r>
-      <w:proofErr w:type="spellStart"/>
-      <w:r>
-        <w:rPr>
-          <w:rFonts w:ascii="Times New Roman" w:hAnsi="Times New Roman" w:cs="Times New Roman"/>
-          <w:lang w:val="tr-TR"/>
-        </w:rPr>
-        <w:t>brings</w:t>
-      </w:r>
-      <w:proofErr w:type="spellEnd"/>
-      <w:r>
-        <w:rPr>
-          <w:rFonts w:ascii="Times New Roman" w:hAnsi="Times New Roman" w:cs="Times New Roman"/>
-          <w:lang w:val="tr-TR"/>
-        </w:rPr>
-        <w:t xml:space="preserve"> </w:t>
-      </w:r>
-      <w:r>
-        <w:rPr>
-          <w:rFonts w:ascii="Times New Roman" w:hAnsi="Times New Roman" w:cs="Times New Roman"/>
-          <w:lang w:val="tr-TR"/>
-        </w:rPr>
-        <w:t xml:space="preserve">a </w:t>
-      </w:r>
-      <w:proofErr w:type="spellStart"/>
-      <w:r>
-        <w:rPr>
-          <w:rFonts w:ascii="Times New Roman" w:hAnsi="Times New Roman" w:cs="Times New Roman"/>
-          <w:lang w:val="tr-TR"/>
-        </w:rPr>
-        <w:t>higher-valued</w:t>
-      </w:r>
-      <w:proofErr w:type="spellEnd"/>
-      <w:r>
-        <w:rPr>
-          <w:rFonts w:ascii="Times New Roman" w:hAnsi="Times New Roman" w:cs="Times New Roman"/>
-          <w:lang w:val="tr-TR"/>
-        </w:rPr>
-        <w:t xml:space="preserve">, </w:t>
-      </w:r>
-      <w:proofErr w:type="spellStart"/>
-      <w:r>
-        <w:rPr>
-          <w:rFonts w:ascii="Times New Roman" w:hAnsi="Times New Roman" w:cs="Times New Roman"/>
-          <w:lang w:val="tr-TR"/>
-        </w:rPr>
-        <w:t>higher-density</w:t>
-      </w:r>
-      <w:proofErr w:type="spellEnd"/>
-      <w:r>
-        <w:rPr>
-          <w:rFonts w:ascii="Times New Roman" w:hAnsi="Times New Roman" w:cs="Times New Roman"/>
-          <w:lang w:val="tr-TR"/>
-        </w:rPr>
-        <w:t xml:space="preserve">, </w:t>
-      </w:r>
-      <w:proofErr w:type="spellStart"/>
-      <w:r>
-        <w:rPr>
-          <w:rFonts w:ascii="Times New Roman" w:hAnsi="Times New Roman" w:cs="Times New Roman"/>
-          <w:lang w:val="tr-TR"/>
-        </w:rPr>
-        <w:t>and</w:t>
-      </w:r>
-      <w:proofErr w:type="spellEnd"/>
-      <w:r>
-        <w:rPr>
-          <w:rFonts w:ascii="Times New Roman" w:hAnsi="Times New Roman" w:cs="Times New Roman"/>
-          <w:lang w:val="tr-TR"/>
-        </w:rPr>
-        <w:t xml:space="preserve"> </w:t>
-      </w:r>
-      <w:proofErr w:type="spellStart"/>
-      <w:r>
-        <w:rPr>
-          <w:rFonts w:ascii="Times New Roman" w:hAnsi="Times New Roman" w:cs="Times New Roman"/>
-          <w:lang w:val="tr-TR"/>
-        </w:rPr>
-        <w:t>less</w:t>
-      </w:r>
-      <w:proofErr w:type="spellEnd"/>
-      <w:r>
-        <w:rPr>
-          <w:rFonts w:ascii="Times New Roman" w:hAnsi="Times New Roman" w:cs="Times New Roman"/>
-          <w:lang w:val="tr-TR"/>
-        </w:rPr>
-        <w:t xml:space="preserve"> </w:t>
-      </w:r>
-      <w:proofErr w:type="spellStart"/>
-      <w:r>
-        <w:rPr>
-          <w:rFonts w:ascii="Times New Roman" w:hAnsi="Times New Roman" w:cs="Times New Roman"/>
-          <w:lang w:val="tr-TR"/>
-        </w:rPr>
-        <w:t>noisy</w:t>
-      </w:r>
-      <w:proofErr w:type="spellEnd"/>
-      <w:r>
-        <w:rPr>
-          <w:rFonts w:ascii="Times New Roman" w:hAnsi="Times New Roman" w:cs="Times New Roman"/>
-          <w:lang w:val="tr-TR"/>
-        </w:rPr>
-        <w:t xml:space="preserve"> </w:t>
-      </w:r>
-      <w:proofErr w:type="spellStart"/>
-      <w:r>
-        <w:rPr>
-          <w:rFonts w:ascii="Times New Roman" w:hAnsi="Times New Roman" w:cs="Times New Roman"/>
-          <w:lang w:val="tr-TR"/>
-        </w:rPr>
-        <w:t>gradient</w:t>
-      </w:r>
-      <w:proofErr w:type="spellEnd"/>
-      <w:r>
-        <w:rPr>
-          <w:rFonts w:ascii="Times New Roman" w:hAnsi="Times New Roman" w:cs="Times New Roman"/>
-          <w:lang w:val="tr-TR"/>
-        </w:rPr>
-        <w:t xml:space="preserve">. </w:t>
-      </w:r>
-      <w:proofErr w:type="spellStart"/>
-      <w:r>
-        <w:rPr>
-          <w:rFonts w:ascii="Times New Roman" w:hAnsi="Times New Roman" w:cs="Times New Roman"/>
-          <w:lang w:val="tr-TR"/>
-        </w:rPr>
-        <w:t>Therefore</w:t>
-      </w:r>
-      <w:proofErr w:type="spellEnd"/>
-      <w:r>
-        <w:rPr>
-          <w:rFonts w:ascii="Times New Roman" w:hAnsi="Times New Roman" w:cs="Times New Roman"/>
-          <w:lang w:val="tr-TR"/>
-        </w:rPr>
-        <w:t xml:space="preserve">, </w:t>
-      </w:r>
-      <w:proofErr w:type="spellStart"/>
-      <w:r>
-        <w:rPr>
-          <w:rFonts w:ascii="Times New Roman" w:hAnsi="Times New Roman" w:cs="Times New Roman"/>
-          <w:lang w:val="tr-TR"/>
-        </w:rPr>
-        <w:t>t</w:t>
-      </w:r>
-      <w:r>
-        <w:rPr>
-          <w:rFonts w:ascii="Times New Roman" w:hAnsi="Times New Roman" w:cs="Times New Roman"/>
-          <w:lang w:val="tr-TR"/>
-        </w:rPr>
-        <w:t>o</w:t>
-      </w:r>
-      <w:proofErr w:type="spellEnd"/>
-      <w:r>
-        <w:rPr>
-          <w:rFonts w:ascii="Times New Roman" w:hAnsi="Times New Roman" w:cs="Times New Roman"/>
-          <w:lang w:val="tr-TR"/>
-        </w:rPr>
-        <w:t xml:space="preserve"> stabilize </w:t>
-      </w:r>
-      <w:proofErr w:type="spellStart"/>
-      <w:r>
-        <w:rPr>
-          <w:rFonts w:ascii="Times New Roman" w:hAnsi="Times New Roman" w:cs="Times New Roman"/>
-          <w:lang w:val="tr-TR"/>
-        </w:rPr>
-        <w:t>the</w:t>
-      </w:r>
-      <w:proofErr w:type="spellEnd"/>
-      <w:r>
-        <w:rPr>
-          <w:rFonts w:ascii="Times New Roman" w:hAnsi="Times New Roman" w:cs="Times New Roman"/>
-          <w:lang w:val="tr-TR"/>
-        </w:rPr>
-        <w:t xml:space="preserve"> </w:t>
-      </w:r>
-      <w:proofErr w:type="spellStart"/>
-      <w:r>
-        <w:rPr>
-          <w:rFonts w:ascii="Times New Roman" w:hAnsi="Times New Roman" w:cs="Times New Roman"/>
-          <w:lang w:val="tr-TR"/>
-        </w:rPr>
-        <w:t>updates</w:t>
-      </w:r>
-      <w:proofErr w:type="spellEnd"/>
-      <w:r>
-        <w:rPr>
-          <w:rFonts w:ascii="Times New Roman" w:hAnsi="Times New Roman" w:cs="Times New Roman"/>
-          <w:lang w:val="tr-TR"/>
-        </w:rPr>
-        <w:t xml:space="preserve"> of </w:t>
-      </w:r>
-      <w:proofErr w:type="spellStart"/>
-      <w:r>
-        <w:rPr>
-          <w:rFonts w:ascii="Times New Roman" w:hAnsi="Times New Roman" w:cs="Times New Roman"/>
-          <w:lang w:val="tr-TR"/>
-        </w:rPr>
-        <w:t>the</w:t>
-      </w:r>
-      <w:proofErr w:type="spellEnd"/>
-      <w:r>
-        <w:rPr>
-          <w:rFonts w:ascii="Times New Roman" w:hAnsi="Times New Roman" w:cs="Times New Roman"/>
-          <w:lang w:val="tr-TR"/>
-        </w:rPr>
-        <w:t xml:space="preserve"> </w:t>
-      </w:r>
-      <w:proofErr w:type="spellStart"/>
-      <w:r>
-        <w:rPr>
-          <w:rFonts w:ascii="Times New Roman" w:hAnsi="Times New Roman" w:cs="Times New Roman"/>
-          <w:lang w:val="tr-TR"/>
-        </w:rPr>
-        <w:t>preference</w:t>
-      </w:r>
-      <w:proofErr w:type="spellEnd"/>
-      <w:r>
-        <w:rPr>
-          <w:rFonts w:ascii="Times New Roman" w:hAnsi="Times New Roman" w:cs="Times New Roman"/>
-          <w:lang w:val="tr-TR"/>
-        </w:rPr>
-        <w:t xml:space="preserve"> </w:t>
-      </w:r>
-      <w:proofErr w:type="spellStart"/>
-      <w:r>
-        <w:rPr>
-          <w:rFonts w:ascii="Times New Roman" w:hAnsi="Times New Roman" w:cs="Times New Roman"/>
-          <w:lang w:val="tr-TR"/>
-        </w:rPr>
-        <w:t>vector</w:t>
-      </w:r>
-      <w:proofErr w:type="spellEnd"/>
-      <w:r>
-        <w:rPr>
-          <w:rFonts w:ascii="Times New Roman" w:hAnsi="Times New Roman" w:cs="Times New Roman"/>
-          <w:lang w:val="tr-TR"/>
-        </w:rPr>
-        <w:t xml:space="preserve"> w (</w:t>
-      </w:r>
-      <w:proofErr w:type="spellStart"/>
-      <w:r>
-        <w:rPr>
-          <w:rFonts w:ascii="Times New Roman" w:hAnsi="Times New Roman" w:cs="Times New Roman"/>
-          <w:lang w:val="tr-TR"/>
-        </w:rPr>
-        <w:t>to</w:t>
-      </w:r>
-      <w:proofErr w:type="spellEnd"/>
-      <w:r>
-        <w:rPr>
-          <w:rFonts w:ascii="Times New Roman" w:hAnsi="Times New Roman" w:cs="Times New Roman"/>
-          <w:lang w:val="tr-TR"/>
-        </w:rPr>
-        <w:t xml:space="preserve"> </w:t>
-      </w:r>
-      <w:proofErr w:type="spellStart"/>
-      <w:r>
-        <w:rPr>
-          <w:rFonts w:ascii="Times New Roman" w:hAnsi="Times New Roman" w:cs="Times New Roman"/>
-          <w:lang w:val="tr-TR"/>
-        </w:rPr>
-        <w:t>avoid</w:t>
-      </w:r>
-      <w:proofErr w:type="spellEnd"/>
-      <w:r>
-        <w:rPr>
-          <w:rFonts w:ascii="Times New Roman" w:hAnsi="Times New Roman" w:cs="Times New Roman"/>
-          <w:lang w:val="tr-TR"/>
-        </w:rPr>
-        <w:t xml:space="preserve"> an </w:t>
-      </w:r>
-      <w:proofErr w:type="spellStart"/>
-      <w:r>
-        <w:rPr>
-          <w:rFonts w:ascii="Times New Roman" w:hAnsi="Times New Roman" w:cs="Times New Roman"/>
-          <w:lang w:val="tr-TR"/>
-        </w:rPr>
-        <w:t>overly</w:t>
-      </w:r>
-      <w:proofErr w:type="spellEnd"/>
-      <w:r>
-        <w:rPr>
-          <w:rFonts w:ascii="Times New Roman" w:hAnsi="Times New Roman" w:cs="Times New Roman"/>
-          <w:lang w:val="tr-TR"/>
-        </w:rPr>
-        <w:t xml:space="preserve"> </w:t>
-      </w:r>
-      <w:proofErr w:type="spellStart"/>
-      <w:r>
-        <w:rPr>
-          <w:rFonts w:ascii="Times New Roman" w:hAnsi="Times New Roman" w:cs="Times New Roman"/>
-          <w:lang w:val="tr-TR"/>
-        </w:rPr>
-        <w:t>large</w:t>
-      </w:r>
-      <w:proofErr w:type="spellEnd"/>
-      <w:r>
-        <w:rPr>
-          <w:rFonts w:ascii="Times New Roman" w:hAnsi="Times New Roman" w:cs="Times New Roman"/>
-          <w:lang w:val="tr-TR"/>
-        </w:rPr>
-        <w:t xml:space="preserve"> </w:t>
-      </w:r>
-      <w:proofErr w:type="spellStart"/>
-      <w:r>
-        <w:rPr>
-          <w:rFonts w:ascii="Times New Roman" w:hAnsi="Times New Roman" w:cs="Times New Roman"/>
-          <w:lang w:val="tr-TR"/>
-        </w:rPr>
-        <w:t>amount</w:t>
-      </w:r>
-      <w:proofErr w:type="spellEnd"/>
-      <w:r>
-        <w:rPr>
-          <w:rFonts w:ascii="Times New Roman" w:hAnsi="Times New Roman" w:cs="Times New Roman"/>
-          <w:lang w:val="tr-TR"/>
-        </w:rPr>
-        <w:t xml:space="preserve"> of </w:t>
-      </w:r>
-      <w:proofErr w:type="spellStart"/>
-      <w:r>
-        <w:rPr>
-          <w:rFonts w:ascii="Times New Roman" w:hAnsi="Times New Roman" w:cs="Times New Roman"/>
-          <w:lang w:val="tr-TR"/>
-        </w:rPr>
-        <w:t>update</w:t>
-      </w:r>
-      <w:proofErr w:type="spellEnd"/>
-      <w:r>
-        <w:rPr>
-          <w:rFonts w:ascii="Times New Roman" w:hAnsi="Times New Roman" w:cs="Times New Roman"/>
-          <w:lang w:val="tr-TR"/>
-        </w:rPr>
-        <w:t xml:space="preserve"> step) </w:t>
-      </w:r>
-      <w:proofErr w:type="spellStart"/>
-      <w:r>
-        <w:rPr>
-          <w:rFonts w:ascii="Times New Roman" w:hAnsi="Times New Roman" w:cs="Times New Roman"/>
-          <w:lang w:val="tr-TR"/>
-        </w:rPr>
-        <w:t>and</w:t>
-      </w:r>
-      <w:proofErr w:type="spellEnd"/>
-      <w:r>
-        <w:rPr>
-          <w:rFonts w:ascii="Times New Roman" w:hAnsi="Times New Roman" w:cs="Times New Roman"/>
-          <w:lang w:val="tr-TR"/>
-        </w:rPr>
-        <w:t xml:space="preserve"> </w:t>
-      </w:r>
-      <w:proofErr w:type="spellStart"/>
-      <w:r>
-        <w:rPr>
-          <w:rFonts w:ascii="Times New Roman" w:hAnsi="Times New Roman" w:cs="Times New Roman"/>
-          <w:lang w:val="tr-TR"/>
-        </w:rPr>
-        <w:t>prevent</w:t>
-      </w:r>
-      <w:proofErr w:type="spellEnd"/>
-      <w:r>
-        <w:rPr>
-          <w:rFonts w:ascii="Times New Roman" w:hAnsi="Times New Roman" w:cs="Times New Roman"/>
-          <w:lang w:val="tr-TR"/>
-        </w:rPr>
-        <w:t xml:space="preserve"> </w:t>
-      </w:r>
-      <w:proofErr w:type="spellStart"/>
-      <w:r>
-        <w:rPr>
-          <w:rFonts w:ascii="Times New Roman" w:hAnsi="Times New Roman" w:cs="Times New Roman"/>
-          <w:lang w:val="tr-TR"/>
-        </w:rPr>
-        <w:t>overfitting</w:t>
-      </w:r>
-      <w:proofErr w:type="spellEnd"/>
-      <w:r>
-        <w:rPr>
-          <w:rFonts w:ascii="Times New Roman" w:hAnsi="Times New Roman" w:cs="Times New Roman"/>
-          <w:lang w:val="tr-TR"/>
-        </w:rPr>
-        <w:t xml:space="preserve"> </w:t>
-      </w:r>
-      <w:r>
-        <w:rPr>
-          <w:rFonts w:ascii="Times New Roman" w:hAnsi="Times New Roman" w:cs="Times New Roman"/>
-          <w:b/>
-          <w:bCs/>
-          <w:lang w:val="tr-TR"/>
-        </w:rPr>
-        <w:t>(</w:t>
-      </w:r>
-      <w:proofErr w:type="spellStart"/>
-      <w:r>
-        <w:rPr>
-          <w:rFonts w:ascii="Times New Roman" w:hAnsi="Times New Roman" w:cs="Times New Roman"/>
-          <w:b/>
-          <w:bCs/>
-          <w:lang w:val="tr-TR"/>
-        </w:rPr>
-        <w:t>learning</w:t>
-      </w:r>
-      <w:proofErr w:type="spellEnd"/>
-      <w:r>
-        <w:rPr>
-          <w:rFonts w:ascii="Times New Roman" w:hAnsi="Times New Roman" w:cs="Times New Roman"/>
-          <w:b/>
-          <w:bCs/>
-          <w:lang w:val="tr-TR"/>
-        </w:rPr>
-        <w:t xml:space="preserve"> </w:t>
-      </w:r>
-      <w:proofErr w:type="spellStart"/>
-      <w:r>
-        <w:rPr>
-          <w:rFonts w:ascii="Times New Roman" w:hAnsi="Times New Roman" w:cs="Times New Roman"/>
-          <w:b/>
-          <w:bCs/>
-          <w:lang w:val="tr-TR"/>
-        </w:rPr>
-        <w:t>the</w:t>
-      </w:r>
-      <w:proofErr w:type="spellEnd"/>
-      <w:r>
-        <w:rPr>
-          <w:rFonts w:ascii="Times New Roman" w:hAnsi="Times New Roman" w:cs="Times New Roman"/>
-          <w:b/>
-          <w:bCs/>
-          <w:lang w:val="tr-TR"/>
-        </w:rPr>
-        <w:t xml:space="preserve"> </w:t>
-      </w:r>
-      <w:proofErr w:type="spellStart"/>
-      <w:r>
-        <w:rPr>
-          <w:rFonts w:ascii="Times New Roman" w:hAnsi="Times New Roman" w:cs="Times New Roman"/>
-          <w:b/>
-          <w:bCs/>
-          <w:lang w:val="tr-TR"/>
-        </w:rPr>
-        <w:t>existing</w:t>
-      </w:r>
-      <w:proofErr w:type="spellEnd"/>
-      <w:r>
-        <w:rPr>
-          <w:rFonts w:ascii="Times New Roman" w:hAnsi="Times New Roman" w:cs="Times New Roman"/>
-          <w:b/>
-          <w:bCs/>
-          <w:lang w:val="tr-TR"/>
-        </w:rPr>
-        <w:t xml:space="preserve"> </w:t>
-      </w:r>
-      <w:proofErr w:type="spellStart"/>
-      <w:r>
-        <w:rPr>
-          <w:rFonts w:ascii="Times New Roman" w:hAnsi="Times New Roman" w:cs="Times New Roman"/>
-          <w:b/>
-          <w:bCs/>
-          <w:lang w:val="tr-TR"/>
-        </w:rPr>
-        <w:t>movies</w:t>
-      </w:r>
-      <w:proofErr w:type="spellEnd"/>
-      <w:r>
-        <w:rPr>
-          <w:rFonts w:ascii="Times New Roman" w:hAnsi="Times New Roman" w:cs="Times New Roman"/>
-          <w:b/>
-          <w:bCs/>
-          <w:lang w:val="tr-TR"/>
-        </w:rPr>
-        <w:t xml:space="preserve"> a lot </w:t>
-      </w:r>
-      <w:proofErr w:type="spellStart"/>
-      <w:r>
-        <w:rPr>
-          <w:rFonts w:ascii="Times New Roman" w:hAnsi="Times New Roman" w:cs="Times New Roman"/>
-          <w:b/>
-          <w:bCs/>
-          <w:lang w:val="tr-TR"/>
-        </w:rPr>
-        <w:t>and</w:t>
-      </w:r>
-      <w:proofErr w:type="spellEnd"/>
-      <w:r>
-        <w:rPr>
-          <w:rFonts w:ascii="Times New Roman" w:hAnsi="Times New Roman" w:cs="Times New Roman"/>
-          <w:b/>
-          <w:bCs/>
-          <w:lang w:val="tr-TR"/>
-        </w:rPr>
-        <w:t xml:space="preserve"> not </w:t>
-      </w:r>
-      <w:proofErr w:type="spellStart"/>
-      <w:r>
-        <w:rPr>
-          <w:rFonts w:ascii="Times New Roman" w:hAnsi="Times New Roman" w:cs="Times New Roman"/>
-          <w:b/>
-          <w:bCs/>
-          <w:lang w:val="tr-TR"/>
-        </w:rPr>
-        <w:t>being</w:t>
-      </w:r>
-      <w:proofErr w:type="spellEnd"/>
-      <w:r>
-        <w:rPr>
-          <w:rFonts w:ascii="Times New Roman" w:hAnsi="Times New Roman" w:cs="Times New Roman"/>
-          <w:b/>
-          <w:bCs/>
-          <w:lang w:val="tr-TR"/>
-        </w:rPr>
-        <w:t xml:space="preserve"> </w:t>
-      </w:r>
-      <w:proofErr w:type="spellStart"/>
-      <w:r>
-        <w:rPr>
-          <w:rFonts w:ascii="Times New Roman" w:hAnsi="Times New Roman" w:cs="Times New Roman"/>
-          <w:b/>
-          <w:bCs/>
-          <w:lang w:val="tr-TR"/>
-        </w:rPr>
-        <w:t>able</w:t>
-      </w:r>
-      <w:proofErr w:type="spellEnd"/>
-      <w:r>
-        <w:rPr>
-          <w:rFonts w:ascii="Times New Roman" w:hAnsi="Times New Roman" w:cs="Times New Roman"/>
-          <w:b/>
-          <w:bCs/>
-          <w:lang w:val="tr-TR"/>
-        </w:rPr>
-        <w:t xml:space="preserve"> </w:t>
-      </w:r>
-      <w:proofErr w:type="spellStart"/>
-      <w:r>
-        <w:rPr>
-          <w:rFonts w:ascii="Times New Roman" w:hAnsi="Times New Roman" w:cs="Times New Roman"/>
-          <w:b/>
-          <w:bCs/>
-          <w:lang w:val="tr-TR"/>
-        </w:rPr>
-        <w:t>to</w:t>
-      </w:r>
-      <w:proofErr w:type="spellEnd"/>
-      <w:r>
-        <w:rPr>
-          <w:rFonts w:ascii="Times New Roman" w:hAnsi="Times New Roman" w:cs="Times New Roman"/>
-          <w:b/>
-          <w:bCs/>
-          <w:lang w:val="tr-TR"/>
-        </w:rPr>
-        <w:t xml:space="preserve"> </w:t>
-      </w:r>
-      <w:r>
-        <w:rPr>
-          <w:rFonts w:ascii="Times New Roman" w:hAnsi="Times New Roman" w:cs="Times New Roman"/>
-          <w:b/>
-          <w:bCs/>
-          <w:lang w:val="tr-TR"/>
-        </w:rPr>
-        <w:t>(</w:t>
-      </w:r>
-      <w:proofErr w:type="spellStart"/>
-      <w:r>
-        <w:rPr>
-          <w:rFonts w:ascii="Times New Roman" w:hAnsi="Times New Roman" w:cs="Times New Roman"/>
-          <w:b/>
-          <w:bCs/>
-          <w:lang w:val="tr-TR"/>
-        </w:rPr>
-        <w:t>adequately</w:t>
-      </w:r>
-      <w:proofErr w:type="spellEnd"/>
-      <w:r>
-        <w:rPr>
-          <w:rFonts w:ascii="Times New Roman" w:hAnsi="Times New Roman" w:cs="Times New Roman"/>
-          <w:b/>
-          <w:bCs/>
-          <w:lang w:val="tr-TR"/>
-        </w:rPr>
-        <w:t xml:space="preserve">) </w:t>
-      </w:r>
-      <w:proofErr w:type="spellStart"/>
-      <w:r>
-        <w:rPr>
-          <w:rFonts w:ascii="Times New Roman" w:hAnsi="Times New Roman" w:cs="Times New Roman"/>
-          <w:b/>
-          <w:bCs/>
-          <w:lang w:val="tr-TR"/>
-        </w:rPr>
-        <w:t>adapt</w:t>
-      </w:r>
-      <w:proofErr w:type="spellEnd"/>
-      <w:r>
-        <w:rPr>
-          <w:rFonts w:ascii="Times New Roman" w:hAnsi="Times New Roman" w:cs="Times New Roman"/>
-          <w:b/>
-          <w:bCs/>
-          <w:lang w:val="tr-TR"/>
-        </w:rPr>
-        <w:t xml:space="preserve"> </w:t>
-      </w:r>
-      <w:proofErr w:type="spellStart"/>
-      <w:r>
-        <w:rPr>
-          <w:rFonts w:ascii="Times New Roman" w:hAnsi="Times New Roman" w:cs="Times New Roman"/>
-          <w:b/>
-          <w:bCs/>
-          <w:lang w:val="tr-TR"/>
-        </w:rPr>
-        <w:t>t</w:t>
-      </w:r>
-      <w:r>
-        <w:rPr>
-          <w:rFonts w:ascii="Times New Roman" w:hAnsi="Times New Roman" w:cs="Times New Roman"/>
-          <w:b/>
-          <w:bCs/>
-          <w:lang w:val="tr-TR"/>
-        </w:rPr>
-        <w:t>o</w:t>
-      </w:r>
-      <w:proofErr w:type="spellEnd"/>
-      <w:r>
-        <w:rPr>
-          <w:rFonts w:ascii="Times New Roman" w:hAnsi="Times New Roman" w:cs="Times New Roman"/>
-          <w:b/>
-          <w:bCs/>
-          <w:lang w:val="tr-TR"/>
-        </w:rPr>
-        <w:t xml:space="preserve"> </w:t>
-      </w:r>
-      <w:proofErr w:type="spellStart"/>
-      <w:r>
-        <w:rPr>
-          <w:rFonts w:ascii="Times New Roman" w:hAnsi="Times New Roman" w:cs="Times New Roman"/>
-          <w:b/>
-          <w:bCs/>
-          <w:lang w:val="tr-TR"/>
-        </w:rPr>
-        <w:t>randomly</w:t>
-      </w:r>
-      <w:proofErr w:type="spellEnd"/>
-      <w:r>
-        <w:rPr>
-          <w:rFonts w:ascii="Times New Roman" w:hAnsi="Times New Roman" w:cs="Times New Roman"/>
-          <w:b/>
-          <w:bCs/>
-          <w:lang w:val="tr-TR"/>
-        </w:rPr>
-        <w:t xml:space="preserve"> </w:t>
-      </w:r>
-      <w:proofErr w:type="spellStart"/>
-      <w:r>
-        <w:rPr>
-          <w:rFonts w:ascii="Times New Roman" w:hAnsi="Times New Roman" w:cs="Times New Roman"/>
-          <w:b/>
-          <w:bCs/>
-          <w:lang w:val="tr-TR"/>
-        </w:rPr>
-        <w:t>and</w:t>
-      </w:r>
-      <w:proofErr w:type="spellEnd"/>
-      <w:r>
-        <w:rPr>
-          <w:rFonts w:ascii="Times New Roman" w:hAnsi="Times New Roman" w:cs="Times New Roman"/>
-          <w:b/>
-          <w:bCs/>
-          <w:lang w:val="tr-TR"/>
-        </w:rPr>
-        <w:t xml:space="preserve"> </w:t>
-      </w:r>
-      <w:proofErr w:type="spellStart"/>
-      <w:r>
-        <w:rPr>
-          <w:rFonts w:ascii="Times New Roman" w:hAnsi="Times New Roman" w:cs="Times New Roman"/>
-          <w:b/>
-          <w:bCs/>
-          <w:lang w:val="tr-TR"/>
-        </w:rPr>
-        <w:t>newly</w:t>
-      </w:r>
-      <w:proofErr w:type="spellEnd"/>
-      <w:r>
-        <w:rPr>
-          <w:rFonts w:ascii="Times New Roman" w:hAnsi="Times New Roman" w:cs="Times New Roman"/>
-          <w:b/>
-          <w:bCs/>
-          <w:lang w:val="tr-TR"/>
-        </w:rPr>
-        <w:t xml:space="preserve"> </w:t>
-      </w:r>
-      <w:proofErr w:type="spellStart"/>
-      <w:r>
-        <w:rPr>
-          <w:rFonts w:ascii="Times New Roman" w:hAnsi="Times New Roman" w:cs="Times New Roman"/>
-          <w:b/>
-          <w:bCs/>
-          <w:lang w:val="tr-TR"/>
-        </w:rPr>
-        <w:t>chosen</w:t>
-      </w:r>
-      <w:proofErr w:type="spellEnd"/>
-      <w:r>
-        <w:rPr>
-          <w:rFonts w:ascii="Times New Roman" w:hAnsi="Times New Roman" w:cs="Times New Roman"/>
-          <w:b/>
-          <w:bCs/>
-          <w:lang w:val="tr-TR"/>
-        </w:rPr>
-        <w:t xml:space="preserve"> </w:t>
-      </w:r>
-      <w:proofErr w:type="spellStart"/>
-      <w:r>
-        <w:rPr>
-          <w:rFonts w:ascii="Times New Roman" w:hAnsi="Times New Roman" w:cs="Times New Roman"/>
-          <w:b/>
-          <w:bCs/>
-          <w:lang w:val="tr-TR"/>
-        </w:rPr>
-        <w:t>movies</w:t>
-      </w:r>
-      <w:proofErr w:type="spellEnd"/>
-      <w:r>
-        <w:rPr>
-          <w:rFonts w:ascii="Times New Roman" w:hAnsi="Times New Roman" w:cs="Times New Roman"/>
-          <w:b/>
-          <w:bCs/>
-          <w:lang w:val="tr-TR"/>
-        </w:rPr>
-        <w:t xml:space="preserve"> </w:t>
-      </w:r>
-      <w:proofErr w:type="spellStart"/>
-      <w:r>
-        <w:rPr>
-          <w:rFonts w:ascii="Times New Roman" w:hAnsi="Times New Roman" w:cs="Times New Roman"/>
-          <w:b/>
-          <w:bCs/>
-          <w:lang w:val="tr-TR"/>
-        </w:rPr>
-        <w:t>from</w:t>
-      </w:r>
-      <w:proofErr w:type="spellEnd"/>
-      <w:r>
-        <w:rPr>
-          <w:rFonts w:ascii="Times New Roman" w:hAnsi="Times New Roman" w:cs="Times New Roman"/>
-          <w:b/>
-          <w:bCs/>
-          <w:lang w:val="tr-TR"/>
-        </w:rPr>
-        <w:t xml:space="preserve"> </w:t>
-      </w:r>
-      <w:proofErr w:type="spellStart"/>
-      <w:r>
-        <w:rPr>
-          <w:rFonts w:ascii="Times New Roman" w:hAnsi="Times New Roman" w:cs="Times New Roman"/>
-          <w:b/>
-          <w:bCs/>
-          <w:lang w:val="tr-TR"/>
-        </w:rPr>
-        <w:t>the</w:t>
-      </w:r>
-      <w:proofErr w:type="spellEnd"/>
-      <w:r>
-        <w:rPr>
-          <w:rFonts w:ascii="Times New Roman" w:hAnsi="Times New Roman" w:cs="Times New Roman"/>
-          <w:b/>
-          <w:bCs/>
-          <w:lang w:val="tr-TR"/>
-        </w:rPr>
-        <w:t xml:space="preserve"> </w:t>
-      </w:r>
-      <w:proofErr w:type="spellStart"/>
-      <w:r>
-        <w:rPr>
-          <w:rFonts w:ascii="Times New Roman" w:hAnsi="Times New Roman" w:cs="Times New Roman"/>
-          <w:b/>
-          <w:bCs/>
-          <w:lang w:val="tr-TR"/>
-        </w:rPr>
-        <w:t>dataset</w:t>
-      </w:r>
-      <w:proofErr w:type="spellEnd"/>
-      <w:r>
-        <w:rPr>
-          <w:rFonts w:ascii="Times New Roman" w:hAnsi="Times New Roman" w:cs="Times New Roman"/>
-          <w:b/>
-          <w:bCs/>
-          <w:lang w:val="tr-TR"/>
-        </w:rPr>
-        <w:t>)</w:t>
-      </w:r>
-      <w:r>
-        <w:rPr>
-          <w:rFonts w:ascii="Times New Roman" w:hAnsi="Times New Roman" w:cs="Times New Roman"/>
-          <w:lang w:val="tr-TR"/>
-        </w:rPr>
-        <w:t xml:space="preserve"> </w:t>
-      </w:r>
-      <w:proofErr w:type="spellStart"/>
-      <w:r>
-        <w:rPr>
-          <w:rFonts w:ascii="Times New Roman" w:hAnsi="Times New Roman" w:cs="Times New Roman"/>
-          <w:lang w:val="tr-TR"/>
-        </w:rPr>
-        <w:t>and</w:t>
-      </w:r>
-      <w:proofErr w:type="spellEnd"/>
-      <w:r>
-        <w:rPr>
-          <w:rFonts w:ascii="Times New Roman" w:hAnsi="Times New Roman" w:cs="Times New Roman"/>
-          <w:lang w:val="tr-TR"/>
-        </w:rPr>
-        <w:t xml:space="preserve"> </w:t>
-      </w:r>
-      <w:proofErr w:type="spellStart"/>
-      <w:r>
-        <w:rPr>
-          <w:rFonts w:ascii="Times New Roman" w:hAnsi="Times New Roman" w:cs="Times New Roman"/>
-          <w:lang w:val="tr-TR"/>
-        </w:rPr>
-        <w:t>overshooting</w:t>
-      </w:r>
-      <w:proofErr w:type="spellEnd"/>
-      <w:r>
-        <w:rPr>
-          <w:rFonts w:ascii="Times New Roman" w:hAnsi="Times New Roman" w:cs="Times New Roman"/>
-          <w:lang w:val="tr-TR"/>
-        </w:rPr>
-        <w:t xml:space="preserve"> </w:t>
-      </w:r>
-      <w:r>
-        <w:rPr>
-          <w:rFonts w:ascii="Times New Roman" w:hAnsi="Times New Roman" w:cs="Times New Roman"/>
-          <w:b/>
-          <w:bCs/>
-          <w:lang w:val="tr-TR"/>
-        </w:rPr>
-        <w:t>(</w:t>
-      </w:r>
-      <w:proofErr w:type="spellStart"/>
-      <w:r>
-        <w:rPr>
-          <w:rFonts w:ascii="Times New Roman" w:hAnsi="Times New Roman" w:cs="Times New Roman"/>
-          <w:b/>
-          <w:bCs/>
-          <w:lang w:val="tr-TR"/>
-        </w:rPr>
-        <w:t>divergence</w:t>
-      </w:r>
-      <w:proofErr w:type="spellEnd"/>
-      <w:r>
-        <w:rPr>
-          <w:rFonts w:ascii="Times New Roman" w:hAnsi="Times New Roman" w:cs="Times New Roman"/>
-          <w:b/>
-          <w:bCs/>
-          <w:lang w:val="tr-TR"/>
-        </w:rPr>
-        <w:t xml:space="preserve">, </w:t>
-      </w:r>
-      <w:proofErr w:type="spellStart"/>
-      <w:r>
-        <w:rPr>
-          <w:rFonts w:ascii="Times New Roman" w:hAnsi="Times New Roman" w:cs="Times New Roman"/>
-          <w:b/>
-          <w:bCs/>
-          <w:lang w:val="tr-TR"/>
-        </w:rPr>
-        <w:t>significant</w:t>
-      </w:r>
-      <w:proofErr w:type="spellEnd"/>
-      <w:r>
-        <w:rPr>
-          <w:rFonts w:ascii="Times New Roman" w:hAnsi="Times New Roman" w:cs="Times New Roman"/>
-          <w:b/>
-          <w:bCs/>
-          <w:lang w:val="tr-TR"/>
-        </w:rPr>
-        <w:t xml:space="preserve"> </w:t>
-      </w:r>
-      <w:proofErr w:type="spellStart"/>
-      <w:r>
-        <w:rPr>
-          <w:rFonts w:ascii="Times New Roman" w:hAnsi="Times New Roman" w:cs="Times New Roman"/>
-          <w:b/>
-          <w:bCs/>
-          <w:lang w:val="tr-TR"/>
-        </w:rPr>
-        <w:t>increases</w:t>
-      </w:r>
-      <w:proofErr w:type="spellEnd"/>
-      <w:r>
-        <w:rPr>
-          <w:rFonts w:ascii="Times New Roman" w:hAnsi="Times New Roman" w:cs="Times New Roman"/>
-          <w:b/>
-          <w:bCs/>
-          <w:lang w:val="tr-TR"/>
-        </w:rPr>
-        <w:t xml:space="preserve">, </w:t>
-      </w:r>
-      <w:proofErr w:type="spellStart"/>
-      <w:r>
-        <w:rPr>
-          <w:rFonts w:ascii="Times New Roman" w:hAnsi="Times New Roman" w:cs="Times New Roman"/>
-          <w:b/>
-          <w:bCs/>
-          <w:lang w:val="tr-TR"/>
-        </w:rPr>
-        <w:t>or</w:t>
-      </w:r>
-      <w:proofErr w:type="spellEnd"/>
-      <w:r>
-        <w:rPr>
-          <w:rFonts w:ascii="Times New Roman" w:hAnsi="Times New Roman" w:cs="Times New Roman"/>
-          <w:b/>
-          <w:bCs/>
-          <w:lang w:val="tr-TR"/>
-        </w:rPr>
-        <w:t xml:space="preserve"> </w:t>
-      </w:r>
-      <w:proofErr w:type="spellStart"/>
-      <w:r>
-        <w:rPr>
-          <w:rFonts w:ascii="Times New Roman" w:hAnsi="Times New Roman" w:cs="Times New Roman"/>
-          <w:b/>
-          <w:bCs/>
-          <w:lang w:val="tr-TR"/>
-        </w:rPr>
-        <w:t>significant</w:t>
-      </w:r>
-      <w:proofErr w:type="spellEnd"/>
-      <w:r>
-        <w:rPr>
-          <w:rFonts w:ascii="Times New Roman" w:hAnsi="Times New Roman" w:cs="Times New Roman"/>
-          <w:b/>
-          <w:bCs/>
-          <w:lang w:val="tr-TR"/>
-        </w:rPr>
-        <w:t xml:space="preserve"> </w:t>
-      </w:r>
-      <w:proofErr w:type="spellStart"/>
-      <w:r>
-        <w:rPr>
-          <w:rFonts w:ascii="Times New Roman" w:hAnsi="Times New Roman" w:cs="Times New Roman"/>
-          <w:b/>
-          <w:bCs/>
-          <w:lang w:val="tr-TR"/>
-        </w:rPr>
-        <w:t>fluctuations</w:t>
-      </w:r>
-      <w:proofErr w:type="spellEnd"/>
-      <w:r>
-        <w:rPr>
-          <w:rFonts w:ascii="Times New Roman" w:hAnsi="Times New Roman" w:cs="Times New Roman"/>
-          <w:b/>
-          <w:bCs/>
-          <w:lang w:val="tr-TR"/>
-        </w:rPr>
-        <w:t>)</w:t>
-      </w:r>
-      <w:r>
-        <w:rPr>
-          <w:rFonts w:ascii="Times New Roman" w:hAnsi="Times New Roman" w:cs="Times New Roman"/>
-          <w:lang w:val="tr-TR"/>
-        </w:rPr>
-        <w:t xml:space="preserve">, </w:t>
-      </w:r>
-      <w:r>
-        <w:rPr>
-          <w:rFonts w:ascii="Times New Roman" w:hAnsi="Times New Roman" w:cs="Times New Roman"/>
-          <w:lang w:val="tr-TR"/>
-        </w:rPr>
-        <w:t xml:space="preserve">I </w:t>
-      </w:r>
-      <w:proofErr w:type="spellStart"/>
-      <w:r>
-        <w:rPr>
-          <w:rFonts w:ascii="Times New Roman" w:hAnsi="Times New Roman" w:cs="Times New Roman"/>
-          <w:lang w:val="tr-TR"/>
-        </w:rPr>
-        <w:t>have</w:t>
-      </w:r>
-      <w:proofErr w:type="spellEnd"/>
-      <w:r>
-        <w:rPr>
-          <w:rFonts w:ascii="Times New Roman" w:hAnsi="Times New Roman" w:cs="Times New Roman"/>
-          <w:lang w:val="tr-TR"/>
-        </w:rPr>
-        <w:t xml:space="preserve"> </w:t>
-      </w:r>
-      <w:proofErr w:type="spellStart"/>
-      <w:r>
-        <w:rPr>
-          <w:rFonts w:ascii="Times New Roman" w:hAnsi="Times New Roman" w:cs="Times New Roman"/>
-          <w:lang w:val="tr-TR"/>
-        </w:rPr>
-        <w:t>chose</w:t>
-      </w:r>
-      <w:r>
-        <w:rPr>
-          <w:rFonts w:ascii="Times New Roman" w:hAnsi="Times New Roman" w:cs="Times New Roman"/>
-          <w:lang w:val="tr-TR"/>
-        </w:rPr>
-        <w:t>n</w:t>
-      </w:r>
-      <w:proofErr w:type="spellEnd"/>
-      <w:r>
-        <w:rPr>
-          <w:rFonts w:ascii="Times New Roman" w:hAnsi="Times New Roman" w:cs="Times New Roman"/>
-          <w:lang w:val="tr-TR"/>
-        </w:rPr>
-        <w:t xml:space="preserve"> </w:t>
-      </w:r>
-      <w:proofErr w:type="spellStart"/>
-      <w:r>
-        <w:rPr>
-          <w:rFonts w:ascii="Times New Roman" w:hAnsi="Times New Roman" w:cs="Times New Roman"/>
-          <w:lang w:val="tr-TR"/>
-        </w:rPr>
-        <w:t>the</w:t>
-      </w:r>
-      <w:proofErr w:type="spellEnd"/>
-      <w:r>
-        <w:rPr>
-          <w:rFonts w:ascii="Times New Roman" w:hAnsi="Times New Roman" w:cs="Times New Roman"/>
-          <w:lang w:val="tr-TR"/>
-        </w:rPr>
-        <w:t xml:space="preserve"> </w:t>
-      </w:r>
-      <w:proofErr w:type="spellStart"/>
-      <w:r>
-        <w:rPr>
-          <w:rFonts w:ascii="Times New Roman" w:hAnsi="Times New Roman" w:cs="Times New Roman"/>
-          <w:lang w:val="tr-TR"/>
-        </w:rPr>
-        <w:t>learning</w:t>
-      </w:r>
-      <w:proofErr w:type="spellEnd"/>
-      <w:r>
-        <w:rPr>
-          <w:rFonts w:ascii="Times New Roman" w:hAnsi="Times New Roman" w:cs="Times New Roman"/>
-          <w:lang w:val="tr-TR"/>
-        </w:rPr>
-        <w:t xml:space="preserve"> rate of Design 1 </w:t>
-      </w:r>
-      <w:r>
-        <w:rPr>
-          <w:rFonts w:ascii="Times New Roman" w:hAnsi="Times New Roman" w:cs="Times New Roman"/>
-          <w:b/>
-          <w:bCs/>
-          <w:lang w:val="tr-TR"/>
-        </w:rPr>
-        <w:t>(0.05)</w:t>
-      </w:r>
-      <w:r>
-        <w:rPr>
-          <w:rFonts w:ascii="Times New Roman" w:hAnsi="Times New Roman" w:cs="Times New Roman"/>
-          <w:b/>
-          <w:bCs/>
-          <w:lang w:val="tr-TR"/>
-        </w:rPr>
-        <w:t xml:space="preserve"> </w:t>
-      </w:r>
-      <w:proofErr w:type="spellStart"/>
-      <w:r>
-        <w:rPr>
-          <w:rFonts w:ascii="Times New Roman" w:hAnsi="Times New Roman" w:cs="Times New Roman"/>
-          <w:lang w:val="tr-TR"/>
-        </w:rPr>
-        <w:t>higher</w:t>
-      </w:r>
-      <w:proofErr w:type="spellEnd"/>
-      <w:r>
-        <w:rPr>
-          <w:rFonts w:ascii="Times New Roman" w:hAnsi="Times New Roman" w:cs="Times New Roman"/>
-          <w:lang w:val="tr-TR"/>
-        </w:rPr>
-        <w:t xml:space="preserve"> </w:t>
-      </w:r>
-      <w:proofErr w:type="spellStart"/>
-      <w:r>
-        <w:rPr>
-          <w:rFonts w:ascii="Times New Roman" w:hAnsi="Times New Roman" w:cs="Times New Roman"/>
-          <w:lang w:val="tr-TR"/>
-        </w:rPr>
-        <w:t>than</w:t>
-      </w:r>
-      <w:proofErr w:type="spellEnd"/>
-      <w:r>
-        <w:rPr>
-          <w:rFonts w:ascii="Times New Roman" w:hAnsi="Times New Roman" w:cs="Times New Roman"/>
-          <w:lang w:val="tr-TR"/>
-        </w:rPr>
-        <w:t xml:space="preserve"> </w:t>
-      </w:r>
-      <w:proofErr w:type="spellStart"/>
-      <w:r>
-        <w:rPr>
-          <w:rFonts w:ascii="Times New Roman" w:hAnsi="Times New Roman" w:cs="Times New Roman"/>
-          <w:lang w:val="tr-TR"/>
-        </w:rPr>
-        <w:t>the</w:t>
-      </w:r>
-      <w:proofErr w:type="spellEnd"/>
-      <w:r>
-        <w:rPr>
-          <w:rFonts w:ascii="Times New Roman" w:hAnsi="Times New Roman" w:cs="Times New Roman"/>
-          <w:lang w:val="tr-TR"/>
-        </w:rPr>
-        <w:t xml:space="preserve"> </w:t>
-      </w:r>
-      <w:proofErr w:type="spellStart"/>
-      <w:r>
-        <w:rPr>
-          <w:rFonts w:ascii="Times New Roman" w:hAnsi="Times New Roman" w:cs="Times New Roman"/>
-          <w:lang w:val="tr-TR"/>
-        </w:rPr>
-        <w:t>learning</w:t>
-      </w:r>
-      <w:proofErr w:type="spellEnd"/>
-      <w:r>
-        <w:rPr>
-          <w:rFonts w:ascii="Times New Roman" w:hAnsi="Times New Roman" w:cs="Times New Roman"/>
-          <w:lang w:val="tr-TR"/>
-        </w:rPr>
-        <w:t xml:space="preserve"> rate of Design 2 (0.005), </w:t>
-      </w:r>
-      <w:proofErr w:type="spellStart"/>
-      <w:r>
-        <w:rPr>
-          <w:rFonts w:ascii="Times New Roman" w:hAnsi="Times New Roman" w:cs="Times New Roman"/>
-          <w:lang w:val="tr-TR"/>
-        </w:rPr>
-        <w:t>where</w:t>
-      </w:r>
-      <w:proofErr w:type="spellEnd"/>
-      <w:r>
-        <w:rPr>
-          <w:rFonts w:ascii="Times New Roman" w:hAnsi="Times New Roman" w:cs="Times New Roman"/>
-          <w:lang w:val="tr-TR"/>
-        </w:rPr>
-        <w:t xml:space="preserve"> </w:t>
-      </w:r>
-      <w:proofErr w:type="spellStart"/>
-      <w:r>
-        <w:rPr>
-          <w:rFonts w:ascii="Times New Roman" w:hAnsi="Times New Roman" w:cs="Times New Roman"/>
-          <w:lang w:val="tr-TR"/>
-        </w:rPr>
-        <w:t>the</w:t>
-      </w:r>
-      <w:proofErr w:type="spellEnd"/>
-      <w:r>
-        <w:rPr>
-          <w:rFonts w:ascii="Times New Roman" w:hAnsi="Times New Roman" w:cs="Times New Roman"/>
-          <w:lang w:val="tr-TR"/>
-        </w:rPr>
-        <w:t xml:space="preserve"> </w:t>
-      </w:r>
-      <w:proofErr w:type="spellStart"/>
-      <w:r>
-        <w:rPr>
-          <w:rFonts w:ascii="Times New Roman" w:hAnsi="Times New Roman" w:cs="Times New Roman"/>
-          <w:lang w:val="tr-TR"/>
-        </w:rPr>
-        <w:t>accumulated</w:t>
-      </w:r>
-      <w:proofErr w:type="spellEnd"/>
-      <w:r>
-        <w:rPr>
-          <w:rFonts w:ascii="Times New Roman" w:hAnsi="Times New Roman" w:cs="Times New Roman"/>
-          <w:lang w:val="tr-TR"/>
-        </w:rPr>
-        <w:t xml:space="preserve"> </w:t>
-      </w:r>
-      <w:proofErr w:type="spellStart"/>
-      <w:r>
-        <w:rPr>
-          <w:rFonts w:ascii="Times New Roman" w:hAnsi="Times New Roman" w:cs="Times New Roman"/>
-          <w:lang w:val="tr-TR"/>
-        </w:rPr>
-        <w:t>gradient</w:t>
-      </w:r>
-      <w:proofErr w:type="spellEnd"/>
-      <w:r>
-        <w:rPr>
-          <w:rFonts w:ascii="Times New Roman" w:hAnsi="Times New Roman" w:cs="Times New Roman"/>
-          <w:lang w:val="tr-TR"/>
-        </w:rPr>
-        <w:t xml:space="preserve"> is </w:t>
-      </w:r>
-      <w:proofErr w:type="spellStart"/>
-      <w:r>
-        <w:rPr>
-          <w:rFonts w:ascii="Times New Roman" w:hAnsi="Times New Roman" w:cs="Times New Roman"/>
-          <w:lang w:val="tr-TR"/>
-        </w:rPr>
-        <w:t>less</w:t>
-      </w:r>
-      <w:proofErr w:type="spellEnd"/>
-      <w:r>
-        <w:rPr>
-          <w:rFonts w:ascii="Times New Roman" w:hAnsi="Times New Roman" w:cs="Times New Roman"/>
-          <w:lang w:val="tr-TR"/>
-        </w:rPr>
-        <w:t xml:space="preserve"> </w:t>
-      </w:r>
-      <w:proofErr w:type="spellStart"/>
-      <w:r>
-        <w:rPr>
-          <w:rFonts w:ascii="Times New Roman" w:hAnsi="Times New Roman" w:cs="Times New Roman"/>
-          <w:lang w:val="tr-TR"/>
-        </w:rPr>
-        <w:t>than</w:t>
-      </w:r>
-      <w:proofErr w:type="spellEnd"/>
-      <w:r>
-        <w:rPr>
-          <w:rFonts w:ascii="Times New Roman" w:hAnsi="Times New Roman" w:cs="Times New Roman"/>
-          <w:lang w:val="tr-TR"/>
-        </w:rPr>
-        <w:t xml:space="preserve"> </w:t>
-      </w:r>
-      <w:proofErr w:type="spellStart"/>
-      <w:r>
-        <w:rPr>
-          <w:rFonts w:ascii="Times New Roman" w:hAnsi="Times New Roman" w:cs="Times New Roman"/>
-          <w:lang w:val="tr-TR"/>
-        </w:rPr>
-        <w:t>the</w:t>
-      </w:r>
-      <w:proofErr w:type="spellEnd"/>
-      <w:r>
-        <w:rPr>
-          <w:rFonts w:ascii="Times New Roman" w:hAnsi="Times New Roman" w:cs="Times New Roman"/>
-          <w:lang w:val="tr-TR"/>
-        </w:rPr>
-        <w:t xml:space="preserve"> Design 1. </w:t>
+        <w:t xml:space="preserve">higher than the learning rate of Design 2 (0.005), where the accumulated gradient is less than the Design 1. </w:t>
       </w:r>
     </w:p>
     <w:p>
@@ -10875,7 +6468,6 @@
           <w:lang w:val="tr-TR"/>
         </w:rPr>
       </w:pPr>
-      <w:proofErr w:type="spellStart"/>
       <w:r>
         <w:rPr>
           <w:b/>
@@ -10883,17 +6475,7 @@
           <w:u w:val="single"/>
           <w:lang w:val="tr-TR"/>
         </w:rPr>
-        <w:t>Task</w:t>
-      </w:r>
-      <w:proofErr w:type="spellEnd"/>
-      <w:r>
-        <w:rPr>
-          <w:b/>
-          <w:bCs/>
-          <w:u w:val="single"/>
-          <w:lang w:val="tr-TR"/>
-        </w:rPr>
-        <w:t xml:space="preserve"> 3: </w:t>
+        <w:t xml:space="preserve">Task 3: </w:t>
       </w:r>
     </w:p>
     <w:p>
@@ -11120,6 +6702,7 @@
           <w:b/>
           <w:bCs/>
         </w:rPr>
+        <w:lastRenderedPageBreak/>
         <w:t>The Second Group</w:t>
       </w:r>
       <w:r>
@@ -11142,11 +6725,7 @@
         <w:t xml:space="preserve"> </w:t>
       </w:r>
       <w:r>
-        <w:t xml:space="preserve">Then, the user </w:t>
-      </w:r>
-      <w:r>
-        <w:lastRenderedPageBreak/>
-        <w:t xml:space="preserve">completes Design </w:t>
+        <w:t xml:space="preserve">Then, the user completes Design </w:t>
       </w:r>
       <w:r>
         <w:t>1</w:t>
@@ -11425,7 +7004,11 @@
         <w:t>, online movie forums, university mailing lists,</w:t>
       </w:r>
       <w:r>
-        <w:t xml:space="preserve"> and the databases of cinema venues. The participants should bring their </w:t>
+        <w:t xml:space="preserve"> and the databases </w:t>
+      </w:r>
+      <w:r>
+        <w:lastRenderedPageBreak/>
+        <w:t xml:space="preserve">of cinema venues. The participants should bring their </w:t>
       </w:r>
       <w:r>
         <w:rPr>
@@ -11453,7 +7036,6 @@
           <w:bCs/>
           <w:u w:val="single"/>
         </w:rPr>
-        <w:lastRenderedPageBreak/>
         <w:t xml:space="preserve">Steps of the User Study </w:t>
       </w:r>
       <w:r>
@@ -11902,7 +7484,6 @@
           <w:b/>
           <w:bCs/>
         </w:rPr>
-        <w:lastRenderedPageBreak/>
         <w:t xml:space="preserve">Quantitative </w:t>
       </w:r>
       <w:r>

--- a/static/Project4_Report.docx
+++ b/static/Project4_Report.docx
@@ -25,7 +25,61 @@
           <w:bCs/>
           <w:lang w:val="tr-TR"/>
         </w:rPr>
-        <w:t>– Human-Centric Artificial Intelligence (HCAI)</w:t>
+        <w:t>– Human-</w:t>
+      </w:r>
+      <w:proofErr w:type="spellStart"/>
+      <w:r>
+        <w:rPr>
+          <w:b/>
+          <w:bCs/>
+          <w:lang w:val="tr-TR"/>
+        </w:rPr>
+        <w:t>Centric</w:t>
+      </w:r>
+      <w:proofErr w:type="spellEnd"/>
+      <w:r>
+        <w:rPr>
+          <w:b/>
+          <w:bCs/>
+          <w:lang w:val="tr-TR"/>
+        </w:rPr>
+        <w:t xml:space="preserve"> </w:t>
+      </w:r>
+      <w:proofErr w:type="spellStart"/>
+      <w:r>
+        <w:rPr>
+          <w:b/>
+          <w:bCs/>
+          <w:lang w:val="tr-TR"/>
+        </w:rPr>
+        <w:t>Artificial</w:t>
+      </w:r>
+      <w:proofErr w:type="spellEnd"/>
+      <w:r>
+        <w:rPr>
+          <w:b/>
+          <w:bCs/>
+          <w:lang w:val="tr-TR"/>
+        </w:rPr>
+        <w:t xml:space="preserve"> </w:t>
+      </w:r>
+      <w:proofErr w:type="spellStart"/>
+      <w:r>
+        <w:rPr>
+          <w:b/>
+          <w:bCs/>
+          <w:lang w:val="tr-TR"/>
+        </w:rPr>
+        <w:t>Intelligence</w:t>
+      </w:r>
+      <w:proofErr w:type="spellEnd"/>
+      <w:r>
+        <w:rPr>
+          <w:b/>
+          <w:bCs/>
+          <w:lang w:val="tr-TR"/>
+        </w:rPr>
+        <w:t xml:space="preserve"> (HCAI)</w:t>
       </w:r>
     </w:p>
     <w:p>
@@ -41,7 +95,25 @@
           <w:bCs/>
           <w:lang w:val="tr-TR"/>
         </w:rPr>
-        <w:t xml:space="preserve">Name – Surname: </w:t>
+        <w:t xml:space="preserve">Name – </w:t>
+      </w:r>
+      <w:proofErr w:type="spellStart"/>
+      <w:r>
+        <w:rPr>
+          <w:b/>
+          <w:bCs/>
+          <w:lang w:val="tr-TR"/>
+        </w:rPr>
+        <w:t>Surname</w:t>
+      </w:r>
+      <w:proofErr w:type="spellEnd"/>
+      <w:r>
+        <w:rPr>
+          <w:b/>
+          <w:bCs/>
+          <w:lang w:val="tr-TR"/>
+        </w:rPr>
+        <w:t xml:space="preserve">: </w:t>
       </w:r>
       <w:r>
         <w:rPr>
@@ -57,13 +129,59 @@
           <w:lang w:val="tr-TR"/>
         </w:rPr>
       </w:pPr>
-      <w:r>
-        <w:rPr>
-          <w:b/>
-          <w:bCs/>
-          <w:lang w:val="tr-TR"/>
-        </w:rPr>
-        <w:t>Matriculation Number (Matrikelnummer)</w:t>
+      <w:proofErr w:type="spellStart"/>
+      <w:r>
+        <w:rPr>
+          <w:b/>
+          <w:bCs/>
+          <w:lang w:val="tr-TR"/>
+        </w:rPr>
+        <w:t>Matriculation</w:t>
+      </w:r>
+      <w:proofErr w:type="spellEnd"/>
+      <w:r>
+        <w:rPr>
+          <w:b/>
+          <w:bCs/>
+          <w:lang w:val="tr-TR"/>
+        </w:rPr>
+        <w:t xml:space="preserve"> </w:t>
+      </w:r>
+      <w:proofErr w:type="spellStart"/>
+      <w:r>
+        <w:rPr>
+          <w:b/>
+          <w:bCs/>
+          <w:lang w:val="tr-TR"/>
+        </w:rPr>
+        <w:t>Number</w:t>
+      </w:r>
+      <w:proofErr w:type="spellEnd"/>
+      <w:r>
+        <w:rPr>
+          <w:b/>
+          <w:bCs/>
+          <w:lang w:val="tr-TR"/>
+        </w:rPr>
+        <w:t xml:space="preserve"> (</w:t>
+      </w:r>
+      <w:proofErr w:type="spellStart"/>
+      <w:r>
+        <w:rPr>
+          <w:b/>
+          <w:bCs/>
+          <w:lang w:val="tr-TR"/>
+        </w:rPr>
+        <w:t>Matrikelnummer</w:t>
+      </w:r>
+      <w:proofErr w:type="spellEnd"/>
+      <w:r>
+        <w:rPr>
+          <w:b/>
+          <w:bCs/>
+          <w:lang w:val="tr-TR"/>
+        </w:rPr>
+        <w:t>)</w:t>
       </w:r>
       <w:r>
         <w:rPr>
@@ -91,6 +209,7 @@
           <w:lang w:val="tr-TR"/>
         </w:rPr>
       </w:pPr>
+      <w:proofErr w:type="spellStart"/>
       <w:r>
         <w:rPr>
           <w:rFonts w:ascii="Times New Roman" w:hAnsi="Times New Roman" w:cs="Times New Roman"/>
@@ -99,7 +218,18 @@
           <w:u w:val="single"/>
           <w:lang w:val="tr-TR"/>
         </w:rPr>
-        <w:t xml:space="preserve">Task 1: </w:t>
+        <w:t>Task</w:t>
+      </w:r>
+      <w:proofErr w:type="spellEnd"/>
+      <w:r>
+        <w:rPr>
+          <w:rFonts w:ascii="Times New Roman" w:hAnsi="Times New Roman" w:cs="Times New Roman"/>
+          <w:b/>
+          <w:bCs/>
+          <w:u w:val="single"/>
+          <w:lang w:val="tr-TR"/>
+        </w:rPr>
+        <w:t xml:space="preserve"> 1: </w:t>
       </w:r>
     </w:p>
     <w:p>
@@ -1533,20 +1663,34 @@
       <w:pPr>
         <w:spacing w:line="360" w:lineRule="auto"/>
         <w:rPr>
+          <w:rFonts w:ascii="Times New Roman" w:hAnsi="Times New Roman" w:cs="Times New Roman"/>
           <w:b/>
           <w:bCs/>
           <w:u w:val="single"/>
           <w:lang w:val="tr-TR"/>
         </w:rPr>
       </w:pPr>
-      <w:r>
-        <w:rPr>
+      <w:proofErr w:type="spellStart"/>
+      <w:r>
+        <w:rPr>
+          <w:rFonts w:ascii="Times New Roman" w:hAnsi="Times New Roman" w:cs="Times New Roman"/>
           <w:b/>
           <w:bCs/>
           <w:u w:val="single"/>
           <w:lang w:val="tr-TR"/>
         </w:rPr>
-        <w:t xml:space="preserve">Task 2: </w:t>
+        <w:t>Task</w:t>
+      </w:r>
+      <w:proofErr w:type="spellEnd"/>
+      <w:r>
+        <w:rPr>
+          <w:rFonts w:ascii="Times New Roman" w:hAnsi="Times New Roman" w:cs="Times New Roman"/>
+          <w:b/>
+          <w:bCs/>
+          <w:u w:val="single"/>
+          <w:lang w:val="tr-TR"/>
+        </w:rPr>
+        <w:t xml:space="preserve"> 2: </w:t>
       </w:r>
     </w:p>
     <w:p>
@@ -5841,40 +5985,428 @@
           <w:lang w:val="tr-TR"/>
         </w:rPr>
       </w:pPr>
-      <w:r>
-        <w:rPr>
-          <w:rFonts w:ascii="Times New Roman" w:hAnsi="Times New Roman" w:cs="Times New Roman"/>
-          <w:lang w:val="tr-TR"/>
-        </w:rPr>
-        <w:t>So,</w:t>
-      </w:r>
-      <w:r>
-        <w:rPr>
-          <w:rFonts w:ascii="Times New Roman" w:hAnsi="Times New Roman" w:cs="Times New Roman"/>
-          <w:lang w:val="tr-TR"/>
-        </w:rPr>
-        <w:t xml:space="preserve"> at the end, this formula is equal to the </w:t>
-      </w:r>
-      <w:r>
-        <w:rPr>
-          <w:rFonts w:ascii="Times New Roman" w:hAnsi="Times New Roman" w:cs="Times New Roman"/>
-          <w:lang w:val="tr-TR"/>
-        </w:rPr>
-        <w:t>formula that I have used in my first design implementation, which is the</w:t>
-      </w:r>
-      <w:r>
-        <w:rPr>
-          <w:rFonts w:ascii="Times New Roman" w:hAnsi="Times New Roman" w:cs="Times New Roman"/>
-          <w:lang w:val="tr-TR"/>
-        </w:rPr>
-        <w:t xml:space="preserve"> calculation of the probability of </w:t>
-      </w:r>
-      <w:r>
-        <w:rPr>
-          <w:rFonts w:ascii="Times New Roman" w:hAnsi="Times New Roman" w:cs="Times New Roman"/>
-          <w:lang w:val="tr-TR"/>
-        </w:rPr>
-        <w:t xml:space="preserve">pairwise item comparison using the Bradley-Terry model. </w:t>
+      <w:proofErr w:type="spellStart"/>
+      <w:r>
+        <w:rPr>
+          <w:rFonts w:ascii="Times New Roman" w:hAnsi="Times New Roman" w:cs="Times New Roman"/>
+          <w:lang w:val="tr-TR"/>
+        </w:rPr>
+        <w:t>So</w:t>
+      </w:r>
+      <w:proofErr w:type="spellEnd"/>
+      <w:r>
+        <w:rPr>
+          <w:rFonts w:ascii="Times New Roman" w:hAnsi="Times New Roman" w:cs="Times New Roman"/>
+          <w:lang w:val="tr-TR"/>
+        </w:rPr>
+        <w:t>,</w:t>
+      </w:r>
+      <w:r>
+        <w:rPr>
+          <w:rFonts w:ascii="Times New Roman" w:hAnsi="Times New Roman" w:cs="Times New Roman"/>
+          <w:lang w:val="tr-TR"/>
+        </w:rPr>
+        <w:t xml:space="preserve"> at </w:t>
+      </w:r>
+      <w:proofErr w:type="spellStart"/>
+      <w:r>
+        <w:rPr>
+          <w:rFonts w:ascii="Times New Roman" w:hAnsi="Times New Roman" w:cs="Times New Roman"/>
+          <w:lang w:val="tr-TR"/>
+        </w:rPr>
+        <w:t>the</w:t>
+      </w:r>
+      <w:proofErr w:type="spellEnd"/>
+      <w:r>
+        <w:rPr>
+          <w:rFonts w:ascii="Times New Roman" w:hAnsi="Times New Roman" w:cs="Times New Roman"/>
+          <w:lang w:val="tr-TR"/>
+        </w:rPr>
+        <w:t xml:space="preserve"> </w:t>
+      </w:r>
+      <w:proofErr w:type="spellStart"/>
+      <w:r>
+        <w:rPr>
+          <w:rFonts w:ascii="Times New Roman" w:hAnsi="Times New Roman" w:cs="Times New Roman"/>
+          <w:lang w:val="tr-TR"/>
+        </w:rPr>
+        <w:t>end</w:t>
+      </w:r>
+      <w:proofErr w:type="spellEnd"/>
+      <w:r>
+        <w:rPr>
+          <w:rFonts w:ascii="Times New Roman" w:hAnsi="Times New Roman" w:cs="Times New Roman"/>
+          <w:lang w:val="tr-TR"/>
+        </w:rPr>
+        <w:t xml:space="preserve">, </w:t>
+      </w:r>
+      <w:proofErr w:type="spellStart"/>
+      <w:r>
+        <w:rPr>
+          <w:rFonts w:ascii="Times New Roman" w:hAnsi="Times New Roman" w:cs="Times New Roman"/>
+          <w:lang w:val="tr-TR"/>
+        </w:rPr>
+        <w:t>this</w:t>
+      </w:r>
+      <w:proofErr w:type="spellEnd"/>
+      <w:r>
+        <w:rPr>
+          <w:rFonts w:ascii="Times New Roman" w:hAnsi="Times New Roman" w:cs="Times New Roman"/>
+          <w:lang w:val="tr-TR"/>
+        </w:rPr>
+        <w:t xml:space="preserve"> </w:t>
+      </w:r>
+      <w:proofErr w:type="spellStart"/>
+      <w:r>
+        <w:rPr>
+          <w:rFonts w:ascii="Times New Roman" w:hAnsi="Times New Roman" w:cs="Times New Roman"/>
+          <w:lang w:val="tr-TR"/>
+        </w:rPr>
+        <w:t>formula</w:t>
+      </w:r>
+      <w:proofErr w:type="spellEnd"/>
+      <w:r>
+        <w:rPr>
+          <w:rFonts w:ascii="Times New Roman" w:hAnsi="Times New Roman" w:cs="Times New Roman"/>
+          <w:lang w:val="tr-TR"/>
+        </w:rPr>
+        <w:t xml:space="preserve"> is </w:t>
+      </w:r>
+      <w:proofErr w:type="spellStart"/>
+      <w:r>
+        <w:rPr>
+          <w:rFonts w:ascii="Times New Roman" w:hAnsi="Times New Roman" w:cs="Times New Roman"/>
+          <w:lang w:val="tr-TR"/>
+        </w:rPr>
+        <w:t>equal</w:t>
+      </w:r>
+      <w:proofErr w:type="spellEnd"/>
+      <w:r>
+        <w:rPr>
+          <w:rFonts w:ascii="Times New Roman" w:hAnsi="Times New Roman" w:cs="Times New Roman"/>
+          <w:lang w:val="tr-TR"/>
+        </w:rPr>
+        <w:t xml:space="preserve"> </w:t>
+      </w:r>
+      <w:proofErr w:type="spellStart"/>
+      <w:r>
+        <w:rPr>
+          <w:rFonts w:ascii="Times New Roman" w:hAnsi="Times New Roman" w:cs="Times New Roman"/>
+          <w:lang w:val="tr-TR"/>
+        </w:rPr>
+        <w:t>to</w:t>
+      </w:r>
+      <w:proofErr w:type="spellEnd"/>
+      <w:r>
+        <w:rPr>
+          <w:rFonts w:ascii="Times New Roman" w:hAnsi="Times New Roman" w:cs="Times New Roman"/>
+          <w:lang w:val="tr-TR"/>
+        </w:rPr>
+        <w:t xml:space="preserve"> </w:t>
+      </w:r>
+      <w:proofErr w:type="spellStart"/>
+      <w:r>
+        <w:rPr>
+          <w:rFonts w:ascii="Times New Roman" w:hAnsi="Times New Roman" w:cs="Times New Roman"/>
+          <w:lang w:val="tr-TR"/>
+        </w:rPr>
+        <w:t>the</w:t>
+      </w:r>
+      <w:proofErr w:type="spellEnd"/>
+      <w:r>
+        <w:rPr>
+          <w:rFonts w:ascii="Times New Roman" w:hAnsi="Times New Roman" w:cs="Times New Roman"/>
+          <w:lang w:val="tr-TR"/>
+        </w:rPr>
+        <w:t xml:space="preserve"> </w:t>
+      </w:r>
+      <w:proofErr w:type="spellStart"/>
+      <w:r>
+        <w:rPr>
+          <w:rFonts w:ascii="Times New Roman" w:hAnsi="Times New Roman" w:cs="Times New Roman"/>
+          <w:lang w:val="tr-TR"/>
+        </w:rPr>
+        <w:t>formula</w:t>
+      </w:r>
+      <w:proofErr w:type="spellEnd"/>
+      <w:r>
+        <w:rPr>
+          <w:rFonts w:ascii="Times New Roman" w:hAnsi="Times New Roman" w:cs="Times New Roman"/>
+          <w:lang w:val="tr-TR"/>
+        </w:rPr>
+        <w:t xml:space="preserve"> </w:t>
+      </w:r>
+      <w:proofErr w:type="spellStart"/>
+      <w:r>
+        <w:rPr>
+          <w:rFonts w:ascii="Times New Roman" w:hAnsi="Times New Roman" w:cs="Times New Roman"/>
+          <w:lang w:val="tr-TR"/>
+        </w:rPr>
+        <w:t>that</w:t>
+      </w:r>
+      <w:proofErr w:type="spellEnd"/>
+      <w:r>
+        <w:rPr>
+          <w:rFonts w:ascii="Times New Roman" w:hAnsi="Times New Roman" w:cs="Times New Roman"/>
+          <w:lang w:val="tr-TR"/>
+        </w:rPr>
+        <w:t xml:space="preserve"> I </w:t>
+      </w:r>
+      <w:proofErr w:type="spellStart"/>
+      <w:r>
+        <w:rPr>
+          <w:rFonts w:ascii="Times New Roman" w:hAnsi="Times New Roman" w:cs="Times New Roman"/>
+          <w:lang w:val="tr-TR"/>
+        </w:rPr>
+        <w:t>have</w:t>
+      </w:r>
+      <w:proofErr w:type="spellEnd"/>
+      <w:r>
+        <w:rPr>
+          <w:rFonts w:ascii="Times New Roman" w:hAnsi="Times New Roman" w:cs="Times New Roman"/>
+          <w:lang w:val="tr-TR"/>
+        </w:rPr>
+        <w:t xml:space="preserve"> </w:t>
+      </w:r>
+      <w:proofErr w:type="spellStart"/>
+      <w:r>
+        <w:rPr>
+          <w:rFonts w:ascii="Times New Roman" w:hAnsi="Times New Roman" w:cs="Times New Roman"/>
+          <w:lang w:val="tr-TR"/>
+        </w:rPr>
+        <w:t>used</w:t>
+      </w:r>
+      <w:proofErr w:type="spellEnd"/>
+      <w:r>
+        <w:rPr>
+          <w:rFonts w:ascii="Times New Roman" w:hAnsi="Times New Roman" w:cs="Times New Roman"/>
+          <w:lang w:val="tr-TR"/>
+        </w:rPr>
+        <w:t xml:space="preserve"> in </w:t>
+      </w:r>
+      <w:proofErr w:type="spellStart"/>
+      <w:r>
+        <w:rPr>
+          <w:rFonts w:ascii="Times New Roman" w:hAnsi="Times New Roman" w:cs="Times New Roman"/>
+          <w:lang w:val="tr-TR"/>
+        </w:rPr>
+        <w:t>my</w:t>
+      </w:r>
+      <w:proofErr w:type="spellEnd"/>
+      <w:r>
+        <w:rPr>
+          <w:rFonts w:ascii="Times New Roman" w:hAnsi="Times New Roman" w:cs="Times New Roman"/>
+          <w:lang w:val="tr-TR"/>
+        </w:rPr>
+        <w:t xml:space="preserve"> </w:t>
+      </w:r>
+      <w:proofErr w:type="spellStart"/>
+      <w:r>
+        <w:rPr>
+          <w:rFonts w:ascii="Times New Roman" w:hAnsi="Times New Roman" w:cs="Times New Roman"/>
+          <w:lang w:val="tr-TR"/>
+        </w:rPr>
+        <w:t>first</w:t>
+      </w:r>
+      <w:proofErr w:type="spellEnd"/>
+      <w:r>
+        <w:rPr>
+          <w:rFonts w:ascii="Times New Roman" w:hAnsi="Times New Roman" w:cs="Times New Roman"/>
+          <w:lang w:val="tr-TR"/>
+        </w:rPr>
+        <w:t xml:space="preserve"> </w:t>
+      </w:r>
+      <w:proofErr w:type="spellStart"/>
+      <w:r>
+        <w:rPr>
+          <w:rFonts w:ascii="Times New Roman" w:hAnsi="Times New Roman" w:cs="Times New Roman"/>
+          <w:lang w:val="tr-TR"/>
+        </w:rPr>
+        <w:t>design</w:t>
+      </w:r>
+      <w:proofErr w:type="spellEnd"/>
+      <w:r>
+        <w:rPr>
+          <w:rFonts w:ascii="Times New Roman" w:hAnsi="Times New Roman" w:cs="Times New Roman"/>
+          <w:lang w:val="tr-TR"/>
+        </w:rPr>
+        <w:t xml:space="preserve"> </w:t>
+      </w:r>
+      <w:proofErr w:type="spellStart"/>
+      <w:r>
+        <w:rPr>
+          <w:rFonts w:ascii="Times New Roman" w:hAnsi="Times New Roman" w:cs="Times New Roman"/>
+          <w:lang w:val="tr-TR"/>
+        </w:rPr>
+        <w:t>implementation</w:t>
+      </w:r>
+      <w:proofErr w:type="spellEnd"/>
+      <w:r>
+        <w:rPr>
+          <w:rFonts w:ascii="Times New Roman" w:hAnsi="Times New Roman" w:cs="Times New Roman"/>
+          <w:lang w:val="tr-TR"/>
+        </w:rPr>
+        <w:t xml:space="preserve">, </w:t>
+      </w:r>
+      <w:proofErr w:type="spellStart"/>
+      <w:r>
+        <w:rPr>
+          <w:rFonts w:ascii="Times New Roman" w:hAnsi="Times New Roman" w:cs="Times New Roman"/>
+          <w:lang w:val="tr-TR"/>
+        </w:rPr>
+        <w:t>which</w:t>
+      </w:r>
+      <w:proofErr w:type="spellEnd"/>
+      <w:r>
+        <w:rPr>
+          <w:rFonts w:ascii="Times New Roman" w:hAnsi="Times New Roman" w:cs="Times New Roman"/>
+          <w:lang w:val="tr-TR"/>
+        </w:rPr>
+        <w:t xml:space="preserve"> is </w:t>
+      </w:r>
+      <w:proofErr w:type="spellStart"/>
+      <w:r>
+        <w:rPr>
+          <w:rFonts w:ascii="Times New Roman" w:hAnsi="Times New Roman" w:cs="Times New Roman"/>
+          <w:lang w:val="tr-TR"/>
+        </w:rPr>
+        <w:t>the</w:t>
+      </w:r>
+      <w:proofErr w:type="spellEnd"/>
+      <w:r>
+        <w:rPr>
+          <w:rFonts w:ascii="Times New Roman" w:hAnsi="Times New Roman" w:cs="Times New Roman"/>
+          <w:lang w:val="tr-TR"/>
+        </w:rPr>
+        <w:t xml:space="preserve"> </w:t>
+      </w:r>
+      <w:proofErr w:type="spellStart"/>
+      <w:r>
+        <w:rPr>
+          <w:rFonts w:ascii="Times New Roman" w:hAnsi="Times New Roman" w:cs="Times New Roman"/>
+          <w:lang w:val="tr-TR"/>
+        </w:rPr>
+        <w:t>calculation</w:t>
+      </w:r>
+      <w:proofErr w:type="spellEnd"/>
+      <w:r>
+        <w:rPr>
+          <w:rFonts w:ascii="Times New Roman" w:hAnsi="Times New Roman" w:cs="Times New Roman"/>
+          <w:lang w:val="tr-TR"/>
+        </w:rPr>
+        <w:t xml:space="preserve"> of </w:t>
+      </w:r>
+      <w:proofErr w:type="spellStart"/>
+      <w:r>
+        <w:rPr>
+          <w:rFonts w:ascii="Times New Roman" w:hAnsi="Times New Roman" w:cs="Times New Roman"/>
+          <w:lang w:val="tr-TR"/>
+        </w:rPr>
+        <w:t>the</w:t>
+      </w:r>
+      <w:proofErr w:type="spellEnd"/>
+      <w:r>
+        <w:rPr>
+          <w:rFonts w:ascii="Times New Roman" w:hAnsi="Times New Roman" w:cs="Times New Roman"/>
+          <w:lang w:val="tr-TR"/>
+        </w:rPr>
+        <w:t xml:space="preserve"> </w:t>
+      </w:r>
+      <w:proofErr w:type="spellStart"/>
+      <w:r>
+        <w:rPr>
+          <w:rFonts w:ascii="Times New Roman" w:hAnsi="Times New Roman" w:cs="Times New Roman"/>
+          <w:lang w:val="tr-TR"/>
+        </w:rPr>
+        <w:t>probability</w:t>
+      </w:r>
+      <w:proofErr w:type="spellEnd"/>
+      <w:r>
+        <w:rPr>
+          <w:rFonts w:ascii="Times New Roman" w:hAnsi="Times New Roman" w:cs="Times New Roman"/>
+          <w:lang w:val="tr-TR"/>
+        </w:rPr>
+        <w:t xml:space="preserve"> of </w:t>
+      </w:r>
+      <w:proofErr w:type="spellStart"/>
+      <w:r>
+        <w:rPr>
+          <w:rFonts w:ascii="Times New Roman" w:hAnsi="Times New Roman" w:cs="Times New Roman"/>
+          <w:lang w:val="tr-TR"/>
+        </w:rPr>
+        <w:t>pairwise</w:t>
+      </w:r>
+      <w:proofErr w:type="spellEnd"/>
+      <w:r>
+        <w:rPr>
+          <w:rFonts w:ascii="Times New Roman" w:hAnsi="Times New Roman" w:cs="Times New Roman"/>
+          <w:lang w:val="tr-TR"/>
+        </w:rPr>
+        <w:t xml:space="preserve"> </w:t>
+      </w:r>
+      <w:proofErr w:type="spellStart"/>
+      <w:r>
+        <w:rPr>
+          <w:rFonts w:ascii="Times New Roman" w:hAnsi="Times New Roman" w:cs="Times New Roman"/>
+          <w:lang w:val="tr-TR"/>
+        </w:rPr>
+        <w:t>item</w:t>
+      </w:r>
+      <w:proofErr w:type="spellEnd"/>
+      <w:r>
+        <w:rPr>
+          <w:rFonts w:ascii="Times New Roman" w:hAnsi="Times New Roman" w:cs="Times New Roman"/>
+          <w:lang w:val="tr-TR"/>
+        </w:rPr>
+        <w:t xml:space="preserve"> </w:t>
+      </w:r>
+      <w:proofErr w:type="spellStart"/>
+      <w:r>
+        <w:rPr>
+          <w:rFonts w:ascii="Times New Roman" w:hAnsi="Times New Roman" w:cs="Times New Roman"/>
+          <w:lang w:val="tr-TR"/>
+        </w:rPr>
+        <w:t>comparison</w:t>
+      </w:r>
+      <w:proofErr w:type="spellEnd"/>
+      <w:r>
+        <w:rPr>
+          <w:rFonts w:ascii="Times New Roman" w:hAnsi="Times New Roman" w:cs="Times New Roman"/>
+          <w:lang w:val="tr-TR"/>
+        </w:rPr>
+        <w:t xml:space="preserve"> </w:t>
+      </w:r>
+      <w:proofErr w:type="spellStart"/>
+      <w:r>
+        <w:rPr>
+          <w:rFonts w:ascii="Times New Roman" w:hAnsi="Times New Roman" w:cs="Times New Roman"/>
+          <w:lang w:val="tr-TR"/>
+        </w:rPr>
+        <w:t>using</w:t>
+      </w:r>
+      <w:proofErr w:type="spellEnd"/>
+      <w:r>
+        <w:rPr>
+          <w:rFonts w:ascii="Times New Roman" w:hAnsi="Times New Roman" w:cs="Times New Roman"/>
+          <w:lang w:val="tr-TR"/>
+        </w:rPr>
+        <w:t xml:space="preserve"> </w:t>
+      </w:r>
+      <w:proofErr w:type="spellStart"/>
+      <w:r>
+        <w:rPr>
+          <w:rFonts w:ascii="Times New Roman" w:hAnsi="Times New Roman" w:cs="Times New Roman"/>
+          <w:lang w:val="tr-TR"/>
+        </w:rPr>
+        <w:t>the</w:t>
+      </w:r>
+      <w:proofErr w:type="spellEnd"/>
+      <w:r>
+        <w:rPr>
+          <w:rFonts w:ascii="Times New Roman" w:hAnsi="Times New Roman" w:cs="Times New Roman"/>
+          <w:lang w:val="tr-TR"/>
+        </w:rPr>
+        <w:t xml:space="preserve"> Bradley-Terry model. </w:t>
       </w:r>
     </w:p>
     <w:p>
@@ -5886,6 +6418,7 @@
           <w:lang w:val="tr-TR"/>
         </w:rPr>
       </w:pPr>
+      <w:proofErr w:type="spellStart"/>
       <w:r>
         <w:rPr>
           <w:rFonts w:ascii="Times New Roman" w:hAnsi="Times New Roman" w:cs="Times New Roman"/>
@@ -5896,6 +6429,7 @@
         </w:rPr>
         <w:t>Note</w:t>
       </w:r>
+      <w:proofErr w:type="spellEnd"/>
       <w:r>
         <w:rPr>
           <w:rFonts w:ascii="Times New Roman" w:hAnsi="Times New Roman" w:cs="Times New Roman"/>
@@ -5911,15 +6445,193 @@
           <w:rFonts w:ascii="Times New Roman" w:hAnsi="Times New Roman" w:cs="Times New Roman"/>
           <w:lang w:val="tr-TR"/>
         </w:rPr>
-        <w:t xml:space="preserve"> Please note that </w:t>
-      </w:r>
-      <w:r>
-        <w:rPr>
-          <w:rFonts w:ascii="Times New Roman" w:hAnsi="Times New Roman" w:cs="Times New Roman"/>
-          <w:lang w:val="tr-TR"/>
-        </w:rPr>
-        <w:t>the full ranking of the set of ten movies is implemented in the second design</w:t>
-      </w:r>
+        <w:t xml:space="preserve"> </w:t>
+      </w:r>
+      <w:proofErr w:type="spellStart"/>
+      <w:r>
+        <w:rPr>
+          <w:rFonts w:ascii="Times New Roman" w:hAnsi="Times New Roman" w:cs="Times New Roman"/>
+          <w:lang w:val="tr-TR"/>
+        </w:rPr>
+        <w:t>Please</w:t>
+      </w:r>
+      <w:proofErr w:type="spellEnd"/>
+      <w:r>
+        <w:rPr>
+          <w:rFonts w:ascii="Times New Roman" w:hAnsi="Times New Roman" w:cs="Times New Roman"/>
+          <w:lang w:val="tr-TR"/>
+        </w:rPr>
+        <w:t xml:space="preserve"> </w:t>
+      </w:r>
+      <w:proofErr w:type="spellStart"/>
+      <w:r>
+        <w:rPr>
+          <w:rFonts w:ascii="Times New Roman" w:hAnsi="Times New Roman" w:cs="Times New Roman"/>
+          <w:lang w:val="tr-TR"/>
+        </w:rPr>
+        <w:t>note</w:t>
+      </w:r>
+      <w:proofErr w:type="spellEnd"/>
+      <w:r>
+        <w:rPr>
+          <w:rFonts w:ascii="Times New Roman" w:hAnsi="Times New Roman" w:cs="Times New Roman"/>
+          <w:lang w:val="tr-TR"/>
+        </w:rPr>
+        <w:t xml:space="preserve"> </w:t>
+      </w:r>
+      <w:proofErr w:type="spellStart"/>
+      <w:r>
+        <w:rPr>
+          <w:rFonts w:ascii="Times New Roman" w:hAnsi="Times New Roman" w:cs="Times New Roman"/>
+          <w:lang w:val="tr-TR"/>
+        </w:rPr>
+        <w:t>that</w:t>
+      </w:r>
+      <w:proofErr w:type="spellEnd"/>
+      <w:r>
+        <w:rPr>
+          <w:rFonts w:ascii="Times New Roman" w:hAnsi="Times New Roman" w:cs="Times New Roman"/>
+          <w:lang w:val="tr-TR"/>
+        </w:rPr>
+        <w:t xml:space="preserve"> </w:t>
+      </w:r>
+      <w:proofErr w:type="spellStart"/>
+      <w:r>
+        <w:rPr>
+          <w:rFonts w:ascii="Times New Roman" w:hAnsi="Times New Roman" w:cs="Times New Roman"/>
+          <w:lang w:val="tr-TR"/>
+        </w:rPr>
+        <w:t>the</w:t>
+      </w:r>
+      <w:proofErr w:type="spellEnd"/>
+      <w:r>
+        <w:rPr>
+          <w:rFonts w:ascii="Times New Roman" w:hAnsi="Times New Roman" w:cs="Times New Roman"/>
+          <w:lang w:val="tr-TR"/>
+        </w:rPr>
+        <w:t xml:space="preserve"> </w:t>
+      </w:r>
+      <w:proofErr w:type="spellStart"/>
+      <w:r>
+        <w:rPr>
+          <w:rFonts w:ascii="Times New Roman" w:hAnsi="Times New Roman" w:cs="Times New Roman"/>
+          <w:lang w:val="tr-TR"/>
+        </w:rPr>
+        <w:t>full</w:t>
+      </w:r>
+      <w:proofErr w:type="spellEnd"/>
+      <w:r>
+        <w:rPr>
+          <w:rFonts w:ascii="Times New Roman" w:hAnsi="Times New Roman" w:cs="Times New Roman"/>
+          <w:lang w:val="tr-TR"/>
+        </w:rPr>
+        <w:t xml:space="preserve"> </w:t>
+      </w:r>
+      <w:proofErr w:type="spellStart"/>
+      <w:r>
+        <w:rPr>
+          <w:rFonts w:ascii="Times New Roman" w:hAnsi="Times New Roman" w:cs="Times New Roman"/>
+          <w:lang w:val="tr-TR"/>
+        </w:rPr>
+        <w:t>ranking</w:t>
+      </w:r>
+      <w:proofErr w:type="spellEnd"/>
+      <w:r>
+        <w:rPr>
+          <w:rFonts w:ascii="Times New Roman" w:hAnsi="Times New Roman" w:cs="Times New Roman"/>
+          <w:lang w:val="tr-TR"/>
+        </w:rPr>
+        <w:t xml:space="preserve"> of </w:t>
+      </w:r>
+      <w:proofErr w:type="spellStart"/>
+      <w:r>
+        <w:rPr>
+          <w:rFonts w:ascii="Times New Roman" w:hAnsi="Times New Roman" w:cs="Times New Roman"/>
+          <w:lang w:val="tr-TR"/>
+        </w:rPr>
+        <w:t>the</w:t>
+      </w:r>
+      <w:proofErr w:type="spellEnd"/>
+      <w:r>
+        <w:rPr>
+          <w:rFonts w:ascii="Times New Roman" w:hAnsi="Times New Roman" w:cs="Times New Roman"/>
+          <w:lang w:val="tr-TR"/>
+        </w:rPr>
+        <w:t xml:space="preserve"> set of ten </w:t>
+      </w:r>
+      <w:proofErr w:type="spellStart"/>
+      <w:r>
+        <w:rPr>
+          <w:rFonts w:ascii="Times New Roman" w:hAnsi="Times New Roman" w:cs="Times New Roman"/>
+          <w:lang w:val="tr-TR"/>
+        </w:rPr>
+        <w:t>movies</w:t>
+      </w:r>
+      <w:proofErr w:type="spellEnd"/>
+      <w:r>
+        <w:rPr>
+          <w:rFonts w:ascii="Times New Roman" w:hAnsi="Times New Roman" w:cs="Times New Roman"/>
+          <w:lang w:val="tr-TR"/>
+        </w:rPr>
+        <w:t xml:space="preserve"> is </w:t>
+      </w:r>
+      <w:proofErr w:type="spellStart"/>
+      <w:r>
+        <w:rPr>
+          <w:rFonts w:ascii="Times New Roman" w:hAnsi="Times New Roman" w:cs="Times New Roman"/>
+          <w:lang w:val="tr-TR"/>
+        </w:rPr>
+        <w:t>implemented</w:t>
+      </w:r>
+      <w:proofErr w:type="spellEnd"/>
+      <w:r>
+        <w:rPr>
+          <w:rFonts w:ascii="Times New Roman" w:hAnsi="Times New Roman" w:cs="Times New Roman"/>
+          <w:lang w:val="tr-TR"/>
+        </w:rPr>
+        <w:t xml:space="preserve"> in </w:t>
+      </w:r>
+      <w:proofErr w:type="spellStart"/>
+      <w:r>
+        <w:rPr>
+          <w:rFonts w:ascii="Times New Roman" w:hAnsi="Times New Roman" w:cs="Times New Roman"/>
+          <w:lang w:val="tr-TR"/>
+        </w:rPr>
+        <w:t>the</w:t>
+      </w:r>
+      <w:proofErr w:type="spellEnd"/>
+      <w:r>
+        <w:rPr>
+          <w:rFonts w:ascii="Times New Roman" w:hAnsi="Times New Roman" w:cs="Times New Roman"/>
+          <w:lang w:val="tr-TR"/>
+        </w:rPr>
+        <w:t xml:space="preserve"> </w:t>
+      </w:r>
+      <w:proofErr w:type="spellStart"/>
+      <w:r>
+        <w:rPr>
+          <w:rFonts w:ascii="Times New Roman" w:hAnsi="Times New Roman" w:cs="Times New Roman"/>
+          <w:lang w:val="tr-TR"/>
+        </w:rPr>
+        <w:t>second</w:t>
+      </w:r>
+      <w:proofErr w:type="spellEnd"/>
+      <w:r>
+        <w:rPr>
+          <w:rFonts w:ascii="Times New Roman" w:hAnsi="Times New Roman" w:cs="Times New Roman"/>
+          <w:lang w:val="tr-TR"/>
+        </w:rPr>
+        <w:t xml:space="preserve"> </w:t>
+      </w:r>
+      <w:proofErr w:type="spellStart"/>
+      <w:r>
+        <w:rPr>
+          <w:rFonts w:ascii="Times New Roman" w:hAnsi="Times New Roman" w:cs="Times New Roman"/>
+          <w:lang w:val="tr-TR"/>
+        </w:rPr>
+        <w:t>design</w:t>
+      </w:r>
+      <w:proofErr w:type="spellEnd"/>
       <w:r>
         <w:rPr>
           <w:rFonts w:ascii="Times New Roman" w:hAnsi="Times New Roman" w:cs="Times New Roman"/>
@@ -5932,39 +6644,845 @@
           <w:rFonts w:ascii="Times New Roman" w:hAnsi="Times New Roman" w:cs="Times New Roman"/>
           <w:lang w:val="tr-TR"/>
         </w:rPr>
-        <w:t xml:space="preserve"> which operates on multi-item lists that contain more than 2 movie items. However, this can be reduced to partial ranking of multiple items, where we, for instance, rank top-k movies out of the n movies in total, where 0 &lt; k &lt; n, from the most preferred movie to the least preferred one (For example: k = 6 and n = 10). </w:t>
-      </w:r>
-      <w:r>
-        <w:rPr>
-          <w:rFonts w:ascii="Times New Roman" w:hAnsi="Times New Roman" w:cs="Times New Roman"/>
-          <w:lang w:val="tr-TR"/>
-        </w:rPr>
-        <w:t xml:space="preserve">In my implementation, I have used the </w:t>
-      </w:r>
-      <w:r>
-        <w:rPr>
-          <w:rFonts w:ascii="Times New Roman" w:hAnsi="Times New Roman" w:cs="Times New Roman"/>
-          <w:b/>
-          <w:bCs/>
-          <w:lang w:val="tr-TR"/>
-        </w:rPr>
-        <w:t>‘top_n’</w:t>
-      </w:r>
-      <w:r>
-        <w:rPr>
-          <w:rFonts w:ascii="Times New Roman" w:hAnsi="Times New Roman" w:cs="Times New Roman"/>
-          <w:b/>
-          <w:bCs/>
-          <w:lang w:val="tr-TR"/>
-        </w:rPr>
-        <w:t xml:space="preserve"> </w:t>
-      </w:r>
-      <w:r>
-        <w:rPr>
-          <w:rFonts w:ascii="Times New Roman" w:hAnsi="Times New Roman" w:cs="Times New Roman"/>
-          <w:lang w:val="tr-TR"/>
-        </w:rPr>
-        <w:t xml:space="preserve">parameter in the </w:t>
+        <w:t xml:space="preserve"> </w:t>
+      </w:r>
+      <w:proofErr w:type="spellStart"/>
+      <w:r>
+        <w:rPr>
+          <w:rFonts w:ascii="Times New Roman" w:hAnsi="Times New Roman" w:cs="Times New Roman"/>
+          <w:lang w:val="tr-TR"/>
+        </w:rPr>
+        <w:t>which</w:t>
+      </w:r>
+      <w:proofErr w:type="spellEnd"/>
+      <w:r>
+        <w:rPr>
+          <w:rFonts w:ascii="Times New Roman" w:hAnsi="Times New Roman" w:cs="Times New Roman"/>
+          <w:lang w:val="tr-TR"/>
+        </w:rPr>
+        <w:t xml:space="preserve"> </w:t>
+      </w:r>
+      <w:proofErr w:type="spellStart"/>
+      <w:r>
+        <w:rPr>
+          <w:rFonts w:ascii="Times New Roman" w:hAnsi="Times New Roman" w:cs="Times New Roman"/>
+          <w:lang w:val="tr-TR"/>
+        </w:rPr>
+        <w:t>operates</w:t>
+      </w:r>
+      <w:proofErr w:type="spellEnd"/>
+      <w:r>
+        <w:rPr>
+          <w:rFonts w:ascii="Times New Roman" w:hAnsi="Times New Roman" w:cs="Times New Roman"/>
+          <w:lang w:val="tr-TR"/>
+        </w:rPr>
+        <w:t xml:space="preserve"> on </w:t>
+      </w:r>
+      <w:proofErr w:type="spellStart"/>
+      <w:r>
+        <w:rPr>
+          <w:rFonts w:ascii="Times New Roman" w:hAnsi="Times New Roman" w:cs="Times New Roman"/>
+          <w:lang w:val="tr-TR"/>
+        </w:rPr>
+        <w:t>multi-item</w:t>
+      </w:r>
+      <w:proofErr w:type="spellEnd"/>
+      <w:r>
+        <w:rPr>
+          <w:rFonts w:ascii="Times New Roman" w:hAnsi="Times New Roman" w:cs="Times New Roman"/>
+          <w:lang w:val="tr-TR"/>
+        </w:rPr>
+        <w:t xml:space="preserve"> </w:t>
+      </w:r>
+      <w:proofErr w:type="spellStart"/>
+      <w:r>
+        <w:rPr>
+          <w:rFonts w:ascii="Times New Roman" w:hAnsi="Times New Roman" w:cs="Times New Roman"/>
+          <w:lang w:val="tr-TR"/>
+        </w:rPr>
+        <w:t>lists</w:t>
+      </w:r>
+      <w:proofErr w:type="spellEnd"/>
+      <w:r>
+        <w:rPr>
+          <w:rFonts w:ascii="Times New Roman" w:hAnsi="Times New Roman" w:cs="Times New Roman"/>
+          <w:lang w:val="tr-TR"/>
+        </w:rPr>
+        <w:t xml:space="preserve"> </w:t>
+      </w:r>
+      <w:proofErr w:type="spellStart"/>
+      <w:r>
+        <w:rPr>
+          <w:rFonts w:ascii="Times New Roman" w:hAnsi="Times New Roman" w:cs="Times New Roman"/>
+          <w:lang w:val="tr-TR"/>
+        </w:rPr>
+        <w:t>that</w:t>
+      </w:r>
+      <w:proofErr w:type="spellEnd"/>
+      <w:r>
+        <w:rPr>
+          <w:rFonts w:ascii="Times New Roman" w:hAnsi="Times New Roman" w:cs="Times New Roman"/>
+          <w:lang w:val="tr-TR"/>
+        </w:rPr>
+        <w:t xml:space="preserve"> </w:t>
+      </w:r>
+      <w:proofErr w:type="spellStart"/>
+      <w:r>
+        <w:rPr>
+          <w:rFonts w:ascii="Times New Roman" w:hAnsi="Times New Roman" w:cs="Times New Roman"/>
+          <w:lang w:val="tr-TR"/>
+        </w:rPr>
+        <w:t>contain</w:t>
+      </w:r>
+      <w:proofErr w:type="spellEnd"/>
+      <w:r>
+        <w:rPr>
+          <w:rFonts w:ascii="Times New Roman" w:hAnsi="Times New Roman" w:cs="Times New Roman"/>
+          <w:lang w:val="tr-TR"/>
+        </w:rPr>
+        <w:t xml:space="preserve"> </w:t>
+      </w:r>
+      <w:proofErr w:type="spellStart"/>
+      <w:r>
+        <w:rPr>
+          <w:rFonts w:ascii="Times New Roman" w:hAnsi="Times New Roman" w:cs="Times New Roman"/>
+          <w:lang w:val="tr-TR"/>
+        </w:rPr>
+        <w:t>more</w:t>
+      </w:r>
+      <w:proofErr w:type="spellEnd"/>
+      <w:r>
+        <w:rPr>
+          <w:rFonts w:ascii="Times New Roman" w:hAnsi="Times New Roman" w:cs="Times New Roman"/>
+          <w:lang w:val="tr-TR"/>
+        </w:rPr>
+        <w:t xml:space="preserve"> </w:t>
+      </w:r>
+      <w:proofErr w:type="spellStart"/>
+      <w:r>
+        <w:rPr>
+          <w:rFonts w:ascii="Times New Roman" w:hAnsi="Times New Roman" w:cs="Times New Roman"/>
+          <w:lang w:val="tr-TR"/>
+        </w:rPr>
+        <w:t>than</w:t>
+      </w:r>
+      <w:proofErr w:type="spellEnd"/>
+      <w:r>
+        <w:rPr>
+          <w:rFonts w:ascii="Times New Roman" w:hAnsi="Times New Roman" w:cs="Times New Roman"/>
+          <w:lang w:val="tr-TR"/>
+        </w:rPr>
+        <w:t xml:space="preserve"> 2 </w:t>
+      </w:r>
+      <w:proofErr w:type="spellStart"/>
+      <w:r>
+        <w:rPr>
+          <w:rFonts w:ascii="Times New Roman" w:hAnsi="Times New Roman" w:cs="Times New Roman"/>
+          <w:lang w:val="tr-TR"/>
+        </w:rPr>
+        <w:t>movie</w:t>
+      </w:r>
+      <w:proofErr w:type="spellEnd"/>
+      <w:r>
+        <w:rPr>
+          <w:rFonts w:ascii="Times New Roman" w:hAnsi="Times New Roman" w:cs="Times New Roman"/>
+          <w:lang w:val="tr-TR"/>
+        </w:rPr>
+        <w:t xml:space="preserve"> </w:t>
+      </w:r>
+      <w:proofErr w:type="spellStart"/>
+      <w:r>
+        <w:rPr>
+          <w:rFonts w:ascii="Times New Roman" w:hAnsi="Times New Roman" w:cs="Times New Roman"/>
+          <w:lang w:val="tr-TR"/>
+        </w:rPr>
+        <w:t>items</w:t>
+      </w:r>
+      <w:proofErr w:type="spellEnd"/>
+      <w:r>
+        <w:rPr>
+          <w:rFonts w:ascii="Times New Roman" w:hAnsi="Times New Roman" w:cs="Times New Roman"/>
+          <w:lang w:val="tr-TR"/>
+        </w:rPr>
+        <w:t xml:space="preserve">. </w:t>
+      </w:r>
+      <w:proofErr w:type="spellStart"/>
+      <w:r>
+        <w:rPr>
+          <w:rFonts w:ascii="Times New Roman" w:hAnsi="Times New Roman" w:cs="Times New Roman"/>
+          <w:lang w:val="tr-TR"/>
+        </w:rPr>
+        <w:t>However</w:t>
+      </w:r>
+      <w:proofErr w:type="spellEnd"/>
+      <w:r>
+        <w:rPr>
+          <w:rFonts w:ascii="Times New Roman" w:hAnsi="Times New Roman" w:cs="Times New Roman"/>
+          <w:lang w:val="tr-TR"/>
+        </w:rPr>
+        <w:t xml:space="preserve">, </w:t>
+      </w:r>
+      <w:proofErr w:type="spellStart"/>
+      <w:r>
+        <w:rPr>
+          <w:rFonts w:ascii="Times New Roman" w:hAnsi="Times New Roman" w:cs="Times New Roman"/>
+          <w:lang w:val="tr-TR"/>
+        </w:rPr>
+        <w:t>this</w:t>
+      </w:r>
+      <w:proofErr w:type="spellEnd"/>
+      <w:r>
+        <w:rPr>
+          <w:rFonts w:ascii="Times New Roman" w:hAnsi="Times New Roman" w:cs="Times New Roman"/>
+          <w:lang w:val="tr-TR"/>
+        </w:rPr>
+        <w:t xml:space="preserve"> can be </w:t>
+      </w:r>
+      <w:proofErr w:type="spellStart"/>
+      <w:r>
+        <w:rPr>
+          <w:rFonts w:ascii="Times New Roman" w:hAnsi="Times New Roman" w:cs="Times New Roman"/>
+          <w:lang w:val="tr-TR"/>
+        </w:rPr>
+        <w:t>reduced</w:t>
+      </w:r>
+      <w:proofErr w:type="spellEnd"/>
+      <w:r>
+        <w:rPr>
+          <w:rFonts w:ascii="Times New Roman" w:hAnsi="Times New Roman" w:cs="Times New Roman"/>
+          <w:lang w:val="tr-TR"/>
+        </w:rPr>
+        <w:t xml:space="preserve"> </w:t>
+      </w:r>
+      <w:proofErr w:type="spellStart"/>
+      <w:r>
+        <w:rPr>
+          <w:rFonts w:ascii="Times New Roman" w:hAnsi="Times New Roman" w:cs="Times New Roman"/>
+          <w:lang w:val="tr-TR"/>
+        </w:rPr>
+        <w:t>to</w:t>
+      </w:r>
+      <w:proofErr w:type="spellEnd"/>
+      <w:r>
+        <w:rPr>
+          <w:rFonts w:ascii="Times New Roman" w:hAnsi="Times New Roman" w:cs="Times New Roman"/>
+          <w:lang w:val="tr-TR"/>
+        </w:rPr>
+        <w:t xml:space="preserve"> </w:t>
+      </w:r>
+      <w:proofErr w:type="spellStart"/>
+      <w:r>
+        <w:rPr>
+          <w:rFonts w:ascii="Times New Roman" w:hAnsi="Times New Roman" w:cs="Times New Roman"/>
+          <w:lang w:val="tr-TR"/>
+        </w:rPr>
+        <w:t>partial</w:t>
+      </w:r>
+      <w:proofErr w:type="spellEnd"/>
+      <w:r>
+        <w:rPr>
+          <w:rFonts w:ascii="Times New Roman" w:hAnsi="Times New Roman" w:cs="Times New Roman"/>
+          <w:lang w:val="tr-TR"/>
+        </w:rPr>
+        <w:t xml:space="preserve"> </w:t>
+      </w:r>
+      <w:proofErr w:type="spellStart"/>
+      <w:r>
+        <w:rPr>
+          <w:rFonts w:ascii="Times New Roman" w:hAnsi="Times New Roman" w:cs="Times New Roman"/>
+          <w:lang w:val="tr-TR"/>
+        </w:rPr>
+        <w:t>ranking</w:t>
+      </w:r>
+      <w:proofErr w:type="spellEnd"/>
+      <w:r>
+        <w:rPr>
+          <w:rFonts w:ascii="Times New Roman" w:hAnsi="Times New Roman" w:cs="Times New Roman"/>
+          <w:lang w:val="tr-TR"/>
+        </w:rPr>
+        <w:t xml:space="preserve"> of multiple </w:t>
+      </w:r>
+      <w:proofErr w:type="spellStart"/>
+      <w:r>
+        <w:rPr>
+          <w:rFonts w:ascii="Times New Roman" w:hAnsi="Times New Roman" w:cs="Times New Roman"/>
+          <w:lang w:val="tr-TR"/>
+        </w:rPr>
+        <w:t>items</w:t>
+      </w:r>
+      <w:proofErr w:type="spellEnd"/>
+      <w:r>
+        <w:rPr>
+          <w:rFonts w:ascii="Times New Roman" w:hAnsi="Times New Roman" w:cs="Times New Roman"/>
+          <w:lang w:val="tr-TR"/>
+        </w:rPr>
+        <w:t xml:space="preserve">, </w:t>
+      </w:r>
+      <w:proofErr w:type="spellStart"/>
+      <w:r>
+        <w:rPr>
+          <w:rFonts w:ascii="Times New Roman" w:hAnsi="Times New Roman" w:cs="Times New Roman"/>
+          <w:lang w:val="tr-TR"/>
+        </w:rPr>
+        <w:t>where</w:t>
+      </w:r>
+      <w:proofErr w:type="spellEnd"/>
+      <w:r>
+        <w:rPr>
+          <w:rFonts w:ascii="Times New Roman" w:hAnsi="Times New Roman" w:cs="Times New Roman"/>
+          <w:lang w:val="tr-TR"/>
+        </w:rPr>
+        <w:t xml:space="preserve"> </w:t>
+      </w:r>
+      <w:proofErr w:type="spellStart"/>
+      <w:r>
+        <w:rPr>
+          <w:rFonts w:ascii="Times New Roman" w:hAnsi="Times New Roman" w:cs="Times New Roman"/>
+          <w:lang w:val="tr-TR"/>
+        </w:rPr>
+        <w:t>we</w:t>
+      </w:r>
+      <w:proofErr w:type="spellEnd"/>
+      <w:r>
+        <w:rPr>
+          <w:rFonts w:ascii="Times New Roman" w:hAnsi="Times New Roman" w:cs="Times New Roman"/>
+          <w:lang w:val="tr-TR"/>
+        </w:rPr>
+        <w:t xml:space="preserve">, </w:t>
+      </w:r>
+      <w:proofErr w:type="spellStart"/>
+      <w:r>
+        <w:rPr>
+          <w:rFonts w:ascii="Times New Roman" w:hAnsi="Times New Roman" w:cs="Times New Roman"/>
+          <w:lang w:val="tr-TR"/>
+        </w:rPr>
+        <w:t>for</w:t>
+      </w:r>
+      <w:proofErr w:type="spellEnd"/>
+      <w:r>
+        <w:rPr>
+          <w:rFonts w:ascii="Times New Roman" w:hAnsi="Times New Roman" w:cs="Times New Roman"/>
+          <w:lang w:val="tr-TR"/>
+        </w:rPr>
+        <w:t xml:space="preserve"> </w:t>
+      </w:r>
+      <w:proofErr w:type="spellStart"/>
+      <w:r>
+        <w:rPr>
+          <w:rFonts w:ascii="Times New Roman" w:hAnsi="Times New Roman" w:cs="Times New Roman"/>
+          <w:lang w:val="tr-TR"/>
+        </w:rPr>
+        <w:t>instance</w:t>
+      </w:r>
+      <w:proofErr w:type="spellEnd"/>
+      <w:r>
+        <w:rPr>
+          <w:rFonts w:ascii="Times New Roman" w:hAnsi="Times New Roman" w:cs="Times New Roman"/>
+          <w:lang w:val="tr-TR"/>
+        </w:rPr>
+        <w:t xml:space="preserve">, </w:t>
+      </w:r>
+      <w:proofErr w:type="spellStart"/>
+      <w:r>
+        <w:rPr>
+          <w:rFonts w:ascii="Times New Roman" w:hAnsi="Times New Roman" w:cs="Times New Roman"/>
+          <w:lang w:val="tr-TR"/>
+        </w:rPr>
+        <w:t>rank</w:t>
+      </w:r>
+      <w:proofErr w:type="spellEnd"/>
+      <w:r>
+        <w:rPr>
+          <w:rFonts w:ascii="Times New Roman" w:hAnsi="Times New Roman" w:cs="Times New Roman"/>
+          <w:lang w:val="tr-TR"/>
+        </w:rPr>
+        <w:t xml:space="preserve"> top-k </w:t>
+      </w:r>
+      <w:proofErr w:type="spellStart"/>
+      <w:r>
+        <w:rPr>
+          <w:rFonts w:ascii="Times New Roman" w:hAnsi="Times New Roman" w:cs="Times New Roman"/>
+          <w:lang w:val="tr-TR"/>
+        </w:rPr>
+        <w:t>movies</w:t>
+      </w:r>
+      <w:proofErr w:type="spellEnd"/>
+      <w:r>
+        <w:rPr>
+          <w:rFonts w:ascii="Times New Roman" w:hAnsi="Times New Roman" w:cs="Times New Roman"/>
+          <w:lang w:val="tr-TR"/>
+        </w:rPr>
+        <w:t xml:space="preserve"> </w:t>
+      </w:r>
+      <w:proofErr w:type="spellStart"/>
+      <w:r>
+        <w:rPr>
+          <w:rFonts w:ascii="Times New Roman" w:hAnsi="Times New Roman" w:cs="Times New Roman"/>
+          <w:lang w:val="tr-TR"/>
+        </w:rPr>
+        <w:t>out</w:t>
+      </w:r>
+      <w:proofErr w:type="spellEnd"/>
+      <w:r>
+        <w:rPr>
+          <w:rFonts w:ascii="Times New Roman" w:hAnsi="Times New Roman" w:cs="Times New Roman"/>
+          <w:lang w:val="tr-TR"/>
+        </w:rPr>
+        <w:t xml:space="preserve"> of </w:t>
+      </w:r>
+      <w:proofErr w:type="spellStart"/>
+      <w:r>
+        <w:rPr>
+          <w:rFonts w:ascii="Times New Roman" w:hAnsi="Times New Roman" w:cs="Times New Roman"/>
+          <w:lang w:val="tr-TR"/>
+        </w:rPr>
+        <w:t>the</w:t>
+      </w:r>
+      <w:proofErr w:type="spellEnd"/>
+      <w:r>
+        <w:rPr>
+          <w:rFonts w:ascii="Times New Roman" w:hAnsi="Times New Roman" w:cs="Times New Roman"/>
+          <w:lang w:val="tr-TR"/>
+        </w:rPr>
+        <w:t xml:space="preserve"> n </w:t>
+      </w:r>
+      <w:proofErr w:type="spellStart"/>
+      <w:r>
+        <w:rPr>
+          <w:rFonts w:ascii="Times New Roman" w:hAnsi="Times New Roman" w:cs="Times New Roman"/>
+          <w:lang w:val="tr-TR"/>
+        </w:rPr>
+        <w:t>movies</w:t>
+      </w:r>
+      <w:proofErr w:type="spellEnd"/>
+      <w:r>
+        <w:rPr>
+          <w:rFonts w:ascii="Times New Roman" w:hAnsi="Times New Roman" w:cs="Times New Roman"/>
+          <w:lang w:val="tr-TR"/>
+        </w:rPr>
+        <w:t xml:space="preserve"> in total, </w:t>
+      </w:r>
+      <w:proofErr w:type="spellStart"/>
+      <w:r>
+        <w:rPr>
+          <w:rFonts w:ascii="Times New Roman" w:hAnsi="Times New Roman" w:cs="Times New Roman"/>
+          <w:lang w:val="tr-TR"/>
+        </w:rPr>
+        <w:t>where</w:t>
+      </w:r>
+      <w:proofErr w:type="spellEnd"/>
+      <w:r>
+        <w:rPr>
+          <w:rFonts w:ascii="Times New Roman" w:hAnsi="Times New Roman" w:cs="Times New Roman"/>
+          <w:lang w:val="tr-TR"/>
+        </w:rPr>
+        <w:t xml:space="preserve"> 0 </w:t>
+      </w:r>
+      <w:proofErr w:type="gramStart"/>
+      <w:r>
+        <w:rPr>
+          <w:rFonts w:ascii="Times New Roman" w:hAnsi="Times New Roman" w:cs="Times New Roman"/>
+          <w:lang w:val="tr-TR"/>
+        </w:rPr>
+        <w:t>&lt; k</w:t>
+      </w:r>
+      <w:proofErr w:type="gramEnd"/>
+      <w:r>
+        <w:rPr>
+          <w:rFonts w:ascii="Times New Roman" w:hAnsi="Times New Roman" w:cs="Times New Roman"/>
+          <w:lang w:val="tr-TR"/>
+        </w:rPr>
+        <w:t xml:space="preserve"> </w:t>
+      </w:r>
+      <w:proofErr w:type="gramStart"/>
+      <w:r>
+        <w:rPr>
+          <w:rFonts w:ascii="Times New Roman" w:hAnsi="Times New Roman" w:cs="Times New Roman"/>
+          <w:lang w:val="tr-TR"/>
+        </w:rPr>
+        <w:t>&lt; n</w:t>
+      </w:r>
+      <w:proofErr w:type="gramEnd"/>
+      <w:r>
+        <w:rPr>
+          <w:rFonts w:ascii="Times New Roman" w:hAnsi="Times New Roman" w:cs="Times New Roman"/>
+          <w:lang w:val="tr-TR"/>
+        </w:rPr>
+        <w:t xml:space="preserve">, </w:t>
+      </w:r>
+      <w:proofErr w:type="spellStart"/>
+      <w:r>
+        <w:rPr>
+          <w:rFonts w:ascii="Times New Roman" w:hAnsi="Times New Roman" w:cs="Times New Roman"/>
+          <w:lang w:val="tr-TR"/>
+        </w:rPr>
+        <w:t>from</w:t>
+      </w:r>
+      <w:proofErr w:type="spellEnd"/>
+      <w:r>
+        <w:rPr>
+          <w:rFonts w:ascii="Times New Roman" w:hAnsi="Times New Roman" w:cs="Times New Roman"/>
+          <w:lang w:val="tr-TR"/>
+        </w:rPr>
+        <w:t xml:space="preserve"> </w:t>
+      </w:r>
+      <w:proofErr w:type="spellStart"/>
+      <w:r>
+        <w:rPr>
+          <w:rFonts w:ascii="Times New Roman" w:hAnsi="Times New Roman" w:cs="Times New Roman"/>
+          <w:lang w:val="tr-TR"/>
+        </w:rPr>
+        <w:t>the</w:t>
+      </w:r>
+      <w:proofErr w:type="spellEnd"/>
+      <w:r>
+        <w:rPr>
+          <w:rFonts w:ascii="Times New Roman" w:hAnsi="Times New Roman" w:cs="Times New Roman"/>
+          <w:lang w:val="tr-TR"/>
+        </w:rPr>
+        <w:t xml:space="preserve"> </w:t>
+      </w:r>
+      <w:proofErr w:type="spellStart"/>
+      <w:r>
+        <w:rPr>
+          <w:rFonts w:ascii="Times New Roman" w:hAnsi="Times New Roman" w:cs="Times New Roman"/>
+          <w:lang w:val="tr-TR"/>
+        </w:rPr>
+        <w:t>most</w:t>
+      </w:r>
+      <w:proofErr w:type="spellEnd"/>
+      <w:r>
+        <w:rPr>
+          <w:rFonts w:ascii="Times New Roman" w:hAnsi="Times New Roman" w:cs="Times New Roman"/>
+          <w:lang w:val="tr-TR"/>
+        </w:rPr>
+        <w:t xml:space="preserve"> </w:t>
+      </w:r>
+      <w:proofErr w:type="spellStart"/>
+      <w:r>
+        <w:rPr>
+          <w:rFonts w:ascii="Times New Roman" w:hAnsi="Times New Roman" w:cs="Times New Roman"/>
+          <w:lang w:val="tr-TR"/>
+        </w:rPr>
+        <w:t>preferred</w:t>
+      </w:r>
+      <w:proofErr w:type="spellEnd"/>
+      <w:r>
+        <w:rPr>
+          <w:rFonts w:ascii="Times New Roman" w:hAnsi="Times New Roman" w:cs="Times New Roman"/>
+          <w:lang w:val="tr-TR"/>
+        </w:rPr>
+        <w:t xml:space="preserve"> </w:t>
+      </w:r>
+      <w:proofErr w:type="spellStart"/>
+      <w:r>
+        <w:rPr>
+          <w:rFonts w:ascii="Times New Roman" w:hAnsi="Times New Roman" w:cs="Times New Roman"/>
+          <w:lang w:val="tr-TR"/>
+        </w:rPr>
+        <w:t>movie</w:t>
+      </w:r>
+      <w:proofErr w:type="spellEnd"/>
+      <w:r>
+        <w:rPr>
+          <w:rFonts w:ascii="Times New Roman" w:hAnsi="Times New Roman" w:cs="Times New Roman"/>
+          <w:lang w:val="tr-TR"/>
+        </w:rPr>
+        <w:t xml:space="preserve"> </w:t>
+      </w:r>
+      <w:proofErr w:type="spellStart"/>
+      <w:r>
+        <w:rPr>
+          <w:rFonts w:ascii="Times New Roman" w:hAnsi="Times New Roman" w:cs="Times New Roman"/>
+          <w:lang w:val="tr-TR"/>
+        </w:rPr>
+        <w:t>to</w:t>
+      </w:r>
+      <w:proofErr w:type="spellEnd"/>
+      <w:r>
+        <w:rPr>
+          <w:rFonts w:ascii="Times New Roman" w:hAnsi="Times New Roman" w:cs="Times New Roman"/>
+          <w:lang w:val="tr-TR"/>
+        </w:rPr>
+        <w:t xml:space="preserve"> </w:t>
+      </w:r>
+      <w:proofErr w:type="spellStart"/>
+      <w:r>
+        <w:rPr>
+          <w:rFonts w:ascii="Times New Roman" w:hAnsi="Times New Roman" w:cs="Times New Roman"/>
+          <w:lang w:val="tr-TR"/>
+        </w:rPr>
+        <w:t>the</w:t>
+      </w:r>
+      <w:proofErr w:type="spellEnd"/>
+      <w:r>
+        <w:rPr>
+          <w:rFonts w:ascii="Times New Roman" w:hAnsi="Times New Roman" w:cs="Times New Roman"/>
+          <w:lang w:val="tr-TR"/>
+        </w:rPr>
+        <w:t xml:space="preserve"> </w:t>
+      </w:r>
+      <w:proofErr w:type="spellStart"/>
+      <w:r>
+        <w:rPr>
+          <w:rFonts w:ascii="Times New Roman" w:hAnsi="Times New Roman" w:cs="Times New Roman"/>
+          <w:lang w:val="tr-TR"/>
+        </w:rPr>
+        <w:t>least</w:t>
+      </w:r>
+      <w:proofErr w:type="spellEnd"/>
+      <w:r>
+        <w:rPr>
+          <w:rFonts w:ascii="Times New Roman" w:hAnsi="Times New Roman" w:cs="Times New Roman"/>
+          <w:lang w:val="tr-TR"/>
+        </w:rPr>
+        <w:t xml:space="preserve"> </w:t>
+      </w:r>
+      <w:proofErr w:type="spellStart"/>
+      <w:r>
+        <w:rPr>
+          <w:rFonts w:ascii="Times New Roman" w:hAnsi="Times New Roman" w:cs="Times New Roman"/>
+          <w:lang w:val="tr-TR"/>
+        </w:rPr>
+        <w:t>preferred</w:t>
+      </w:r>
+      <w:proofErr w:type="spellEnd"/>
+      <w:r>
+        <w:rPr>
+          <w:rFonts w:ascii="Times New Roman" w:hAnsi="Times New Roman" w:cs="Times New Roman"/>
+          <w:lang w:val="tr-TR"/>
+        </w:rPr>
+        <w:t xml:space="preserve"> </w:t>
+      </w:r>
+      <w:proofErr w:type="spellStart"/>
+      <w:r>
+        <w:rPr>
+          <w:rFonts w:ascii="Times New Roman" w:hAnsi="Times New Roman" w:cs="Times New Roman"/>
+          <w:lang w:val="tr-TR"/>
+        </w:rPr>
+        <w:t>one</w:t>
+      </w:r>
+      <w:proofErr w:type="spellEnd"/>
+      <w:r>
+        <w:rPr>
+          <w:rFonts w:ascii="Times New Roman" w:hAnsi="Times New Roman" w:cs="Times New Roman"/>
+          <w:lang w:val="tr-TR"/>
+        </w:rPr>
+        <w:t xml:space="preserve"> (</w:t>
+      </w:r>
+      <w:proofErr w:type="spellStart"/>
+      <w:r>
+        <w:rPr>
+          <w:rFonts w:ascii="Times New Roman" w:hAnsi="Times New Roman" w:cs="Times New Roman"/>
+          <w:lang w:val="tr-TR"/>
+        </w:rPr>
+        <w:t>For</w:t>
+      </w:r>
+      <w:proofErr w:type="spellEnd"/>
+      <w:r>
+        <w:rPr>
+          <w:rFonts w:ascii="Times New Roman" w:hAnsi="Times New Roman" w:cs="Times New Roman"/>
+          <w:lang w:val="tr-TR"/>
+        </w:rPr>
+        <w:t xml:space="preserve"> </w:t>
+      </w:r>
+      <w:proofErr w:type="spellStart"/>
+      <w:r>
+        <w:rPr>
+          <w:rFonts w:ascii="Times New Roman" w:hAnsi="Times New Roman" w:cs="Times New Roman"/>
+          <w:lang w:val="tr-TR"/>
+        </w:rPr>
+        <w:t>example</w:t>
+      </w:r>
+      <w:proofErr w:type="spellEnd"/>
+      <w:r>
+        <w:rPr>
+          <w:rFonts w:ascii="Times New Roman" w:hAnsi="Times New Roman" w:cs="Times New Roman"/>
+          <w:lang w:val="tr-TR"/>
+        </w:rPr>
+        <w:t xml:space="preserve">: k = 6 </w:t>
+      </w:r>
+      <w:proofErr w:type="spellStart"/>
+      <w:r>
+        <w:rPr>
+          <w:rFonts w:ascii="Times New Roman" w:hAnsi="Times New Roman" w:cs="Times New Roman"/>
+          <w:lang w:val="tr-TR"/>
+        </w:rPr>
+        <w:t>and</w:t>
+      </w:r>
+      <w:proofErr w:type="spellEnd"/>
+      <w:r>
+        <w:rPr>
+          <w:rFonts w:ascii="Times New Roman" w:hAnsi="Times New Roman" w:cs="Times New Roman"/>
+          <w:lang w:val="tr-TR"/>
+        </w:rPr>
+        <w:t xml:space="preserve"> n = 10). </w:t>
+      </w:r>
+      <w:proofErr w:type="spellStart"/>
+      <w:r>
+        <w:rPr>
+          <w:rFonts w:ascii="Times New Roman" w:hAnsi="Times New Roman" w:cs="Times New Roman"/>
+          <w:lang w:val="tr-TR"/>
+        </w:rPr>
+        <w:t>In</w:t>
+      </w:r>
+      <w:proofErr w:type="spellEnd"/>
+      <w:r>
+        <w:rPr>
+          <w:rFonts w:ascii="Times New Roman" w:hAnsi="Times New Roman" w:cs="Times New Roman"/>
+          <w:lang w:val="tr-TR"/>
+        </w:rPr>
+        <w:t xml:space="preserve"> </w:t>
+      </w:r>
+      <w:proofErr w:type="spellStart"/>
+      <w:r>
+        <w:rPr>
+          <w:rFonts w:ascii="Times New Roman" w:hAnsi="Times New Roman" w:cs="Times New Roman"/>
+          <w:lang w:val="tr-TR"/>
+        </w:rPr>
+        <w:t>my</w:t>
+      </w:r>
+      <w:proofErr w:type="spellEnd"/>
+      <w:r>
+        <w:rPr>
+          <w:rFonts w:ascii="Times New Roman" w:hAnsi="Times New Roman" w:cs="Times New Roman"/>
+          <w:lang w:val="tr-TR"/>
+        </w:rPr>
+        <w:t xml:space="preserve"> </w:t>
+      </w:r>
+      <w:proofErr w:type="spellStart"/>
+      <w:r>
+        <w:rPr>
+          <w:rFonts w:ascii="Times New Roman" w:hAnsi="Times New Roman" w:cs="Times New Roman"/>
+          <w:lang w:val="tr-TR"/>
+        </w:rPr>
+        <w:t>implementation</w:t>
+      </w:r>
+      <w:proofErr w:type="spellEnd"/>
+      <w:r>
+        <w:rPr>
+          <w:rFonts w:ascii="Times New Roman" w:hAnsi="Times New Roman" w:cs="Times New Roman"/>
+          <w:lang w:val="tr-TR"/>
+        </w:rPr>
+        <w:t xml:space="preserve">, I </w:t>
+      </w:r>
+      <w:proofErr w:type="spellStart"/>
+      <w:r>
+        <w:rPr>
+          <w:rFonts w:ascii="Times New Roman" w:hAnsi="Times New Roman" w:cs="Times New Roman"/>
+          <w:lang w:val="tr-TR"/>
+        </w:rPr>
+        <w:t>have</w:t>
+      </w:r>
+      <w:proofErr w:type="spellEnd"/>
+      <w:r>
+        <w:rPr>
+          <w:rFonts w:ascii="Times New Roman" w:hAnsi="Times New Roman" w:cs="Times New Roman"/>
+          <w:lang w:val="tr-TR"/>
+        </w:rPr>
+        <w:t xml:space="preserve"> </w:t>
+      </w:r>
+      <w:proofErr w:type="spellStart"/>
+      <w:r>
+        <w:rPr>
+          <w:rFonts w:ascii="Times New Roman" w:hAnsi="Times New Roman" w:cs="Times New Roman"/>
+          <w:lang w:val="tr-TR"/>
+        </w:rPr>
+        <w:t>used</w:t>
+      </w:r>
+      <w:proofErr w:type="spellEnd"/>
+      <w:r>
+        <w:rPr>
+          <w:rFonts w:ascii="Times New Roman" w:hAnsi="Times New Roman" w:cs="Times New Roman"/>
+          <w:lang w:val="tr-TR"/>
+        </w:rPr>
+        <w:t xml:space="preserve"> </w:t>
+      </w:r>
+      <w:proofErr w:type="spellStart"/>
+      <w:r>
+        <w:rPr>
+          <w:rFonts w:ascii="Times New Roman" w:hAnsi="Times New Roman" w:cs="Times New Roman"/>
+          <w:lang w:val="tr-TR"/>
+        </w:rPr>
+        <w:t>the</w:t>
+      </w:r>
+      <w:proofErr w:type="spellEnd"/>
+      <w:r>
+        <w:rPr>
+          <w:rFonts w:ascii="Times New Roman" w:hAnsi="Times New Roman" w:cs="Times New Roman"/>
+          <w:lang w:val="tr-TR"/>
+        </w:rPr>
+        <w:t xml:space="preserve"> </w:t>
+      </w:r>
+      <w:r>
+        <w:rPr>
+          <w:rFonts w:ascii="Times New Roman" w:hAnsi="Times New Roman" w:cs="Times New Roman"/>
+          <w:b/>
+          <w:bCs/>
+          <w:lang w:val="tr-TR"/>
+        </w:rPr>
+        <w:t>‘</w:t>
+      </w:r>
+      <w:proofErr w:type="spellStart"/>
+      <w:r>
+        <w:rPr>
+          <w:rFonts w:ascii="Times New Roman" w:hAnsi="Times New Roman" w:cs="Times New Roman"/>
+          <w:b/>
+          <w:bCs/>
+          <w:lang w:val="tr-TR"/>
+        </w:rPr>
+        <w:t>top_n</w:t>
+      </w:r>
+      <w:proofErr w:type="spellEnd"/>
+      <w:r>
+        <w:rPr>
+          <w:rFonts w:ascii="Times New Roman" w:hAnsi="Times New Roman" w:cs="Times New Roman"/>
+          <w:b/>
+          <w:bCs/>
+          <w:lang w:val="tr-TR"/>
+        </w:rPr>
+        <w:t>’</w:t>
+      </w:r>
+      <w:r>
+        <w:rPr>
+          <w:rFonts w:ascii="Times New Roman" w:hAnsi="Times New Roman" w:cs="Times New Roman"/>
+          <w:b/>
+          <w:bCs/>
+          <w:lang w:val="tr-TR"/>
+        </w:rPr>
+        <w:t xml:space="preserve"> </w:t>
+      </w:r>
+      <w:proofErr w:type="spellStart"/>
+      <w:r>
+        <w:rPr>
+          <w:rFonts w:ascii="Times New Roman" w:hAnsi="Times New Roman" w:cs="Times New Roman"/>
+          <w:lang w:val="tr-TR"/>
+        </w:rPr>
+        <w:t>parameter</w:t>
+      </w:r>
+      <w:proofErr w:type="spellEnd"/>
+      <w:r>
+        <w:rPr>
+          <w:rFonts w:ascii="Times New Roman" w:hAnsi="Times New Roman" w:cs="Times New Roman"/>
+          <w:lang w:val="tr-TR"/>
+        </w:rPr>
+        <w:t xml:space="preserve"> in </w:t>
+      </w:r>
+      <w:proofErr w:type="spellStart"/>
+      <w:r>
+        <w:rPr>
+          <w:rFonts w:ascii="Times New Roman" w:hAnsi="Times New Roman" w:cs="Times New Roman"/>
+          <w:lang w:val="tr-TR"/>
+        </w:rPr>
+        <w:t>the</w:t>
+      </w:r>
+      <w:proofErr w:type="spellEnd"/>
+      <w:r>
+        <w:rPr>
+          <w:rFonts w:ascii="Times New Roman" w:hAnsi="Times New Roman" w:cs="Times New Roman"/>
+          <w:lang w:val="tr-TR"/>
+        </w:rPr>
+        <w:t xml:space="preserve"> </w:t>
       </w:r>
       <w:r>
         <w:rPr>
@@ -5975,22 +7493,152 @@
           <w:iCs/>
           <w:lang w:val="tr-TR"/>
         </w:rPr>
-        <w:t>‘recommendations_view’</w:t>
-      </w:r>
-      <w:r>
-        <w:rPr>
-          <w:rFonts w:ascii="Times New Roman" w:hAnsi="Times New Roman" w:cs="Times New Roman"/>
-          <w:lang w:val="tr-TR"/>
-        </w:rPr>
-        <w:t xml:space="preserve"> function to decide how many movies will </w:t>
-      </w:r>
-      <w:r>
-        <w:rPr>
-          <w:rFonts w:ascii="Times New Roman" w:hAnsi="Times New Roman" w:cs="Times New Roman"/>
-          <w:lang w:val="tr-TR"/>
-        </w:rPr>
-        <w:t xml:space="preserve">finally be </w:t>
-      </w:r>
+        <w:t>‘</w:t>
+      </w:r>
+      <w:proofErr w:type="spellStart"/>
+      <w:r>
+        <w:rPr>
+          <w:rFonts w:ascii="Times New Roman" w:hAnsi="Times New Roman" w:cs="Times New Roman"/>
+          <w:b/>
+          <w:bCs/>
+          <w:i/>
+          <w:iCs/>
+          <w:lang w:val="tr-TR"/>
+        </w:rPr>
+        <w:t>recommendations_view</w:t>
+      </w:r>
+      <w:proofErr w:type="spellEnd"/>
+      <w:r>
+        <w:rPr>
+          <w:rFonts w:ascii="Times New Roman" w:hAnsi="Times New Roman" w:cs="Times New Roman"/>
+          <w:b/>
+          <w:bCs/>
+          <w:i/>
+          <w:iCs/>
+          <w:lang w:val="tr-TR"/>
+        </w:rPr>
+        <w:t>’</w:t>
+      </w:r>
+      <w:r>
+        <w:rPr>
+          <w:rFonts w:ascii="Times New Roman" w:hAnsi="Times New Roman" w:cs="Times New Roman"/>
+          <w:lang w:val="tr-TR"/>
+        </w:rPr>
+        <w:t xml:space="preserve"> </w:t>
+      </w:r>
+      <w:proofErr w:type="spellStart"/>
+      <w:r>
+        <w:rPr>
+          <w:rFonts w:ascii="Times New Roman" w:hAnsi="Times New Roman" w:cs="Times New Roman"/>
+          <w:lang w:val="tr-TR"/>
+        </w:rPr>
+        <w:t>function</w:t>
+      </w:r>
+      <w:proofErr w:type="spellEnd"/>
+      <w:r>
+        <w:rPr>
+          <w:rFonts w:ascii="Times New Roman" w:hAnsi="Times New Roman" w:cs="Times New Roman"/>
+          <w:lang w:val="tr-TR"/>
+        </w:rPr>
+        <w:t xml:space="preserve"> </w:t>
+      </w:r>
+      <w:proofErr w:type="spellStart"/>
+      <w:r>
+        <w:rPr>
+          <w:rFonts w:ascii="Times New Roman" w:hAnsi="Times New Roman" w:cs="Times New Roman"/>
+          <w:lang w:val="tr-TR"/>
+        </w:rPr>
+        <w:t>to</w:t>
+      </w:r>
+      <w:proofErr w:type="spellEnd"/>
+      <w:r>
+        <w:rPr>
+          <w:rFonts w:ascii="Times New Roman" w:hAnsi="Times New Roman" w:cs="Times New Roman"/>
+          <w:lang w:val="tr-TR"/>
+        </w:rPr>
+        <w:t xml:space="preserve"> </w:t>
+      </w:r>
+      <w:proofErr w:type="spellStart"/>
+      <w:r>
+        <w:rPr>
+          <w:rFonts w:ascii="Times New Roman" w:hAnsi="Times New Roman" w:cs="Times New Roman"/>
+          <w:lang w:val="tr-TR"/>
+        </w:rPr>
+        <w:t>decide</w:t>
+      </w:r>
+      <w:proofErr w:type="spellEnd"/>
+      <w:r>
+        <w:rPr>
+          <w:rFonts w:ascii="Times New Roman" w:hAnsi="Times New Roman" w:cs="Times New Roman"/>
+          <w:lang w:val="tr-TR"/>
+        </w:rPr>
+        <w:t xml:space="preserve"> how </w:t>
+      </w:r>
+      <w:proofErr w:type="spellStart"/>
+      <w:r>
+        <w:rPr>
+          <w:rFonts w:ascii="Times New Roman" w:hAnsi="Times New Roman" w:cs="Times New Roman"/>
+          <w:lang w:val="tr-TR"/>
+        </w:rPr>
+        <w:t>many</w:t>
+      </w:r>
+      <w:proofErr w:type="spellEnd"/>
+      <w:r>
+        <w:rPr>
+          <w:rFonts w:ascii="Times New Roman" w:hAnsi="Times New Roman" w:cs="Times New Roman"/>
+          <w:lang w:val="tr-TR"/>
+        </w:rPr>
+        <w:t xml:space="preserve"> </w:t>
+      </w:r>
+      <w:proofErr w:type="spellStart"/>
+      <w:r>
+        <w:rPr>
+          <w:rFonts w:ascii="Times New Roman" w:hAnsi="Times New Roman" w:cs="Times New Roman"/>
+          <w:lang w:val="tr-TR"/>
+        </w:rPr>
+        <w:t>movies</w:t>
+      </w:r>
+      <w:proofErr w:type="spellEnd"/>
+      <w:r>
+        <w:rPr>
+          <w:rFonts w:ascii="Times New Roman" w:hAnsi="Times New Roman" w:cs="Times New Roman"/>
+          <w:lang w:val="tr-TR"/>
+        </w:rPr>
+        <w:t xml:space="preserve"> </w:t>
+      </w:r>
+      <w:proofErr w:type="spellStart"/>
+      <w:r>
+        <w:rPr>
+          <w:rFonts w:ascii="Times New Roman" w:hAnsi="Times New Roman" w:cs="Times New Roman"/>
+          <w:lang w:val="tr-TR"/>
+        </w:rPr>
+        <w:t>will</w:t>
+      </w:r>
+      <w:proofErr w:type="spellEnd"/>
+      <w:r>
+        <w:rPr>
+          <w:rFonts w:ascii="Times New Roman" w:hAnsi="Times New Roman" w:cs="Times New Roman"/>
+          <w:lang w:val="tr-TR"/>
+        </w:rPr>
+        <w:t xml:space="preserve"> </w:t>
+      </w:r>
+      <w:proofErr w:type="spellStart"/>
+      <w:r>
+        <w:rPr>
+          <w:rFonts w:ascii="Times New Roman" w:hAnsi="Times New Roman" w:cs="Times New Roman"/>
+          <w:lang w:val="tr-TR"/>
+        </w:rPr>
+        <w:t>finally</w:t>
+      </w:r>
+      <w:proofErr w:type="spellEnd"/>
+      <w:r>
+        <w:rPr>
+          <w:rFonts w:ascii="Times New Roman" w:hAnsi="Times New Roman" w:cs="Times New Roman"/>
+          <w:lang w:val="tr-TR"/>
+        </w:rPr>
+        <w:t xml:space="preserve"> be </w:t>
+      </w:r>
+      <w:proofErr w:type="spellStart"/>
       <w:r>
         <w:rPr>
           <w:rFonts w:ascii="Times New Roman" w:hAnsi="Times New Roman" w:cs="Times New Roman"/>
@@ -5998,12 +7646,93 @@
         </w:rPr>
         <w:t>recommended</w:t>
       </w:r>
-      <w:r>
-        <w:rPr>
-          <w:rFonts w:ascii="Times New Roman" w:hAnsi="Times New Roman" w:cs="Times New Roman"/>
-          <w:lang w:val="tr-TR"/>
-        </w:rPr>
-        <w:t>, and it is set to 10. However, this parameter can be se</w:t>
+      <w:proofErr w:type="spellEnd"/>
+      <w:r>
+        <w:rPr>
+          <w:rFonts w:ascii="Times New Roman" w:hAnsi="Times New Roman" w:cs="Times New Roman"/>
+          <w:lang w:val="tr-TR"/>
+        </w:rPr>
+        <w:t xml:space="preserve">, </w:t>
+      </w:r>
+      <w:proofErr w:type="spellStart"/>
+      <w:r>
+        <w:rPr>
+          <w:rFonts w:ascii="Times New Roman" w:hAnsi="Times New Roman" w:cs="Times New Roman"/>
+          <w:lang w:val="tr-TR"/>
+        </w:rPr>
+        <w:t>and</w:t>
+      </w:r>
+      <w:proofErr w:type="spellEnd"/>
+      <w:r>
+        <w:rPr>
+          <w:rFonts w:ascii="Times New Roman" w:hAnsi="Times New Roman" w:cs="Times New Roman"/>
+          <w:lang w:val="tr-TR"/>
+        </w:rPr>
+        <w:t xml:space="preserve"> it is set </w:t>
+      </w:r>
+      <w:proofErr w:type="spellStart"/>
+      <w:r>
+        <w:rPr>
+          <w:rFonts w:ascii="Times New Roman" w:hAnsi="Times New Roman" w:cs="Times New Roman"/>
+          <w:lang w:val="tr-TR"/>
+        </w:rPr>
+        <w:t>to</w:t>
+      </w:r>
+      <w:proofErr w:type="spellEnd"/>
+      <w:r>
+        <w:rPr>
+          <w:rFonts w:ascii="Times New Roman" w:hAnsi="Times New Roman" w:cs="Times New Roman"/>
+          <w:lang w:val="tr-TR"/>
+        </w:rPr>
+        <w:t xml:space="preserve"> 10. </w:t>
+      </w:r>
+      <w:proofErr w:type="spellStart"/>
+      <w:r>
+        <w:rPr>
+          <w:rFonts w:ascii="Times New Roman" w:hAnsi="Times New Roman" w:cs="Times New Roman"/>
+          <w:lang w:val="tr-TR"/>
+        </w:rPr>
+        <w:t>However</w:t>
+      </w:r>
+      <w:proofErr w:type="spellEnd"/>
+      <w:r>
+        <w:rPr>
+          <w:rFonts w:ascii="Times New Roman" w:hAnsi="Times New Roman" w:cs="Times New Roman"/>
+          <w:lang w:val="tr-TR"/>
+        </w:rPr>
+        <w:t xml:space="preserve">, </w:t>
+      </w:r>
+      <w:proofErr w:type="spellStart"/>
+      <w:r>
+        <w:rPr>
+          <w:rFonts w:ascii="Times New Roman" w:hAnsi="Times New Roman" w:cs="Times New Roman"/>
+          <w:lang w:val="tr-TR"/>
+        </w:rPr>
+        <w:t>this</w:t>
+      </w:r>
+      <w:proofErr w:type="spellEnd"/>
+      <w:r>
+        <w:rPr>
+          <w:rFonts w:ascii="Times New Roman" w:hAnsi="Times New Roman" w:cs="Times New Roman"/>
+          <w:lang w:val="tr-TR"/>
+        </w:rPr>
+        <w:t xml:space="preserve"> </w:t>
+      </w:r>
+      <w:proofErr w:type="spellStart"/>
+      <w:r>
+        <w:rPr>
+          <w:rFonts w:ascii="Times New Roman" w:hAnsi="Times New Roman" w:cs="Times New Roman"/>
+          <w:lang w:val="tr-TR"/>
+        </w:rPr>
+        <w:t>parameter</w:t>
+      </w:r>
+      <w:proofErr w:type="spellEnd"/>
+      <w:r>
+        <w:rPr>
+          <w:rFonts w:ascii="Times New Roman" w:hAnsi="Times New Roman" w:cs="Times New Roman"/>
+          <w:lang w:val="tr-TR"/>
+        </w:rPr>
+        <w:t xml:space="preserve"> can be se</w:t>
       </w:r>
       <w:r>
         <w:rPr>
@@ -6019,6 +7748,7 @@
         </w:rPr>
         <w:t xml:space="preserve"> </w:t>
       </w:r>
+      <w:proofErr w:type="spellStart"/>
       <w:r>
         <w:rPr>
           <w:rFonts w:ascii="Times New Roman" w:hAnsi="Times New Roman" w:cs="Times New Roman"/>
@@ -6026,40 +7756,189 @@
         </w:rPr>
         <w:t>to</w:t>
       </w:r>
-      <w:r>
-        <w:rPr>
-          <w:rFonts w:ascii="Times New Roman" w:hAnsi="Times New Roman" w:cs="Times New Roman"/>
-          <w:lang w:val="tr-TR"/>
-        </w:rPr>
-        <w:t xml:space="preserve"> any</w:t>
-      </w:r>
-      <w:r>
-        <w:rPr>
-          <w:rFonts w:ascii="Times New Roman" w:hAnsi="Times New Roman" w:cs="Times New Roman"/>
-          <w:lang w:val="tr-TR"/>
-        </w:rPr>
-        <w:t xml:space="preserve"> positive integer</w:t>
-      </w:r>
-      <w:r>
-        <w:rPr>
-          <w:rFonts w:ascii="Times New Roman" w:hAnsi="Times New Roman" w:cs="Times New Roman"/>
-          <w:lang w:val="tr-TR"/>
-        </w:rPr>
-        <w:t xml:space="preserve">, depending on how many movies are </w:t>
-      </w:r>
-      <w:r>
-        <w:rPr>
-          <w:rFonts w:ascii="Times New Roman" w:hAnsi="Times New Roman" w:cs="Times New Roman"/>
-          <w:lang w:val="tr-TR"/>
-        </w:rPr>
-        <w:t>desired/needed</w:t>
-      </w:r>
-      <w:r>
-        <w:rPr>
-          <w:rFonts w:ascii="Times New Roman" w:hAnsi="Times New Roman" w:cs="Times New Roman"/>
-          <w:lang w:val="tr-TR"/>
-        </w:rPr>
-        <w:t xml:space="preserve"> to be recommended.</w:t>
+      <w:proofErr w:type="spellEnd"/>
+      <w:r>
+        <w:rPr>
+          <w:rFonts w:ascii="Times New Roman" w:hAnsi="Times New Roman" w:cs="Times New Roman"/>
+          <w:lang w:val="tr-TR"/>
+        </w:rPr>
+        <w:t xml:space="preserve"> </w:t>
+      </w:r>
+      <w:proofErr w:type="spellStart"/>
+      <w:r>
+        <w:rPr>
+          <w:rFonts w:ascii="Times New Roman" w:hAnsi="Times New Roman" w:cs="Times New Roman"/>
+          <w:lang w:val="tr-TR"/>
+        </w:rPr>
+        <w:t>any</w:t>
+      </w:r>
+      <w:proofErr w:type="spellEnd"/>
+      <w:r>
+        <w:rPr>
+          <w:rFonts w:ascii="Times New Roman" w:hAnsi="Times New Roman" w:cs="Times New Roman"/>
+          <w:lang w:val="tr-TR"/>
+        </w:rPr>
+        <w:t xml:space="preserve"> </w:t>
+      </w:r>
+      <w:proofErr w:type="spellStart"/>
+      <w:r>
+        <w:rPr>
+          <w:rFonts w:ascii="Times New Roman" w:hAnsi="Times New Roman" w:cs="Times New Roman"/>
+          <w:lang w:val="tr-TR"/>
+        </w:rPr>
+        <w:t>positive</w:t>
+      </w:r>
+      <w:proofErr w:type="spellEnd"/>
+      <w:r>
+        <w:rPr>
+          <w:rFonts w:ascii="Times New Roman" w:hAnsi="Times New Roman" w:cs="Times New Roman"/>
+          <w:lang w:val="tr-TR"/>
+        </w:rPr>
+        <w:t xml:space="preserve"> </w:t>
+      </w:r>
+      <w:proofErr w:type="spellStart"/>
+      <w:r>
+        <w:rPr>
+          <w:rFonts w:ascii="Times New Roman" w:hAnsi="Times New Roman" w:cs="Times New Roman"/>
+          <w:lang w:val="tr-TR"/>
+        </w:rPr>
+        <w:t>integer</w:t>
+      </w:r>
+      <w:proofErr w:type="spellEnd"/>
+      <w:r>
+        <w:rPr>
+          <w:rFonts w:ascii="Times New Roman" w:hAnsi="Times New Roman" w:cs="Times New Roman"/>
+          <w:lang w:val="tr-TR"/>
+        </w:rPr>
+        <w:t xml:space="preserve">, </w:t>
+      </w:r>
+      <w:proofErr w:type="spellStart"/>
+      <w:r>
+        <w:rPr>
+          <w:rFonts w:ascii="Times New Roman" w:hAnsi="Times New Roman" w:cs="Times New Roman"/>
+          <w:lang w:val="tr-TR"/>
+        </w:rPr>
+        <w:t>depending</w:t>
+      </w:r>
+      <w:proofErr w:type="spellEnd"/>
+      <w:r>
+        <w:rPr>
+          <w:rFonts w:ascii="Times New Roman" w:hAnsi="Times New Roman" w:cs="Times New Roman"/>
+          <w:lang w:val="tr-TR"/>
+        </w:rPr>
+        <w:t xml:space="preserve"> on how </w:t>
+      </w:r>
+      <w:proofErr w:type="spellStart"/>
+      <w:r>
+        <w:rPr>
+          <w:rFonts w:ascii="Times New Roman" w:hAnsi="Times New Roman" w:cs="Times New Roman"/>
+          <w:lang w:val="tr-TR"/>
+        </w:rPr>
+        <w:t>many</w:t>
+      </w:r>
+      <w:proofErr w:type="spellEnd"/>
+      <w:r>
+        <w:rPr>
+          <w:rFonts w:ascii="Times New Roman" w:hAnsi="Times New Roman" w:cs="Times New Roman"/>
+          <w:lang w:val="tr-TR"/>
+        </w:rPr>
+        <w:t xml:space="preserve"> </w:t>
+      </w:r>
+      <w:proofErr w:type="spellStart"/>
+      <w:r>
+        <w:rPr>
+          <w:rFonts w:ascii="Times New Roman" w:hAnsi="Times New Roman" w:cs="Times New Roman"/>
+          <w:lang w:val="tr-TR"/>
+        </w:rPr>
+        <w:t>movies</w:t>
+      </w:r>
+      <w:proofErr w:type="spellEnd"/>
+      <w:r>
+        <w:rPr>
+          <w:rFonts w:ascii="Times New Roman" w:hAnsi="Times New Roman" w:cs="Times New Roman"/>
+          <w:lang w:val="tr-TR"/>
+        </w:rPr>
+        <w:t xml:space="preserve"> </w:t>
+      </w:r>
+      <w:proofErr w:type="spellStart"/>
+      <w:r>
+        <w:rPr>
+          <w:rFonts w:ascii="Times New Roman" w:hAnsi="Times New Roman" w:cs="Times New Roman"/>
+          <w:lang w:val="tr-TR"/>
+        </w:rPr>
+        <w:t>are</w:t>
+      </w:r>
+      <w:proofErr w:type="spellEnd"/>
+      <w:r>
+        <w:rPr>
+          <w:rFonts w:ascii="Times New Roman" w:hAnsi="Times New Roman" w:cs="Times New Roman"/>
+          <w:lang w:val="tr-TR"/>
+        </w:rPr>
+        <w:t xml:space="preserve"> </w:t>
+      </w:r>
+      <w:proofErr w:type="spellStart"/>
+      <w:r>
+        <w:rPr>
+          <w:rFonts w:ascii="Times New Roman" w:hAnsi="Times New Roman" w:cs="Times New Roman"/>
+          <w:lang w:val="tr-TR"/>
+        </w:rPr>
+        <w:t>desired</w:t>
+      </w:r>
+      <w:proofErr w:type="spellEnd"/>
+      <w:r>
+        <w:rPr>
+          <w:rFonts w:ascii="Times New Roman" w:hAnsi="Times New Roman" w:cs="Times New Roman"/>
+          <w:lang w:val="tr-TR"/>
+        </w:rPr>
+        <w:t>/</w:t>
+      </w:r>
+      <w:proofErr w:type="spellStart"/>
+      <w:r>
+        <w:rPr>
+          <w:rFonts w:ascii="Times New Roman" w:hAnsi="Times New Roman" w:cs="Times New Roman"/>
+          <w:lang w:val="tr-TR"/>
+        </w:rPr>
+        <w:t>needed</w:t>
+      </w:r>
+      <w:proofErr w:type="spellEnd"/>
+      <w:r>
+        <w:rPr>
+          <w:rFonts w:ascii="Times New Roman" w:hAnsi="Times New Roman" w:cs="Times New Roman"/>
+          <w:lang w:val="tr-TR"/>
+        </w:rPr>
+        <w:t xml:space="preserve"> </w:t>
+      </w:r>
+      <w:proofErr w:type="spellStart"/>
+      <w:r>
+        <w:rPr>
+          <w:rFonts w:ascii="Times New Roman" w:hAnsi="Times New Roman" w:cs="Times New Roman"/>
+          <w:lang w:val="tr-TR"/>
+        </w:rPr>
+        <w:t>to</w:t>
+      </w:r>
+      <w:proofErr w:type="spellEnd"/>
+      <w:r>
+        <w:rPr>
+          <w:rFonts w:ascii="Times New Roman" w:hAnsi="Times New Roman" w:cs="Times New Roman"/>
+          <w:lang w:val="tr-TR"/>
+        </w:rPr>
+        <w:t xml:space="preserve"> be </w:t>
+      </w:r>
+      <w:proofErr w:type="spellStart"/>
+      <w:r>
+        <w:rPr>
+          <w:rFonts w:ascii="Times New Roman" w:hAnsi="Times New Roman" w:cs="Times New Roman"/>
+          <w:lang w:val="tr-TR"/>
+        </w:rPr>
+        <w:t>recommended</w:t>
+      </w:r>
+      <w:proofErr w:type="spellEnd"/>
+      <w:r>
+        <w:rPr>
+          <w:rFonts w:ascii="Times New Roman" w:hAnsi="Times New Roman" w:cs="Times New Roman"/>
+          <w:lang w:val="tr-TR"/>
+        </w:rPr>
+        <w:t>.</w:t>
       </w:r>
     </w:p>
     <w:p>
@@ -6074,6 +7953,7 @@
           <w:lang w:val="tr-TR"/>
         </w:rPr>
       </w:pPr>
+      <w:proofErr w:type="spellStart"/>
       <w:r>
         <w:rPr>
           <w:rFonts w:ascii="Times New Roman" w:hAnsi="Times New Roman" w:cs="Times New Roman"/>
@@ -6082,7 +7962,106 @@
           <w:u w:val="single"/>
           <w:lang w:val="tr-TR"/>
         </w:rPr>
-        <w:t>The Difference of the Learning Rates of Design 1 and Design 2</w:t>
+        <w:t>The</w:t>
+      </w:r>
+      <w:proofErr w:type="spellEnd"/>
+      <w:r>
+        <w:rPr>
+          <w:rFonts w:ascii="Times New Roman" w:hAnsi="Times New Roman" w:cs="Times New Roman"/>
+          <w:b/>
+          <w:bCs/>
+          <w:u w:val="single"/>
+          <w:lang w:val="tr-TR"/>
+        </w:rPr>
+        <w:t xml:space="preserve"> </w:t>
+      </w:r>
+      <w:proofErr w:type="spellStart"/>
+      <w:r>
+        <w:rPr>
+          <w:rFonts w:ascii="Times New Roman" w:hAnsi="Times New Roman" w:cs="Times New Roman"/>
+          <w:b/>
+          <w:bCs/>
+          <w:u w:val="single"/>
+          <w:lang w:val="tr-TR"/>
+        </w:rPr>
+        <w:t>Difference</w:t>
+      </w:r>
+      <w:proofErr w:type="spellEnd"/>
+      <w:r>
+        <w:rPr>
+          <w:rFonts w:ascii="Times New Roman" w:hAnsi="Times New Roman" w:cs="Times New Roman"/>
+          <w:b/>
+          <w:bCs/>
+          <w:u w:val="single"/>
+          <w:lang w:val="tr-TR"/>
+        </w:rPr>
+        <w:t xml:space="preserve"> of </w:t>
+      </w:r>
+      <w:proofErr w:type="spellStart"/>
+      <w:r>
+        <w:rPr>
+          <w:rFonts w:ascii="Times New Roman" w:hAnsi="Times New Roman" w:cs="Times New Roman"/>
+          <w:b/>
+          <w:bCs/>
+          <w:u w:val="single"/>
+          <w:lang w:val="tr-TR"/>
+        </w:rPr>
+        <w:t>the</w:t>
+      </w:r>
+      <w:proofErr w:type="spellEnd"/>
+      <w:r>
+        <w:rPr>
+          <w:rFonts w:ascii="Times New Roman" w:hAnsi="Times New Roman" w:cs="Times New Roman"/>
+          <w:b/>
+          <w:bCs/>
+          <w:u w:val="single"/>
+          <w:lang w:val="tr-TR"/>
+        </w:rPr>
+        <w:t xml:space="preserve"> Learning </w:t>
+      </w:r>
+      <w:proofErr w:type="spellStart"/>
+      <w:r>
+        <w:rPr>
+          <w:rFonts w:ascii="Times New Roman" w:hAnsi="Times New Roman" w:cs="Times New Roman"/>
+          <w:b/>
+          <w:bCs/>
+          <w:u w:val="single"/>
+          <w:lang w:val="tr-TR"/>
+        </w:rPr>
+        <w:t>Rates</w:t>
+      </w:r>
+      <w:proofErr w:type="spellEnd"/>
+      <w:r>
+        <w:rPr>
+          <w:rFonts w:ascii="Times New Roman" w:hAnsi="Times New Roman" w:cs="Times New Roman"/>
+          <w:b/>
+          <w:bCs/>
+          <w:u w:val="single"/>
+          <w:lang w:val="tr-TR"/>
+        </w:rPr>
+        <w:t xml:space="preserve"> of Design 1 </w:t>
+      </w:r>
+      <w:proofErr w:type="spellStart"/>
+      <w:r>
+        <w:rPr>
+          <w:rFonts w:ascii="Times New Roman" w:hAnsi="Times New Roman" w:cs="Times New Roman"/>
+          <w:b/>
+          <w:bCs/>
+          <w:u w:val="single"/>
+          <w:lang w:val="tr-TR"/>
+        </w:rPr>
+        <w:t>and</w:t>
+      </w:r>
+      <w:proofErr w:type="spellEnd"/>
+      <w:r>
+        <w:rPr>
+          <w:rFonts w:ascii="Times New Roman" w:hAnsi="Times New Roman" w:cs="Times New Roman"/>
+          <w:b/>
+          <w:bCs/>
+          <w:u w:val="single"/>
+          <w:lang w:val="tr-TR"/>
+        </w:rPr>
+        <w:t xml:space="preserve"> Design 2</w:t>
       </w:r>
     </w:p>
     <w:p>
@@ -6094,14 +8073,45 @@
           <w:lang w:val="tr-TR"/>
         </w:rPr>
       </w:pPr>
-      <w:r>
-        <w:rPr>
-          <w:rFonts w:ascii="Times New Roman" w:hAnsi="Times New Roman" w:cs="Times New Roman"/>
-          <w:b/>
-          <w:bCs/>
-          <w:lang w:val="tr-TR"/>
-        </w:rPr>
-        <w:t xml:space="preserve">The learning rate of Design 1: </w:t>
+      <w:proofErr w:type="spellStart"/>
+      <w:r>
+        <w:rPr>
+          <w:rFonts w:ascii="Times New Roman" w:hAnsi="Times New Roman" w:cs="Times New Roman"/>
+          <w:b/>
+          <w:bCs/>
+          <w:lang w:val="tr-TR"/>
+        </w:rPr>
+        <w:t>The</w:t>
+      </w:r>
+      <w:proofErr w:type="spellEnd"/>
+      <w:r>
+        <w:rPr>
+          <w:rFonts w:ascii="Times New Roman" w:hAnsi="Times New Roman" w:cs="Times New Roman"/>
+          <w:b/>
+          <w:bCs/>
+          <w:lang w:val="tr-TR"/>
+        </w:rPr>
+        <w:t xml:space="preserve"> </w:t>
+      </w:r>
+      <w:proofErr w:type="spellStart"/>
+      <w:r>
+        <w:rPr>
+          <w:rFonts w:ascii="Times New Roman" w:hAnsi="Times New Roman" w:cs="Times New Roman"/>
+          <w:b/>
+          <w:bCs/>
+          <w:lang w:val="tr-TR"/>
+        </w:rPr>
+        <w:t>learning</w:t>
+      </w:r>
+      <w:proofErr w:type="spellEnd"/>
+      <w:r>
+        <w:rPr>
+          <w:rFonts w:ascii="Times New Roman" w:hAnsi="Times New Roman" w:cs="Times New Roman"/>
+          <w:b/>
+          <w:bCs/>
+          <w:lang w:val="tr-TR"/>
+        </w:rPr>
+        <w:t xml:space="preserve"> rate of Design 1: </w:t>
       </w:r>
       <w:r>
         <w:rPr>
@@ -6120,14 +8130,45 @@
           <w:lang w:val="tr-TR"/>
         </w:rPr>
       </w:pPr>
-      <w:r>
-        <w:rPr>
-          <w:rFonts w:ascii="Times New Roman" w:hAnsi="Times New Roman" w:cs="Times New Roman"/>
-          <w:b/>
-          <w:bCs/>
-          <w:lang w:val="tr-TR"/>
-        </w:rPr>
-        <w:t xml:space="preserve">The learning rate of Design 2: </w:t>
+      <w:proofErr w:type="spellStart"/>
+      <w:r>
+        <w:rPr>
+          <w:rFonts w:ascii="Times New Roman" w:hAnsi="Times New Roman" w:cs="Times New Roman"/>
+          <w:b/>
+          <w:bCs/>
+          <w:lang w:val="tr-TR"/>
+        </w:rPr>
+        <w:t>The</w:t>
+      </w:r>
+      <w:proofErr w:type="spellEnd"/>
+      <w:r>
+        <w:rPr>
+          <w:rFonts w:ascii="Times New Roman" w:hAnsi="Times New Roman" w:cs="Times New Roman"/>
+          <w:b/>
+          <w:bCs/>
+          <w:lang w:val="tr-TR"/>
+        </w:rPr>
+        <w:t xml:space="preserve"> </w:t>
+      </w:r>
+      <w:proofErr w:type="spellStart"/>
+      <w:r>
+        <w:rPr>
+          <w:rFonts w:ascii="Times New Roman" w:hAnsi="Times New Roman" w:cs="Times New Roman"/>
+          <w:b/>
+          <w:bCs/>
+          <w:lang w:val="tr-TR"/>
+        </w:rPr>
+        <w:t>learning</w:t>
+      </w:r>
+      <w:proofErr w:type="spellEnd"/>
+      <w:r>
+        <w:rPr>
+          <w:rFonts w:ascii="Times New Roman" w:hAnsi="Times New Roman" w:cs="Times New Roman"/>
+          <w:b/>
+          <w:bCs/>
+          <w:lang w:val="tr-TR"/>
+        </w:rPr>
+        <w:t xml:space="preserve"> rate of Design 2: </w:t>
       </w:r>
       <w:r>
         <w:rPr>
@@ -6158,37 +8199,872 @@
           <w:rFonts w:ascii="Times New Roman" w:hAnsi="Times New Roman" w:cs="Times New Roman"/>
           <w:lang w:val="tr-TR"/>
         </w:rPr>
-        <w:t xml:space="preserve">I have selected the learning rate of Design 1 to be </w:t>
-      </w:r>
-      <w:r>
-        <w:rPr>
-          <w:rFonts w:ascii="Times New Roman" w:hAnsi="Times New Roman" w:cs="Times New Roman"/>
-          <w:lang w:val="tr-TR"/>
-        </w:rPr>
-        <w:t>greater than the learning rate of Design 2</w:t>
-      </w:r>
-      <w:r>
-        <w:rPr>
-          <w:rFonts w:ascii="Times New Roman" w:hAnsi="Times New Roman" w:cs="Times New Roman"/>
-          <w:lang w:val="tr-TR"/>
-        </w:rPr>
-        <w:t xml:space="preserve"> because of the differences in information content extracted per movie </w:t>
-      </w:r>
+        <w:t xml:space="preserve">I </w:t>
+      </w:r>
+      <w:proofErr w:type="spellStart"/>
+      <w:r>
+        <w:rPr>
+          <w:rFonts w:ascii="Times New Roman" w:hAnsi="Times New Roman" w:cs="Times New Roman"/>
+          <w:lang w:val="tr-TR"/>
+        </w:rPr>
+        <w:t>have</w:t>
+      </w:r>
+      <w:proofErr w:type="spellEnd"/>
+      <w:r>
+        <w:rPr>
+          <w:rFonts w:ascii="Times New Roman" w:hAnsi="Times New Roman" w:cs="Times New Roman"/>
+          <w:lang w:val="tr-TR"/>
+        </w:rPr>
+        <w:t xml:space="preserve"> </w:t>
+      </w:r>
+      <w:proofErr w:type="spellStart"/>
+      <w:r>
+        <w:rPr>
+          <w:rFonts w:ascii="Times New Roman" w:hAnsi="Times New Roman" w:cs="Times New Roman"/>
+          <w:lang w:val="tr-TR"/>
+        </w:rPr>
+        <w:t>selected</w:t>
+      </w:r>
+      <w:proofErr w:type="spellEnd"/>
+      <w:r>
+        <w:rPr>
+          <w:rFonts w:ascii="Times New Roman" w:hAnsi="Times New Roman" w:cs="Times New Roman"/>
+          <w:lang w:val="tr-TR"/>
+        </w:rPr>
+        <w:t xml:space="preserve"> </w:t>
+      </w:r>
+      <w:proofErr w:type="spellStart"/>
+      <w:r>
+        <w:rPr>
+          <w:rFonts w:ascii="Times New Roman" w:hAnsi="Times New Roman" w:cs="Times New Roman"/>
+          <w:lang w:val="tr-TR"/>
+        </w:rPr>
+        <w:t>the</w:t>
+      </w:r>
+      <w:proofErr w:type="spellEnd"/>
+      <w:r>
+        <w:rPr>
+          <w:rFonts w:ascii="Times New Roman" w:hAnsi="Times New Roman" w:cs="Times New Roman"/>
+          <w:lang w:val="tr-TR"/>
+        </w:rPr>
+        <w:t xml:space="preserve"> </w:t>
+      </w:r>
+      <w:proofErr w:type="spellStart"/>
+      <w:r>
+        <w:rPr>
+          <w:rFonts w:ascii="Times New Roman" w:hAnsi="Times New Roman" w:cs="Times New Roman"/>
+          <w:lang w:val="tr-TR"/>
+        </w:rPr>
+        <w:t>learning</w:t>
+      </w:r>
+      <w:proofErr w:type="spellEnd"/>
+      <w:r>
+        <w:rPr>
+          <w:rFonts w:ascii="Times New Roman" w:hAnsi="Times New Roman" w:cs="Times New Roman"/>
+          <w:lang w:val="tr-TR"/>
+        </w:rPr>
+        <w:t xml:space="preserve"> rate of Design 1 </w:t>
+      </w:r>
+      <w:proofErr w:type="spellStart"/>
+      <w:r>
+        <w:rPr>
+          <w:rFonts w:ascii="Times New Roman" w:hAnsi="Times New Roman" w:cs="Times New Roman"/>
+          <w:lang w:val="tr-TR"/>
+        </w:rPr>
+        <w:t>to</w:t>
+      </w:r>
+      <w:proofErr w:type="spellEnd"/>
+      <w:r>
+        <w:rPr>
+          <w:rFonts w:ascii="Times New Roman" w:hAnsi="Times New Roman" w:cs="Times New Roman"/>
+          <w:lang w:val="tr-TR"/>
+        </w:rPr>
+        <w:t xml:space="preserve"> be </w:t>
+      </w:r>
+      <w:proofErr w:type="spellStart"/>
+      <w:r>
+        <w:rPr>
+          <w:rFonts w:ascii="Times New Roman" w:hAnsi="Times New Roman" w:cs="Times New Roman"/>
+          <w:lang w:val="tr-TR"/>
+        </w:rPr>
+        <w:t>greater</w:t>
+      </w:r>
+      <w:proofErr w:type="spellEnd"/>
+      <w:r>
+        <w:rPr>
+          <w:rFonts w:ascii="Times New Roman" w:hAnsi="Times New Roman" w:cs="Times New Roman"/>
+          <w:lang w:val="tr-TR"/>
+        </w:rPr>
+        <w:t xml:space="preserve"> </w:t>
+      </w:r>
+      <w:proofErr w:type="spellStart"/>
+      <w:r>
+        <w:rPr>
+          <w:rFonts w:ascii="Times New Roman" w:hAnsi="Times New Roman" w:cs="Times New Roman"/>
+          <w:lang w:val="tr-TR"/>
+        </w:rPr>
+        <w:t>than</w:t>
+      </w:r>
+      <w:proofErr w:type="spellEnd"/>
+      <w:r>
+        <w:rPr>
+          <w:rFonts w:ascii="Times New Roman" w:hAnsi="Times New Roman" w:cs="Times New Roman"/>
+          <w:lang w:val="tr-TR"/>
+        </w:rPr>
+        <w:t xml:space="preserve"> </w:t>
+      </w:r>
+      <w:proofErr w:type="spellStart"/>
+      <w:r>
+        <w:rPr>
+          <w:rFonts w:ascii="Times New Roman" w:hAnsi="Times New Roman" w:cs="Times New Roman"/>
+          <w:lang w:val="tr-TR"/>
+        </w:rPr>
+        <w:t>the</w:t>
+      </w:r>
+      <w:proofErr w:type="spellEnd"/>
+      <w:r>
+        <w:rPr>
+          <w:rFonts w:ascii="Times New Roman" w:hAnsi="Times New Roman" w:cs="Times New Roman"/>
+          <w:lang w:val="tr-TR"/>
+        </w:rPr>
+        <w:t xml:space="preserve"> </w:t>
+      </w:r>
+      <w:proofErr w:type="spellStart"/>
+      <w:r>
+        <w:rPr>
+          <w:rFonts w:ascii="Times New Roman" w:hAnsi="Times New Roman" w:cs="Times New Roman"/>
+          <w:lang w:val="tr-TR"/>
+        </w:rPr>
+        <w:t>learning</w:t>
+      </w:r>
+      <w:proofErr w:type="spellEnd"/>
+      <w:r>
+        <w:rPr>
+          <w:rFonts w:ascii="Times New Roman" w:hAnsi="Times New Roman" w:cs="Times New Roman"/>
+          <w:lang w:val="tr-TR"/>
+        </w:rPr>
+        <w:t xml:space="preserve"> rate of Design 2</w:t>
+      </w:r>
+      <w:r>
+        <w:rPr>
+          <w:rFonts w:ascii="Times New Roman" w:hAnsi="Times New Roman" w:cs="Times New Roman"/>
+          <w:lang w:val="tr-TR"/>
+        </w:rPr>
+        <w:t xml:space="preserve"> </w:t>
+      </w:r>
+      <w:proofErr w:type="spellStart"/>
+      <w:r>
+        <w:rPr>
+          <w:rFonts w:ascii="Times New Roman" w:hAnsi="Times New Roman" w:cs="Times New Roman"/>
+          <w:lang w:val="tr-TR"/>
+        </w:rPr>
+        <w:t>because</w:t>
+      </w:r>
+      <w:proofErr w:type="spellEnd"/>
+      <w:r>
+        <w:rPr>
+          <w:rFonts w:ascii="Times New Roman" w:hAnsi="Times New Roman" w:cs="Times New Roman"/>
+          <w:lang w:val="tr-TR"/>
+        </w:rPr>
+        <w:t xml:space="preserve"> of </w:t>
+      </w:r>
+      <w:proofErr w:type="spellStart"/>
+      <w:r>
+        <w:rPr>
+          <w:rFonts w:ascii="Times New Roman" w:hAnsi="Times New Roman" w:cs="Times New Roman"/>
+          <w:lang w:val="tr-TR"/>
+        </w:rPr>
+        <w:t>the</w:t>
+      </w:r>
+      <w:proofErr w:type="spellEnd"/>
+      <w:r>
+        <w:rPr>
+          <w:rFonts w:ascii="Times New Roman" w:hAnsi="Times New Roman" w:cs="Times New Roman"/>
+          <w:lang w:val="tr-TR"/>
+        </w:rPr>
+        <w:t xml:space="preserve"> </w:t>
+      </w:r>
+      <w:proofErr w:type="spellStart"/>
+      <w:r>
+        <w:rPr>
+          <w:rFonts w:ascii="Times New Roman" w:hAnsi="Times New Roman" w:cs="Times New Roman"/>
+          <w:lang w:val="tr-TR"/>
+        </w:rPr>
+        <w:t>differences</w:t>
+      </w:r>
+      <w:proofErr w:type="spellEnd"/>
+      <w:r>
+        <w:rPr>
+          <w:rFonts w:ascii="Times New Roman" w:hAnsi="Times New Roman" w:cs="Times New Roman"/>
+          <w:lang w:val="tr-TR"/>
+        </w:rPr>
+        <w:t xml:space="preserve"> in </w:t>
+      </w:r>
+      <w:proofErr w:type="spellStart"/>
+      <w:r>
+        <w:rPr>
+          <w:rFonts w:ascii="Times New Roman" w:hAnsi="Times New Roman" w:cs="Times New Roman"/>
+          <w:lang w:val="tr-TR"/>
+        </w:rPr>
+        <w:t>information</w:t>
+      </w:r>
+      <w:proofErr w:type="spellEnd"/>
+      <w:r>
+        <w:rPr>
+          <w:rFonts w:ascii="Times New Roman" w:hAnsi="Times New Roman" w:cs="Times New Roman"/>
+          <w:lang w:val="tr-TR"/>
+        </w:rPr>
+        <w:t xml:space="preserve"> </w:t>
+      </w:r>
+      <w:proofErr w:type="spellStart"/>
+      <w:r>
+        <w:rPr>
+          <w:rFonts w:ascii="Times New Roman" w:hAnsi="Times New Roman" w:cs="Times New Roman"/>
+          <w:lang w:val="tr-TR"/>
+        </w:rPr>
+        <w:t>content</w:t>
+      </w:r>
+      <w:proofErr w:type="spellEnd"/>
+      <w:r>
+        <w:rPr>
+          <w:rFonts w:ascii="Times New Roman" w:hAnsi="Times New Roman" w:cs="Times New Roman"/>
+          <w:lang w:val="tr-TR"/>
+        </w:rPr>
+        <w:t xml:space="preserve"> </w:t>
+      </w:r>
+      <w:proofErr w:type="spellStart"/>
+      <w:r>
+        <w:rPr>
+          <w:rFonts w:ascii="Times New Roman" w:hAnsi="Times New Roman" w:cs="Times New Roman"/>
+          <w:lang w:val="tr-TR"/>
+        </w:rPr>
+        <w:t>extracted</w:t>
+      </w:r>
+      <w:proofErr w:type="spellEnd"/>
+      <w:r>
+        <w:rPr>
+          <w:rFonts w:ascii="Times New Roman" w:hAnsi="Times New Roman" w:cs="Times New Roman"/>
+          <w:lang w:val="tr-TR"/>
+        </w:rPr>
+        <w:t xml:space="preserve"> </w:t>
+      </w:r>
+      <w:proofErr w:type="spellStart"/>
+      <w:r>
+        <w:rPr>
+          <w:rFonts w:ascii="Times New Roman" w:hAnsi="Times New Roman" w:cs="Times New Roman"/>
+          <w:lang w:val="tr-TR"/>
+        </w:rPr>
+        <w:t>per</w:t>
+      </w:r>
+      <w:proofErr w:type="spellEnd"/>
+      <w:r>
+        <w:rPr>
+          <w:rFonts w:ascii="Times New Roman" w:hAnsi="Times New Roman" w:cs="Times New Roman"/>
+          <w:lang w:val="tr-TR"/>
+        </w:rPr>
+        <w:t xml:space="preserve"> </w:t>
+      </w:r>
+      <w:proofErr w:type="spellStart"/>
+      <w:r>
+        <w:rPr>
+          <w:rFonts w:ascii="Times New Roman" w:hAnsi="Times New Roman" w:cs="Times New Roman"/>
+          <w:lang w:val="tr-TR"/>
+        </w:rPr>
+        <w:t>movie</w:t>
+      </w:r>
+      <w:proofErr w:type="spellEnd"/>
+      <w:r>
+        <w:rPr>
+          <w:rFonts w:ascii="Times New Roman" w:hAnsi="Times New Roman" w:cs="Times New Roman"/>
+          <w:lang w:val="tr-TR"/>
+        </w:rPr>
+        <w:t xml:space="preserve"> </w:t>
+      </w:r>
+      <w:proofErr w:type="spellStart"/>
       <w:r>
         <w:rPr>
           <w:rFonts w:ascii="Times New Roman" w:hAnsi="Times New Roman" w:cs="Times New Roman"/>
           <w:lang w:val="tr-TR"/>
         </w:rPr>
         <w:lastRenderedPageBreak/>
-        <w:t xml:space="preserve">recommendation vector update and the gradient accumulation amounts. </w:t>
-      </w:r>
-      <w:r>
-        <w:rPr>
-          <w:rFonts w:ascii="Times New Roman" w:hAnsi="Times New Roman" w:cs="Times New Roman"/>
-          <w:lang w:val="tr-TR"/>
-        </w:rPr>
-        <w:t xml:space="preserve">Design 1 operates just on 1 pair of movie items, whereas Design 2 operates on a set of 10 movies. Therefore, this means that Design 1 calculates the gradient value in just 1 iteration, while Design 2 calculates the gradient value by looping through 10 iterations and </w:t>
-      </w:r>
+        <w:t>recommendation</w:t>
+      </w:r>
+      <w:proofErr w:type="spellEnd"/>
+      <w:r>
+        <w:rPr>
+          <w:rFonts w:ascii="Times New Roman" w:hAnsi="Times New Roman" w:cs="Times New Roman"/>
+          <w:lang w:val="tr-TR"/>
+        </w:rPr>
+        <w:t xml:space="preserve"> </w:t>
+      </w:r>
+      <w:proofErr w:type="spellStart"/>
+      <w:r>
+        <w:rPr>
+          <w:rFonts w:ascii="Times New Roman" w:hAnsi="Times New Roman" w:cs="Times New Roman"/>
+          <w:lang w:val="tr-TR"/>
+        </w:rPr>
+        <w:t>vector</w:t>
+      </w:r>
+      <w:proofErr w:type="spellEnd"/>
+      <w:r>
+        <w:rPr>
+          <w:rFonts w:ascii="Times New Roman" w:hAnsi="Times New Roman" w:cs="Times New Roman"/>
+          <w:lang w:val="tr-TR"/>
+        </w:rPr>
+        <w:t xml:space="preserve"> </w:t>
+      </w:r>
+      <w:proofErr w:type="spellStart"/>
+      <w:r>
+        <w:rPr>
+          <w:rFonts w:ascii="Times New Roman" w:hAnsi="Times New Roman" w:cs="Times New Roman"/>
+          <w:lang w:val="tr-TR"/>
+        </w:rPr>
+        <w:t>update</w:t>
+      </w:r>
+      <w:proofErr w:type="spellEnd"/>
+      <w:r>
+        <w:rPr>
+          <w:rFonts w:ascii="Times New Roman" w:hAnsi="Times New Roman" w:cs="Times New Roman"/>
+          <w:lang w:val="tr-TR"/>
+        </w:rPr>
+        <w:t xml:space="preserve"> </w:t>
+      </w:r>
+      <w:proofErr w:type="spellStart"/>
+      <w:r>
+        <w:rPr>
+          <w:rFonts w:ascii="Times New Roman" w:hAnsi="Times New Roman" w:cs="Times New Roman"/>
+          <w:lang w:val="tr-TR"/>
+        </w:rPr>
+        <w:t>and</w:t>
+      </w:r>
+      <w:proofErr w:type="spellEnd"/>
+      <w:r>
+        <w:rPr>
+          <w:rFonts w:ascii="Times New Roman" w:hAnsi="Times New Roman" w:cs="Times New Roman"/>
+          <w:lang w:val="tr-TR"/>
+        </w:rPr>
+        <w:t xml:space="preserve"> </w:t>
+      </w:r>
+      <w:proofErr w:type="spellStart"/>
+      <w:r>
+        <w:rPr>
+          <w:rFonts w:ascii="Times New Roman" w:hAnsi="Times New Roman" w:cs="Times New Roman"/>
+          <w:lang w:val="tr-TR"/>
+        </w:rPr>
+        <w:t>the</w:t>
+      </w:r>
+      <w:proofErr w:type="spellEnd"/>
+      <w:r>
+        <w:rPr>
+          <w:rFonts w:ascii="Times New Roman" w:hAnsi="Times New Roman" w:cs="Times New Roman"/>
+          <w:lang w:val="tr-TR"/>
+        </w:rPr>
+        <w:t xml:space="preserve"> </w:t>
+      </w:r>
+      <w:proofErr w:type="spellStart"/>
+      <w:r>
+        <w:rPr>
+          <w:rFonts w:ascii="Times New Roman" w:hAnsi="Times New Roman" w:cs="Times New Roman"/>
+          <w:lang w:val="tr-TR"/>
+        </w:rPr>
+        <w:t>gradient</w:t>
+      </w:r>
+      <w:proofErr w:type="spellEnd"/>
+      <w:r>
+        <w:rPr>
+          <w:rFonts w:ascii="Times New Roman" w:hAnsi="Times New Roman" w:cs="Times New Roman"/>
+          <w:lang w:val="tr-TR"/>
+        </w:rPr>
+        <w:t xml:space="preserve"> </w:t>
+      </w:r>
+      <w:proofErr w:type="spellStart"/>
+      <w:r>
+        <w:rPr>
+          <w:rFonts w:ascii="Times New Roman" w:hAnsi="Times New Roman" w:cs="Times New Roman"/>
+          <w:lang w:val="tr-TR"/>
+        </w:rPr>
+        <w:t>accumulation</w:t>
+      </w:r>
+      <w:proofErr w:type="spellEnd"/>
+      <w:r>
+        <w:rPr>
+          <w:rFonts w:ascii="Times New Roman" w:hAnsi="Times New Roman" w:cs="Times New Roman"/>
+          <w:lang w:val="tr-TR"/>
+        </w:rPr>
+        <w:t xml:space="preserve"> </w:t>
+      </w:r>
+      <w:proofErr w:type="spellStart"/>
+      <w:r>
+        <w:rPr>
+          <w:rFonts w:ascii="Times New Roman" w:hAnsi="Times New Roman" w:cs="Times New Roman"/>
+          <w:lang w:val="tr-TR"/>
+        </w:rPr>
+        <w:t>amounts</w:t>
+      </w:r>
+      <w:proofErr w:type="spellEnd"/>
+      <w:r>
+        <w:rPr>
+          <w:rFonts w:ascii="Times New Roman" w:hAnsi="Times New Roman" w:cs="Times New Roman"/>
+          <w:lang w:val="tr-TR"/>
+        </w:rPr>
+        <w:t xml:space="preserve">. </w:t>
+      </w:r>
+      <w:r>
+        <w:rPr>
+          <w:rFonts w:ascii="Times New Roman" w:hAnsi="Times New Roman" w:cs="Times New Roman"/>
+          <w:lang w:val="tr-TR"/>
+        </w:rPr>
+        <w:t xml:space="preserve">Design 1 </w:t>
+      </w:r>
+      <w:proofErr w:type="spellStart"/>
+      <w:r>
+        <w:rPr>
+          <w:rFonts w:ascii="Times New Roman" w:hAnsi="Times New Roman" w:cs="Times New Roman"/>
+          <w:lang w:val="tr-TR"/>
+        </w:rPr>
+        <w:t>operates</w:t>
+      </w:r>
+      <w:proofErr w:type="spellEnd"/>
+      <w:r>
+        <w:rPr>
+          <w:rFonts w:ascii="Times New Roman" w:hAnsi="Times New Roman" w:cs="Times New Roman"/>
+          <w:lang w:val="tr-TR"/>
+        </w:rPr>
+        <w:t xml:space="preserve"> </w:t>
+      </w:r>
+      <w:proofErr w:type="spellStart"/>
+      <w:r>
+        <w:rPr>
+          <w:rFonts w:ascii="Times New Roman" w:hAnsi="Times New Roman" w:cs="Times New Roman"/>
+          <w:lang w:val="tr-TR"/>
+        </w:rPr>
+        <w:t>just</w:t>
+      </w:r>
+      <w:proofErr w:type="spellEnd"/>
+      <w:r>
+        <w:rPr>
+          <w:rFonts w:ascii="Times New Roman" w:hAnsi="Times New Roman" w:cs="Times New Roman"/>
+          <w:lang w:val="tr-TR"/>
+        </w:rPr>
+        <w:t xml:space="preserve"> on 1 </w:t>
+      </w:r>
+      <w:proofErr w:type="spellStart"/>
+      <w:r>
+        <w:rPr>
+          <w:rFonts w:ascii="Times New Roman" w:hAnsi="Times New Roman" w:cs="Times New Roman"/>
+          <w:lang w:val="tr-TR"/>
+        </w:rPr>
+        <w:t>pair</w:t>
+      </w:r>
+      <w:proofErr w:type="spellEnd"/>
+      <w:r>
+        <w:rPr>
+          <w:rFonts w:ascii="Times New Roman" w:hAnsi="Times New Roman" w:cs="Times New Roman"/>
+          <w:lang w:val="tr-TR"/>
+        </w:rPr>
+        <w:t xml:space="preserve"> of </w:t>
+      </w:r>
+      <w:proofErr w:type="spellStart"/>
+      <w:r>
+        <w:rPr>
+          <w:rFonts w:ascii="Times New Roman" w:hAnsi="Times New Roman" w:cs="Times New Roman"/>
+          <w:lang w:val="tr-TR"/>
+        </w:rPr>
+        <w:t>movie</w:t>
+      </w:r>
+      <w:proofErr w:type="spellEnd"/>
+      <w:r>
+        <w:rPr>
+          <w:rFonts w:ascii="Times New Roman" w:hAnsi="Times New Roman" w:cs="Times New Roman"/>
+          <w:lang w:val="tr-TR"/>
+        </w:rPr>
+        <w:t xml:space="preserve"> </w:t>
+      </w:r>
+      <w:proofErr w:type="spellStart"/>
+      <w:r>
+        <w:rPr>
+          <w:rFonts w:ascii="Times New Roman" w:hAnsi="Times New Roman" w:cs="Times New Roman"/>
+          <w:lang w:val="tr-TR"/>
+        </w:rPr>
+        <w:t>items</w:t>
+      </w:r>
+      <w:proofErr w:type="spellEnd"/>
+      <w:r>
+        <w:rPr>
+          <w:rFonts w:ascii="Times New Roman" w:hAnsi="Times New Roman" w:cs="Times New Roman"/>
+          <w:lang w:val="tr-TR"/>
+        </w:rPr>
+        <w:t xml:space="preserve">, </w:t>
+      </w:r>
+      <w:proofErr w:type="spellStart"/>
+      <w:r>
+        <w:rPr>
+          <w:rFonts w:ascii="Times New Roman" w:hAnsi="Times New Roman" w:cs="Times New Roman"/>
+          <w:lang w:val="tr-TR"/>
+        </w:rPr>
+        <w:t>whereas</w:t>
+      </w:r>
+      <w:proofErr w:type="spellEnd"/>
+      <w:r>
+        <w:rPr>
+          <w:rFonts w:ascii="Times New Roman" w:hAnsi="Times New Roman" w:cs="Times New Roman"/>
+          <w:lang w:val="tr-TR"/>
+        </w:rPr>
+        <w:t xml:space="preserve"> Design 2 </w:t>
+      </w:r>
+      <w:proofErr w:type="spellStart"/>
+      <w:r>
+        <w:rPr>
+          <w:rFonts w:ascii="Times New Roman" w:hAnsi="Times New Roman" w:cs="Times New Roman"/>
+          <w:lang w:val="tr-TR"/>
+        </w:rPr>
+        <w:t>operates</w:t>
+      </w:r>
+      <w:proofErr w:type="spellEnd"/>
+      <w:r>
+        <w:rPr>
+          <w:rFonts w:ascii="Times New Roman" w:hAnsi="Times New Roman" w:cs="Times New Roman"/>
+          <w:lang w:val="tr-TR"/>
+        </w:rPr>
+        <w:t xml:space="preserve"> on a set of 10 </w:t>
+      </w:r>
+      <w:proofErr w:type="spellStart"/>
+      <w:r>
+        <w:rPr>
+          <w:rFonts w:ascii="Times New Roman" w:hAnsi="Times New Roman" w:cs="Times New Roman"/>
+          <w:lang w:val="tr-TR"/>
+        </w:rPr>
+        <w:t>movies</w:t>
+      </w:r>
+      <w:proofErr w:type="spellEnd"/>
+      <w:r>
+        <w:rPr>
+          <w:rFonts w:ascii="Times New Roman" w:hAnsi="Times New Roman" w:cs="Times New Roman"/>
+          <w:lang w:val="tr-TR"/>
+        </w:rPr>
+        <w:t xml:space="preserve">. </w:t>
+      </w:r>
+      <w:proofErr w:type="spellStart"/>
+      <w:r>
+        <w:rPr>
+          <w:rFonts w:ascii="Times New Roman" w:hAnsi="Times New Roman" w:cs="Times New Roman"/>
+          <w:lang w:val="tr-TR"/>
+        </w:rPr>
+        <w:t>Therefore</w:t>
+      </w:r>
+      <w:proofErr w:type="spellEnd"/>
+      <w:r>
+        <w:rPr>
+          <w:rFonts w:ascii="Times New Roman" w:hAnsi="Times New Roman" w:cs="Times New Roman"/>
+          <w:lang w:val="tr-TR"/>
+        </w:rPr>
+        <w:t xml:space="preserve">, </w:t>
+      </w:r>
+      <w:proofErr w:type="spellStart"/>
+      <w:r>
+        <w:rPr>
+          <w:rFonts w:ascii="Times New Roman" w:hAnsi="Times New Roman" w:cs="Times New Roman"/>
+          <w:lang w:val="tr-TR"/>
+        </w:rPr>
+        <w:t>this</w:t>
+      </w:r>
+      <w:proofErr w:type="spellEnd"/>
+      <w:r>
+        <w:rPr>
+          <w:rFonts w:ascii="Times New Roman" w:hAnsi="Times New Roman" w:cs="Times New Roman"/>
+          <w:lang w:val="tr-TR"/>
+        </w:rPr>
+        <w:t xml:space="preserve"> </w:t>
+      </w:r>
+      <w:proofErr w:type="spellStart"/>
+      <w:r>
+        <w:rPr>
+          <w:rFonts w:ascii="Times New Roman" w:hAnsi="Times New Roman" w:cs="Times New Roman"/>
+          <w:lang w:val="tr-TR"/>
+        </w:rPr>
+        <w:t>means</w:t>
+      </w:r>
+      <w:proofErr w:type="spellEnd"/>
+      <w:r>
+        <w:rPr>
+          <w:rFonts w:ascii="Times New Roman" w:hAnsi="Times New Roman" w:cs="Times New Roman"/>
+          <w:lang w:val="tr-TR"/>
+        </w:rPr>
+        <w:t xml:space="preserve"> </w:t>
+      </w:r>
+      <w:proofErr w:type="spellStart"/>
+      <w:r>
+        <w:rPr>
+          <w:rFonts w:ascii="Times New Roman" w:hAnsi="Times New Roman" w:cs="Times New Roman"/>
+          <w:lang w:val="tr-TR"/>
+        </w:rPr>
+        <w:t>that</w:t>
+      </w:r>
+      <w:proofErr w:type="spellEnd"/>
+      <w:r>
+        <w:rPr>
+          <w:rFonts w:ascii="Times New Roman" w:hAnsi="Times New Roman" w:cs="Times New Roman"/>
+          <w:lang w:val="tr-TR"/>
+        </w:rPr>
+        <w:t xml:space="preserve"> Design 1 </w:t>
+      </w:r>
+      <w:proofErr w:type="spellStart"/>
+      <w:r>
+        <w:rPr>
+          <w:rFonts w:ascii="Times New Roman" w:hAnsi="Times New Roman" w:cs="Times New Roman"/>
+          <w:lang w:val="tr-TR"/>
+        </w:rPr>
+        <w:t>calculates</w:t>
+      </w:r>
+      <w:proofErr w:type="spellEnd"/>
+      <w:r>
+        <w:rPr>
+          <w:rFonts w:ascii="Times New Roman" w:hAnsi="Times New Roman" w:cs="Times New Roman"/>
+          <w:lang w:val="tr-TR"/>
+        </w:rPr>
+        <w:t xml:space="preserve"> </w:t>
+      </w:r>
+      <w:proofErr w:type="spellStart"/>
+      <w:r>
+        <w:rPr>
+          <w:rFonts w:ascii="Times New Roman" w:hAnsi="Times New Roman" w:cs="Times New Roman"/>
+          <w:lang w:val="tr-TR"/>
+        </w:rPr>
+        <w:t>the</w:t>
+      </w:r>
+      <w:proofErr w:type="spellEnd"/>
+      <w:r>
+        <w:rPr>
+          <w:rFonts w:ascii="Times New Roman" w:hAnsi="Times New Roman" w:cs="Times New Roman"/>
+          <w:lang w:val="tr-TR"/>
+        </w:rPr>
+        <w:t xml:space="preserve"> </w:t>
+      </w:r>
+      <w:proofErr w:type="spellStart"/>
+      <w:r>
+        <w:rPr>
+          <w:rFonts w:ascii="Times New Roman" w:hAnsi="Times New Roman" w:cs="Times New Roman"/>
+          <w:lang w:val="tr-TR"/>
+        </w:rPr>
+        <w:t>gradient</w:t>
+      </w:r>
+      <w:proofErr w:type="spellEnd"/>
+      <w:r>
+        <w:rPr>
+          <w:rFonts w:ascii="Times New Roman" w:hAnsi="Times New Roman" w:cs="Times New Roman"/>
+          <w:lang w:val="tr-TR"/>
+        </w:rPr>
+        <w:t xml:space="preserve"> </w:t>
+      </w:r>
+      <w:proofErr w:type="spellStart"/>
+      <w:r>
+        <w:rPr>
+          <w:rFonts w:ascii="Times New Roman" w:hAnsi="Times New Roman" w:cs="Times New Roman"/>
+          <w:lang w:val="tr-TR"/>
+        </w:rPr>
+        <w:t>value</w:t>
+      </w:r>
+      <w:proofErr w:type="spellEnd"/>
+      <w:r>
+        <w:rPr>
+          <w:rFonts w:ascii="Times New Roman" w:hAnsi="Times New Roman" w:cs="Times New Roman"/>
+          <w:lang w:val="tr-TR"/>
+        </w:rPr>
+        <w:t xml:space="preserve"> in </w:t>
+      </w:r>
+      <w:proofErr w:type="spellStart"/>
+      <w:r>
+        <w:rPr>
+          <w:rFonts w:ascii="Times New Roman" w:hAnsi="Times New Roman" w:cs="Times New Roman"/>
+          <w:lang w:val="tr-TR"/>
+        </w:rPr>
+        <w:t>just</w:t>
+      </w:r>
+      <w:proofErr w:type="spellEnd"/>
+      <w:r>
+        <w:rPr>
+          <w:rFonts w:ascii="Times New Roman" w:hAnsi="Times New Roman" w:cs="Times New Roman"/>
+          <w:lang w:val="tr-TR"/>
+        </w:rPr>
+        <w:t xml:space="preserve"> 1 </w:t>
+      </w:r>
+      <w:proofErr w:type="spellStart"/>
+      <w:r>
+        <w:rPr>
+          <w:rFonts w:ascii="Times New Roman" w:hAnsi="Times New Roman" w:cs="Times New Roman"/>
+          <w:lang w:val="tr-TR"/>
+        </w:rPr>
+        <w:t>iteration</w:t>
+      </w:r>
+      <w:proofErr w:type="spellEnd"/>
+      <w:r>
+        <w:rPr>
+          <w:rFonts w:ascii="Times New Roman" w:hAnsi="Times New Roman" w:cs="Times New Roman"/>
+          <w:lang w:val="tr-TR"/>
+        </w:rPr>
+        <w:t xml:space="preserve">, </w:t>
+      </w:r>
+      <w:proofErr w:type="spellStart"/>
+      <w:r>
+        <w:rPr>
+          <w:rFonts w:ascii="Times New Roman" w:hAnsi="Times New Roman" w:cs="Times New Roman"/>
+          <w:lang w:val="tr-TR"/>
+        </w:rPr>
+        <w:t>while</w:t>
+      </w:r>
+      <w:proofErr w:type="spellEnd"/>
+      <w:r>
+        <w:rPr>
+          <w:rFonts w:ascii="Times New Roman" w:hAnsi="Times New Roman" w:cs="Times New Roman"/>
+          <w:lang w:val="tr-TR"/>
+        </w:rPr>
+        <w:t xml:space="preserve"> Design 2 </w:t>
+      </w:r>
+      <w:proofErr w:type="spellStart"/>
+      <w:r>
+        <w:rPr>
+          <w:rFonts w:ascii="Times New Roman" w:hAnsi="Times New Roman" w:cs="Times New Roman"/>
+          <w:lang w:val="tr-TR"/>
+        </w:rPr>
+        <w:t>calculates</w:t>
+      </w:r>
+      <w:proofErr w:type="spellEnd"/>
+      <w:r>
+        <w:rPr>
+          <w:rFonts w:ascii="Times New Roman" w:hAnsi="Times New Roman" w:cs="Times New Roman"/>
+          <w:lang w:val="tr-TR"/>
+        </w:rPr>
+        <w:t xml:space="preserve"> </w:t>
+      </w:r>
+      <w:proofErr w:type="spellStart"/>
+      <w:r>
+        <w:rPr>
+          <w:rFonts w:ascii="Times New Roman" w:hAnsi="Times New Roman" w:cs="Times New Roman"/>
+          <w:lang w:val="tr-TR"/>
+        </w:rPr>
+        <w:t>the</w:t>
+      </w:r>
+      <w:proofErr w:type="spellEnd"/>
+      <w:r>
+        <w:rPr>
+          <w:rFonts w:ascii="Times New Roman" w:hAnsi="Times New Roman" w:cs="Times New Roman"/>
+          <w:lang w:val="tr-TR"/>
+        </w:rPr>
+        <w:t xml:space="preserve"> </w:t>
+      </w:r>
+      <w:proofErr w:type="spellStart"/>
+      <w:r>
+        <w:rPr>
+          <w:rFonts w:ascii="Times New Roman" w:hAnsi="Times New Roman" w:cs="Times New Roman"/>
+          <w:lang w:val="tr-TR"/>
+        </w:rPr>
+        <w:t>gradient</w:t>
+      </w:r>
+      <w:proofErr w:type="spellEnd"/>
+      <w:r>
+        <w:rPr>
+          <w:rFonts w:ascii="Times New Roman" w:hAnsi="Times New Roman" w:cs="Times New Roman"/>
+          <w:lang w:val="tr-TR"/>
+        </w:rPr>
+        <w:t xml:space="preserve"> </w:t>
+      </w:r>
+      <w:proofErr w:type="spellStart"/>
+      <w:r>
+        <w:rPr>
+          <w:rFonts w:ascii="Times New Roman" w:hAnsi="Times New Roman" w:cs="Times New Roman"/>
+          <w:lang w:val="tr-TR"/>
+        </w:rPr>
+        <w:t>value</w:t>
+      </w:r>
+      <w:proofErr w:type="spellEnd"/>
+      <w:r>
+        <w:rPr>
+          <w:rFonts w:ascii="Times New Roman" w:hAnsi="Times New Roman" w:cs="Times New Roman"/>
+          <w:lang w:val="tr-TR"/>
+        </w:rPr>
+        <w:t xml:space="preserve"> </w:t>
+      </w:r>
+      <w:proofErr w:type="spellStart"/>
+      <w:r>
+        <w:rPr>
+          <w:rFonts w:ascii="Times New Roman" w:hAnsi="Times New Roman" w:cs="Times New Roman"/>
+          <w:lang w:val="tr-TR"/>
+        </w:rPr>
+        <w:t>by</w:t>
+      </w:r>
+      <w:proofErr w:type="spellEnd"/>
+      <w:r>
+        <w:rPr>
+          <w:rFonts w:ascii="Times New Roman" w:hAnsi="Times New Roman" w:cs="Times New Roman"/>
+          <w:lang w:val="tr-TR"/>
+        </w:rPr>
+        <w:t xml:space="preserve"> </w:t>
+      </w:r>
+      <w:proofErr w:type="spellStart"/>
+      <w:r>
+        <w:rPr>
+          <w:rFonts w:ascii="Times New Roman" w:hAnsi="Times New Roman" w:cs="Times New Roman"/>
+          <w:lang w:val="tr-TR"/>
+        </w:rPr>
+        <w:t>looping</w:t>
+      </w:r>
+      <w:proofErr w:type="spellEnd"/>
+      <w:r>
+        <w:rPr>
+          <w:rFonts w:ascii="Times New Roman" w:hAnsi="Times New Roman" w:cs="Times New Roman"/>
+          <w:lang w:val="tr-TR"/>
+        </w:rPr>
+        <w:t xml:space="preserve"> </w:t>
+      </w:r>
+      <w:proofErr w:type="spellStart"/>
+      <w:r>
+        <w:rPr>
+          <w:rFonts w:ascii="Times New Roman" w:hAnsi="Times New Roman" w:cs="Times New Roman"/>
+          <w:lang w:val="tr-TR"/>
+        </w:rPr>
+        <w:t>through</w:t>
+      </w:r>
+      <w:proofErr w:type="spellEnd"/>
+      <w:r>
+        <w:rPr>
+          <w:rFonts w:ascii="Times New Roman" w:hAnsi="Times New Roman" w:cs="Times New Roman"/>
+          <w:lang w:val="tr-TR"/>
+        </w:rPr>
+        <w:t xml:space="preserve"> 10 </w:t>
+      </w:r>
+      <w:proofErr w:type="spellStart"/>
+      <w:r>
+        <w:rPr>
+          <w:rFonts w:ascii="Times New Roman" w:hAnsi="Times New Roman" w:cs="Times New Roman"/>
+          <w:lang w:val="tr-TR"/>
+        </w:rPr>
+        <w:t>iterations</w:t>
+      </w:r>
+      <w:proofErr w:type="spellEnd"/>
+      <w:r>
+        <w:rPr>
+          <w:rFonts w:ascii="Times New Roman" w:hAnsi="Times New Roman" w:cs="Times New Roman"/>
+          <w:lang w:val="tr-TR"/>
+        </w:rPr>
+        <w:t xml:space="preserve"> </w:t>
+      </w:r>
+      <w:proofErr w:type="spellStart"/>
+      <w:r>
+        <w:rPr>
+          <w:rFonts w:ascii="Times New Roman" w:hAnsi="Times New Roman" w:cs="Times New Roman"/>
+          <w:lang w:val="tr-TR"/>
+        </w:rPr>
+        <w:t>and</w:t>
+      </w:r>
+      <w:proofErr w:type="spellEnd"/>
+      <w:r>
+        <w:rPr>
+          <w:rFonts w:ascii="Times New Roman" w:hAnsi="Times New Roman" w:cs="Times New Roman"/>
+          <w:lang w:val="tr-TR"/>
+        </w:rPr>
+        <w:t xml:space="preserve"> </w:t>
+      </w:r>
+      <w:proofErr w:type="spellStart"/>
       <w:r>
         <w:rPr>
           <w:rFonts w:ascii="Times New Roman" w:hAnsi="Times New Roman" w:cs="Times New Roman"/>
@@ -6196,47 +9072,563 @@
         </w:rPr>
         <w:t>adding</w:t>
       </w:r>
-      <w:r>
-        <w:rPr>
-          <w:rFonts w:ascii="Times New Roman" w:hAnsi="Times New Roman" w:cs="Times New Roman"/>
-          <w:lang w:val="tr-TR"/>
-        </w:rPr>
-        <w:t xml:space="preserve"> up 10 different difference vectors</w:t>
-      </w:r>
-      <w:r>
-        <w:rPr>
-          <w:rFonts w:ascii="Times New Roman" w:hAnsi="Times New Roman" w:cs="Times New Roman"/>
-          <w:lang w:val="tr-TR"/>
-        </w:rPr>
-        <w:t xml:space="preserve"> into the gradient vector to calculate the final gradient value. As a result, this makes the gradient calculated in Design 2 greater than the gradient calculated in Design 1. </w:t>
-      </w:r>
-      <w:r>
-        <w:rPr>
-          <w:rFonts w:ascii="Times New Roman" w:hAnsi="Times New Roman" w:cs="Times New Roman"/>
-          <w:lang w:val="tr-TR"/>
-        </w:rPr>
-        <w:t xml:space="preserve">Moreover, </w:t>
-      </w:r>
-      <w:r>
-        <w:rPr>
-          <w:rFonts w:ascii="Times New Roman" w:hAnsi="Times New Roman" w:cs="Times New Roman"/>
-          <w:lang w:val="tr-TR"/>
-        </w:rPr>
-        <w:t xml:space="preserve">a single step of the binary movie selection </w:t>
-      </w:r>
-      <w:r>
-        <w:rPr>
-          <w:rFonts w:ascii="Times New Roman" w:hAnsi="Times New Roman" w:cs="Times New Roman"/>
-          <w:lang w:val="tr-TR"/>
-        </w:rPr>
-        <w:t>makes t</w:t>
-      </w:r>
-      <w:r>
-        <w:rPr>
-          <w:rFonts w:ascii="Times New Roman" w:hAnsi="Times New Roman" w:cs="Times New Roman"/>
-          <w:lang w:val="tr-TR"/>
-        </w:rPr>
-        <w:t>he gradient lower-value</w:t>
+      <w:proofErr w:type="spellEnd"/>
+      <w:r>
+        <w:rPr>
+          <w:rFonts w:ascii="Times New Roman" w:hAnsi="Times New Roman" w:cs="Times New Roman"/>
+          <w:lang w:val="tr-TR"/>
+        </w:rPr>
+        <w:t xml:space="preserve"> </w:t>
+      </w:r>
+      <w:proofErr w:type="spellStart"/>
+      <w:r>
+        <w:rPr>
+          <w:rFonts w:ascii="Times New Roman" w:hAnsi="Times New Roman" w:cs="Times New Roman"/>
+          <w:lang w:val="tr-TR"/>
+        </w:rPr>
+        <w:t>up</w:t>
+      </w:r>
+      <w:proofErr w:type="spellEnd"/>
+      <w:r>
+        <w:rPr>
+          <w:rFonts w:ascii="Times New Roman" w:hAnsi="Times New Roman" w:cs="Times New Roman"/>
+          <w:lang w:val="tr-TR"/>
+        </w:rPr>
+        <w:t xml:space="preserve"> 10 </w:t>
+      </w:r>
+      <w:proofErr w:type="spellStart"/>
+      <w:r>
+        <w:rPr>
+          <w:rFonts w:ascii="Times New Roman" w:hAnsi="Times New Roman" w:cs="Times New Roman"/>
+          <w:lang w:val="tr-TR"/>
+        </w:rPr>
+        <w:t>different</w:t>
+      </w:r>
+      <w:proofErr w:type="spellEnd"/>
+      <w:r>
+        <w:rPr>
+          <w:rFonts w:ascii="Times New Roman" w:hAnsi="Times New Roman" w:cs="Times New Roman"/>
+          <w:lang w:val="tr-TR"/>
+        </w:rPr>
+        <w:t xml:space="preserve"> </w:t>
+      </w:r>
+      <w:proofErr w:type="spellStart"/>
+      <w:r>
+        <w:rPr>
+          <w:rFonts w:ascii="Times New Roman" w:hAnsi="Times New Roman" w:cs="Times New Roman"/>
+          <w:lang w:val="tr-TR"/>
+        </w:rPr>
+        <w:t>difference</w:t>
+      </w:r>
+      <w:proofErr w:type="spellEnd"/>
+      <w:r>
+        <w:rPr>
+          <w:rFonts w:ascii="Times New Roman" w:hAnsi="Times New Roman" w:cs="Times New Roman"/>
+          <w:lang w:val="tr-TR"/>
+        </w:rPr>
+        <w:t xml:space="preserve"> </w:t>
+      </w:r>
+      <w:proofErr w:type="spellStart"/>
+      <w:r>
+        <w:rPr>
+          <w:rFonts w:ascii="Times New Roman" w:hAnsi="Times New Roman" w:cs="Times New Roman"/>
+          <w:lang w:val="tr-TR"/>
+        </w:rPr>
+        <w:t>vectors</w:t>
+      </w:r>
+      <w:proofErr w:type="spellEnd"/>
+      <w:r>
+        <w:rPr>
+          <w:rFonts w:ascii="Times New Roman" w:hAnsi="Times New Roman" w:cs="Times New Roman"/>
+          <w:lang w:val="tr-TR"/>
+        </w:rPr>
+        <w:t xml:space="preserve"> </w:t>
+      </w:r>
+      <w:proofErr w:type="spellStart"/>
+      <w:r>
+        <w:rPr>
+          <w:rFonts w:ascii="Times New Roman" w:hAnsi="Times New Roman" w:cs="Times New Roman"/>
+          <w:lang w:val="tr-TR"/>
+        </w:rPr>
+        <w:t>into</w:t>
+      </w:r>
+      <w:proofErr w:type="spellEnd"/>
+      <w:r>
+        <w:rPr>
+          <w:rFonts w:ascii="Times New Roman" w:hAnsi="Times New Roman" w:cs="Times New Roman"/>
+          <w:lang w:val="tr-TR"/>
+        </w:rPr>
+        <w:t xml:space="preserve"> </w:t>
+      </w:r>
+      <w:proofErr w:type="spellStart"/>
+      <w:r>
+        <w:rPr>
+          <w:rFonts w:ascii="Times New Roman" w:hAnsi="Times New Roman" w:cs="Times New Roman"/>
+          <w:lang w:val="tr-TR"/>
+        </w:rPr>
+        <w:t>the</w:t>
+      </w:r>
+      <w:proofErr w:type="spellEnd"/>
+      <w:r>
+        <w:rPr>
+          <w:rFonts w:ascii="Times New Roman" w:hAnsi="Times New Roman" w:cs="Times New Roman"/>
+          <w:lang w:val="tr-TR"/>
+        </w:rPr>
+        <w:t xml:space="preserve"> </w:t>
+      </w:r>
+      <w:proofErr w:type="spellStart"/>
+      <w:r>
+        <w:rPr>
+          <w:rFonts w:ascii="Times New Roman" w:hAnsi="Times New Roman" w:cs="Times New Roman"/>
+          <w:lang w:val="tr-TR"/>
+        </w:rPr>
+        <w:t>gradient</w:t>
+      </w:r>
+      <w:proofErr w:type="spellEnd"/>
+      <w:r>
+        <w:rPr>
+          <w:rFonts w:ascii="Times New Roman" w:hAnsi="Times New Roman" w:cs="Times New Roman"/>
+          <w:lang w:val="tr-TR"/>
+        </w:rPr>
+        <w:t xml:space="preserve"> </w:t>
+      </w:r>
+      <w:proofErr w:type="spellStart"/>
+      <w:r>
+        <w:rPr>
+          <w:rFonts w:ascii="Times New Roman" w:hAnsi="Times New Roman" w:cs="Times New Roman"/>
+          <w:lang w:val="tr-TR"/>
+        </w:rPr>
+        <w:t>vector</w:t>
+      </w:r>
+      <w:proofErr w:type="spellEnd"/>
+      <w:r>
+        <w:rPr>
+          <w:rFonts w:ascii="Times New Roman" w:hAnsi="Times New Roman" w:cs="Times New Roman"/>
+          <w:lang w:val="tr-TR"/>
+        </w:rPr>
+        <w:t xml:space="preserve"> </w:t>
+      </w:r>
+      <w:proofErr w:type="spellStart"/>
+      <w:r>
+        <w:rPr>
+          <w:rFonts w:ascii="Times New Roman" w:hAnsi="Times New Roman" w:cs="Times New Roman"/>
+          <w:lang w:val="tr-TR"/>
+        </w:rPr>
+        <w:t>to</w:t>
+      </w:r>
+      <w:proofErr w:type="spellEnd"/>
+      <w:r>
+        <w:rPr>
+          <w:rFonts w:ascii="Times New Roman" w:hAnsi="Times New Roman" w:cs="Times New Roman"/>
+          <w:lang w:val="tr-TR"/>
+        </w:rPr>
+        <w:t xml:space="preserve"> </w:t>
+      </w:r>
+      <w:proofErr w:type="spellStart"/>
+      <w:r>
+        <w:rPr>
+          <w:rFonts w:ascii="Times New Roman" w:hAnsi="Times New Roman" w:cs="Times New Roman"/>
+          <w:lang w:val="tr-TR"/>
+        </w:rPr>
+        <w:t>calculate</w:t>
+      </w:r>
+      <w:proofErr w:type="spellEnd"/>
+      <w:r>
+        <w:rPr>
+          <w:rFonts w:ascii="Times New Roman" w:hAnsi="Times New Roman" w:cs="Times New Roman"/>
+          <w:lang w:val="tr-TR"/>
+        </w:rPr>
+        <w:t xml:space="preserve"> </w:t>
+      </w:r>
+      <w:proofErr w:type="spellStart"/>
+      <w:r>
+        <w:rPr>
+          <w:rFonts w:ascii="Times New Roman" w:hAnsi="Times New Roman" w:cs="Times New Roman"/>
+          <w:lang w:val="tr-TR"/>
+        </w:rPr>
+        <w:t>the</w:t>
+      </w:r>
+      <w:proofErr w:type="spellEnd"/>
+      <w:r>
+        <w:rPr>
+          <w:rFonts w:ascii="Times New Roman" w:hAnsi="Times New Roman" w:cs="Times New Roman"/>
+          <w:lang w:val="tr-TR"/>
+        </w:rPr>
+        <w:t xml:space="preserve"> final </w:t>
+      </w:r>
+      <w:proofErr w:type="spellStart"/>
+      <w:r>
+        <w:rPr>
+          <w:rFonts w:ascii="Times New Roman" w:hAnsi="Times New Roman" w:cs="Times New Roman"/>
+          <w:lang w:val="tr-TR"/>
+        </w:rPr>
+        <w:t>gradient</w:t>
+      </w:r>
+      <w:proofErr w:type="spellEnd"/>
+      <w:r>
+        <w:rPr>
+          <w:rFonts w:ascii="Times New Roman" w:hAnsi="Times New Roman" w:cs="Times New Roman"/>
+          <w:lang w:val="tr-TR"/>
+        </w:rPr>
+        <w:t xml:space="preserve"> </w:t>
+      </w:r>
+      <w:proofErr w:type="spellStart"/>
+      <w:r>
+        <w:rPr>
+          <w:rFonts w:ascii="Times New Roman" w:hAnsi="Times New Roman" w:cs="Times New Roman"/>
+          <w:lang w:val="tr-TR"/>
+        </w:rPr>
+        <w:t>value</w:t>
+      </w:r>
+      <w:proofErr w:type="spellEnd"/>
+      <w:r>
+        <w:rPr>
+          <w:rFonts w:ascii="Times New Roman" w:hAnsi="Times New Roman" w:cs="Times New Roman"/>
+          <w:lang w:val="tr-TR"/>
+        </w:rPr>
+        <w:t xml:space="preserve">. As a </w:t>
+      </w:r>
+      <w:proofErr w:type="spellStart"/>
+      <w:r>
+        <w:rPr>
+          <w:rFonts w:ascii="Times New Roman" w:hAnsi="Times New Roman" w:cs="Times New Roman"/>
+          <w:lang w:val="tr-TR"/>
+        </w:rPr>
+        <w:t>result</w:t>
+      </w:r>
+      <w:proofErr w:type="spellEnd"/>
+      <w:r>
+        <w:rPr>
+          <w:rFonts w:ascii="Times New Roman" w:hAnsi="Times New Roman" w:cs="Times New Roman"/>
+          <w:lang w:val="tr-TR"/>
+        </w:rPr>
+        <w:t xml:space="preserve">, </w:t>
+      </w:r>
+      <w:proofErr w:type="spellStart"/>
+      <w:r>
+        <w:rPr>
+          <w:rFonts w:ascii="Times New Roman" w:hAnsi="Times New Roman" w:cs="Times New Roman"/>
+          <w:lang w:val="tr-TR"/>
+        </w:rPr>
+        <w:t>this</w:t>
+      </w:r>
+      <w:proofErr w:type="spellEnd"/>
+      <w:r>
+        <w:rPr>
+          <w:rFonts w:ascii="Times New Roman" w:hAnsi="Times New Roman" w:cs="Times New Roman"/>
+          <w:lang w:val="tr-TR"/>
+        </w:rPr>
+        <w:t xml:space="preserve"> </w:t>
+      </w:r>
+      <w:proofErr w:type="spellStart"/>
+      <w:r>
+        <w:rPr>
+          <w:rFonts w:ascii="Times New Roman" w:hAnsi="Times New Roman" w:cs="Times New Roman"/>
+          <w:lang w:val="tr-TR"/>
+        </w:rPr>
+        <w:t>makes</w:t>
+      </w:r>
+      <w:proofErr w:type="spellEnd"/>
+      <w:r>
+        <w:rPr>
+          <w:rFonts w:ascii="Times New Roman" w:hAnsi="Times New Roman" w:cs="Times New Roman"/>
+          <w:lang w:val="tr-TR"/>
+        </w:rPr>
+        <w:t xml:space="preserve"> </w:t>
+      </w:r>
+      <w:proofErr w:type="spellStart"/>
+      <w:r>
+        <w:rPr>
+          <w:rFonts w:ascii="Times New Roman" w:hAnsi="Times New Roman" w:cs="Times New Roman"/>
+          <w:lang w:val="tr-TR"/>
+        </w:rPr>
+        <w:t>the</w:t>
+      </w:r>
+      <w:proofErr w:type="spellEnd"/>
+      <w:r>
+        <w:rPr>
+          <w:rFonts w:ascii="Times New Roman" w:hAnsi="Times New Roman" w:cs="Times New Roman"/>
+          <w:lang w:val="tr-TR"/>
+        </w:rPr>
+        <w:t xml:space="preserve"> </w:t>
+      </w:r>
+      <w:proofErr w:type="spellStart"/>
+      <w:r>
+        <w:rPr>
+          <w:rFonts w:ascii="Times New Roman" w:hAnsi="Times New Roman" w:cs="Times New Roman"/>
+          <w:lang w:val="tr-TR"/>
+        </w:rPr>
+        <w:t>gradient</w:t>
+      </w:r>
+      <w:proofErr w:type="spellEnd"/>
+      <w:r>
+        <w:rPr>
+          <w:rFonts w:ascii="Times New Roman" w:hAnsi="Times New Roman" w:cs="Times New Roman"/>
+          <w:lang w:val="tr-TR"/>
+        </w:rPr>
+        <w:t xml:space="preserve"> </w:t>
+      </w:r>
+      <w:proofErr w:type="spellStart"/>
+      <w:r>
+        <w:rPr>
+          <w:rFonts w:ascii="Times New Roman" w:hAnsi="Times New Roman" w:cs="Times New Roman"/>
+          <w:lang w:val="tr-TR"/>
+        </w:rPr>
+        <w:t>calculated</w:t>
+      </w:r>
+      <w:proofErr w:type="spellEnd"/>
+      <w:r>
+        <w:rPr>
+          <w:rFonts w:ascii="Times New Roman" w:hAnsi="Times New Roman" w:cs="Times New Roman"/>
+          <w:lang w:val="tr-TR"/>
+        </w:rPr>
+        <w:t xml:space="preserve"> in Design 2 </w:t>
+      </w:r>
+      <w:proofErr w:type="spellStart"/>
+      <w:r>
+        <w:rPr>
+          <w:rFonts w:ascii="Times New Roman" w:hAnsi="Times New Roman" w:cs="Times New Roman"/>
+          <w:lang w:val="tr-TR"/>
+        </w:rPr>
+        <w:t>greater</w:t>
+      </w:r>
+      <w:proofErr w:type="spellEnd"/>
+      <w:r>
+        <w:rPr>
+          <w:rFonts w:ascii="Times New Roman" w:hAnsi="Times New Roman" w:cs="Times New Roman"/>
+          <w:lang w:val="tr-TR"/>
+        </w:rPr>
+        <w:t xml:space="preserve"> </w:t>
+      </w:r>
+      <w:proofErr w:type="spellStart"/>
+      <w:r>
+        <w:rPr>
+          <w:rFonts w:ascii="Times New Roman" w:hAnsi="Times New Roman" w:cs="Times New Roman"/>
+          <w:lang w:val="tr-TR"/>
+        </w:rPr>
+        <w:t>than</w:t>
+      </w:r>
+      <w:proofErr w:type="spellEnd"/>
+      <w:r>
+        <w:rPr>
+          <w:rFonts w:ascii="Times New Roman" w:hAnsi="Times New Roman" w:cs="Times New Roman"/>
+          <w:lang w:val="tr-TR"/>
+        </w:rPr>
+        <w:t xml:space="preserve"> </w:t>
+      </w:r>
+      <w:proofErr w:type="spellStart"/>
+      <w:r>
+        <w:rPr>
+          <w:rFonts w:ascii="Times New Roman" w:hAnsi="Times New Roman" w:cs="Times New Roman"/>
+          <w:lang w:val="tr-TR"/>
+        </w:rPr>
+        <w:t>the</w:t>
+      </w:r>
+      <w:proofErr w:type="spellEnd"/>
+      <w:r>
+        <w:rPr>
+          <w:rFonts w:ascii="Times New Roman" w:hAnsi="Times New Roman" w:cs="Times New Roman"/>
+          <w:lang w:val="tr-TR"/>
+        </w:rPr>
+        <w:t xml:space="preserve"> </w:t>
+      </w:r>
+      <w:proofErr w:type="spellStart"/>
+      <w:r>
+        <w:rPr>
+          <w:rFonts w:ascii="Times New Roman" w:hAnsi="Times New Roman" w:cs="Times New Roman"/>
+          <w:lang w:val="tr-TR"/>
+        </w:rPr>
+        <w:t>gradient</w:t>
+      </w:r>
+      <w:proofErr w:type="spellEnd"/>
+      <w:r>
+        <w:rPr>
+          <w:rFonts w:ascii="Times New Roman" w:hAnsi="Times New Roman" w:cs="Times New Roman"/>
+          <w:lang w:val="tr-TR"/>
+        </w:rPr>
+        <w:t xml:space="preserve"> </w:t>
+      </w:r>
+      <w:proofErr w:type="spellStart"/>
+      <w:r>
+        <w:rPr>
+          <w:rFonts w:ascii="Times New Roman" w:hAnsi="Times New Roman" w:cs="Times New Roman"/>
+          <w:lang w:val="tr-TR"/>
+        </w:rPr>
+        <w:t>calculated</w:t>
+      </w:r>
+      <w:proofErr w:type="spellEnd"/>
+      <w:r>
+        <w:rPr>
+          <w:rFonts w:ascii="Times New Roman" w:hAnsi="Times New Roman" w:cs="Times New Roman"/>
+          <w:lang w:val="tr-TR"/>
+        </w:rPr>
+        <w:t xml:space="preserve"> in Design 1. </w:t>
+      </w:r>
+      <w:proofErr w:type="spellStart"/>
+      <w:r>
+        <w:rPr>
+          <w:rFonts w:ascii="Times New Roman" w:hAnsi="Times New Roman" w:cs="Times New Roman"/>
+          <w:lang w:val="tr-TR"/>
+        </w:rPr>
+        <w:t>Moreover</w:t>
+      </w:r>
+      <w:proofErr w:type="spellEnd"/>
+      <w:r>
+        <w:rPr>
+          <w:rFonts w:ascii="Times New Roman" w:hAnsi="Times New Roman" w:cs="Times New Roman"/>
+          <w:lang w:val="tr-TR"/>
+        </w:rPr>
+        <w:t xml:space="preserve">, </w:t>
+      </w:r>
+      <w:r>
+        <w:rPr>
+          <w:rFonts w:ascii="Times New Roman" w:hAnsi="Times New Roman" w:cs="Times New Roman"/>
+          <w:lang w:val="tr-TR"/>
+        </w:rPr>
+        <w:t xml:space="preserve">a </w:t>
+      </w:r>
+      <w:proofErr w:type="spellStart"/>
+      <w:r>
+        <w:rPr>
+          <w:rFonts w:ascii="Times New Roman" w:hAnsi="Times New Roman" w:cs="Times New Roman"/>
+          <w:lang w:val="tr-TR"/>
+        </w:rPr>
+        <w:t>single</w:t>
+      </w:r>
+      <w:proofErr w:type="spellEnd"/>
+      <w:r>
+        <w:rPr>
+          <w:rFonts w:ascii="Times New Roman" w:hAnsi="Times New Roman" w:cs="Times New Roman"/>
+          <w:lang w:val="tr-TR"/>
+        </w:rPr>
+        <w:t xml:space="preserve"> step of </w:t>
+      </w:r>
+      <w:proofErr w:type="spellStart"/>
+      <w:r>
+        <w:rPr>
+          <w:rFonts w:ascii="Times New Roman" w:hAnsi="Times New Roman" w:cs="Times New Roman"/>
+          <w:lang w:val="tr-TR"/>
+        </w:rPr>
+        <w:t>the</w:t>
+      </w:r>
+      <w:proofErr w:type="spellEnd"/>
+      <w:r>
+        <w:rPr>
+          <w:rFonts w:ascii="Times New Roman" w:hAnsi="Times New Roman" w:cs="Times New Roman"/>
+          <w:lang w:val="tr-TR"/>
+        </w:rPr>
+        <w:t xml:space="preserve"> </w:t>
+      </w:r>
+      <w:proofErr w:type="spellStart"/>
+      <w:r>
+        <w:rPr>
+          <w:rFonts w:ascii="Times New Roman" w:hAnsi="Times New Roman" w:cs="Times New Roman"/>
+          <w:lang w:val="tr-TR"/>
+        </w:rPr>
+        <w:t>binary</w:t>
+      </w:r>
+      <w:proofErr w:type="spellEnd"/>
+      <w:r>
+        <w:rPr>
+          <w:rFonts w:ascii="Times New Roman" w:hAnsi="Times New Roman" w:cs="Times New Roman"/>
+          <w:lang w:val="tr-TR"/>
+        </w:rPr>
+        <w:t xml:space="preserve"> </w:t>
+      </w:r>
+      <w:proofErr w:type="spellStart"/>
+      <w:r>
+        <w:rPr>
+          <w:rFonts w:ascii="Times New Roman" w:hAnsi="Times New Roman" w:cs="Times New Roman"/>
+          <w:lang w:val="tr-TR"/>
+        </w:rPr>
+        <w:t>movie</w:t>
+      </w:r>
+      <w:proofErr w:type="spellEnd"/>
+      <w:r>
+        <w:rPr>
+          <w:rFonts w:ascii="Times New Roman" w:hAnsi="Times New Roman" w:cs="Times New Roman"/>
+          <w:lang w:val="tr-TR"/>
+        </w:rPr>
+        <w:t xml:space="preserve"> </w:t>
+      </w:r>
+      <w:proofErr w:type="spellStart"/>
+      <w:r>
+        <w:rPr>
+          <w:rFonts w:ascii="Times New Roman" w:hAnsi="Times New Roman" w:cs="Times New Roman"/>
+          <w:lang w:val="tr-TR"/>
+        </w:rPr>
+        <w:t>selection</w:t>
+      </w:r>
+      <w:proofErr w:type="spellEnd"/>
+      <w:r>
+        <w:rPr>
+          <w:rFonts w:ascii="Times New Roman" w:hAnsi="Times New Roman" w:cs="Times New Roman"/>
+          <w:lang w:val="tr-TR"/>
+        </w:rPr>
+        <w:t xml:space="preserve"> </w:t>
+      </w:r>
+      <w:proofErr w:type="spellStart"/>
+      <w:r>
+        <w:rPr>
+          <w:rFonts w:ascii="Times New Roman" w:hAnsi="Times New Roman" w:cs="Times New Roman"/>
+          <w:lang w:val="tr-TR"/>
+        </w:rPr>
+        <w:t>makes</w:t>
+      </w:r>
+      <w:proofErr w:type="spellEnd"/>
+      <w:r>
+        <w:rPr>
+          <w:rFonts w:ascii="Times New Roman" w:hAnsi="Times New Roman" w:cs="Times New Roman"/>
+          <w:lang w:val="tr-TR"/>
+        </w:rPr>
+        <w:t xml:space="preserve"> </w:t>
+      </w:r>
+      <w:proofErr w:type="spellStart"/>
+      <w:r>
+        <w:rPr>
+          <w:rFonts w:ascii="Times New Roman" w:hAnsi="Times New Roman" w:cs="Times New Roman"/>
+          <w:lang w:val="tr-TR"/>
+        </w:rPr>
+        <w:t>t</w:t>
+      </w:r>
+      <w:r>
+        <w:rPr>
+          <w:rFonts w:ascii="Times New Roman" w:hAnsi="Times New Roman" w:cs="Times New Roman"/>
+          <w:lang w:val="tr-TR"/>
+        </w:rPr>
+        <w:t>he</w:t>
+      </w:r>
+      <w:proofErr w:type="spellEnd"/>
+      <w:r>
+        <w:rPr>
+          <w:rFonts w:ascii="Times New Roman" w:hAnsi="Times New Roman" w:cs="Times New Roman"/>
+          <w:lang w:val="tr-TR"/>
+        </w:rPr>
+        <w:t xml:space="preserve"> </w:t>
+      </w:r>
+      <w:proofErr w:type="spellStart"/>
+      <w:r>
+        <w:rPr>
+          <w:rFonts w:ascii="Times New Roman" w:hAnsi="Times New Roman" w:cs="Times New Roman"/>
+          <w:lang w:val="tr-TR"/>
+        </w:rPr>
+        <w:t>gradient</w:t>
+      </w:r>
+      <w:proofErr w:type="spellEnd"/>
+      <w:r>
+        <w:rPr>
+          <w:rFonts w:ascii="Times New Roman" w:hAnsi="Times New Roman" w:cs="Times New Roman"/>
+          <w:lang w:val="tr-TR"/>
+        </w:rPr>
+        <w:t xml:space="preserve"> </w:t>
+      </w:r>
+      <w:proofErr w:type="spellStart"/>
+      <w:r>
+        <w:rPr>
+          <w:rFonts w:ascii="Times New Roman" w:hAnsi="Times New Roman" w:cs="Times New Roman"/>
+          <w:lang w:val="tr-TR"/>
+        </w:rPr>
+        <w:t>lower-value</w:t>
       </w:r>
       <w:r>
         <w:rPr>
@@ -6245,26 +9637,317 @@
         </w:rPr>
         <w:t>d</w:t>
       </w:r>
-      <w:r>
-        <w:rPr>
-          <w:rFonts w:ascii="Times New Roman" w:hAnsi="Times New Roman" w:cs="Times New Roman"/>
-          <w:lang w:val="tr-TR"/>
-        </w:rPr>
-        <w:t>, lower-density</w:t>
-      </w:r>
-      <w:r>
-        <w:rPr>
-          <w:rFonts w:ascii="Times New Roman" w:hAnsi="Times New Roman" w:cs="Times New Roman"/>
-          <w:lang w:val="tr-TR"/>
-        </w:rPr>
-        <w:t xml:space="preserve">, and </w:t>
-      </w:r>
-      <w:r>
-        <w:rPr>
-          <w:rFonts w:ascii="Times New Roman" w:hAnsi="Times New Roman" w:cs="Times New Roman"/>
-          <w:lang w:val="tr-TR"/>
-        </w:rPr>
-        <w:t xml:space="preserve">noisier. On the other hand, ranking 10 movie items from the most preferred to the least preferred one brings </w:t>
+      <w:proofErr w:type="spellEnd"/>
+      <w:r>
+        <w:rPr>
+          <w:rFonts w:ascii="Times New Roman" w:hAnsi="Times New Roman" w:cs="Times New Roman"/>
+          <w:lang w:val="tr-TR"/>
+        </w:rPr>
+        <w:t xml:space="preserve">, </w:t>
+      </w:r>
+      <w:proofErr w:type="spellStart"/>
+      <w:r>
+        <w:rPr>
+          <w:rFonts w:ascii="Times New Roman" w:hAnsi="Times New Roman" w:cs="Times New Roman"/>
+          <w:lang w:val="tr-TR"/>
+        </w:rPr>
+        <w:t>lower-density</w:t>
+      </w:r>
+      <w:proofErr w:type="spellEnd"/>
+      <w:r>
+        <w:rPr>
+          <w:rFonts w:ascii="Times New Roman" w:hAnsi="Times New Roman" w:cs="Times New Roman"/>
+          <w:lang w:val="tr-TR"/>
+        </w:rPr>
+        <w:t xml:space="preserve">, </w:t>
+      </w:r>
+      <w:proofErr w:type="spellStart"/>
+      <w:r>
+        <w:rPr>
+          <w:rFonts w:ascii="Times New Roman" w:hAnsi="Times New Roman" w:cs="Times New Roman"/>
+          <w:lang w:val="tr-TR"/>
+        </w:rPr>
+        <w:t>and</w:t>
+      </w:r>
+      <w:proofErr w:type="spellEnd"/>
+      <w:r>
+        <w:rPr>
+          <w:rFonts w:ascii="Times New Roman" w:hAnsi="Times New Roman" w:cs="Times New Roman"/>
+          <w:lang w:val="tr-TR"/>
+        </w:rPr>
+        <w:t xml:space="preserve"> </w:t>
+      </w:r>
+      <w:proofErr w:type="spellStart"/>
+      <w:r>
+        <w:rPr>
+          <w:rFonts w:ascii="Times New Roman" w:hAnsi="Times New Roman" w:cs="Times New Roman"/>
+          <w:lang w:val="tr-TR"/>
+        </w:rPr>
+        <w:t>noisier</w:t>
+      </w:r>
+      <w:proofErr w:type="spellEnd"/>
+      <w:r>
+        <w:rPr>
+          <w:rFonts w:ascii="Times New Roman" w:hAnsi="Times New Roman" w:cs="Times New Roman"/>
+          <w:lang w:val="tr-TR"/>
+        </w:rPr>
+        <w:t xml:space="preserve">. On </w:t>
+      </w:r>
+      <w:proofErr w:type="spellStart"/>
+      <w:r>
+        <w:rPr>
+          <w:rFonts w:ascii="Times New Roman" w:hAnsi="Times New Roman" w:cs="Times New Roman"/>
+          <w:lang w:val="tr-TR"/>
+        </w:rPr>
+        <w:t>the</w:t>
+      </w:r>
+      <w:proofErr w:type="spellEnd"/>
+      <w:r>
+        <w:rPr>
+          <w:rFonts w:ascii="Times New Roman" w:hAnsi="Times New Roman" w:cs="Times New Roman"/>
+          <w:lang w:val="tr-TR"/>
+        </w:rPr>
+        <w:t xml:space="preserve"> </w:t>
+      </w:r>
+      <w:proofErr w:type="spellStart"/>
+      <w:r>
+        <w:rPr>
+          <w:rFonts w:ascii="Times New Roman" w:hAnsi="Times New Roman" w:cs="Times New Roman"/>
+          <w:lang w:val="tr-TR"/>
+        </w:rPr>
+        <w:t>other</w:t>
+      </w:r>
+      <w:proofErr w:type="spellEnd"/>
+      <w:r>
+        <w:rPr>
+          <w:rFonts w:ascii="Times New Roman" w:hAnsi="Times New Roman" w:cs="Times New Roman"/>
+          <w:lang w:val="tr-TR"/>
+        </w:rPr>
+        <w:t xml:space="preserve"> </w:t>
+      </w:r>
+      <w:proofErr w:type="spellStart"/>
+      <w:r>
+        <w:rPr>
+          <w:rFonts w:ascii="Times New Roman" w:hAnsi="Times New Roman" w:cs="Times New Roman"/>
+          <w:lang w:val="tr-TR"/>
+        </w:rPr>
+        <w:t>hand</w:t>
+      </w:r>
+      <w:proofErr w:type="spellEnd"/>
+      <w:r>
+        <w:rPr>
+          <w:rFonts w:ascii="Times New Roman" w:hAnsi="Times New Roman" w:cs="Times New Roman"/>
+          <w:lang w:val="tr-TR"/>
+        </w:rPr>
+        <w:t xml:space="preserve">, </w:t>
+      </w:r>
+      <w:proofErr w:type="spellStart"/>
+      <w:r>
+        <w:rPr>
+          <w:rFonts w:ascii="Times New Roman" w:hAnsi="Times New Roman" w:cs="Times New Roman"/>
+          <w:lang w:val="tr-TR"/>
+        </w:rPr>
+        <w:t>ranking</w:t>
+      </w:r>
+      <w:proofErr w:type="spellEnd"/>
+      <w:r>
+        <w:rPr>
+          <w:rFonts w:ascii="Times New Roman" w:hAnsi="Times New Roman" w:cs="Times New Roman"/>
+          <w:lang w:val="tr-TR"/>
+        </w:rPr>
+        <w:t xml:space="preserve"> 10 </w:t>
+      </w:r>
+      <w:proofErr w:type="spellStart"/>
+      <w:r>
+        <w:rPr>
+          <w:rFonts w:ascii="Times New Roman" w:hAnsi="Times New Roman" w:cs="Times New Roman"/>
+          <w:lang w:val="tr-TR"/>
+        </w:rPr>
+        <w:t>movie</w:t>
+      </w:r>
+      <w:proofErr w:type="spellEnd"/>
+      <w:r>
+        <w:rPr>
+          <w:rFonts w:ascii="Times New Roman" w:hAnsi="Times New Roman" w:cs="Times New Roman"/>
+          <w:lang w:val="tr-TR"/>
+        </w:rPr>
+        <w:t xml:space="preserve"> </w:t>
+      </w:r>
+      <w:proofErr w:type="spellStart"/>
+      <w:r>
+        <w:rPr>
+          <w:rFonts w:ascii="Times New Roman" w:hAnsi="Times New Roman" w:cs="Times New Roman"/>
+          <w:lang w:val="tr-TR"/>
+        </w:rPr>
+        <w:t>items</w:t>
+      </w:r>
+      <w:proofErr w:type="spellEnd"/>
+      <w:r>
+        <w:rPr>
+          <w:rFonts w:ascii="Times New Roman" w:hAnsi="Times New Roman" w:cs="Times New Roman"/>
+          <w:lang w:val="tr-TR"/>
+        </w:rPr>
+        <w:t xml:space="preserve"> </w:t>
+      </w:r>
+      <w:proofErr w:type="spellStart"/>
+      <w:r>
+        <w:rPr>
+          <w:rFonts w:ascii="Times New Roman" w:hAnsi="Times New Roman" w:cs="Times New Roman"/>
+          <w:lang w:val="tr-TR"/>
+        </w:rPr>
+        <w:t>from</w:t>
+      </w:r>
+      <w:proofErr w:type="spellEnd"/>
+      <w:r>
+        <w:rPr>
+          <w:rFonts w:ascii="Times New Roman" w:hAnsi="Times New Roman" w:cs="Times New Roman"/>
+          <w:lang w:val="tr-TR"/>
+        </w:rPr>
+        <w:t xml:space="preserve"> </w:t>
+      </w:r>
+      <w:proofErr w:type="spellStart"/>
+      <w:r>
+        <w:rPr>
+          <w:rFonts w:ascii="Times New Roman" w:hAnsi="Times New Roman" w:cs="Times New Roman"/>
+          <w:lang w:val="tr-TR"/>
+        </w:rPr>
+        <w:t>the</w:t>
+      </w:r>
+      <w:proofErr w:type="spellEnd"/>
+      <w:r>
+        <w:rPr>
+          <w:rFonts w:ascii="Times New Roman" w:hAnsi="Times New Roman" w:cs="Times New Roman"/>
+          <w:lang w:val="tr-TR"/>
+        </w:rPr>
+        <w:t xml:space="preserve"> </w:t>
+      </w:r>
+      <w:proofErr w:type="spellStart"/>
+      <w:r>
+        <w:rPr>
+          <w:rFonts w:ascii="Times New Roman" w:hAnsi="Times New Roman" w:cs="Times New Roman"/>
+          <w:lang w:val="tr-TR"/>
+        </w:rPr>
+        <w:t>most</w:t>
+      </w:r>
+      <w:proofErr w:type="spellEnd"/>
+      <w:r>
+        <w:rPr>
+          <w:rFonts w:ascii="Times New Roman" w:hAnsi="Times New Roman" w:cs="Times New Roman"/>
+          <w:lang w:val="tr-TR"/>
+        </w:rPr>
+        <w:t xml:space="preserve"> </w:t>
+      </w:r>
+      <w:proofErr w:type="spellStart"/>
+      <w:r>
+        <w:rPr>
+          <w:rFonts w:ascii="Times New Roman" w:hAnsi="Times New Roman" w:cs="Times New Roman"/>
+          <w:lang w:val="tr-TR"/>
+        </w:rPr>
+        <w:t>preferred</w:t>
+      </w:r>
+      <w:proofErr w:type="spellEnd"/>
+      <w:r>
+        <w:rPr>
+          <w:rFonts w:ascii="Times New Roman" w:hAnsi="Times New Roman" w:cs="Times New Roman"/>
+          <w:lang w:val="tr-TR"/>
+        </w:rPr>
+        <w:t xml:space="preserve"> </w:t>
+      </w:r>
+      <w:proofErr w:type="spellStart"/>
+      <w:r>
+        <w:rPr>
+          <w:rFonts w:ascii="Times New Roman" w:hAnsi="Times New Roman" w:cs="Times New Roman"/>
+          <w:lang w:val="tr-TR"/>
+        </w:rPr>
+        <w:t>to</w:t>
+      </w:r>
+      <w:proofErr w:type="spellEnd"/>
+      <w:r>
+        <w:rPr>
+          <w:rFonts w:ascii="Times New Roman" w:hAnsi="Times New Roman" w:cs="Times New Roman"/>
+          <w:lang w:val="tr-TR"/>
+        </w:rPr>
+        <w:t xml:space="preserve"> </w:t>
+      </w:r>
+      <w:proofErr w:type="spellStart"/>
+      <w:r>
+        <w:rPr>
+          <w:rFonts w:ascii="Times New Roman" w:hAnsi="Times New Roman" w:cs="Times New Roman"/>
+          <w:lang w:val="tr-TR"/>
+        </w:rPr>
+        <w:t>the</w:t>
+      </w:r>
+      <w:proofErr w:type="spellEnd"/>
+      <w:r>
+        <w:rPr>
+          <w:rFonts w:ascii="Times New Roman" w:hAnsi="Times New Roman" w:cs="Times New Roman"/>
+          <w:lang w:val="tr-TR"/>
+        </w:rPr>
+        <w:t xml:space="preserve"> </w:t>
+      </w:r>
+      <w:proofErr w:type="spellStart"/>
+      <w:r>
+        <w:rPr>
+          <w:rFonts w:ascii="Times New Roman" w:hAnsi="Times New Roman" w:cs="Times New Roman"/>
+          <w:lang w:val="tr-TR"/>
+        </w:rPr>
+        <w:t>least</w:t>
+      </w:r>
+      <w:proofErr w:type="spellEnd"/>
+      <w:r>
+        <w:rPr>
+          <w:rFonts w:ascii="Times New Roman" w:hAnsi="Times New Roman" w:cs="Times New Roman"/>
+          <w:lang w:val="tr-TR"/>
+        </w:rPr>
+        <w:t xml:space="preserve"> </w:t>
+      </w:r>
+      <w:proofErr w:type="spellStart"/>
+      <w:r>
+        <w:rPr>
+          <w:rFonts w:ascii="Times New Roman" w:hAnsi="Times New Roman" w:cs="Times New Roman"/>
+          <w:lang w:val="tr-TR"/>
+        </w:rPr>
+        <w:t>preferred</w:t>
+      </w:r>
+      <w:proofErr w:type="spellEnd"/>
+      <w:r>
+        <w:rPr>
+          <w:rFonts w:ascii="Times New Roman" w:hAnsi="Times New Roman" w:cs="Times New Roman"/>
+          <w:lang w:val="tr-TR"/>
+        </w:rPr>
+        <w:t xml:space="preserve"> </w:t>
+      </w:r>
+      <w:proofErr w:type="spellStart"/>
+      <w:r>
+        <w:rPr>
+          <w:rFonts w:ascii="Times New Roman" w:hAnsi="Times New Roman" w:cs="Times New Roman"/>
+          <w:lang w:val="tr-TR"/>
+        </w:rPr>
+        <w:t>one</w:t>
+      </w:r>
+      <w:proofErr w:type="spellEnd"/>
+      <w:r>
+        <w:rPr>
+          <w:rFonts w:ascii="Times New Roman" w:hAnsi="Times New Roman" w:cs="Times New Roman"/>
+          <w:lang w:val="tr-TR"/>
+        </w:rPr>
+        <w:t xml:space="preserve"> </w:t>
+      </w:r>
+      <w:proofErr w:type="spellStart"/>
+      <w:r>
+        <w:rPr>
+          <w:rFonts w:ascii="Times New Roman" w:hAnsi="Times New Roman" w:cs="Times New Roman"/>
+          <w:lang w:val="tr-TR"/>
+        </w:rPr>
+        <w:t>brings</w:t>
+      </w:r>
+      <w:proofErr w:type="spellEnd"/>
+      <w:r>
+        <w:rPr>
+          <w:rFonts w:ascii="Times New Roman" w:hAnsi="Times New Roman" w:cs="Times New Roman"/>
+          <w:lang w:val="tr-TR"/>
+        </w:rPr>
+        <w:t xml:space="preserve"> </w:t>
       </w:r>
       <w:r>
         <w:rPr>
@@ -6273,20 +9956,95 @@
         </w:rPr>
         <w:t xml:space="preserve">a </w:t>
       </w:r>
-      <w:r>
-        <w:rPr>
-          <w:rFonts w:ascii="Times New Roman" w:hAnsi="Times New Roman" w:cs="Times New Roman"/>
-          <w:lang w:val="tr-TR"/>
-        </w:rPr>
-        <w:t>higher-valued, higher-density, and less noisy</w:t>
-      </w:r>
-      <w:r>
-        <w:rPr>
-          <w:rFonts w:ascii="Times New Roman" w:hAnsi="Times New Roman" w:cs="Times New Roman"/>
-          <w:lang w:val="tr-TR"/>
-        </w:rPr>
-        <w:t xml:space="preserve"> gradient</w:t>
-      </w:r>
+      <w:proofErr w:type="spellStart"/>
+      <w:r>
+        <w:rPr>
+          <w:rFonts w:ascii="Times New Roman" w:hAnsi="Times New Roman" w:cs="Times New Roman"/>
+          <w:lang w:val="tr-TR"/>
+        </w:rPr>
+        <w:t>higher-valued</w:t>
+      </w:r>
+      <w:proofErr w:type="spellEnd"/>
+      <w:r>
+        <w:rPr>
+          <w:rFonts w:ascii="Times New Roman" w:hAnsi="Times New Roman" w:cs="Times New Roman"/>
+          <w:lang w:val="tr-TR"/>
+        </w:rPr>
+        <w:t xml:space="preserve">, </w:t>
+      </w:r>
+      <w:proofErr w:type="spellStart"/>
+      <w:r>
+        <w:rPr>
+          <w:rFonts w:ascii="Times New Roman" w:hAnsi="Times New Roman" w:cs="Times New Roman"/>
+          <w:lang w:val="tr-TR"/>
+        </w:rPr>
+        <w:t>higher-density</w:t>
+      </w:r>
+      <w:proofErr w:type="spellEnd"/>
+      <w:r>
+        <w:rPr>
+          <w:rFonts w:ascii="Times New Roman" w:hAnsi="Times New Roman" w:cs="Times New Roman"/>
+          <w:lang w:val="tr-TR"/>
+        </w:rPr>
+        <w:t xml:space="preserve">, </w:t>
+      </w:r>
+      <w:proofErr w:type="spellStart"/>
+      <w:r>
+        <w:rPr>
+          <w:rFonts w:ascii="Times New Roman" w:hAnsi="Times New Roman" w:cs="Times New Roman"/>
+          <w:lang w:val="tr-TR"/>
+        </w:rPr>
+        <w:t>and</w:t>
+      </w:r>
+      <w:proofErr w:type="spellEnd"/>
+      <w:r>
+        <w:rPr>
+          <w:rFonts w:ascii="Times New Roman" w:hAnsi="Times New Roman" w:cs="Times New Roman"/>
+          <w:lang w:val="tr-TR"/>
+        </w:rPr>
+        <w:t xml:space="preserve"> </w:t>
+      </w:r>
+      <w:proofErr w:type="spellStart"/>
+      <w:r>
+        <w:rPr>
+          <w:rFonts w:ascii="Times New Roman" w:hAnsi="Times New Roman" w:cs="Times New Roman"/>
+          <w:lang w:val="tr-TR"/>
+        </w:rPr>
+        <w:t>less</w:t>
+      </w:r>
+      <w:proofErr w:type="spellEnd"/>
+      <w:r>
+        <w:rPr>
+          <w:rFonts w:ascii="Times New Roman" w:hAnsi="Times New Roman" w:cs="Times New Roman"/>
+          <w:lang w:val="tr-TR"/>
+        </w:rPr>
+        <w:t xml:space="preserve"> </w:t>
+      </w:r>
+      <w:proofErr w:type="spellStart"/>
+      <w:r>
+        <w:rPr>
+          <w:rFonts w:ascii="Times New Roman" w:hAnsi="Times New Roman" w:cs="Times New Roman"/>
+          <w:lang w:val="tr-TR"/>
+        </w:rPr>
+        <w:t>noisy</w:t>
+      </w:r>
+      <w:proofErr w:type="spellEnd"/>
+      <w:r>
+        <w:rPr>
+          <w:rFonts w:ascii="Times New Roman" w:hAnsi="Times New Roman" w:cs="Times New Roman"/>
+          <w:lang w:val="tr-TR"/>
+        </w:rPr>
+        <w:t xml:space="preserve"> </w:t>
+      </w:r>
+      <w:proofErr w:type="spellStart"/>
+      <w:r>
+        <w:rPr>
+          <w:rFonts w:ascii="Times New Roman" w:hAnsi="Times New Roman" w:cs="Times New Roman"/>
+          <w:lang w:val="tr-TR"/>
+        </w:rPr>
+        <w:t>gradient</w:t>
+      </w:r>
+      <w:proofErr w:type="spellEnd"/>
       <w:r>
         <w:rPr>
           <w:rFonts w:ascii="Times New Roman" w:hAnsi="Times New Roman" w:cs="Times New Roman"/>
@@ -6294,27 +10052,142 @@
         </w:rPr>
         <w:t xml:space="preserve">. </w:t>
       </w:r>
-      <w:r>
-        <w:rPr>
-          <w:rFonts w:ascii="Times New Roman" w:hAnsi="Times New Roman" w:cs="Times New Roman"/>
-          <w:lang w:val="tr-TR"/>
-        </w:rPr>
-        <w:t>Therefore, t</w:t>
-      </w:r>
-      <w:r>
-        <w:rPr>
-          <w:rFonts w:ascii="Times New Roman" w:hAnsi="Times New Roman" w:cs="Times New Roman"/>
-          <w:lang w:val="tr-TR"/>
-        </w:rPr>
-        <w:t>o stabilize the updates of the preference vector w (</w:t>
-      </w:r>
-      <w:r>
-        <w:rPr>
-          <w:rFonts w:ascii="Times New Roman" w:hAnsi="Times New Roman" w:cs="Times New Roman"/>
-          <w:lang w:val="tr-TR"/>
-        </w:rPr>
-        <w:t xml:space="preserve">to </w:t>
-      </w:r>
+      <w:proofErr w:type="spellStart"/>
+      <w:r>
+        <w:rPr>
+          <w:rFonts w:ascii="Times New Roman" w:hAnsi="Times New Roman" w:cs="Times New Roman"/>
+          <w:lang w:val="tr-TR"/>
+        </w:rPr>
+        <w:t>Therefore</w:t>
+      </w:r>
+      <w:proofErr w:type="spellEnd"/>
+      <w:r>
+        <w:rPr>
+          <w:rFonts w:ascii="Times New Roman" w:hAnsi="Times New Roman" w:cs="Times New Roman"/>
+          <w:lang w:val="tr-TR"/>
+        </w:rPr>
+        <w:t xml:space="preserve">, </w:t>
+      </w:r>
+      <w:proofErr w:type="spellStart"/>
+      <w:r>
+        <w:rPr>
+          <w:rFonts w:ascii="Times New Roman" w:hAnsi="Times New Roman" w:cs="Times New Roman"/>
+          <w:lang w:val="tr-TR"/>
+        </w:rPr>
+        <w:t>t</w:t>
+      </w:r>
+      <w:r>
+        <w:rPr>
+          <w:rFonts w:ascii="Times New Roman" w:hAnsi="Times New Roman" w:cs="Times New Roman"/>
+          <w:lang w:val="tr-TR"/>
+        </w:rPr>
+        <w:t>o</w:t>
+      </w:r>
+      <w:proofErr w:type="spellEnd"/>
+      <w:r>
+        <w:rPr>
+          <w:rFonts w:ascii="Times New Roman" w:hAnsi="Times New Roman" w:cs="Times New Roman"/>
+          <w:lang w:val="tr-TR"/>
+        </w:rPr>
+        <w:t xml:space="preserve"> stabilize </w:t>
+      </w:r>
+      <w:proofErr w:type="spellStart"/>
+      <w:r>
+        <w:rPr>
+          <w:rFonts w:ascii="Times New Roman" w:hAnsi="Times New Roman" w:cs="Times New Roman"/>
+          <w:lang w:val="tr-TR"/>
+        </w:rPr>
+        <w:t>the</w:t>
+      </w:r>
+      <w:proofErr w:type="spellEnd"/>
+      <w:r>
+        <w:rPr>
+          <w:rFonts w:ascii="Times New Roman" w:hAnsi="Times New Roman" w:cs="Times New Roman"/>
+          <w:lang w:val="tr-TR"/>
+        </w:rPr>
+        <w:t xml:space="preserve"> </w:t>
+      </w:r>
+      <w:proofErr w:type="spellStart"/>
+      <w:r>
+        <w:rPr>
+          <w:rFonts w:ascii="Times New Roman" w:hAnsi="Times New Roman" w:cs="Times New Roman"/>
+          <w:lang w:val="tr-TR"/>
+        </w:rPr>
+        <w:t>updates</w:t>
+      </w:r>
+      <w:proofErr w:type="spellEnd"/>
+      <w:r>
+        <w:rPr>
+          <w:rFonts w:ascii="Times New Roman" w:hAnsi="Times New Roman" w:cs="Times New Roman"/>
+          <w:lang w:val="tr-TR"/>
+        </w:rPr>
+        <w:t xml:space="preserve"> of </w:t>
+      </w:r>
+      <w:proofErr w:type="spellStart"/>
+      <w:r>
+        <w:rPr>
+          <w:rFonts w:ascii="Times New Roman" w:hAnsi="Times New Roman" w:cs="Times New Roman"/>
+          <w:lang w:val="tr-TR"/>
+        </w:rPr>
+        <w:t>the</w:t>
+      </w:r>
+      <w:proofErr w:type="spellEnd"/>
+      <w:r>
+        <w:rPr>
+          <w:rFonts w:ascii="Times New Roman" w:hAnsi="Times New Roman" w:cs="Times New Roman"/>
+          <w:lang w:val="tr-TR"/>
+        </w:rPr>
+        <w:t xml:space="preserve"> </w:t>
+      </w:r>
+      <w:proofErr w:type="spellStart"/>
+      <w:r>
+        <w:rPr>
+          <w:rFonts w:ascii="Times New Roman" w:hAnsi="Times New Roman" w:cs="Times New Roman"/>
+          <w:lang w:val="tr-TR"/>
+        </w:rPr>
+        <w:t>preference</w:t>
+      </w:r>
+      <w:proofErr w:type="spellEnd"/>
+      <w:r>
+        <w:rPr>
+          <w:rFonts w:ascii="Times New Roman" w:hAnsi="Times New Roman" w:cs="Times New Roman"/>
+          <w:lang w:val="tr-TR"/>
+        </w:rPr>
+        <w:t xml:space="preserve"> </w:t>
+      </w:r>
+      <w:proofErr w:type="spellStart"/>
+      <w:r>
+        <w:rPr>
+          <w:rFonts w:ascii="Times New Roman" w:hAnsi="Times New Roman" w:cs="Times New Roman"/>
+          <w:lang w:val="tr-TR"/>
+        </w:rPr>
+        <w:t>vector</w:t>
+      </w:r>
+      <w:proofErr w:type="spellEnd"/>
+      <w:r>
+        <w:rPr>
+          <w:rFonts w:ascii="Times New Roman" w:hAnsi="Times New Roman" w:cs="Times New Roman"/>
+          <w:lang w:val="tr-TR"/>
+        </w:rPr>
+        <w:t xml:space="preserve"> w (</w:t>
+      </w:r>
+      <w:proofErr w:type="spellStart"/>
+      <w:r>
+        <w:rPr>
+          <w:rFonts w:ascii="Times New Roman" w:hAnsi="Times New Roman" w:cs="Times New Roman"/>
+          <w:lang w:val="tr-TR"/>
+        </w:rPr>
+        <w:t>to</w:t>
+      </w:r>
+      <w:proofErr w:type="spellEnd"/>
+      <w:r>
+        <w:rPr>
+          <w:rFonts w:ascii="Times New Roman" w:hAnsi="Times New Roman" w:cs="Times New Roman"/>
+          <w:lang w:val="tr-TR"/>
+        </w:rPr>
+        <w:t xml:space="preserve"> </w:t>
+      </w:r>
+      <w:proofErr w:type="spellStart"/>
       <w:r>
         <w:rPr>
           <w:rFonts w:ascii="Times New Roman" w:hAnsi="Times New Roman" w:cs="Times New Roman"/>
@@ -6322,39 +10195,353 @@
         </w:rPr>
         <w:t>avoid</w:t>
       </w:r>
-      <w:r>
-        <w:rPr>
-          <w:rFonts w:ascii="Times New Roman" w:hAnsi="Times New Roman" w:cs="Times New Roman"/>
-          <w:lang w:val="tr-TR"/>
-        </w:rPr>
-        <w:t xml:space="preserve"> an overly large amount of update step) and prevent overfitting </w:t>
-      </w:r>
-      <w:r>
-        <w:rPr>
-          <w:rFonts w:ascii="Times New Roman" w:hAnsi="Times New Roman" w:cs="Times New Roman"/>
-          <w:b/>
-          <w:bCs/>
-          <w:lang w:val="tr-TR"/>
-        </w:rPr>
-        <w:t xml:space="preserve">(learning the existing movies a lot and not being able to </w:t>
-      </w:r>
-      <w:r>
-        <w:rPr>
-          <w:rFonts w:ascii="Times New Roman" w:hAnsi="Times New Roman" w:cs="Times New Roman"/>
-          <w:b/>
-          <w:bCs/>
-          <w:lang w:val="tr-TR"/>
-        </w:rPr>
-        <w:t xml:space="preserve">(adequately) </w:t>
-      </w:r>
-      <w:r>
-        <w:rPr>
-          <w:rFonts w:ascii="Times New Roman" w:hAnsi="Times New Roman" w:cs="Times New Roman"/>
-          <w:b/>
-          <w:bCs/>
-          <w:lang w:val="tr-TR"/>
-        </w:rPr>
-        <w:t>adapt t</w:t>
+      <w:proofErr w:type="spellEnd"/>
+      <w:r>
+        <w:rPr>
+          <w:rFonts w:ascii="Times New Roman" w:hAnsi="Times New Roman" w:cs="Times New Roman"/>
+          <w:lang w:val="tr-TR"/>
+        </w:rPr>
+        <w:t xml:space="preserve"> an </w:t>
+      </w:r>
+      <w:proofErr w:type="spellStart"/>
+      <w:r>
+        <w:rPr>
+          <w:rFonts w:ascii="Times New Roman" w:hAnsi="Times New Roman" w:cs="Times New Roman"/>
+          <w:lang w:val="tr-TR"/>
+        </w:rPr>
+        <w:t>overly</w:t>
+      </w:r>
+      <w:proofErr w:type="spellEnd"/>
+      <w:r>
+        <w:rPr>
+          <w:rFonts w:ascii="Times New Roman" w:hAnsi="Times New Roman" w:cs="Times New Roman"/>
+          <w:lang w:val="tr-TR"/>
+        </w:rPr>
+        <w:t xml:space="preserve"> </w:t>
+      </w:r>
+      <w:proofErr w:type="spellStart"/>
+      <w:r>
+        <w:rPr>
+          <w:rFonts w:ascii="Times New Roman" w:hAnsi="Times New Roman" w:cs="Times New Roman"/>
+          <w:lang w:val="tr-TR"/>
+        </w:rPr>
+        <w:t>large</w:t>
+      </w:r>
+      <w:proofErr w:type="spellEnd"/>
+      <w:r>
+        <w:rPr>
+          <w:rFonts w:ascii="Times New Roman" w:hAnsi="Times New Roman" w:cs="Times New Roman"/>
+          <w:lang w:val="tr-TR"/>
+        </w:rPr>
+        <w:t xml:space="preserve"> </w:t>
+      </w:r>
+      <w:proofErr w:type="spellStart"/>
+      <w:r>
+        <w:rPr>
+          <w:rFonts w:ascii="Times New Roman" w:hAnsi="Times New Roman" w:cs="Times New Roman"/>
+          <w:lang w:val="tr-TR"/>
+        </w:rPr>
+        <w:t>amount</w:t>
+      </w:r>
+      <w:proofErr w:type="spellEnd"/>
+      <w:r>
+        <w:rPr>
+          <w:rFonts w:ascii="Times New Roman" w:hAnsi="Times New Roman" w:cs="Times New Roman"/>
+          <w:lang w:val="tr-TR"/>
+        </w:rPr>
+        <w:t xml:space="preserve"> of </w:t>
+      </w:r>
+      <w:proofErr w:type="spellStart"/>
+      <w:r>
+        <w:rPr>
+          <w:rFonts w:ascii="Times New Roman" w:hAnsi="Times New Roman" w:cs="Times New Roman"/>
+          <w:lang w:val="tr-TR"/>
+        </w:rPr>
+        <w:t>update</w:t>
+      </w:r>
+      <w:proofErr w:type="spellEnd"/>
+      <w:r>
+        <w:rPr>
+          <w:rFonts w:ascii="Times New Roman" w:hAnsi="Times New Roman" w:cs="Times New Roman"/>
+          <w:lang w:val="tr-TR"/>
+        </w:rPr>
+        <w:t xml:space="preserve"> step) </w:t>
+      </w:r>
+      <w:proofErr w:type="spellStart"/>
+      <w:r>
+        <w:rPr>
+          <w:rFonts w:ascii="Times New Roman" w:hAnsi="Times New Roman" w:cs="Times New Roman"/>
+          <w:lang w:val="tr-TR"/>
+        </w:rPr>
+        <w:t>and</w:t>
+      </w:r>
+      <w:proofErr w:type="spellEnd"/>
+      <w:r>
+        <w:rPr>
+          <w:rFonts w:ascii="Times New Roman" w:hAnsi="Times New Roman" w:cs="Times New Roman"/>
+          <w:lang w:val="tr-TR"/>
+        </w:rPr>
+        <w:t xml:space="preserve"> </w:t>
+      </w:r>
+      <w:proofErr w:type="spellStart"/>
+      <w:r>
+        <w:rPr>
+          <w:rFonts w:ascii="Times New Roman" w:hAnsi="Times New Roman" w:cs="Times New Roman"/>
+          <w:lang w:val="tr-TR"/>
+        </w:rPr>
+        <w:t>prevent</w:t>
+      </w:r>
+      <w:proofErr w:type="spellEnd"/>
+      <w:r>
+        <w:rPr>
+          <w:rFonts w:ascii="Times New Roman" w:hAnsi="Times New Roman" w:cs="Times New Roman"/>
+          <w:lang w:val="tr-TR"/>
+        </w:rPr>
+        <w:t xml:space="preserve"> </w:t>
+      </w:r>
+      <w:proofErr w:type="spellStart"/>
+      <w:r>
+        <w:rPr>
+          <w:rFonts w:ascii="Times New Roman" w:hAnsi="Times New Roman" w:cs="Times New Roman"/>
+          <w:lang w:val="tr-TR"/>
+        </w:rPr>
+        <w:t>overfitting</w:t>
+      </w:r>
+      <w:proofErr w:type="spellEnd"/>
+      <w:r>
+        <w:rPr>
+          <w:rFonts w:ascii="Times New Roman" w:hAnsi="Times New Roman" w:cs="Times New Roman"/>
+          <w:lang w:val="tr-TR"/>
+        </w:rPr>
+        <w:t xml:space="preserve"> </w:t>
+      </w:r>
+      <w:r>
+        <w:rPr>
+          <w:rFonts w:ascii="Times New Roman" w:hAnsi="Times New Roman" w:cs="Times New Roman"/>
+          <w:b/>
+          <w:bCs/>
+          <w:lang w:val="tr-TR"/>
+        </w:rPr>
+        <w:t>(</w:t>
+      </w:r>
+      <w:proofErr w:type="spellStart"/>
+      <w:r>
+        <w:rPr>
+          <w:rFonts w:ascii="Times New Roman" w:hAnsi="Times New Roman" w:cs="Times New Roman"/>
+          <w:b/>
+          <w:bCs/>
+          <w:lang w:val="tr-TR"/>
+        </w:rPr>
+        <w:t>learning</w:t>
+      </w:r>
+      <w:proofErr w:type="spellEnd"/>
+      <w:r>
+        <w:rPr>
+          <w:rFonts w:ascii="Times New Roman" w:hAnsi="Times New Roman" w:cs="Times New Roman"/>
+          <w:b/>
+          <w:bCs/>
+          <w:lang w:val="tr-TR"/>
+        </w:rPr>
+        <w:t xml:space="preserve"> </w:t>
+      </w:r>
+      <w:proofErr w:type="spellStart"/>
+      <w:r>
+        <w:rPr>
+          <w:rFonts w:ascii="Times New Roman" w:hAnsi="Times New Roman" w:cs="Times New Roman"/>
+          <w:b/>
+          <w:bCs/>
+          <w:lang w:val="tr-TR"/>
+        </w:rPr>
+        <w:t>the</w:t>
+      </w:r>
+      <w:proofErr w:type="spellEnd"/>
+      <w:r>
+        <w:rPr>
+          <w:rFonts w:ascii="Times New Roman" w:hAnsi="Times New Roman" w:cs="Times New Roman"/>
+          <w:b/>
+          <w:bCs/>
+          <w:lang w:val="tr-TR"/>
+        </w:rPr>
+        <w:t xml:space="preserve"> </w:t>
+      </w:r>
+      <w:proofErr w:type="spellStart"/>
+      <w:r>
+        <w:rPr>
+          <w:rFonts w:ascii="Times New Roman" w:hAnsi="Times New Roman" w:cs="Times New Roman"/>
+          <w:b/>
+          <w:bCs/>
+          <w:lang w:val="tr-TR"/>
+        </w:rPr>
+        <w:t>existing</w:t>
+      </w:r>
+      <w:proofErr w:type="spellEnd"/>
+      <w:r>
+        <w:rPr>
+          <w:rFonts w:ascii="Times New Roman" w:hAnsi="Times New Roman" w:cs="Times New Roman"/>
+          <w:b/>
+          <w:bCs/>
+          <w:lang w:val="tr-TR"/>
+        </w:rPr>
+        <w:t xml:space="preserve"> </w:t>
+      </w:r>
+      <w:proofErr w:type="spellStart"/>
+      <w:r>
+        <w:rPr>
+          <w:rFonts w:ascii="Times New Roman" w:hAnsi="Times New Roman" w:cs="Times New Roman"/>
+          <w:b/>
+          <w:bCs/>
+          <w:lang w:val="tr-TR"/>
+        </w:rPr>
+        <w:t>movies</w:t>
+      </w:r>
+      <w:proofErr w:type="spellEnd"/>
+      <w:r>
+        <w:rPr>
+          <w:rFonts w:ascii="Times New Roman" w:hAnsi="Times New Roman" w:cs="Times New Roman"/>
+          <w:b/>
+          <w:bCs/>
+          <w:lang w:val="tr-TR"/>
+        </w:rPr>
+        <w:t xml:space="preserve"> a lot </w:t>
+      </w:r>
+      <w:proofErr w:type="spellStart"/>
+      <w:r>
+        <w:rPr>
+          <w:rFonts w:ascii="Times New Roman" w:hAnsi="Times New Roman" w:cs="Times New Roman"/>
+          <w:b/>
+          <w:bCs/>
+          <w:lang w:val="tr-TR"/>
+        </w:rPr>
+        <w:t>and</w:t>
+      </w:r>
+      <w:proofErr w:type="spellEnd"/>
+      <w:r>
+        <w:rPr>
+          <w:rFonts w:ascii="Times New Roman" w:hAnsi="Times New Roman" w:cs="Times New Roman"/>
+          <w:b/>
+          <w:bCs/>
+          <w:lang w:val="tr-TR"/>
+        </w:rPr>
+        <w:t xml:space="preserve"> not </w:t>
+      </w:r>
+      <w:proofErr w:type="spellStart"/>
+      <w:r>
+        <w:rPr>
+          <w:rFonts w:ascii="Times New Roman" w:hAnsi="Times New Roman" w:cs="Times New Roman"/>
+          <w:b/>
+          <w:bCs/>
+          <w:lang w:val="tr-TR"/>
+        </w:rPr>
+        <w:t>being</w:t>
+      </w:r>
+      <w:proofErr w:type="spellEnd"/>
+      <w:r>
+        <w:rPr>
+          <w:rFonts w:ascii="Times New Roman" w:hAnsi="Times New Roman" w:cs="Times New Roman"/>
+          <w:b/>
+          <w:bCs/>
+          <w:lang w:val="tr-TR"/>
+        </w:rPr>
+        <w:t xml:space="preserve"> </w:t>
+      </w:r>
+      <w:proofErr w:type="spellStart"/>
+      <w:r>
+        <w:rPr>
+          <w:rFonts w:ascii="Times New Roman" w:hAnsi="Times New Roman" w:cs="Times New Roman"/>
+          <w:b/>
+          <w:bCs/>
+          <w:lang w:val="tr-TR"/>
+        </w:rPr>
+        <w:t>able</w:t>
+      </w:r>
+      <w:proofErr w:type="spellEnd"/>
+      <w:r>
+        <w:rPr>
+          <w:rFonts w:ascii="Times New Roman" w:hAnsi="Times New Roman" w:cs="Times New Roman"/>
+          <w:b/>
+          <w:bCs/>
+          <w:lang w:val="tr-TR"/>
+        </w:rPr>
+        <w:t xml:space="preserve"> </w:t>
+      </w:r>
+      <w:proofErr w:type="spellStart"/>
+      <w:r>
+        <w:rPr>
+          <w:rFonts w:ascii="Times New Roman" w:hAnsi="Times New Roman" w:cs="Times New Roman"/>
+          <w:b/>
+          <w:bCs/>
+          <w:lang w:val="tr-TR"/>
+        </w:rPr>
+        <w:t>to</w:t>
+      </w:r>
+      <w:proofErr w:type="spellEnd"/>
+      <w:r>
+        <w:rPr>
+          <w:rFonts w:ascii="Times New Roman" w:hAnsi="Times New Roman" w:cs="Times New Roman"/>
+          <w:b/>
+          <w:bCs/>
+          <w:lang w:val="tr-TR"/>
+        </w:rPr>
+        <w:t xml:space="preserve"> </w:t>
+      </w:r>
+      <w:r>
+        <w:rPr>
+          <w:rFonts w:ascii="Times New Roman" w:hAnsi="Times New Roman" w:cs="Times New Roman"/>
+          <w:b/>
+          <w:bCs/>
+          <w:lang w:val="tr-TR"/>
+        </w:rPr>
+        <w:t>(</w:t>
+      </w:r>
+      <w:proofErr w:type="spellStart"/>
+      <w:r>
+        <w:rPr>
+          <w:rFonts w:ascii="Times New Roman" w:hAnsi="Times New Roman" w:cs="Times New Roman"/>
+          <w:b/>
+          <w:bCs/>
+          <w:lang w:val="tr-TR"/>
+        </w:rPr>
+        <w:t>adequately</w:t>
+      </w:r>
+      <w:proofErr w:type="spellEnd"/>
+      <w:r>
+        <w:rPr>
+          <w:rFonts w:ascii="Times New Roman" w:hAnsi="Times New Roman" w:cs="Times New Roman"/>
+          <w:b/>
+          <w:bCs/>
+          <w:lang w:val="tr-TR"/>
+        </w:rPr>
+        <w:t xml:space="preserve">) </w:t>
+      </w:r>
+      <w:proofErr w:type="spellStart"/>
+      <w:r>
+        <w:rPr>
+          <w:rFonts w:ascii="Times New Roman" w:hAnsi="Times New Roman" w:cs="Times New Roman"/>
+          <w:b/>
+          <w:bCs/>
+          <w:lang w:val="tr-TR"/>
+        </w:rPr>
+        <w:t>adapt</w:t>
+      </w:r>
+      <w:proofErr w:type="spellEnd"/>
+      <w:r>
+        <w:rPr>
+          <w:rFonts w:ascii="Times New Roman" w:hAnsi="Times New Roman" w:cs="Times New Roman"/>
+          <w:b/>
+          <w:bCs/>
+          <w:lang w:val="tr-TR"/>
+        </w:rPr>
+        <w:t xml:space="preserve"> </w:t>
+      </w:r>
+      <w:proofErr w:type="spellStart"/>
+      <w:r>
+        <w:rPr>
+          <w:rFonts w:ascii="Times New Roman" w:hAnsi="Times New Roman" w:cs="Times New Roman"/>
+          <w:b/>
+          <w:bCs/>
+          <w:lang w:val="tr-TR"/>
+        </w:rPr>
+        <w:t>t</w:t>
       </w:r>
       <w:r>
         <w:rPr>
@@ -6365,59 +10552,375 @@
         </w:rPr>
         <w:t>o</w:t>
       </w:r>
-      <w:r>
-        <w:rPr>
-          <w:rFonts w:ascii="Times New Roman" w:hAnsi="Times New Roman" w:cs="Times New Roman"/>
-          <w:b/>
-          <w:bCs/>
-          <w:lang w:val="tr-TR"/>
-        </w:rPr>
-        <w:t xml:space="preserve"> randomly and newly chosen movies from the dataset)</w:t>
-      </w:r>
-      <w:r>
-        <w:rPr>
-          <w:rFonts w:ascii="Times New Roman" w:hAnsi="Times New Roman" w:cs="Times New Roman"/>
-          <w:lang w:val="tr-TR"/>
-        </w:rPr>
-        <w:t xml:space="preserve"> </w:t>
-      </w:r>
-      <w:r>
-        <w:rPr>
-          <w:rFonts w:ascii="Times New Roman" w:hAnsi="Times New Roman" w:cs="Times New Roman"/>
-          <w:lang w:val="tr-TR"/>
-        </w:rPr>
-        <w:t xml:space="preserve">and </w:t>
-      </w:r>
-      <w:r>
-        <w:rPr>
-          <w:rFonts w:ascii="Times New Roman" w:hAnsi="Times New Roman" w:cs="Times New Roman"/>
-          <w:lang w:val="tr-TR"/>
-        </w:rPr>
-        <w:t xml:space="preserve">overshooting </w:t>
-      </w:r>
-      <w:r>
-        <w:rPr>
-          <w:rFonts w:ascii="Times New Roman" w:hAnsi="Times New Roman" w:cs="Times New Roman"/>
-          <w:b/>
-          <w:bCs/>
-          <w:lang w:val="tr-TR"/>
-        </w:rPr>
-        <w:t>(divergence, significant increases, or significant fluctuations)</w:t>
-      </w:r>
-      <w:r>
-        <w:rPr>
-          <w:rFonts w:ascii="Times New Roman" w:hAnsi="Times New Roman" w:cs="Times New Roman"/>
+      <w:proofErr w:type="spellEnd"/>
+      <w:r>
+        <w:rPr>
+          <w:rFonts w:ascii="Times New Roman" w:hAnsi="Times New Roman" w:cs="Times New Roman"/>
+          <w:b/>
+          <w:bCs/>
+          <w:lang w:val="tr-TR"/>
+        </w:rPr>
+        <w:t xml:space="preserve"> </w:t>
+      </w:r>
+      <w:proofErr w:type="spellStart"/>
+      <w:r>
+        <w:rPr>
+          <w:rFonts w:ascii="Times New Roman" w:hAnsi="Times New Roman" w:cs="Times New Roman"/>
+          <w:b/>
+          <w:bCs/>
+          <w:lang w:val="tr-TR"/>
+        </w:rPr>
+        <w:t>randomly</w:t>
+      </w:r>
+      <w:proofErr w:type="spellEnd"/>
+      <w:r>
+        <w:rPr>
+          <w:rFonts w:ascii="Times New Roman" w:hAnsi="Times New Roman" w:cs="Times New Roman"/>
+          <w:b/>
+          <w:bCs/>
+          <w:lang w:val="tr-TR"/>
+        </w:rPr>
+        <w:t xml:space="preserve"> </w:t>
+      </w:r>
+      <w:proofErr w:type="spellStart"/>
+      <w:r>
+        <w:rPr>
+          <w:rFonts w:ascii="Times New Roman" w:hAnsi="Times New Roman" w:cs="Times New Roman"/>
+          <w:b/>
+          <w:bCs/>
+          <w:lang w:val="tr-TR"/>
+        </w:rPr>
+        <w:t>and</w:t>
+      </w:r>
+      <w:proofErr w:type="spellEnd"/>
+      <w:r>
+        <w:rPr>
+          <w:rFonts w:ascii="Times New Roman" w:hAnsi="Times New Roman" w:cs="Times New Roman"/>
+          <w:b/>
+          <w:bCs/>
+          <w:lang w:val="tr-TR"/>
+        </w:rPr>
+        <w:t xml:space="preserve"> </w:t>
+      </w:r>
+      <w:proofErr w:type="spellStart"/>
+      <w:r>
+        <w:rPr>
+          <w:rFonts w:ascii="Times New Roman" w:hAnsi="Times New Roman" w:cs="Times New Roman"/>
+          <w:b/>
+          <w:bCs/>
+          <w:lang w:val="tr-TR"/>
+        </w:rPr>
+        <w:t>newly</w:t>
+      </w:r>
+      <w:proofErr w:type="spellEnd"/>
+      <w:r>
+        <w:rPr>
+          <w:rFonts w:ascii="Times New Roman" w:hAnsi="Times New Roman" w:cs="Times New Roman"/>
+          <w:b/>
+          <w:bCs/>
+          <w:lang w:val="tr-TR"/>
+        </w:rPr>
+        <w:t xml:space="preserve"> </w:t>
+      </w:r>
+      <w:proofErr w:type="spellStart"/>
+      <w:r>
+        <w:rPr>
+          <w:rFonts w:ascii="Times New Roman" w:hAnsi="Times New Roman" w:cs="Times New Roman"/>
+          <w:b/>
+          <w:bCs/>
+          <w:lang w:val="tr-TR"/>
+        </w:rPr>
+        <w:t>chosen</w:t>
+      </w:r>
+      <w:proofErr w:type="spellEnd"/>
+      <w:r>
+        <w:rPr>
+          <w:rFonts w:ascii="Times New Roman" w:hAnsi="Times New Roman" w:cs="Times New Roman"/>
+          <w:b/>
+          <w:bCs/>
+          <w:lang w:val="tr-TR"/>
+        </w:rPr>
+        <w:t xml:space="preserve"> </w:t>
+      </w:r>
+      <w:proofErr w:type="spellStart"/>
+      <w:r>
+        <w:rPr>
+          <w:rFonts w:ascii="Times New Roman" w:hAnsi="Times New Roman" w:cs="Times New Roman"/>
+          <w:b/>
+          <w:bCs/>
+          <w:lang w:val="tr-TR"/>
+        </w:rPr>
+        <w:t>movies</w:t>
+      </w:r>
+      <w:proofErr w:type="spellEnd"/>
+      <w:r>
+        <w:rPr>
+          <w:rFonts w:ascii="Times New Roman" w:hAnsi="Times New Roman" w:cs="Times New Roman"/>
+          <w:b/>
+          <w:bCs/>
+          <w:lang w:val="tr-TR"/>
+        </w:rPr>
+        <w:t xml:space="preserve"> </w:t>
+      </w:r>
+      <w:proofErr w:type="spellStart"/>
+      <w:r>
+        <w:rPr>
+          <w:rFonts w:ascii="Times New Roman" w:hAnsi="Times New Roman" w:cs="Times New Roman"/>
+          <w:b/>
+          <w:bCs/>
+          <w:lang w:val="tr-TR"/>
+        </w:rPr>
+        <w:t>from</w:t>
+      </w:r>
+      <w:proofErr w:type="spellEnd"/>
+      <w:r>
+        <w:rPr>
+          <w:rFonts w:ascii="Times New Roman" w:hAnsi="Times New Roman" w:cs="Times New Roman"/>
+          <w:b/>
+          <w:bCs/>
+          <w:lang w:val="tr-TR"/>
+        </w:rPr>
+        <w:t xml:space="preserve"> </w:t>
+      </w:r>
+      <w:proofErr w:type="spellStart"/>
+      <w:r>
+        <w:rPr>
+          <w:rFonts w:ascii="Times New Roman" w:hAnsi="Times New Roman" w:cs="Times New Roman"/>
+          <w:b/>
+          <w:bCs/>
+          <w:lang w:val="tr-TR"/>
+        </w:rPr>
+        <w:t>the</w:t>
+      </w:r>
+      <w:proofErr w:type="spellEnd"/>
+      <w:r>
+        <w:rPr>
+          <w:rFonts w:ascii="Times New Roman" w:hAnsi="Times New Roman" w:cs="Times New Roman"/>
+          <w:b/>
+          <w:bCs/>
+          <w:lang w:val="tr-TR"/>
+        </w:rPr>
+        <w:t xml:space="preserve"> </w:t>
+      </w:r>
+      <w:proofErr w:type="spellStart"/>
+      <w:r>
+        <w:rPr>
+          <w:rFonts w:ascii="Times New Roman" w:hAnsi="Times New Roman" w:cs="Times New Roman"/>
+          <w:b/>
+          <w:bCs/>
+          <w:lang w:val="tr-TR"/>
+        </w:rPr>
+        <w:t>dataset</w:t>
+      </w:r>
+      <w:proofErr w:type="spellEnd"/>
+      <w:r>
+        <w:rPr>
+          <w:rFonts w:ascii="Times New Roman" w:hAnsi="Times New Roman" w:cs="Times New Roman"/>
+          <w:b/>
+          <w:bCs/>
+          <w:lang w:val="tr-TR"/>
+        </w:rPr>
+        <w:t>)</w:t>
+      </w:r>
+      <w:r>
+        <w:rPr>
+          <w:rFonts w:ascii="Times New Roman" w:hAnsi="Times New Roman" w:cs="Times New Roman"/>
+          <w:lang w:val="tr-TR"/>
+        </w:rPr>
+        <w:t xml:space="preserve"> </w:t>
+      </w:r>
+      <w:proofErr w:type="spellStart"/>
+      <w:r>
+        <w:rPr>
+          <w:rFonts w:ascii="Times New Roman" w:hAnsi="Times New Roman" w:cs="Times New Roman"/>
+          <w:lang w:val="tr-TR"/>
+        </w:rPr>
+        <w:t>and</w:t>
+      </w:r>
+      <w:proofErr w:type="spellEnd"/>
+      <w:r>
+        <w:rPr>
+          <w:rFonts w:ascii="Times New Roman" w:hAnsi="Times New Roman" w:cs="Times New Roman"/>
+          <w:lang w:val="tr-TR"/>
+        </w:rPr>
+        <w:t xml:space="preserve"> </w:t>
+      </w:r>
+      <w:proofErr w:type="spellStart"/>
+      <w:r>
+        <w:rPr>
+          <w:rFonts w:ascii="Times New Roman" w:hAnsi="Times New Roman" w:cs="Times New Roman"/>
+          <w:lang w:val="tr-TR"/>
+        </w:rPr>
+        <w:t>overshooting</w:t>
+      </w:r>
+      <w:proofErr w:type="spellEnd"/>
+      <w:r>
+        <w:rPr>
+          <w:rFonts w:ascii="Times New Roman" w:hAnsi="Times New Roman" w:cs="Times New Roman"/>
+          <w:lang w:val="tr-TR"/>
+        </w:rPr>
+        <w:t xml:space="preserve"> </w:t>
+      </w:r>
+      <w:r>
+        <w:rPr>
+          <w:rFonts w:ascii="Times New Roman" w:hAnsi="Times New Roman" w:cs="Times New Roman"/>
+          <w:b/>
+          <w:bCs/>
+          <w:lang w:val="tr-TR"/>
+        </w:rPr>
+        <w:t>(</w:t>
+      </w:r>
+      <w:proofErr w:type="spellStart"/>
+      <w:r>
+        <w:rPr>
+          <w:rFonts w:ascii="Times New Roman" w:hAnsi="Times New Roman" w:cs="Times New Roman"/>
+          <w:b/>
+          <w:bCs/>
+          <w:lang w:val="tr-TR"/>
+        </w:rPr>
+        <w:t>divergence</w:t>
+      </w:r>
+      <w:proofErr w:type="spellEnd"/>
+      <w:r>
+        <w:rPr>
+          <w:rFonts w:ascii="Times New Roman" w:hAnsi="Times New Roman" w:cs="Times New Roman"/>
+          <w:b/>
+          <w:bCs/>
           <w:lang w:val="tr-TR"/>
         </w:rPr>
         <w:t xml:space="preserve">, </w:t>
       </w:r>
-      <w:r>
-        <w:rPr>
-          <w:rFonts w:ascii="Times New Roman" w:hAnsi="Times New Roman" w:cs="Times New Roman"/>
-          <w:lang w:val="tr-TR"/>
-        </w:rPr>
-        <w:t xml:space="preserve">I have </w:t>
-      </w:r>
+      <w:proofErr w:type="spellStart"/>
+      <w:r>
+        <w:rPr>
+          <w:rFonts w:ascii="Times New Roman" w:hAnsi="Times New Roman" w:cs="Times New Roman"/>
+          <w:b/>
+          <w:bCs/>
+          <w:lang w:val="tr-TR"/>
+        </w:rPr>
+        <w:t>significant</w:t>
+      </w:r>
+      <w:proofErr w:type="spellEnd"/>
+      <w:r>
+        <w:rPr>
+          <w:rFonts w:ascii="Times New Roman" w:hAnsi="Times New Roman" w:cs="Times New Roman"/>
+          <w:b/>
+          <w:bCs/>
+          <w:lang w:val="tr-TR"/>
+        </w:rPr>
+        <w:t xml:space="preserve"> </w:t>
+      </w:r>
+      <w:proofErr w:type="spellStart"/>
+      <w:r>
+        <w:rPr>
+          <w:rFonts w:ascii="Times New Roman" w:hAnsi="Times New Roman" w:cs="Times New Roman"/>
+          <w:b/>
+          <w:bCs/>
+          <w:lang w:val="tr-TR"/>
+        </w:rPr>
+        <w:t>increases</w:t>
+      </w:r>
+      <w:proofErr w:type="spellEnd"/>
+      <w:r>
+        <w:rPr>
+          <w:rFonts w:ascii="Times New Roman" w:hAnsi="Times New Roman" w:cs="Times New Roman"/>
+          <w:b/>
+          <w:bCs/>
+          <w:lang w:val="tr-TR"/>
+        </w:rPr>
+        <w:t xml:space="preserve">, </w:t>
+      </w:r>
+      <w:proofErr w:type="spellStart"/>
+      <w:r>
+        <w:rPr>
+          <w:rFonts w:ascii="Times New Roman" w:hAnsi="Times New Roman" w:cs="Times New Roman"/>
+          <w:b/>
+          <w:bCs/>
+          <w:lang w:val="tr-TR"/>
+        </w:rPr>
+        <w:t>or</w:t>
+      </w:r>
+      <w:proofErr w:type="spellEnd"/>
+      <w:r>
+        <w:rPr>
+          <w:rFonts w:ascii="Times New Roman" w:hAnsi="Times New Roman" w:cs="Times New Roman"/>
+          <w:b/>
+          <w:bCs/>
+          <w:lang w:val="tr-TR"/>
+        </w:rPr>
+        <w:t xml:space="preserve"> </w:t>
+      </w:r>
+      <w:proofErr w:type="spellStart"/>
+      <w:r>
+        <w:rPr>
+          <w:rFonts w:ascii="Times New Roman" w:hAnsi="Times New Roman" w:cs="Times New Roman"/>
+          <w:b/>
+          <w:bCs/>
+          <w:lang w:val="tr-TR"/>
+        </w:rPr>
+        <w:t>significant</w:t>
+      </w:r>
+      <w:proofErr w:type="spellEnd"/>
+      <w:r>
+        <w:rPr>
+          <w:rFonts w:ascii="Times New Roman" w:hAnsi="Times New Roman" w:cs="Times New Roman"/>
+          <w:b/>
+          <w:bCs/>
+          <w:lang w:val="tr-TR"/>
+        </w:rPr>
+        <w:t xml:space="preserve"> </w:t>
+      </w:r>
+      <w:proofErr w:type="spellStart"/>
+      <w:r>
+        <w:rPr>
+          <w:rFonts w:ascii="Times New Roman" w:hAnsi="Times New Roman" w:cs="Times New Roman"/>
+          <w:b/>
+          <w:bCs/>
+          <w:lang w:val="tr-TR"/>
+        </w:rPr>
+        <w:t>fluctuations</w:t>
+      </w:r>
+      <w:proofErr w:type="spellEnd"/>
+      <w:r>
+        <w:rPr>
+          <w:rFonts w:ascii="Times New Roman" w:hAnsi="Times New Roman" w:cs="Times New Roman"/>
+          <w:b/>
+          <w:bCs/>
+          <w:lang w:val="tr-TR"/>
+        </w:rPr>
+        <w:t>)</w:t>
+      </w:r>
+      <w:r>
+        <w:rPr>
+          <w:rFonts w:ascii="Times New Roman" w:hAnsi="Times New Roman" w:cs="Times New Roman"/>
+          <w:lang w:val="tr-TR"/>
+        </w:rPr>
+        <w:t xml:space="preserve">, </w:t>
+      </w:r>
+      <w:r>
+        <w:rPr>
+          <w:rFonts w:ascii="Times New Roman" w:hAnsi="Times New Roman" w:cs="Times New Roman"/>
+          <w:lang w:val="tr-TR"/>
+        </w:rPr>
+        <w:t xml:space="preserve">I </w:t>
+      </w:r>
+      <w:proofErr w:type="spellStart"/>
+      <w:r>
+        <w:rPr>
+          <w:rFonts w:ascii="Times New Roman" w:hAnsi="Times New Roman" w:cs="Times New Roman"/>
+          <w:lang w:val="tr-TR"/>
+        </w:rPr>
+        <w:t>have</w:t>
+      </w:r>
+      <w:proofErr w:type="spellEnd"/>
+      <w:r>
+        <w:rPr>
+          <w:rFonts w:ascii="Times New Roman" w:hAnsi="Times New Roman" w:cs="Times New Roman"/>
+          <w:lang w:val="tr-TR"/>
+        </w:rPr>
+        <w:t xml:space="preserve"> </w:t>
+      </w:r>
+      <w:proofErr w:type="spellStart"/>
       <w:r>
         <w:rPr>
           <w:rFonts w:ascii="Times New Roman" w:hAnsi="Times New Roman" w:cs="Times New Roman"/>
@@ -6430,7 +10933,47 @@
           <w:rFonts w:ascii="Times New Roman" w:hAnsi="Times New Roman" w:cs="Times New Roman"/>
           <w:lang w:val="tr-TR"/>
         </w:rPr>
-        <w:t xml:space="preserve">n the learning rate of Design 1 </w:t>
+        <w:t>n</w:t>
+      </w:r>
+      <w:proofErr w:type="spellEnd"/>
+      <w:r>
+        <w:rPr>
+          <w:rFonts w:ascii="Times New Roman" w:hAnsi="Times New Roman" w:cs="Times New Roman"/>
+          <w:lang w:val="tr-TR"/>
+        </w:rPr>
+        <w:t xml:space="preserve"> </w:t>
+      </w:r>
+      <w:proofErr w:type="spellStart"/>
+      <w:r>
+        <w:rPr>
+          <w:rFonts w:ascii="Times New Roman" w:hAnsi="Times New Roman" w:cs="Times New Roman"/>
+          <w:lang w:val="tr-TR"/>
+        </w:rPr>
+        <w:t>the</w:t>
+      </w:r>
+      <w:proofErr w:type="spellEnd"/>
+      <w:r>
+        <w:rPr>
+          <w:rFonts w:ascii="Times New Roman" w:hAnsi="Times New Roman" w:cs="Times New Roman"/>
+          <w:lang w:val="tr-TR"/>
+        </w:rPr>
+        <w:t xml:space="preserve"> </w:t>
+      </w:r>
+      <w:proofErr w:type="spellStart"/>
+      <w:r>
+        <w:rPr>
+          <w:rFonts w:ascii="Times New Roman" w:hAnsi="Times New Roman" w:cs="Times New Roman"/>
+          <w:lang w:val="tr-TR"/>
+        </w:rPr>
+        <w:t>learning</w:t>
+      </w:r>
+      <w:proofErr w:type="spellEnd"/>
+      <w:r>
+        <w:rPr>
+          <w:rFonts w:ascii="Times New Roman" w:hAnsi="Times New Roman" w:cs="Times New Roman"/>
+          <w:lang w:val="tr-TR"/>
+        </w:rPr>
+        <w:t xml:space="preserve"> rate of Design 1 </w:t>
       </w:r>
       <w:r>
         <w:rPr>
@@ -6450,32 +10993,229 @@
         </w:rPr>
         <w:t xml:space="preserve"> </w:t>
       </w:r>
-      <w:r>
-        <w:rPr>
-          <w:rFonts w:ascii="Times New Roman" w:hAnsi="Times New Roman" w:cs="Times New Roman"/>
-          <w:lang w:val="tr-TR"/>
-        </w:rPr>
-        <w:t xml:space="preserve">higher than the learning rate of Design 2 (0.005), where the accumulated gradient is less than the Design 1. </w:t>
+      <w:proofErr w:type="spellStart"/>
+      <w:r>
+        <w:rPr>
+          <w:rFonts w:ascii="Times New Roman" w:hAnsi="Times New Roman" w:cs="Times New Roman"/>
+          <w:lang w:val="tr-TR"/>
+        </w:rPr>
+        <w:t>higher</w:t>
+      </w:r>
+      <w:proofErr w:type="spellEnd"/>
+      <w:r>
+        <w:rPr>
+          <w:rFonts w:ascii="Times New Roman" w:hAnsi="Times New Roman" w:cs="Times New Roman"/>
+          <w:lang w:val="tr-TR"/>
+        </w:rPr>
+        <w:t xml:space="preserve"> </w:t>
+      </w:r>
+      <w:proofErr w:type="spellStart"/>
+      <w:r>
+        <w:rPr>
+          <w:rFonts w:ascii="Times New Roman" w:hAnsi="Times New Roman" w:cs="Times New Roman"/>
+          <w:lang w:val="tr-TR"/>
+        </w:rPr>
+        <w:t>than</w:t>
+      </w:r>
+      <w:proofErr w:type="spellEnd"/>
+      <w:r>
+        <w:rPr>
+          <w:rFonts w:ascii="Times New Roman" w:hAnsi="Times New Roman" w:cs="Times New Roman"/>
+          <w:lang w:val="tr-TR"/>
+        </w:rPr>
+        <w:t xml:space="preserve"> </w:t>
+      </w:r>
+      <w:proofErr w:type="spellStart"/>
+      <w:r>
+        <w:rPr>
+          <w:rFonts w:ascii="Times New Roman" w:hAnsi="Times New Roman" w:cs="Times New Roman"/>
+          <w:lang w:val="tr-TR"/>
+        </w:rPr>
+        <w:t>the</w:t>
+      </w:r>
+      <w:proofErr w:type="spellEnd"/>
+      <w:r>
+        <w:rPr>
+          <w:rFonts w:ascii="Times New Roman" w:hAnsi="Times New Roman" w:cs="Times New Roman"/>
+          <w:lang w:val="tr-TR"/>
+        </w:rPr>
+        <w:t xml:space="preserve"> </w:t>
+      </w:r>
+      <w:proofErr w:type="spellStart"/>
+      <w:r>
+        <w:rPr>
+          <w:rFonts w:ascii="Times New Roman" w:hAnsi="Times New Roman" w:cs="Times New Roman"/>
+          <w:lang w:val="tr-TR"/>
+        </w:rPr>
+        <w:t>learning</w:t>
+      </w:r>
+      <w:proofErr w:type="spellEnd"/>
+      <w:r>
+        <w:rPr>
+          <w:rFonts w:ascii="Times New Roman" w:hAnsi="Times New Roman" w:cs="Times New Roman"/>
+          <w:lang w:val="tr-TR"/>
+        </w:rPr>
+        <w:t xml:space="preserve"> rate of Design 2 (0.005), </w:t>
+      </w:r>
+      <w:proofErr w:type="spellStart"/>
+      <w:r>
+        <w:rPr>
+          <w:rFonts w:ascii="Times New Roman" w:hAnsi="Times New Roman" w:cs="Times New Roman"/>
+          <w:lang w:val="tr-TR"/>
+        </w:rPr>
+        <w:t>where</w:t>
+      </w:r>
+      <w:proofErr w:type="spellEnd"/>
+      <w:r>
+        <w:rPr>
+          <w:rFonts w:ascii="Times New Roman" w:hAnsi="Times New Roman" w:cs="Times New Roman"/>
+          <w:lang w:val="tr-TR"/>
+        </w:rPr>
+        <w:t xml:space="preserve"> </w:t>
+      </w:r>
+      <w:proofErr w:type="spellStart"/>
+      <w:r>
+        <w:rPr>
+          <w:rFonts w:ascii="Times New Roman" w:hAnsi="Times New Roman" w:cs="Times New Roman"/>
+          <w:lang w:val="tr-TR"/>
+        </w:rPr>
+        <w:t>the</w:t>
+      </w:r>
+      <w:proofErr w:type="spellEnd"/>
+      <w:r>
+        <w:rPr>
+          <w:rFonts w:ascii="Times New Roman" w:hAnsi="Times New Roman" w:cs="Times New Roman"/>
+          <w:lang w:val="tr-TR"/>
+        </w:rPr>
+        <w:t xml:space="preserve"> </w:t>
+      </w:r>
+      <w:proofErr w:type="spellStart"/>
+      <w:r>
+        <w:rPr>
+          <w:rFonts w:ascii="Times New Roman" w:hAnsi="Times New Roman" w:cs="Times New Roman"/>
+          <w:lang w:val="tr-TR"/>
+        </w:rPr>
+        <w:t>accumulated</w:t>
+      </w:r>
+      <w:proofErr w:type="spellEnd"/>
+      <w:r>
+        <w:rPr>
+          <w:rFonts w:ascii="Times New Roman" w:hAnsi="Times New Roman" w:cs="Times New Roman"/>
+          <w:lang w:val="tr-TR"/>
+        </w:rPr>
+        <w:t xml:space="preserve"> </w:t>
+      </w:r>
+      <w:proofErr w:type="spellStart"/>
+      <w:r>
+        <w:rPr>
+          <w:rFonts w:ascii="Times New Roman" w:hAnsi="Times New Roman" w:cs="Times New Roman"/>
+          <w:lang w:val="tr-TR"/>
+        </w:rPr>
+        <w:t>gradient</w:t>
+      </w:r>
+      <w:proofErr w:type="spellEnd"/>
+      <w:r>
+        <w:rPr>
+          <w:rFonts w:ascii="Times New Roman" w:hAnsi="Times New Roman" w:cs="Times New Roman"/>
+          <w:lang w:val="tr-TR"/>
+        </w:rPr>
+        <w:t xml:space="preserve"> is </w:t>
+      </w:r>
+      <w:proofErr w:type="spellStart"/>
+      <w:r>
+        <w:rPr>
+          <w:rFonts w:ascii="Times New Roman" w:hAnsi="Times New Roman" w:cs="Times New Roman"/>
+          <w:lang w:val="tr-TR"/>
+        </w:rPr>
+        <w:t>less</w:t>
+      </w:r>
+      <w:proofErr w:type="spellEnd"/>
+      <w:r>
+        <w:rPr>
+          <w:rFonts w:ascii="Times New Roman" w:hAnsi="Times New Roman" w:cs="Times New Roman"/>
+          <w:lang w:val="tr-TR"/>
+        </w:rPr>
+        <w:t xml:space="preserve"> </w:t>
+      </w:r>
+      <w:proofErr w:type="spellStart"/>
+      <w:r>
+        <w:rPr>
+          <w:rFonts w:ascii="Times New Roman" w:hAnsi="Times New Roman" w:cs="Times New Roman"/>
+          <w:lang w:val="tr-TR"/>
+        </w:rPr>
+        <w:t>than</w:t>
+      </w:r>
+      <w:proofErr w:type="spellEnd"/>
+      <w:r>
+        <w:rPr>
+          <w:rFonts w:ascii="Times New Roman" w:hAnsi="Times New Roman" w:cs="Times New Roman"/>
+          <w:lang w:val="tr-TR"/>
+        </w:rPr>
+        <w:t xml:space="preserve"> </w:t>
+      </w:r>
+      <w:proofErr w:type="spellStart"/>
+      <w:r>
+        <w:rPr>
+          <w:rFonts w:ascii="Times New Roman" w:hAnsi="Times New Roman" w:cs="Times New Roman"/>
+          <w:lang w:val="tr-TR"/>
+        </w:rPr>
+        <w:t>th</w:t>
+      </w:r>
+      <w:r>
+        <w:rPr>
+          <w:rFonts w:ascii="Times New Roman" w:hAnsi="Times New Roman" w:cs="Times New Roman"/>
+          <w:lang w:val="tr-TR"/>
+        </w:rPr>
+        <w:t>at</w:t>
+      </w:r>
+      <w:proofErr w:type="spellEnd"/>
+      <w:r>
+        <w:rPr>
+          <w:rFonts w:ascii="Times New Roman" w:hAnsi="Times New Roman" w:cs="Times New Roman"/>
+          <w:lang w:val="tr-TR"/>
+        </w:rPr>
+        <w:t xml:space="preserve"> of</w:t>
+      </w:r>
+      <w:r>
+        <w:rPr>
+          <w:rFonts w:ascii="Times New Roman" w:hAnsi="Times New Roman" w:cs="Times New Roman"/>
+          <w:lang w:val="tr-TR"/>
+        </w:rPr>
+        <w:t xml:space="preserve"> Design 1. </w:t>
       </w:r>
     </w:p>
     <w:p>
       <w:pPr>
         <w:spacing w:line="360" w:lineRule="auto"/>
         <w:rPr>
+          <w:rFonts w:ascii="Times New Roman" w:hAnsi="Times New Roman" w:cs="Times New Roman"/>
           <w:b/>
           <w:bCs/>
           <w:u w:val="single"/>
           <w:lang w:val="tr-TR"/>
         </w:rPr>
       </w:pPr>
-      <w:r>
-        <w:rPr>
+      <w:proofErr w:type="spellStart"/>
+      <w:r>
+        <w:rPr>
+          <w:rFonts w:ascii="Times New Roman" w:hAnsi="Times New Roman" w:cs="Times New Roman"/>
           <w:b/>
           <w:bCs/>
           <w:u w:val="single"/>
           <w:lang w:val="tr-TR"/>
         </w:rPr>
-        <w:t xml:space="preserve">Task 3: </w:t>
+        <w:t>Task</w:t>
+      </w:r>
+      <w:proofErr w:type="spellEnd"/>
+      <w:r>
+        <w:rPr>
+          <w:rFonts w:ascii="Times New Roman" w:hAnsi="Times New Roman" w:cs="Times New Roman"/>
+          <w:b/>
+          <w:bCs/>
+          <w:u w:val="single"/>
+          <w:lang w:val="tr-TR"/>
+        </w:rPr>
+        <w:t xml:space="preserve"> 3: </w:t>
       </w:r>
     </w:p>
     <w:p>
